--- a/lesson3/第三节课打印资料_雅思阅读精讲.docx
+++ b/lesson3/第三节课打印资料_雅思阅读精讲.docx
@@ -54,7 +54,7 @@
         <w:rPr>
           <w:rFonts w:ascii="Arial Unicode MS" w:hAnsi="Arial Unicode MS" w:eastAsia="Arial Unicode MS"/>
         </w:rPr>
-        <w:t>0. 课前延迟检索：Pencil 流程图版 Q1–8（第二节课留题），建议限时 6 分钟，先做再讲。</w:t>
+        <w:t>0. The Development of Plastics：第二节课作业，本节开场复盘（表格填空 + 判断），逐题讲解见文末。</w:t>
       </w:r>
     </w:p>
     <w:p>
@@ -1129,7 +1129,7 @@
         <w:rPr>
           <w:rFonts w:ascii="Arial Unicode MS" w:hAnsi="Arial Unicode MS" w:eastAsia="Arial Unicode MS"/>
         </w:rPr>
-        <w:t>课前延迟检索</w:t>
+        <w:t>HOMEWORK REVIEW • 第二节课作业</w:t>
       </w:r>
     </w:p>
     <w:p>
@@ -1140,7 +1140,18 @@
         <w:rPr>
           <w:rFonts w:ascii="Arial Unicode MS" w:hAnsi="Arial Unicode MS" w:eastAsia="Arial Unicode MS"/>
         </w:rPr>
-        <w:t>The History of the Pencil — Flow-chart Version（Q1–8）</w:t>
+        <w:t>The Development of Plastics</w:t>
+      </w:r>
+    </w:p>
+    <w:p>
+      <w:pPr>
+        <w:pStyle w:val="5"/>
+      </w:pPr>
+      <w:r>
+        <w:rPr>
+          <w:rFonts w:ascii="Arial Unicode MS" w:hAnsi="Arial Unicode MS" w:eastAsia="Arial Unicode MS"/>
+        </w:rPr>
+        <w:t>塑料的发展史｜第二节课作业复盘（表格填空 + 判断）</w:t>
       </w:r>
     </w:p>
     <w:p>
@@ -1151,7 +1162,7 @@
         <w:rPr>
           <w:rFonts w:ascii="Arial Unicode MS" w:hAnsi="Arial Unicode MS" w:eastAsia="Arial Unicode MS"/>
         </w:rPr>
-        <w:t>第二节课课堂只限时做了 Q9–13，Q1–8 当时留作“延迟检索”。间隔一周之后再做，检验的不是记忆，而是方法是否真的留下来。</w:t>
+        <w:t>The Development of Plastics 是第二节课布置的课后独立作业。本节课开场先复盘：表格填空考“属性 / 用途 / 国别”的行列定位，判断题考化学关系与程度词。</w:t>
       </w:r>
     </w:p>
     <w:tbl>
@@ -1189,7 +1200,7 @@
                 <w:b/>
                 <w:sz w:val="18"/>
               </w:rPr>
-              <w:t xml:space="preserve">作答要求　</w:t>
+              <w:t xml:space="preserve">复盘要求　</w:t>
             </w:r>
             <w:r>
               <w:rPr>
@@ -1197,7 +1208,1443 @@
                 <w:b w:val="0"/>
                 <w:sz w:val="18"/>
               </w:rPr>
-              <w:t>限时 6 分钟，不查词典、不讨论。每题先写 P/S 定位再写答案；判断题必须写出“支持 / 矛盾 / 未提”三选一。原文见第二节课打印资料 Passage 3。</w:t>
+              <w:t>先对答案、标出对错，但不要立刻看讲解。每道错题写出 P/S 定位与题干↔原文的同义替换，最后写错因（定位错 / 替换错 / 范围与方向错）。逐题精讲与词汇、长难句见本讲义文末。</w:t>
+            </w:r>
+          </w:p>
+        </w:tc>
+      </w:tr>
+    </w:tbl>
+    <w:p>
+      <w:pPr>
+        <w:spacing w:after="60"/>
+      </w:pPr>
+    </w:p>
+    <w:p>
+      <w:pPr>
+        <w:pStyle w:val="168"/>
+      </w:pPr>
+      <w:r>
+        <w:rPr>
+          <w:rFonts w:ascii="Arial Unicode MS" w:hAnsi="Arial Unicode MS" w:eastAsia="Arial Unicode MS"/>
+        </w:rPr>
+        <w:t>[P1] [S1] The first plastics were developed as a substitute for natural rubber. [S2] Chemically, rubber is a polymer—a compound containing large molecules that are formed by the bonding of many smaller, simpler units, repeated over and over again. [S3] The same bonding principle—polymerization—is the basis of the creation of a huge range of plastics by the chemical industry.</w:t>
+      </w:r>
+    </w:p>
+    <w:p>
+      <w:pPr>
+        <w:pStyle w:val="168"/>
+      </w:pPr>
+      <w:r>
+        <w:rPr>
+          <w:rFonts w:ascii="Arial Unicode MS" w:hAnsi="Arial Unicode MS" w:eastAsia="Arial Unicode MS"/>
+        </w:rPr>
+        <w:t>[P2] [S1] The first plastic was developed as a result of a competition in the USA. [S2] In the 1860s, $10,000 was offered to anybody who could replace ivory—supplies of which were declining—with something equally good as a material for making billiard balls. [S3] The prize was won by John Wesley Hyatt, with a material called celluloid. [S4] Celluloid was made by dissolving cellulose, a carbohydrate obtained from plants, in a solution of camphor dissolved in ethanol. [S5] This new material rapidly found other applications in the manufacture of everyday products such as knife handles and detachable collars and cuffs. [S6] But perhaps the best-known celluloid product was photographic film, without which the film industry could never have taken off at the end of the 19th century.</w:t>
+      </w:r>
+    </w:p>
+    <w:p>
+      <w:pPr>
+        <w:pStyle w:val="168"/>
+      </w:pPr>
+      <w:r>
+        <w:rPr>
+          <w:rFonts w:ascii="Arial Unicode MS" w:hAnsi="Arial Unicode MS" w:eastAsia="Arial Unicode MS"/>
+        </w:rPr>
+        <w:t>[P3] [S1] Celluloid can be repeatedly softened and reshaped by heat, and is known as a thermoplastic. [S2] In 1907, Leo Baekeland (1863–1944), a Belgian chemist working in the USA, invented a different kind of plastic by causing phenol and formaldehyde to react together. [S3] Baekeland called it Bakelite, and it was the first of the thermosets—plastics that can be cast and moulded while hot, but cannot be softened by heat and reshaped once they have set. [S4] Bakelite was a good insulator, and was resistant to water and acid. [S5] With these properties it was soon being used in the manufacture of electrical switches as well as a variety of domestic items.</w:t>
+      </w:r>
+    </w:p>
+    <w:p>
+      <w:pPr>
+        <w:pStyle w:val="168"/>
+      </w:pPr>
+      <w:r>
+        <w:rPr>
+          <w:rFonts w:ascii="Arial Unicode MS" w:hAnsi="Arial Unicode MS" w:eastAsia="Arial Unicode MS"/>
+        </w:rPr>
+        <w:t>[P4] [S1] As the century went on, the range of newly developed plastics increased. [S2] Chemists began looking for other small molecules that could be strung together to make polymers. [S3] In the 1930s, chemists in Britain discovered that the gas ethylene would polymerize under heat and pressure to form a thermoplastic they called polythene. [S4] Polypropylene followed in the 1950s. [S5] Both are used to make bottles, pipes and plastic bags. [S6] A small change in the starting material—replacing a hydrogen atom in ethylene with a chlorine atom—produced rigid PVC (polyvinyl chloride), a fireproof plastic suitable for drains and gutters. [S7] By adding certain chemicals, a soft form of PVC can be produced, suitable as a substitute for rubber in items such as waterproof clothing. [S8] A closely related plastic is Teflon or PTFE (polytetrafluoroethylene). [S9] It produces very little friction, making it ideal for products such as non-stick frying pans.</w:t>
+      </w:r>
+    </w:p>
+    <w:p>
+      <w:pPr>
+        <w:pStyle w:val="168"/>
+      </w:pPr>
+      <w:r>
+        <w:rPr>
+          <w:rFonts w:ascii="Arial Unicode MS" w:hAnsi="Arial Unicode MS" w:eastAsia="Arial Unicode MS"/>
+        </w:rPr>
+        <w:t>[P5] [S1] Polystyrene, a hard, clear material like glass, was developed during the 1930s in Germany, and its applications included food containers and toys. [S2] Expanded polystyrene is rigid and is widely used in packaging and insulation. [S3] Polyurethane, developed in the same country, was commonly produced as a foam, which was very useful in the production of insulating materials.</w:t>
+      </w:r>
+    </w:p>
+    <w:p>
+      <w:pPr>
+        <w:pStyle w:val="168"/>
+      </w:pPr>
+      <w:r>
+        <w:rPr>
+          <w:rFonts w:ascii="Arial Unicode MS" w:hAnsi="Arial Unicode MS" w:eastAsia="Arial Unicode MS"/>
+        </w:rPr>
+        <w:t>[P6] [S1] In the 1930s, the first of the man-made fibres was created—nylon. [S2] Its inventor was a chemist called Wallace Carothers (1896–1937), who worked for the Du Pont company in the USA. [S3] He found that under the right conditions two particular chemicals would form a polymer that could be pumped out through holes and then stretched to form long glossy threads that could be woven like silk. [S4] Its first use was to make parachutes for the US armed forces in World War II. [S5] In the postwar years, it completely replaced silk in the manufacture of stockings.</w:t>
+      </w:r>
+    </w:p>
+    <w:p>
+      <w:pPr>
+        <w:pStyle w:val="168"/>
+      </w:pPr>
+      <w:r>
+        <w:rPr>
+          <w:rFonts w:ascii="Arial Unicode MS" w:hAnsi="Arial Unicode MS" w:eastAsia="Arial Unicode MS"/>
+        </w:rPr>
+        <w:t>[P7] [S1] Many other synthetic fibres joined nylon, including Orlon, Acrilan, and Terylene. [S2] Today most garments are made of a blend of natural fibres, such as cotton and wool, and man-made fibres that make fabrics easier to look after.</w:t>
+      </w:r>
+    </w:p>
+    <w:p>
+      <w:pPr>
+        <w:pStyle w:val="168"/>
+      </w:pPr>
+      <w:r>
+        <w:rPr>
+          <w:rFonts w:ascii="Arial Unicode MS" w:hAnsi="Arial Unicode MS" w:eastAsia="Arial Unicode MS"/>
+        </w:rPr>
+        <w:t>[P8] [S1] Despite its enormous usefulness, plastic has its drawbacks. [S2] In fact, one of its great strengths—its indestructibility—is its greatest disadvantage. [S3] Beaches all over the world, even on the remotest island, are littered with plastic bottles that nothing can destroy. [S4] Nor is it very easy to recycle plastics, as different types of plastic are often found in the same items and call for different treatments.</w:t>
+      </w:r>
+    </w:p>
+    <w:p>
+      <w:pPr>
+        <w:pStyle w:val="168"/>
+      </w:pPr>
+      <w:r>
+        <w:rPr>
+          <w:rFonts w:ascii="Arial Unicode MS" w:hAnsi="Arial Unicode MS" w:eastAsia="Arial Unicode MS"/>
+        </w:rPr>
+        <w:t>[P9] [S1] Plastics can be made biodegradable by incorporating into their structure a material such as starch, which is attacked by bacteria and causes the plastic to fall apart. [S2] Other materials can be incorporated that gradually decay in sunlight—although bottles made of such materials have to be stored in the dark, to ensure they do not disintegrate before they have been used.</w:t>
+      </w:r>
+    </w:p>
+    <w:p>
+      <w:pPr>
+        <w:pStyle w:val="5"/>
+      </w:pPr>
+      <w:r>
+        <w:rPr>
+          <w:rFonts w:ascii="Arial Unicode MS" w:hAnsi="Arial Unicode MS" w:eastAsia="Arial Unicode MS"/>
+        </w:rPr>
+        <w:t>Questions 1–7 · Table Completion</w:t>
+      </w:r>
+    </w:p>
+    <w:p>
+      <w:pPr>
+        <w:pStyle w:val="171"/>
+      </w:pPr>
+      <w:r>
+        <w:rPr>
+          <w:rFonts w:ascii="Arial Unicode MS" w:hAnsi="Arial Unicode MS" w:eastAsia="Arial Unicode MS"/>
+        </w:rPr>
+        <w:t>Complete the table below. Choose NO MORE THAN THREE WORDS from the passage for each answer.</w:t>
+      </w:r>
+    </w:p>
+    <w:p>
+      <w:pPr>
+        <w:pStyle w:val="169"/>
+      </w:pPr>
+      <w:r>
+        <w:rPr>
+          <w:rFonts w:ascii="Arial Unicode MS" w:hAnsi="Arial Unicode MS" w:eastAsia="Arial Unicode MS"/>
+          <w:b/>
+        </w:rPr>
+        <w:t>Early types of plastic</w:t>
+      </w:r>
+    </w:p>
+    <w:tbl>
+      <w:tblPr>
+        <w:tblLook w:firstColumn="1" w:firstRow="1" w:lastColumn="0" w:lastRow="0" w:noHBand="0" w:noVBand="1" w:val="04A0"/>
+        <w:tblW w:w="9866" w:type="dxa"/>
+        <w:tblLayout w:type="fixed"/>
+      </w:tblPr>
+      <w:tblGrid>
+        <w:gridCol w:w="1500"/>
+        <w:gridCol w:w="900"/>
+        <w:gridCol w:w="1300"/>
+        <w:gridCol w:w="3100"/>
+        <w:gridCol w:w="3066"/>
+      </w:tblGrid>
+      <w:tr>
+        <w:trPr>
+          <w:cantSplit/>
+        </w:trPr>
+        <w:tc>
+          <w:tcPr>
+            <w:tcW w:type="dxa" w:w="1500"/>
+            <w:shd w:val="clear" w:color="auto" w:fill="DCEEFF"/>
+            <w:tcBorders>
+              <w:top w:val="single" w:color="E2E7EC" w:sz="2" w:space="0"/>
+              <w:left w:val="single" w:color="E2E7EC" w:sz="2" w:space="0"/>
+              <w:bottom w:val="single" w:color="E2E7EC" w:sz="2" w:space="0"/>
+              <w:right w:val="single" w:color="E2E7EC" w:sz="2" w:space="0"/>
+            </w:tcBorders>
+          </w:tcPr>
+          <w:p>
+            <w:pPr>
+              <w:spacing w:before="30" w:after="40"/>
+            </w:pPr>
+            <w:r/>
+            <w:r>
+              <w:rPr>
+                <w:rFonts w:ascii="Arial Unicode MS" w:hAnsi="Arial Unicode MS" w:eastAsia="Arial Unicode MS"/>
+                <w:b/>
+                <w:sz w:val="18"/>
+              </w:rPr>
+              <w:t>Name</w:t>
+            </w:r>
+          </w:p>
+        </w:tc>
+        <w:tc>
+          <w:tcPr>
+            <w:tcW w:type="dxa" w:w="900"/>
+            <w:shd w:val="clear" w:color="auto" w:fill="DCEEFF"/>
+            <w:tcBorders>
+              <w:top w:val="single" w:color="E2E7EC" w:sz="2" w:space="0"/>
+              <w:left w:val="single" w:color="E2E7EC" w:sz="2" w:space="0"/>
+              <w:bottom w:val="single" w:color="E2E7EC" w:sz="2" w:space="0"/>
+              <w:right w:val="single" w:color="E2E7EC" w:sz="2" w:space="0"/>
+            </w:tcBorders>
+          </w:tcPr>
+          <w:p>
+            <w:pPr>
+              <w:spacing w:before="30" w:after="40"/>
+            </w:pPr>
+            <w:r/>
+            <w:r>
+              <w:rPr>
+                <w:rFonts w:ascii="Arial Unicode MS" w:hAnsi="Arial Unicode MS" w:eastAsia="Arial Unicode MS"/>
+                <w:b/>
+                <w:sz w:val="18"/>
+              </w:rPr>
+              <w:t>Date</w:t>
+            </w:r>
+          </w:p>
+        </w:tc>
+        <w:tc>
+          <w:tcPr>
+            <w:tcW w:type="dxa" w:w="1300"/>
+            <w:shd w:val="clear" w:color="auto" w:fill="DCEEFF"/>
+            <w:tcBorders>
+              <w:top w:val="single" w:color="E2E7EC" w:sz="2" w:space="0"/>
+              <w:left w:val="single" w:color="E2E7EC" w:sz="2" w:space="0"/>
+              <w:bottom w:val="single" w:color="E2E7EC" w:sz="2" w:space="0"/>
+              <w:right w:val="single" w:color="E2E7EC" w:sz="2" w:space="0"/>
+            </w:tcBorders>
+          </w:tcPr>
+          <w:p>
+            <w:pPr>
+              <w:spacing w:before="30" w:after="40"/>
+            </w:pPr>
+            <w:r/>
+            <w:r>
+              <w:rPr>
+                <w:rFonts w:ascii="Arial Unicode MS" w:hAnsi="Arial Unicode MS" w:eastAsia="Arial Unicode MS"/>
+                <w:b/>
+                <w:sz w:val="18"/>
+              </w:rPr>
+              <w:t>Country of origin</w:t>
+            </w:r>
+          </w:p>
+        </w:tc>
+        <w:tc>
+          <w:tcPr>
+            <w:tcW w:type="dxa" w:w="3100"/>
+            <w:shd w:val="clear" w:color="auto" w:fill="DCEEFF"/>
+            <w:tcBorders>
+              <w:top w:val="single" w:color="E2E7EC" w:sz="2" w:space="0"/>
+              <w:left w:val="single" w:color="E2E7EC" w:sz="2" w:space="0"/>
+              <w:bottom w:val="single" w:color="E2E7EC" w:sz="2" w:space="0"/>
+              <w:right w:val="single" w:color="E2E7EC" w:sz="2" w:space="0"/>
+            </w:tcBorders>
+          </w:tcPr>
+          <w:p>
+            <w:pPr>
+              <w:spacing w:before="30" w:after="40"/>
+            </w:pPr>
+            <w:r/>
+            <w:r>
+              <w:rPr>
+                <w:rFonts w:ascii="Arial Unicode MS" w:hAnsi="Arial Unicode MS" w:eastAsia="Arial Unicode MS"/>
+                <w:b/>
+                <w:sz w:val="18"/>
+              </w:rPr>
+              <w:t>Properties</w:t>
+            </w:r>
+          </w:p>
+        </w:tc>
+        <w:tc>
+          <w:tcPr>
+            <w:tcW w:type="dxa" w:w="3066"/>
+            <w:shd w:val="clear" w:color="auto" w:fill="DCEEFF"/>
+            <w:tcBorders>
+              <w:top w:val="single" w:color="E2E7EC" w:sz="2" w:space="0"/>
+              <w:left w:val="single" w:color="E2E7EC" w:sz="2" w:space="0"/>
+              <w:bottom w:val="single" w:color="E2E7EC" w:sz="2" w:space="0"/>
+              <w:right w:val="single" w:color="E2E7EC" w:sz="2" w:space="0"/>
+            </w:tcBorders>
+          </w:tcPr>
+          <w:p>
+            <w:pPr>
+              <w:spacing w:before="30" w:after="40"/>
+            </w:pPr>
+            <w:r/>
+            <w:r>
+              <w:rPr>
+                <w:rFonts w:ascii="Arial Unicode MS" w:hAnsi="Arial Unicode MS" w:eastAsia="Arial Unicode MS"/>
+                <w:b/>
+                <w:sz w:val="18"/>
+              </w:rPr>
+              <w:t>Common uses</w:t>
+            </w:r>
+          </w:p>
+        </w:tc>
+      </w:tr>
+      <w:tr>
+        <w:trPr>
+          <w:cantSplit/>
+        </w:trPr>
+        <w:tc>
+          <w:tcPr>
+            <w:tcW w:type="dxa" w:w="1500"/>
+            <w:tcBorders>
+              <w:top w:val="single" w:color="E2E7EC" w:sz="2" w:space="0"/>
+              <w:left w:val="single" w:color="E2E7EC" w:sz="2" w:space="0"/>
+              <w:bottom w:val="single" w:color="E2E7EC" w:sz="2" w:space="0"/>
+              <w:right w:val="single" w:color="E2E7EC" w:sz="2" w:space="0"/>
+            </w:tcBorders>
+          </w:tcPr>
+          <w:p>
+            <w:pPr>
+              <w:spacing w:before="30" w:after="40"/>
+            </w:pPr>
+            <w:r/>
+            <w:r>
+              <w:rPr>
+                <w:rFonts w:ascii="Arial Unicode MS" w:hAnsi="Arial Unicode MS" w:eastAsia="Arial Unicode MS"/>
+                <w:b w:val="0"/>
+                <w:sz w:val="18"/>
+              </w:rPr>
+              <w:t>Celluloid</w:t>
+            </w:r>
+          </w:p>
+        </w:tc>
+        <w:tc>
+          <w:tcPr>
+            <w:tcW w:type="dxa" w:w="900"/>
+            <w:tcBorders>
+              <w:top w:val="single" w:color="E2E7EC" w:sz="2" w:space="0"/>
+              <w:left w:val="single" w:color="E2E7EC" w:sz="2" w:space="0"/>
+              <w:bottom w:val="single" w:color="E2E7EC" w:sz="2" w:space="0"/>
+              <w:right w:val="single" w:color="E2E7EC" w:sz="2" w:space="0"/>
+            </w:tcBorders>
+          </w:tcPr>
+          <w:p>
+            <w:pPr>
+              <w:spacing w:before="30" w:after="40"/>
+            </w:pPr>
+            <w:r/>
+            <w:r>
+              <w:rPr>
+                <w:rFonts w:ascii="Arial Unicode MS" w:hAnsi="Arial Unicode MS" w:eastAsia="Arial Unicode MS"/>
+                <w:b w:val="0"/>
+                <w:sz w:val="18"/>
+              </w:rPr>
+              <w:t>1860s</w:t>
+            </w:r>
+          </w:p>
+        </w:tc>
+        <w:tc>
+          <w:tcPr>
+            <w:tcW w:type="dxa" w:w="1300"/>
+            <w:tcBorders>
+              <w:top w:val="single" w:color="E2E7EC" w:sz="2" w:space="0"/>
+              <w:left w:val="single" w:color="E2E7EC" w:sz="2" w:space="0"/>
+              <w:bottom w:val="single" w:color="E2E7EC" w:sz="2" w:space="0"/>
+              <w:right w:val="single" w:color="E2E7EC" w:sz="2" w:space="0"/>
+            </w:tcBorders>
+          </w:tcPr>
+          <w:p>
+            <w:pPr>
+              <w:spacing w:before="30" w:after="40"/>
+            </w:pPr>
+            <w:r/>
+            <w:r>
+              <w:rPr>
+                <w:rFonts w:ascii="Arial Unicode MS" w:hAnsi="Arial Unicode MS" w:eastAsia="Arial Unicode MS"/>
+                <w:b w:val="0"/>
+                <w:sz w:val="18"/>
+              </w:rPr>
+              <w:t>USA</w:t>
+            </w:r>
+          </w:p>
+        </w:tc>
+        <w:tc>
+          <w:tcPr>
+            <w:tcW w:type="dxa" w:w="3100"/>
+            <w:tcBorders>
+              <w:top w:val="single" w:color="E2E7EC" w:sz="2" w:space="0"/>
+              <w:left w:val="single" w:color="E2E7EC" w:sz="2" w:space="0"/>
+              <w:bottom w:val="single" w:color="E2E7EC" w:sz="2" w:space="0"/>
+              <w:right w:val="single" w:color="E2E7EC" w:sz="2" w:space="0"/>
+            </w:tcBorders>
+          </w:tcPr>
+          <w:p>
+            <w:pPr>
+              <w:spacing w:before="30" w:after="40"/>
+            </w:pPr>
+            <w:r/>
+            <w:r>
+              <w:rPr>
+                <w:rFonts w:ascii="Arial Unicode MS" w:hAnsi="Arial Unicode MS" w:eastAsia="Arial Unicode MS"/>
+                <w:b w:val="0"/>
+                <w:sz w:val="18"/>
+              </w:rPr>
+              <w:t>can be soften and reshaped by heat</w:t>
+            </w:r>
+          </w:p>
+        </w:tc>
+        <w:tc>
+          <w:tcPr>
+            <w:tcW w:type="dxa" w:w="3066"/>
+            <w:tcBorders>
+              <w:top w:val="single" w:color="E2E7EC" w:sz="2" w:space="0"/>
+              <w:left w:val="single" w:color="E2E7EC" w:sz="2" w:space="0"/>
+              <w:bottom w:val="single" w:color="E2E7EC" w:sz="2" w:space="0"/>
+              <w:right w:val="single" w:color="E2E7EC" w:sz="2" w:space="0"/>
+            </w:tcBorders>
+          </w:tcPr>
+          <w:p>
+            <w:pPr>
+              <w:spacing w:before="30" w:after="40"/>
+            </w:pPr>
+            <w:r/>
+            <w:r>
+              <w:rPr>
+                <w:rFonts w:ascii="Arial Unicode MS" w:hAnsi="Arial Unicode MS" w:eastAsia="Arial Unicode MS"/>
+                <w:b w:val="0"/>
+                <w:sz w:val="18"/>
+              </w:rPr>
+              <w:t>•  billiard balls (original use)</w:t>
+            </w:r>
+          </w:p>
+          <w:p>
+            <w:pPr>
+              <w:spacing w:before="0" w:after="40"/>
+            </w:pPr>
+            <w:r>
+              <w:rPr>
+                <w:rFonts w:ascii="Arial Unicode MS" w:hAnsi="Arial Unicode MS" w:eastAsia="Arial Unicode MS"/>
+                <w:b w:val="0"/>
+                <w:sz w:val="18"/>
+              </w:rPr>
+              <w:t>•  cutlery</w:t>
+            </w:r>
+          </w:p>
+          <w:p>
+            <w:pPr>
+              <w:spacing w:before="0" w:after="40"/>
+            </w:pPr>
+            <w:r>
+              <w:rPr>
+                <w:rFonts w:ascii="Arial Unicode MS" w:hAnsi="Arial Unicode MS" w:eastAsia="Arial Unicode MS"/>
+                <w:b w:val="0"/>
+                <w:sz w:val="18"/>
+              </w:rPr>
+              <w:t>•  clothing</w:t>
+            </w:r>
+          </w:p>
+          <w:p>
+            <w:pPr>
+              <w:spacing w:before="0" w:after="40"/>
+            </w:pPr>
+            <w:r>
+              <w:rPr>
+                <w:rFonts w:ascii="Arial Unicode MS" w:hAnsi="Arial Unicode MS" w:eastAsia="Arial Unicode MS"/>
+                <w:b w:val="0"/>
+                <w:sz w:val="18"/>
+              </w:rPr>
+              <w:t>•  1 ………………</w:t>
+            </w:r>
+          </w:p>
+        </w:tc>
+      </w:tr>
+      <w:tr>
+        <w:trPr>
+          <w:cantSplit/>
+        </w:trPr>
+        <w:tc>
+          <w:tcPr>
+            <w:tcW w:type="dxa" w:w="1500"/>
+            <w:tcBorders>
+              <w:top w:val="single" w:color="E2E7EC" w:sz="2" w:space="0"/>
+              <w:left w:val="single" w:color="E2E7EC" w:sz="2" w:space="0"/>
+              <w:bottom w:val="single" w:color="E2E7EC" w:sz="2" w:space="0"/>
+              <w:right w:val="single" w:color="E2E7EC" w:sz="2" w:space="0"/>
+            </w:tcBorders>
+          </w:tcPr>
+          <w:p>
+            <w:pPr>
+              <w:spacing w:before="30" w:after="40"/>
+            </w:pPr>
+            <w:r/>
+            <w:r>
+              <w:rPr>
+                <w:rFonts w:ascii="Arial Unicode MS" w:hAnsi="Arial Unicode MS" w:eastAsia="Arial Unicode MS"/>
+                <w:b w:val="0"/>
+                <w:sz w:val="18"/>
+              </w:rPr>
+              <w:t>2 ………………</w:t>
+            </w:r>
+          </w:p>
+        </w:tc>
+        <w:tc>
+          <w:tcPr>
+            <w:tcW w:type="dxa" w:w="900"/>
+            <w:tcBorders>
+              <w:top w:val="single" w:color="E2E7EC" w:sz="2" w:space="0"/>
+              <w:left w:val="single" w:color="E2E7EC" w:sz="2" w:space="0"/>
+              <w:bottom w:val="single" w:color="E2E7EC" w:sz="2" w:space="0"/>
+              <w:right w:val="single" w:color="E2E7EC" w:sz="2" w:space="0"/>
+            </w:tcBorders>
+          </w:tcPr>
+          <w:p>
+            <w:pPr>
+              <w:spacing w:before="30" w:after="40"/>
+            </w:pPr>
+            <w:r/>
+            <w:r>
+              <w:rPr>
+                <w:rFonts w:ascii="Arial Unicode MS" w:hAnsi="Arial Unicode MS" w:eastAsia="Arial Unicode MS"/>
+                <w:b w:val="0"/>
+                <w:sz w:val="18"/>
+              </w:rPr>
+              <w:t>1907</w:t>
+            </w:r>
+          </w:p>
+        </w:tc>
+        <w:tc>
+          <w:tcPr>
+            <w:tcW w:type="dxa" w:w="1300"/>
+            <w:tcBorders>
+              <w:top w:val="single" w:color="E2E7EC" w:sz="2" w:space="0"/>
+              <w:left w:val="single" w:color="E2E7EC" w:sz="2" w:space="0"/>
+              <w:bottom w:val="single" w:color="E2E7EC" w:sz="2" w:space="0"/>
+              <w:right w:val="single" w:color="E2E7EC" w:sz="2" w:space="0"/>
+            </w:tcBorders>
+          </w:tcPr>
+          <w:p>
+            <w:pPr>
+              <w:spacing w:before="30" w:after="40"/>
+            </w:pPr>
+            <w:r/>
+            <w:r>
+              <w:rPr>
+                <w:rFonts w:ascii="Arial Unicode MS" w:hAnsi="Arial Unicode MS" w:eastAsia="Arial Unicode MS"/>
+                <w:b w:val="0"/>
+                <w:sz w:val="18"/>
+              </w:rPr>
+              <w:t>USA</w:t>
+            </w:r>
+          </w:p>
+        </w:tc>
+        <w:tc>
+          <w:tcPr>
+            <w:tcW w:type="dxa" w:w="3100"/>
+            <w:tcBorders>
+              <w:top w:val="single" w:color="E2E7EC" w:sz="2" w:space="0"/>
+              <w:left w:val="single" w:color="E2E7EC" w:sz="2" w:space="0"/>
+              <w:bottom w:val="single" w:color="E2E7EC" w:sz="2" w:space="0"/>
+              <w:right w:val="single" w:color="E2E7EC" w:sz="2" w:space="0"/>
+            </w:tcBorders>
+          </w:tcPr>
+          <w:p>
+            <w:pPr>
+              <w:spacing w:before="30" w:after="40"/>
+            </w:pPr>
+            <w:r/>
+            <w:r>
+              <w:rPr>
+                <w:rFonts w:ascii="Arial Unicode MS" w:hAnsi="Arial Unicode MS" w:eastAsia="Arial Unicode MS"/>
+                <w:b w:val="0"/>
+                <w:sz w:val="18"/>
+              </w:rPr>
+              <w:t>can't be softened after setting; good insulator; resistant to water and acid</w:t>
+            </w:r>
+          </w:p>
+        </w:tc>
+        <w:tc>
+          <w:tcPr>
+            <w:tcW w:type="dxa" w:w="3066"/>
+            <w:tcBorders>
+              <w:top w:val="single" w:color="E2E7EC" w:sz="2" w:space="0"/>
+              <w:left w:val="single" w:color="E2E7EC" w:sz="2" w:space="0"/>
+              <w:bottom w:val="single" w:color="E2E7EC" w:sz="2" w:space="0"/>
+              <w:right w:val="single" w:color="E2E7EC" w:sz="2" w:space="0"/>
+            </w:tcBorders>
+          </w:tcPr>
+          <w:p>
+            <w:pPr>
+              <w:spacing w:before="30" w:after="40"/>
+            </w:pPr>
+            <w:r/>
+            <w:r>
+              <w:rPr>
+                <w:rFonts w:ascii="Arial Unicode MS" w:hAnsi="Arial Unicode MS" w:eastAsia="Arial Unicode MS"/>
+                <w:b w:val="0"/>
+                <w:sz w:val="18"/>
+              </w:rPr>
+              <w:t>•  3 ………………</w:t>
+            </w:r>
+          </w:p>
+          <w:p>
+            <w:pPr>
+              <w:spacing w:before="0" w:after="40"/>
+            </w:pPr>
+            <w:r>
+              <w:rPr>
+                <w:rFonts w:ascii="Arial Unicode MS" w:hAnsi="Arial Unicode MS" w:eastAsia="Arial Unicode MS"/>
+                <w:b w:val="0"/>
+                <w:sz w:val="18"/>
+              </w:rPr>
+              <w:t>•  household object</w:t>
+            </w:r>
+          </w:p>
+        </w:tc>
+      </w:tr>
+      <w:tr>
+        <w:trPr>
+          <w:cantSplit/>
+        </w:trPr>
+        <w:tc>
+          <w:tcPr>
+            <w:tcW w:type="dxa" w:w="1500"/>
+            <w:tcBorders>
+              <w:top w:val="single" w:color="E2E7EC" w:sz="2" w:space="0"/>
+              <w:left w:val="single" w:color="E2E7EC" w:sz="2" w:space="0"/>
+              <w:bottom w:val="single" w:color="E2E7EC" w:sz="2" w:space="0"/>
+              <w:right w:val="single" w:color="E2E7EC" w:sz="2" w:space="0"/>
+            </w:tcBorders>
+          </w:tcPr>
+          <w:p>
+            <w:pPr>
+              <w:spacing w:before="30" w:after="40"/>
+            </w:pPr>
+            <w:r/>
+            <w:r>
+              <w:rPr>
+                <w:rFonts w:ascii="Arial Unicode MS" w:hAnsi="Arial Unicode MS" w:eastAsia="Arial Unicode MS"/>
+                <w:b w:val="0"/>
+                <w:sz w:val="18"/>
+              </w:rPr>
+              <w:t>Polythene</w:t>
+            </w:r>
+          </w:p>
+        </w:tc>
+        <w:tc>
+          <w:tcPr>
+            <w:tcW w:type="dxa" w:w="900"/>
+            <w:tcBorders>
+              <w:top w:val="single" w:color="E2E7EC" w:sz="2" w:space="0"/>
+              <w:left w:val="single" w:color="E2E7EC" w:sz="2" w:space="0"/>
+              <w:bottom w:val="single" w:color="E2E7EC" w:sz="2" w:space="0"/>
+              <w:right w:val="single" w:color="E2E7EC" w:sz="2" w:space="0"/>
+            </w:tcBorders>
+          </w:tcPr>
+          <w:p>
+            <w:pPr>
+              <w:spacing w:before="30" w:after="40"/>
+            </w:pPr>
+            <w:r/>
+            <w:r>
+              <w:rPr>
+                <w:rFonts w:ascii="Arial Unicode MS" w:hAnsi="Arial Unicode MS" w:eastAsia="Arial Unicode MS"/>
+                <w:b w:val="0"/>
+                <w:sz w:val="18"/>
+              </w:rPr>
+              <w:t>1930s</w:t>
+            </w:r>
+          </w:p>
+        </w:tc>
+        <w:tc>
+          <w:tcPr>
+            <w:tcW w:type="dxa" w:w="1300"/>
+            <w:tcBorders>
+              <w:top w:val="single" w:color="E2E7EC" w:sz="2" w:space="0"/>
+              <w:left w:val="single" w:color="E2E7EC" w:sz="2" w:space="0"/>
+              <w:bottom w:val="single" w:color="E2E7EC" w:sz="2" w:space="0"/>
+              <w:right w:val="single" w:color="E2E7EC" w:sz="2" w:space="0"/>
+            </w:tcBorders>
+          </w:tcPr>
+          <w:p>
+            <w:pPr>
+              <w:spacing w:before="30" w:after="40"/>
+            </w:pPr>
+            <w:r/>
+            <w:r>
+              <w:rPr>
+                <w:rFonts w:ascii="Arial Unicode MS" w:hAnsi="Arial Unicode MS" w:eastAsia="Arial Unicode MS"/>
+                <w:b w:val="0"/>
+                <w:sz w:val="18"/>
+              </w:rPr>
+              <w:t>4 ………………</w:t>
+            </w:r>
+          </w:p>
+        </w:tc>
+        <w:tc>
+          <w:tcPr>
+            <w:tcW w:type="dxa" w:w="3100"/>
+            <w:tcBorders>
+              <w:top w:val="single" w:color="E2E7EC" w:sz="2" w:space="0"/>
+              <w:left w:val="single" w:color="E2E7EC" w:sz="2" w:space="0"/>
+              <w:bottom w:val="single" w:color="E2E7EC" w:sz="2" w:space="0"/>
+              <w:right w:val="single" w:color="E2E7EC" w:sz="2" w:space="0"/>
+            </w:tcBorders>
+          </w:tcPr>
+          <w:p>
+            <w:pPr>
+              <w:spacing w:before="30" w:after="40"/>
+            </w:pPr>
+            <w:r/>
+            <w:r>
+              <w:rPr>
+                <w:rFonts w:ascii="Arial Unicode MS" w:hAnsi="Arial Unicode MS" w:eastAsia="Arial Unicode MS"/>
+                <w:b w:val="0"/>
+                <w:sz w:val="18"/>
+              </w:rPr>
+              <w:t>can be softened and reshaped by heat</w:t>
+            </w:r>
+          </w:p>
+        </w:tc>
+        <w:tc>
+          <w:tcPr>
+            <w:tcW w:type="dxa" w:w="3066"/>
+            <w:tcBorders>
+              <w:top w:val="single" w:color="E2E7EC" w:sz="2" w:space="0"/>
+              <w:left w:val="single" w:color="E2E7EC" w:sz="2" w:space="0"/>
+              <w:bottom w:val="single" w:color="E2E7EC" w:sz="2" w:space="0"/>
+              <w:right w:val="single" w:color="E2E7EC" w:sz="2" w:space="0"/>
+            </w:tcBorders>
+          </w:tcPr>
+          <w:p>
+            <w:pPr>
+              <w:spacing w:before="30" w:after="40"/>
+            </w:pPr>
+            <w:r/>
+            <w:r>
+              <w:rPr>
+                <w:rFonts w:ascii="Arial Unicode MS" w:hAnsi="Arial Unicode MS" w:eastAsia="Arial Unicode MS"/>
+                <w:b w:val="0"/>
+                <w:sz w:val="18"/>
+              </w:rPr>
+              <w:t>•  bottles</w:t>
+            </w:r>
+          </w:p>
+          <w:p>
+            <w:pPr>
+              <w:spacing w:before="0" w:after="40"/>
+            </w:pPr>
+            <w:r>
+              <w:rPr>
+                <w:rFonts w:ascii="Arial Unicode MS" w:hAnsi="Arial Unicode MS" w:eastAsia="Arial Unicode MS"/>
+                <w:b w:val="0"/>
+                <w:sz w:val="18"/>
+              </w:rPr>
+              <w:t>•  pipes</w:t>
+            </w:r>
+          </w:p>
+          <w:p>
+            <w:pPr>
+              <w:spacing w:before="0" w:after="40"/>
+            </w:pPr>
+            <w:r>
+              <w:rPr>
+                <w:rFonts w:ascii="Arial Unicode MS" w:hAnsi="Arial Unicode MS" w:eastAsia="Arial Unicode MS"/>
+                <w:b w:val="0"/>
+                <w:sz w:val="18"/>
+              </w:rPr>
+              <w:t>•  plastic bags</w:t>
+            </w:r>
+          </w:p>
+        </w:tc>
+      </w:tr>
+      <w:tr>
+        <w:trPr>
+          <w:cantSplit/>
+        </w:trPr>
+        <w:tc>
+          <w:tcPr>
+            <w:tcW w:type="dxa" w:w="1500"/>
+            <w:tcBorders>
+              <w:top w:val="single" w:color="E2E7EC" w:sz="2" w:space="0"/>
+              <w:left w:val="single" w:color="E2E7EC" w:sz="2" w:space="0"/>
+              <w:bottom w:val="single" w:color="E2E7EC" w:sz="2" w:space="0"/>
+              <w:right w:val="single" w:color="E2E7EC" w:sz="2" w:space="0"/>
+            </w:tcBorders>
+          </w:tcPr>
+          <w:p>
+            <w:pPr>
+              <w:spacing w:before="30" w:after="40"/>
+            </w:pPr>
+            <w:r/>
+            <w:r>
+              <w:rPr>
+                <w:rFonts w:ascii="Arial Unicode MS" w:hAnsi="Arial Unicode MS" w:eastAsia="Arial Unicode MS"/>
+                <w:b w:val="0"/>
+                <w:sz w:val="18"/>
+              </w:rPr>
+              <w:t>Polypropylene</w:t>
+            </w:r>
+          </w:p>
+        </w:tc>
+        <w:tc>
+          <w:tcPr>
+            <w:tcW w:type="dxa" w:w="900"/>
+            <w:tcBorders>
+              <w:top w:val="single" w:color="E2E7EC" w:sz="2" w:space="0"/>
+              <w:left w:val="single" w:color="E2E7EC" w:sz="2" w:space="0"/>
+              <w:bottom w:val="single" w:color="E2E7EC" w:sz="2" w:space="0"/>
+              <w:right w:val="single" w:color="E2E7EC" w:sz="2" w:space="0"/>
+            </w:tcBorders>
+          </w:tcPr>
+          <w:p>
+            <w:pPr>
+              <w:spacing w:before="30" w:after="40"/>
+            </w:pPr>
+            <w:r/>
+            <w:r>
+              <w:rPr>
+                <w:rFonts w:ascii="Arial Unicode MS" w:hAnsi="Arial Unicode MS" w:eastAsia="Arial Unicode MS"/>
+                <w:b w:val="0"/>
+                <w:sz w:val="18"/>
+              </w:rPr>
+              <w:t>1950s</w:t>
+            </w:r>
+          </w:p>
+        </w:tc>
+        <w:tc>
+          <w:tcPr>
+            <w:tcW w:type="dxa" w:w="1300"/>
+            <w:tcBorders>
+              <w:top w:val="single" w:color="E2E7EC" w:sz="2" w:space="0"/>
+              <w:left w:val="single" w:color="E2E7EC" w:sz="2" w:space="0"/>
+              <w:bottom w:val="single" w:color="E2E7EC" w:sz="2" w:space="0"/>
+              <w:right w:val="single" w:color="E2E7EC" w:sz="2" w:space="0"/>
+            </w:tcBorders>
+          </w:tcPr>
+          <w:p>
+            <w:pPr>
+              <w:spacing w:before="30" w:after="40"/>
+            </w:pPr>
+            <w:r/>
+            <w:r>
+              <w:rPr>
+                <w:rFonts w:ascii="Arial Unicode MS" w:hAnsi="Arial Unicode MS" w:eastAsia="Arial Unicode MS"/>
+                <w:b w:val="0"/>
+                <w:sz w:val="18"/>
+              </w:rPr>
+            </w:r>
+          </w:p>
+        </w:tc>
+        <w:tc>
+          <w:tcPr>
+            <w:tcW w:type="dxa" w:w="3100"/>
+            <w:tcBorders>
+              <w:top w:val="single" w:color="E2E7EC" w:sz="2" w:space="0"/>
+              <w:left w:val="single" w:color="E2E7EC" w:sz="2" w:space="0"/>
+              <w:bottom w:val="single" w:color="E2E7EC" w:sz="2" w:space="0"/>
+              <w:right w:val="single" w:color="E2E7EC" w:sz="2" w:space="0"/>
+            </w:tcBorders>
+          </w:tcPr>
+          <w:p>
+            <w:pPr>
+              <w:spacing w:before="30" w:after="40"/>
+            </w:pPr>
+            <w:r/>
+            <w:r>
+              <w:rPr>
+                <w:rFonts w:ascii="Arial Unicode MS" w:hAnsi="Arial Unicode MS" w:eastAsia="Arial Unicode MS"/>
+                <w:b w:val="0"/>
+                <w:sz w:val="18"/>
+              </w:rPr>
+            </w:r>
+          </w:p>
+        </w:tc>
+        <w:tc>
+          <w:tcPr>
+            <w:tcW w:type="dxa" w:w="3066"/>
+            <w:tcBorders>
+              <w:top w:val="single" w:color="E2E7EC" w:sz="2" w:space="0"/>
+              <w:left w:val="single" w:color="E2E7EC" w:sz="2" w:space="0"/>
+              <w:bottom w:val="single" w:color="E2E7EC" w:sz="2" w:space="0"/>
+              <w:right w:val="single" w:color="E2E7EC" w:sz="2" w:space="0"/>
+            </w:tcBorders>
+          </w:tcPr>
+          <w:p>
+            <w:pPr>
+              <w:spacing w:before="30" w:after="40"/>
+            </w:pPr>
+            <w:r/>
+            <w:r>
+              <w:rPr>
+                <w:rFonts w:ascii="Arial Unicode MS" w:hAnsi="Arial Unicode MS" w:eastAsia="Arial Unicode MS"/>
+                <w:b w:val="0"/>
+                <w:sz w:val="18"/>
+              </w:rPr>
+              <w:t>•  bottles</w:t>
+            </w:r>
+          </w:p>
+          <w:p>
+            <w:pPr>
+              <w:spacing w:before="0" w:after="40"/>
+            </w:pPr>
+            <w:r>
+              <w:rPr>
+                <w:rFonts w:ascii="Arial Unicode MS" w:hAnsi="Arial Unicode MS" w:eastAsia="Arial Unicode MS"/>
+                <w:b w:val="0"/>
+                <w:sz w:val="18"/>
+              </w:rPr>
+              <w:t>•  pipes</w:t>
+            </w:r>
+          </w:p>
+          <w:p>
+            <w:pPr>
+              <w:spacing w:before="0" w:after="40"/>
+            </w:pPr>
+            <w:r>
+              <w:rPr>
+                <w:rFonts w:ascii="Arial Unicode MS" w:hAnsi="Arial Unicode MS" w:eastAsia="Arial Unicode MS"/>
+                <w:b w:val="0"/>
+                <w:sz w:val="18"/>
+              </w:rPr>
+              <w:t>•  plastic bags</w:t>
+            </w:r>
+          </w:p>
+        </w:tc>
+      </w:tr>
+      <w:tr>
+        <w:trPr>
+          <w:cantSplit/>
+        </w:trPr>
+        <w:tc>
+          <w:tcPr>
+            <w:tcW w:type="dxa" w:w="1500"/>
+            <w:tcBorders>
+              <w:top w:val="single" w:color="E2E7EC" w:sz="2" w:space="0"/>
+              <w:left w:val="single" w:color="E2E7EC" w:sz="2" w:space="0"/>
+              <w:bottom w:val="single" w:color="E2E7EC" w:sz="2" w:space="0"/>
+              <w:right w:val="single" w:color="E2E7EC" w:sz="2" w:space="0"/>
+            </w:tcBorders>
+          </w:tcPr>
+          <w:p>
+            <w:pPr>
+              <w:spacing w:before="30" w:after="40"/>
+            </w:pPr>
+            <w:r/>
+            <w:r>
+              <w:rPr>
+                <w:rFonts w:ascii="Arial Unicode MS" w:hAnsi="Arial Unicode MS" w:eastAsia="Arial Unicode MS"/>
+                <w:b w:val="0"/>
+                <w:sz w:val="18"/>
+              </w:rPr>
+              <w:t>Rigid PVC</w:t>
+            </w:r>
+          </w:p>
+        </w:tc>
+        <w:tc>
+          <w:tcPr>
+            <w:tcW w:type="dxa" w:w="900"/>
+            <w:tcBorders>
+              <w:top w:val="single" w:color="E2E7EC" w:sz="2" w:space="0"/>
+              <w:left w:val="single" w:color="E2E7EC" w:sz="2" w:space="0"/>
+              <w:bottom w:val="single" w:color="E2E7EC" w:sz="2" w:space="0"/>
+              <w:right w:val="single" w:color="E2E7EC" w:sz="2" w:space="0"/>
+            </w:tcBorders>
+          </w:tcPr>
+          <w:p>
+            <w:pPr>
+              <w:spacing w:before="30" w:after="40"/>
+            </w:pPr>
+            <w:r/>
+            <w:r>
+              <w:rPr>
+                <w:rFonts w:ascii="Arial Unicode MS" w:hAnsi="Arial Unicode MS" w:eastAsia="Arial Unicode MS"/>
+                <w:b w:val="0"/>
+                <w:sz w:val="18"/>
+              </w:rPr>
+            </w:r>
+          </w:p>
+        </w:tc>
+        <w:tc>
+          <w:tcPr>
+            <w:tcW w:type="dxa" w:w="1300"/>
+            <w:tcBorders>
+              <w:top w:val="single" w:color="E2E7EC" w:sz="2" w:space="0"/>
+              <w:left w:val="single" w:color="E2E7EC" w:sz="2" w:space="0"/>
+              <w:bottom w:val="single" w:color="E2E7EC" w:sz="2" w:space="0"/>
+              <w:right w:val="single" w:color="E2E7EC" w:sz="2" w:space="0"/>
+            </w:tcBorders>
+          </w:tcPr>
+          <w:p>
+            <w:pPr>
+              <w:spacing w:before="30" w:after="40"/>
+            </w:pPr>
+            <w:r/>
+            <w:r>
+              <w:rPr>
+                <w:rFonts w:ascii="Arial Unicode MS" w:hAnsi="Arial Unicode MS" w:eastAsia="Arial Unicode MS"/>
+                <w:b w:val="0"/>
+                <w:sz w:val="18"/>
+              </w:rPr>
+            </w:r>
+          </w:p>
+        </w:tc>
+        <w:tc>
+          <w:tcPr>
+            <w:tcW w:type="dxa" w:w="3100"/>
+            <w:tcBorders>
+              <w:top w:val="single" w:color="E2E7EC" w:sz="2" w:space="0"/>
+              <w:left w:val="single" w:color="E2E7EC" w:sz="2" w:space="0"/>
+              <w:bottom w:val="single" w:color="E2E7EC" w:sz="2" w:space="0"/>
+              <w:right w:val="single" w:color="E2E7EC" w:sz="2" w:space="0"/>
+            </w:tcBorders>
+          </w:tcPr>
+          <w:p>
+            <w:pPr>
+              <w:spacing w:before="30" w:after="40"/>
+            </w:pPr>
+            <w:r/>
+            <w:r>
+              <w:rPr>
+                <w:rFonts w:ascii="Arial Unicode MS" w:hAnsi="Arial Unicode MS" w:eastAsia="Arial Unicode MS"/>
+                <w:b w:val="0"/>
+                <w:sz w:val="18"/>
+              </w:rPr>
+              <w:t>is 5 ………………</w:t>
+            </w:r>
+          </w:p>
+        </w:tc>
+        <w:tc>
+          <w:tcPr>
+            <w:tcW w:type="dxa" w:w="3066"/>
+            <w:tcBorders>
+              <w:top w:val="single" w:color="E2E7EC" w:sz="2" w:space="0"/>
+              <w:left w:val="single" w:color="E2E7EC" w:sz="2" w:space="0"/>
+              <w:bottom w:val="single" w:color="E2E7EC" w:sz="2" w:space="0"/>
+              <w:right w:val="single" w:color="E2E7EC" w:sz="2" w:space="0"/>
+            </w:tcBorders>
+          </w:tcPr>
+          <w:p>
+            <w:pPr>
+              <w:spacing w:before="30" w:after="40"/>
+            </w:pPr>
+            <w:r/>
+            <w:r>
+              <w:rPr>
+                <w:rFonts w:ascii="Arial Unicode MS" w:hAnsi="Arial Unicode MS" w:eastAsia="Arial Unicode MS"/>
+                <w:b w:val="0"/>
+                <w:sz w:val="18"/>
+              </w:rPr>
+              <w:t>•  external piping</w:t>
+            </w:r>
+          </w:p>
+        </w:tc>
+      </w:tr>
+      <w:tr>
+        <w:trPr>
+          <w:cantSplit/>
+        </w:trPr>
+        <w:tc>
+          <w:tcPr>
+            <w:tcW w:type="dxa" w:w="1500"/>
+            <w:tcBorders>
+              <w:top w:val="single" w:color="E2E7EC" w:sz="2" w:space="0"/>
+              <w:left w:val="single" w:color="E2E7EC" w:sz="2" w:space="0"/>
+              <w:bottom w:val="single" w:color="E2E7EC" w:sz="2" w:space="0"/>
+              <w:right w:val="single" w:color="E2E7EC" w:sz="2" w:space="0"/>
+            </w:tcBorders>
+          </w:tcPr>
+          <w:p>
+            <w:pPr>
+              <w:spacing w:before="30" w:after="40"/>
+            </w:pPr>
+            <w:r/>
+            <w:r>
+              <w:rPr>
+                <w:rFonts w:ascii="Arial Unicode MS" w:hAnsi="Arial Unicode MS" w:eastAsia="Arial Unicode MS"/>
+                <w:b w:val="0"/>
+                <w:sz w:val="18"/>
+              </w:rPr>
+              <w:t>Soft PVC</w:t>
+            </w:r>
+          </w:p>
+        </w:tc>
+        <w:tc>
+          <w:tcPr>
+            <w:tcW w:type="dxa" w:w="900"/>
+            <w:tcBorders>
+              <w:top w:val="single" w:color="E2E7EC" w:sz="2" w:space="0"/>
+              <w:left w:val="single" w:color="E2E7EC" w:sz="2" w:space="0"/>
+              <w:bottom w:val="single" w:color="E2E7EC" w:sz="2" w:space="0"/>
+              <w:right w:val="single" w:color="E2E7EC" w:sz="2" w:space="0"/>
+            </w:tcBorders>
+          </w:tcPr>
+          <w:p>
+            <w:pPr>
+              <w:spacing w:before="30" w:after="40"/>
+            </w:pPr>
+            <w:r/>
+            <w:r>
+              <w:rPr>
+                <w:rFonts w:ascii="Arial Unicode MS" w:hAnsi="Arial Unicode MS" w:eastAsia="Arial Unicode MS"/>
+                <w:b w:val="0"/>
+                <w:sz w:val="18"/>
+              </w:rPr>
+            </w:r>
+          </w:p>
+        </w:tc>
+        <w:tc>
+          <w:tcPr>
+            <w:tcW w:type="dxa" w:w="1300"/>
+            <w:tcBorders>
+              <w:top w:val="single" w:color="E2E7EC" w:sz="2" w:space="0"/>
+              <w:left w:val="single" w:color="E2E7EC" w:sz="2" w:space="0"/>
+              <w:bottom w:val="single" w:color="E2E7EC" w:sz="2" w:space="0"/>
+              <w:right w:val="single" w:color="E2E7EC" w:sz="2" w:space="0"/>
+            </w:tcBorders>
+          </w:tcPr>
+          <w:p>
+            <w:pPr>
+              <w:spacing w:before="30" w:after="40"/>
+            </w:pPr>
+            <w:r/>
+            <w:r>
+              <w:rPr>
+                <w:rFonts w:ascii="Arial Unicode MS" w:hAnsi="Arial Unicode MS" w:eastAsia="Arial Unicode MS"/>
+                <w:b w:val="0"/>
+                <w:sz w:val="18"/>
+              </w:rPr>
+            </w:r>
+          </w:p>
+        </w:tc>
+        <w:tc>
+          <w:tcPr>
+            <w:tcW w:type="dxa" w:w="3100"/>
+            <w:tcBorders>
+              <w:top w:val="single" w:color="E2E7EC" w:sz="2" w:space="0"/>
+              <w:left w:val="single" w:color="E2E7EC" w:sz="2" w:space="0"/>
+              <w:bottom w:val="single" w:color="E2E7EC" w:sz="2" w:space="0"/>
+              <w:right w:val="single" w:color="E2E7EC" w:sz="2" w:space="0"/>
+            </w:tcBorders>
+          </w:tcPr>
+          <w:p>
+            <w:pPr>
+              <w:spacing w:before="30" w:after="40"/>
+            </w:pPr>
+            <w:r/>
+            <w:r>
+              <w:rPr>
+                <w:rFonts w:ascii="Arial Unicode MS" w:hAnsi="Arial Unicode MS" w:eastAsia="Arial Unicode MS"/>
+                <w:b w:val="0"/>
+                <w:sz w:val="18"/>
+              </w:rPr>
+            </w:r>
+          </w:p>
+        </w:tc>
+        <w:tc>
+          <w:tcPr>
+            <w:tcW w:type="dxa" w:w="3066"/>
+            <w:tcBorders>
+              <w:top w:val="single" w:color="E2E7EC" w:sz="2" w:space="0"/>
+              <w:left w:val="single" w:color="E2E7EC" w:sz="2" w:space="0"/>
+              <w:bottom w:val="single" w:color="E2E7EC" w:sz="2" w:space="0"/>
+              <w:right w:val="single" w:color="E2E7EC" w:sz="2" w:space="0"/>
+            </w:tcBorders>
+          </w:tcPr>
+          <w:p>
+            <w:pPr>
+              <w:spacing w:before="30" w:after="40"/>
+            </w:pPr>
+            <w:r/>
+            <w:r>
+              <w:rPr>
+                <w:rFonts w:ascii="Arial Unicode MS" w:hAnsi="Arial Unicode MS" w:eastAsia="Arial Unicode MS"/>
+                <w:b w:val="0"/>
+                <w:sz w:val="18"/>
+              </w:rPr>
+              <w:t>•  outdoor clothing</w:t>
+            </w:r>
+          </w:p>
+        </w:tc>
+      </w:tr>
+      <w:tr>
+        <w:trPr>
+          <w:cantSplit/>
+        </w:trPr>
+        <w:tc>
+          <w:tcPr>
+            <w:tcW w:type="dxa" w:w="1500"/>
+            <w:tcBorders>
+              <w:top w:val="single" w:color="E2E7EC" w:sz="2" w:space="0"/>
+              <w:left w:val="single" w:color="E2E7EC" w:sz="2" w:space="0"/>
+              <w:bottom w:val="single" w:color="E2E7EC" w:sz="2" w:space="0"/>
+              <w:right w:val="single" w:color="E2E7EC" w:sz="2" w:space="0"/>
+            </w:tcBorders>
+          </w:tcPr>
+          <w:p>
+            <w:pPr>
+              <w:spacing w:before="30" w:after="40"/>
+            </w:pPr>
+            <w:r/>
+            <w:r>
+              <w:rPr>
+                <w:rFonts w:ascii="Arial Unicode MS" w:hAnsi="Arial Unicode MS" w:eastAsia="Arial Unicode MS"/>
+                <w:b w:val="0"/>
+                <w:sz w:val="18"/>
+              </w:rPr>
+              <w:t>Polystyrene</w:t>
+            </w:r>
+          </w:p>
+        </w:tc>
+        <w:tc>
+          <w:tcPr>
+            <w:tcW w:type="dxa" w:w="900"/>
+            <w:tcBorders>
+              <w:top w:val="single" w:color="E2E7EC" w:sz="2" w:space="0"/>
+              <w:left w:val="single" w:color="E2E7EC" w:sz="2" w:space="0"/>
+              <w:bottom w:val="single" w:color="E2E7EC" w:sz="2" w:space="0"/>
+              <w:right w:val="single" w:color="E2E7EC" w:sz="2" w:space="0"/>
+            </w:tcBorders>
+          </w:tcPr>
+          <w:p>
+            <w:pPr>
+              <w:spacing w:before="30" w:after="40"/>
+            </w:pPr>
+            <w:r/>
+            <w:r>
+              <w:rPr>
+                <w:rFonts w:ascii="Arial Unicode MS" w:hAnsi="Arial Unicode MS" w:eastAsia="Arial Unicode MS"/>
+                <w:b w:val="0"/>
+                <w:sz w:val="18"/>
+              </w:rPr>
+              <w:t>1930s</w:t>
+            </w:r>
+          </w:p>
+        </w:tc>
+        <w:tc>
+          <w:tcPr>
+            <w:tcW w:type="dxa" w:w="1300"/>
+            <w:tcBorders>
+              <w:top w:val="single" w:color="E2E7EC" w:sz="2" w:space="0"/>
+              <w:left w:val="single" w:color="E2E7EC" w:sz="2" w:space="0"/>
+              <w:bottom w:val="single" w:color="E2E7EC" w:sz="2" w:space="0"/>
+              <w:right w:val="single" w:color="E2E7EC" w:sz="2" w:space="0"/>
+            </w:tcBorders>
+          </w:tcPr>
+          <w:p>
+            <w:pPr>
+              <w:spacing w:before="30" w:after="40"/>
+            </w:pPr>
+            <w:r/>
+            <w:r>
+              <w:rPr>
+                <w:rFonts w:ascii="Arial Unicode MS" w:hAnsi="Arial Unicode MS" w:eastAsia="Arial Unicode MS"/>
+                <w:b w:val="0"/>
+                <w:sz w:val="18"/>
+              </w:rPr>
+              <w:t>Germany</w:t>
+            </w:r>
+          </w:p>
+        </w:tc>
+        <w:tc>
+          <w:tcPr>
+            <w:tcW w:type="dxa" w:w="3100"/>
+            <w:tcBorders>
+              <w:top w:val="single" w:color="E2E7EC" w:sz="2" w:space="0"/>
+              <w:left w:val="single" w:color="E2E7EC" w:sz="2" w:space="0"/>
+              <w:bottom w:val="single" w:color="E2E7EC" w:sz="2" w:space="0"/>
+              <w:right w:val="single" w:color="E2E7EC" w:sz="2" w:space="0"/>
+            </w:tcBorders>
+          </w:tcPr>
+          <w:p>
+            <w:pPr>
+              <w:spacing w:before="30" w:after="40"/>
+            </w:pPr>
+            <w:r/>
+            <w:r>
+              <w:rPr>
+                <w:rFonts w:ascii="Arial Unicode MS" w:hAnsi="Arial Unicode MS" w:eastAsia="Arial Unicode MS"/>
+                <w:b w:val="0"/>
+                <w:sz w:val="18"/>
+              </w:rPr>
+              <w:t>resembles 6 ………………</w:t>
+            </w:r>
+          </w:p>
+        </w:tc>
+        <w:tc>
+          <w:tcPr>
+            <w:tcW w:type="dxa" w:w="3066"/>
+            <w:tcBorders>
+              <w:top w:val="single" w:color="E2E7EC" w:sz="2" w:space="0"/>
+              <w:left w:val="single" w:color="E2E7EC" w:sz="2" w:space="0"/>
+              <w:bottom w:val="single" w:color="E2E7EC" w:sz="2" w:space="0"/>
+              <w:right w:val="single" w:color="E2E7EC" w:sz="2" w:space="0"/>
+            </w:tcBorders>
+          </w:tcPr>
+          <w:p>
+            <w:pPr>
+              <w:spacing w:before="30" w:after="40"/>
+            </w:pPr>
+            <w:r/>
+            <w:r>
+              <w:rPr>
+                <w:rFonts w:ascii="Arial Unicode MS" w:hAnsi="Arial Unicode MS" w:eastAsia="Arial Unicode MS"/>
+                <w:b w:val="0"/>
+                <w:sz w:val="18"/>
+              </w:rPr>
+              <w:t>•  food containers</w:t>
+            </w:r>
+          </w:p>
+          <w:p>
+            <w:pPr>
+              <w:spacing w:before="0" w:after="40"/>
+            </w:pPr>
+            <w:r>
+              <w:rPr>
+                <w:rFonts w:ascii="Arial Unicode MS" w:hAnsi="Arial Unicode MS" w:eastAsia="Arial Unicode MS"/>
+                <w:b w:val="0"/>
+                <w:sz w:val="18"/>
+              </w:rPr>
+              <w:t>•  toy</w:t>
+            </w:r>
+          </w:p>
+        </w:tc>
+      </w:tr>
+      <w:tr>
+        <w:trPr>
+          <w:cantSplit/>
+        </w:trPr>
+        <w:tc>
+          <w:tcPr>
+            <w:tcW w:type="dxa" w:w="1500"/>
+            <w:tcBorders>
+              <w:top w:val="single" w:color="E2E7EC" w:sz="2" w:space="0"/>
+              <w:left w:val="single" w:color="E2E7EC" w:sz="2" w:space="0"/>
+              <w:bottom w:val="single" w:color="E2E7EC" w:sz="2" w:space="0"/>
+              <w:right w:val="single" w:color="E2E7EC" w:sz="2" w:space="0"/>
+            </w:tcBorders>
+          </w:tcPr>
+          <w:p>
+            <w:pPr>
+              <w:spacing w:before="30" w:after="40"/>
+            </w:pPr>
+            <w:r/>
+            <w:r>
+              <w:rPr>
+                <w:rFonts w:ascii="Arial Unicode MS" w:hAnsi="Arial Unicode MS" w:eastAsia="Arial Unicode MS"/>
+                <w:b w:val="0"/>
+                <w:sz w:val="18"/>
+              </w:rPr>
+              <w:t>Polyurethane</w:t>
+            </w:r>
+          </w:p>
+        </w:tc>
+        <w:tc>
+          <w:tcPr>
+            <w:tcW w:type="dxa" w:w="900"/>
+            <w:tcBorders>
+              <w:top w:val="single" w:color="E2E7EC" w:sz="2" w:space="0"/>
+              <w:left w:val="single" w:color="E2E7EC" w:sz="2" w:space="0"/>
+              <w:bottom w:val="single" w:color="E2E7EC" w:sz="2" w:space="0"/>
+              <w:right w:val="single" w:color="E2E7EC" w:sz="2" w:space="0"/>
+            </w:tcBorders>
+          </w:tcPr>
+          <w:p>
+            <w:pPr>
+              <w:spacing w:before="30" w:after="40"/>
+            </w:pPr>
+            <w:r/>
+            <w:r>
+              <w:rPr>
+                <w:rFonts w:ascii="Arial Unicode MS" w:hAnsi="Arial Unicode MS" w:eastAsia="Arial Unicode MS"/>
+                <w:b w:val="0"/>
+                <w:sz w:val="18"/>
+              </w:rPr>
+            </w:r>
+          </w:p>
+        </w:tc>
+        <w:tc>
+          <w:tcPr>
+            <w:tcW w:type="dxa" w:w="1300"/>
+            <w:tcBorders>
+              <w:top w:val="single" w:color="E2E7EC" w:sz="2" w:space="0"/>
+              <w:left w:val="single" w:color="E2E7EC" w:sz="2" w:space="0"/>
+              <w:bottom w:val="single" w:color="E2E7EC" w:sz="2" w:space="0"/>
+              <w:right w:val="single" w:color="E2E7EC" w:sz="2" w:space="0"/>
+            </w:tcBorders>
+          </w:tcPr>
+          <w:p>
+            <w:pPr>
+              <w:spacing w:before="30" w:after="40"/>
+            </w:pPr>
+            <w:r/>
+            <w:r>
+              <w:rPr>
+                <w:rFonts w:ascii="Arial Unicode MS" w:hAnsi="Arial Unicode MS" w:eastAsia="Arial Unicode MS"/>
+                <w:b w:val="0"/>
+                <w:sz w:val="18"/>
+              </w:rPr>
+              <w:t>Germany</w:t>
+            </w:r>
+          </w:p>
+        </w:tc>
+        <w:tc>
+          <w:tcPr>
+            <w:tcW w:type="dxa" w:w="3100"/>
+            <w:tcBorders>
+              <w:top w:val="single" w:color="E2E7EC" w:sz="2" w:space="0"/>
+              <w:left w:val="single" w:color="E2E7EC" w:sz="2" w:space="0"/>
+              <w:bottom w:val="single" w:color="E2E7EC" w:sz="2" w:space="0"/>
+              <w:right w:val="single" w:color="E2E7EC" w:sz="2" w:space="0"/>
+            </w:tcBorders>
+          </w:tcPr>
+          <w:p>
+            <w:pPr>
+              <w:spacing w:before="30" w:after="40"/>
+            </w:pPr>
+            <w:r/>
+            <w:r>
+              <w:rPr>
+                <w:rFonts w:ascii="Arial Unicode MS" w:hAnsi="Arial Unicode MS" w:eastAsia="Arial Unicode MS"/>
+                <w:b w:val="0"/>
+                <w:sz w:val="18"/>
+              </w:rPr>
+              <w:t>usually manufactured as a 7 ………………</w:t>
+            </w:r>
+          </w:p>
+        </w:tc>
+        <w:tc>
+          <w:tcPr>
+            <w:tcW w:type="dxa" w:w="3066"/>
+            <w:tcBorders>
+              <w:top w:val="single" w:color="E2E7EC" w:sz="2" w:space="0"/>
+              <w:left w:val="single" w:color="E2E7EC" w:sz="2" w:space="0"/>
+              <w:bottom w:val="single" w:color="E2E7EC" w:sz="2" w:space="0"/>
+              <w:right w:val="single" w:color="E2E7EC" w:sz="2" w:space="0"/>
+            </w:tcBorders>
+          </w:tcPr>
+          <w:p>
+            <w:pPr>
+              <w:spacing w:before="30" w:after="40"/>
+            </w:pPr>
+            <w:r/>
+            <w:r>
+              <w:rPr>
+                <w:rFonts w:ascii="Arial Unicode MS" w:hAnsi="Arial Unicode MS" w:eastAsia="Arial Unicode MS"/>
+                <w:b w:val="0"/>
+                <w:sz w:val="18"/>
+              </w:rPr>
+              <w:t>•  insulation</w:t>
             </w:r>
           </w:p>
         </w:tc>
@@ -1216,7 +2663,7 @@
         <w:rPr>
           <w:rFonts w:ascii="Arial Unicode MS" w:hAnsi="Arial Unicode MS" w:eastAsia="Arial Unicode MS"/>
         </w:rPr>
-        <w:t>Questions 1–3 · Notes Completion</w:t>
+        <w:t>Questions 8–13 · TRUE / FALSE / NOT GIVEN</w:t>
       </w:r>
     </w:p>
     <w:p>
@@ -1227,90 +2674,7 @@
         <w:rPr>
           <w:rFonts w:ascii="Arial Unicode MS" w:hAnsi="Arial Unicode MS" w:eastAsia="Arial Unicode MS"/>
         </w:rPr>
-        <w:t>Choose ONE WORD ONLY from the passage for each answer.</w:t>
-      </w:r>
-    </w:p>
-    <w:p>
-      <w:pPr>
-        <w:pStyle w:val="169"/>
-        <w:spacing w:after="40"/>
-      </w:pPr>
-      <w:r>
-        <w:rPr>
-          <w:rFonts w:ascii="Arial Unicode MS" w:hAnsi="Arial Unicode MS" w:eastAsia="Arial Unicode MS"/>
-          <w:b/>
-        </w:rPr>
-        <w:t>In the 1500s, Borrowdale graphite</w:t>
-      </w:r>
-    </w:p>
-    <w:p>
-      <w:pPr>
-        <w:pStyle w:val="169"/>
-        <w:spacing w:after="40"/>
-      </w:pPr>
-      <w:r>
-        <w:rPr>
-          <w:rFonts w:ascii="Arial Unicode MS" w:hAnsi="Arial Unicode MS" w:eastAsia="Arial Unicode MS"/>
-        </w:rPr>
-        <w:t xml:space="preserve">　•  was used by farmers in the area to indicate which 1 ………………  they owned</w:t>
-      </w:r>
-    </w:p>
-    <w:p>
-      <w:pPr>
-        <w:pStyle w:val="169"/>
-        <w:spacing w:after="40"/>
-      </w:pPr>
-      <w:r>
-        <w:rPr>
-          <w:rFonts w:ascii="Arial Unicode MS" w:hAnsi="Arial Unicode MS" w:eastAsia="Arial Unicode MS"/>
-        </w:rPr>
-        <w:t xml:space="preserve">　•  was first believed to be a type of 2 ………………</w:t>
-      </w:r>
-    </w:p>
-    <w:p>
-      <w:pPr>
-        <w:pStyle w:val="169"/>
-        <w:spacing w:after="40"/>
-      </w:pPr>
-      <w:r>
-        <w:rPr>
-          <w:rFonts w:ascii="Arial Unicode MS" w:hAnsi="Arial Unicode MS" w:eastAsia="Arial Unicode MS"/>
-        </w:rPr>
-        <w:t xml:space="preserve">　•  was encased in string to produce early pencils</w:t>
-      </w:r>
-    </w:p>
-    <w:p>
-      <w:pPr>
-        <w:pStyle w:val="169"/>
-        <w:spacing w:after="40"/>
-      </w:pPr>
-      <w:r>
-        <w:rPr>
-          <w:rFonts w:ascii="Arial Unicode MS" w:hAnsi="Arial Unicode MS" w:eastAsia="Arial Unicode MS"/>
-        </w:rPr>
-        <w:t xml:space="preserve">　•  was recognised by the English 3 ……………… as important in the manufacture of cannon balls</w:t>
-      </w:r>
-    </w:p>
-    <w:p>
-      <w:pPr>
-        <w:pStyle w:val="5"/>
-      </w:pPr>
-      <w:r>
-        <w:rPr>
-          <w:rFonts w:ascii="Arial Unicode MS" w:hAnsi="Arial Unicode MS" w:eastAsia="Arial Unicode MS"/>
-        </w:rPr>
-        <w:t>Questions 4–8 · TRUE / FALSE / NOT GIVEN</w:t>
-      </w:r>
-    </w:p>
-    <w:p>
-      <w:pPr>
-        <w:pStyle w:val="171"/>
-      </w:pPr>
-      <w:r>
-        <w:rPr>
-          <w:rFonts w:ascii="Arial Unicode MS" w:hAnsi="Arial Unicode MS" w:eastAsia="Arial Unicode MS"/>
-        </w:rPr>
-        <w:t>Write TRUE, FALSE or NOT GIVEN. 每题同时记录 P/S。</w:t>
+        <w:t>Do the following statements agree with the information in Reading Passage 1? Write TRUE if the statement agrees with the information, FALSE if the statement contradicts the information, NOT GIVEN if there is no information about this.</w:t>
       </w:r>
     </w:p>
     <w:p>
@@ -1322,7 +2686,7 @@
         <w:rPr>
           <w:rFonts w:ascii="Arial Unicode MS" w:hAnsi="Arial Unicode MS" w:eastAsia="Arial Unicode MS"/>
         </w:rPr>
-        <w:t>4  Borrowdale graphite was superior to all other forms of graphite.</w:t>
+        <w:t>8  The chemical structure of rubber is very different from that of plastics.</w:t>
       </w:r>
     </w:p>
     <w:p>
@@ -1334,7 +2698,7 @@
         <w:rPr>
           <w:rFonts w:ascii="Arial Unicode MS" w:hAnsi="Arial Unicode MS" w:eastAsia="Arial Unicode MS"/>
         </w:rPr>
-        <w:t>5  Pencil production in the Borrowdale area only lasted until the 1860s.</w:t>
+        <w:t>9  John Wesley Hyatt was an industrial chemist.</w:t>
       </w:r>
     </w:p>
     <w:p>
@@ -1346,7 +2710,7 @@
         <w:rPr>
           <w:rFonts w:ascii="Arial Unicode MS" w:hAnsi="Arial Unicode MS" w:eastAsia="Arial Unicode MS"/>
         </w:rPr>
-        <w:t>6  The Cumberland pencil museum contains examples of pencils from different European countries.</w:t>
+        <w:t>10  Celluloid and Bakelite react in the same way to heat.</w:t>
       </w:r>
     </w:p>
     <w:p>
@@ -1358,7 +2722,7 @@
         <w:rPr>
           <w:rFonts w:ascii="Arial Unicode MS" w:hAnsi="Arial Unicode MS" w:eastAsia="Arial Unicode MS"/>
         </w:rPr>
-        <w:t>7  A technique which improved on the Bernacottis' method of making pencils is still used now.</w:t>
+        <w:t>11  If an object is made of several plastics, these prove hard to break down and reuse.</w:t>
       </w:r>
     </w:p>
     <w:p>
@@ -1370,7 +2734,19 @@
         <w:rPr>
           <w:rFonts w:ascii="Arial Unicode MS" w:hAnsi="Arial Unicode MS" w:eastAsia="Arial Unicode MS"/>
         </w:rPr>
-        <w:t>8  In 1662, manufacturers in Nuremberg made pencils with graphite imported from England.</w:t>
+        <w:t>12  Adding starch to plastic makes it more durable.</w:t>
+      </w:r>
+    </w:p>
+    <w:p>
+      <w:pPr>
+        <w:pStyle w:val="169"/>
+        <w:spacing w:after="60"/>
+      </w:pPr>
+      <w:r>
+        <w:rPr>
+          <w:rFonts w:ascii="Arial Unicode MS" w:hAnsi="Arial Unicode MS" w:eastAsia="Arial Unicode MS"/>
+        </w:rPr>
+        <w:t>13  Containers which are designed to decompose need particular storage conditions.</w:t>
       </w:r>
     </w:p>
     <w:p>
@@ -1381,7 +2757,18 @@
         <w:rPr>
           <w:rFonts w:ascii="Arial Unicode MS" w:hAnsi="Arial Unicode MS" w:eastAsia="Arial Unicode MS"/>
         </w:rPr>
-        <w:t>逐题精讲（做完再看）</w:t>
+        <w:t>长难句拆解区</w:t>
+      </w:r>
+    </w:p>
+    <w:p>
+      <w:pPr>
+        <w:pStyle w:val="172"/>
+      </w:pPr>
+      <w:r>
+        <w:rPr>
+          <w:rFonts w:ascii="Arial Unicode MS" w:hAnsi="Arial Unicode MS" w:eastAsia="Arial Unicode MS"/>
+        </w:rPr>
+        <w:t>每句按“谓语 → 主语 → 从句/非谓语 → 逻辑关系 → 简化主干”的顺序拆解。课堂先自己画，再跟随讲解修正。</w:t>
       </w:r>
     </w:p>
     <w:tbl>
@@ -1391,11 +2778,9 @@
         <w:tblLayout w:type="fixed"/>
       </w:tblPr>
       <w:tblGrid>
-        <w:gridCol w:w="560"/>
-        <w:gridCol w:w="1160"/>
-        <w:gridCol w:w="860"/>
-        <w:gridCol w:w="3700"/>
-        <w:gridCol w:w="3586"/>
+        <w:gridCol w:w="5100"/>
+        <w:gridCol w:w="2400"/>
+        <w:gridCol w:w="2366"/>
       </w:tblGrid>
       <w:tr>
         <w:trPr>
@@ -1403,7 +2788,7 @@
         </w:trPr>
         <w:tc>
           <w:tcPr>
-            <w:tcW w:type="dxa" w:w="560"/>
+            <w:tcW w:type="dxa" w:w="5100"/>
             <w:shd w:val="clear" w:color="auto" w:fill="DCEEFF"/>
             <w:tcBorders>
               <w:top w:val="single" w:color="E2E7EC" w:sz="2" w:space="0"/>
@@ -1423,13 +2808,13 @@
                 <w:b/>
                 <w:sz w:val="17"/>
               </w:rPr>
-              <w:t>题号</w:t>
-            </w:r>
-          </w:p>
-        </w:tc>
-        <w:tc>
-          <w:tcPr>
-            <w:tcW w:type="dxa" w:w="1160"/>
+              <w:t>原句</w:t>
+            </w:r>
+          </w:p>
+        </w:tc>
+        <w:tc>
+          <w:tcPr>
+            <w:tcW w:type="dxa" w:w="2400"/>
             <w:shd w:val="clear" w:color="auto" w:fill="DCEEFF"/>
             <w:tcBorders>
               <w:top w:val="single" w:color="E2E7EC" w:sz="2" w:space="0"/>
@@ -1449,13 +2834,13 @@
                 <w:b/>
                 <w:sz w:val="17"/>
               </w:rPr>
-              <w:t>答案</w:t>
-            </w:r>
-          </w:p>
-        </w:tc>
-        <w:tc>
-          <w:tcPr>
-            <w:tcW w:type="dxa" w:w="860"/>
+              <w:t>主干 / 从句类型</w:t>
+            </w:r>
+          </w:p>
+        </w:tc>
+        <w:tc>
+          <w:tcPr>
+            <w:tcW w:type="dxa" w:w="2366"/>
             <w:shd w:val="clear" w:color="auto" w:fill="DCEEFF"/>
             <w:tcBorders>
               <w:top w:val="single" w:color="E2E7EC" w:sz="2" w:space="0"/>
@@ -1475,59 +2860,7 @@
                 <w:b/>
                 <w:sz w:val="17"/>
               </w:rPr>
-              <w:t>定位</w:t>
-            </w:r>
-          </w:p>
-        </w:tc>
-        <w:tc>
-          <w:tcPr>
-            <w:tcW w:type="dxa" w:w="3700"/>
-            <w:shd w:val="clear" w:color="auto" w:fill="DCEEFF"/>
-            <w:tcBorders>
-              <w:top w:val="single" w:color="E2E7EC" w:sz="2" w:space="0"/>
-              <w:left w:val="single" w:color="E2E7EC" w:sz="2" w:space="0"/>
-              <w:bottom w:val="single" w:color="E2E7EC" w:sz="2" w:space="0"/>
-              <w:right w:val="single" w:color="E2E7EC" w:sz="2" w:space="0"/>
-            </w:tcBorders>
-          </w:tcPr>
-          <w:p>
-            <w:pPr>
-              <w:spacing w:before="30" w:after="40"/>
-            </w:pPr>
-            <w:r/>
-            <w:r>
-              <w:rPr>
-                <w:rFonts w:ascii="Arial Unicode MS" w:hAnsi="Arial Unicode MS" w:eastAsia="Arial Unicode MS"/>
-                <w:b/>
-                <w:sz w:val="17"/>
-              </w:rPr>
-              <w:t>原文证据</w:t>
-            </w:r>
-          </w:p>
-        </w:tc>
-        <w:tc>
-          <w:tcPr>
-            <w:tcW w:type="dxa" w:w="3586"/>
-            <w:shd w:val="clear" w:color="auto" w:fill="DCEEFF"/>
-            <w:tcBorders>
-              <w:top w:val="single" w:color="E2E7EC" w:sz="2" w:space="0"/>
-              <w:left w:val="single" w:color="E2E7EC" w:sz="2" w:space="0"/>
-              <w:bottom w:val="single" w:color="E2E7EC" w:sz="2" w:space="0"/>
-              <w:right w:val="single" w:color="E2E7EC" w:sz="2" w:space="0"/>
-            </w:tcBorders>
-          </w:tcPr>
-          <w:p>
-            <w:pPr>
-              <w:spacing w:before="30" w:after="40"/>
-            </w:pPr>
-            <w:r/>
-            <w:r>
-              <w:rPr>
-                <w:rFonts w:ascii="Arial Unicode MS" w:hAnsi="Arial Unicode MS" w:eastAsia="Arial Unicode MS"/>
-                <w:b/>
-                <w:sz w:val="17"/>
-              </w:rPr>
-              <w:t>讲解</w:t>
+              <w:t>逻辑 / 简化表达</w:t>
             </w:r>
           </w:p>
         </w:tc>
@@ -1538,126 +2871,74 @@
         </w:trPr>
         <w:tc>
           <w:tcPr>
-            <w:tcW w:type="dxa" w:w="560"/>
-            <w:tcBorders>
-              <w:top w:val="single" w:color="E2E7EC" w:sz="2" w:space="0"/>
-              <w:left w:val="single" w:color="E2E7EC" w:sz="2" w:space="0"/>
-              <w:bottom w:val="single" w:color="E2E7EC" w:sz="2" w:space="0"/>
-              <w:right w:val="single" w:color="E2E7EC" w:sz="2" w:space="0"/>
-            </w:tcBorders>
-          </w:tcPr>
-          <w:p>
-            <w:pPr>
-              <w:spacing w:before="30" w:after="40"/>
-            </w:pPr>
-            <w:r/>
-            <w:r>
-              <w:rPr>
-                <w:rFonts w:ascii="Arial Unicode MS" w:hAnsi="Arial Unicode MS" w:eastAsia="Arial Unicode MS"/>
-                <w:b/>
-                <w:sz w:val="17"/>
-              </w:rPr>
-              <w:t>1</w:t>
-            </w:r>
-          </w:p>
-        </w:tc>
-        <w:tc>
-          <w:tcPr>
-            <w:tcW w:type="dxa" w:w="1160"/>
-            <w:tcBorders>
-              <w:top w:val="single" w:color="E2E7EC" w:sz="2" w:space="0"/>
-              <w:left w:val="single" w:color="E2E7EC" w:sz="2" w:space="0"/>
-              <w:bottom w:val="single" w:color="E2E7EC" w:sz="2" w:space="0"/>
-              <w:right w:val="single" w:color="E2E7EC" w:sz="2" w:space="0"/>
-            </w:tcBorders>
-          </w:tcPr>
-          <w:p>
-            <w:pPr>
-              <w:spacing w:before="30" w:after="40"/>
-            </w:pPr>
-            <w:r/>
-            <w:r>
-              <w:rPr>
-                <w:rFonts w:ascii="Arial Unicode MS" w:hAnsi="Arial Unicode MS" w:eastAsia="Arial Unicode MS"/>
-                <w:b w:val="0"/>
-                <w:sz w:val="17"/>
-              </w:rPr>
-              <w:t>sheep</w:t>
-            </w:r>
-          </w:p>
-        </w:tc>
-        <w:tc>
-          <w:tcPr>
-            <w:tcW w:type="dxa" w:w="860"/>
-            <w:tcBorders>
-              <w:top w:val="single" w:color="E2E7EC" w:sz="2" w:space="0"/>
-              <w:left w:val="single" w:color="E2E7EC" w:sz="2" w:space="0"/>
-              <w:bottom w:val="single" w:color="E2E7EC" w:sz="2" w:space="0"/>
-              <w:right w:val="single" w:color="E2E7EC" w:sz="2" w:space="0"/>
-            </w:tcBorders>
-          </w:tcPr>
-          <w:p>
-            <w:pPr>
-              <w:spacing w:before="30" w:after="40"/>
-            </w:pPr>
-            <w:r/>
-            <w:r>
-              <w:rPr>
-                <w:rFonts w:ascii="Arial Unicode MS" w:hAnsi="Arial Unicode MS" w:eastAsia="Arial Unicode MS"/>
-                <w:b w:val="0"/>
-                <w:sz w:val="17"/>
-              </w:rPr>
-              <w:t>P2 S2</w:t>
-            </w:r>
-          </w:p>
-        </w:tc>
-        <w:tc>
-          <w:tcPr>
-            <w:tcW w:type="dxa" w:w="3700"/>
-            <w:tcBorders>
-              <w:top w:val="single" w:color="E2E7EC" w:sz="2" w:space="0"/>
-              <w:left w:val="single" w:color="E2E7EC" w:sz="2" w:space="0"/>
-              <w:bottom w:val="single" w:color="E2E7EC" w:sz="2" w:space="0"/>
-              <w:right w:val="single" w:color="E2E7EC" w:sz="2" w:space="0"/>
-            </w:tcBorders>
-          </w:tcPr>
-          <w:p>
-            <w:pPr>
-              <w:spacing w:before="30" w:after="40"/>
-            </w:pPr>
-            <w:r/>
-            <w:r>
-              <w:rPr>
-                <w:rFonts w:ascii="Arial Unicode MS" w:hAnsi="Arial Unicode MS" w:eastAsia="Arial Unicode MS"/>
-                <w:b w:val="0"/>
-                <w:sz w:val="17"/>
-              </w:rPr>
-              <w:t>Then, as now, Cumberland was a farming area, and the locals found the mineral useful for marking their sheep so they could identify the ones that belonged to them.</w:t>
-            </w:r>
-          </w:p>
-        </w:tc>
-        <w:tc>
-          <w:tcPr>
-            <w:tcW w:type="dxa" w:w="3586"/>
-            <w:tcBorders>
-              <w:top w:val="single" w:color="E2E7EC" w:sz="2" w:space="0"/>
-              <w:left w:val="single" w:color="E2E7EC" w:sz="2" w:space="0"/>
-              <w:bottom w:val="single" w:color="E2E7EC" w:sz="2" w:space="0"/>
-              <w:right w:val="single" w:color="E2E7EC" w:sz="2" w:space="0"/>
-            </w:tcBorders>
-          </w:tcPr>
-          <w:p>
-            <w:pPr>
-              <w:spacing w:before="30" w:after="40"/>
-            </w:pPr>
-            <w:r/>
-            <w:r>
-              <w:rPr>
-                <w:rFonts w:ascii="Arial Unicode MS" w:hAnsi="Arial Unicode MS" w:eastAsia="Arial Unicode MS"/>
-                <w:b w:val="0"/>
-                <w:sz w:val="17"/>
-              </w:rPr>
-              <w:t>题干 indicate which ___ they owned 对应原文 identify the ones that belonged to them；marking their sheep 直接给出被标记对象。ONE WORD ONLY，填 sheep。</w:t>
+            <w:tcW w:type="dxa" w:w="5100"/>
+            <w:tcBorders>
+              <w:top w:val="single" w:color="E2E7EC" w:sz="2" w:space="0"/>
+              <w:left w:val="single" w:color="E2E7EC" w:sz="2" w:space="0"/>
+              <w:bottom w:val="single" w:color="E2E7EC" w:sz="2" w:space="0"/>
+              <w:right w:val="single" w:color="E2E7EC" w:sz="2" w:space="0"/>
+            </w:tcBorders>
+          </w:tcPr>
+          <w:p>
+            <w:pPr>
+              <w:spacing w:before="30" w:after="40"/>
+            </w:pPr>
+            <w:r/>
+            <w:r>
+              <w:rPr>
+                <w:rFonts w:ascii="Arial Unicode MS" w:hAnsi="Arial Unicode MS" w:eastAsia="Arial Unicode MS"/>
+                <w:b w:val="0"/>
+                <w:sz w:val="17"/>
+              </w:rPr>
+              <w:t>Chemically, rubber is a polymer—a compound containing large molecules that are formed by the bonding of many smaller, simpler units, repeated over and over again.</w:t>
+            </w:r>
+          </w:p>
+        </w:tc>
+        <w:tc>
+          <w:tcPr>
+            <w:tcW w:type="dxa" w:w="2400"/>
+            <w:tcBorders>
+              <w:top w:val="single" w:color="E2E7EC" w:sz="2" w:space="0"/>
+              <w:left w:val="single" w:color="E2E7EC" w:sz="2" w:space="0"/>
+              <w:bottom w:val="single" w:color="E2E7EC" w:sz="2" w:space="0"/>
+              <w:right w:val="single" w:color="E2E7EC" w:sz="2" w:space="0"/>
+            </w:tcBorders>
+          </w:tcPr>
+          <w:p>
+            <w:pPr>
+              <w:spacing w:before="30" w:after="40"/>
+            </w:pPr>
+            <w:r/>
+            <w:r>
+              <w:rPr>
+                <w:rFonts w:ascii="Arial Unicode MS" w:hAnsi="Arial Unicode MS" w:eastAsia="Arial Unicode MS"/>
+                <w:b w:val="0"/>
+                <w:sz w:val="17"/>
+              </w:rPr>
+            </w:r>
+          </w:p>
+        </w:tc>
+        <w:tc>
+          <w:tcPr>
+            <w:tcW w:type="dxa" w:w="2366"/>
+            <w:tcBorders>
+              <w:top w:val="single" w:color="E2E7EC" w:sz="2" w:space="0"/>
+              <w:left w:val="single" w:color="E2E7EC" w:sz="2" w:space="0"/>
+              <w:bottom w:val="single" w:color="E2E7EC" w:sz="2" w:space="0"/>
+              <w:right w:val="single" w:color="E2E7EC" w:sz="2" w:space="0"/>
+            </w:tcBorders>
+          </w:tcPr>
+          <w:p>
+            <w:pPr>
+              <w:spacing w:before="30" w:after="40"/>
+            </w:pPr>
+            <w:r/>
+            <w:r>
+              <w:rPr>
+                <w:rFonts w:ascii="Arial Unicode MS" w:hAnsi="Arial Unicode MS" w:eastAsia="Arial Unicode MS"/>
+                <w:b w:val="0"/>
+                <w:sz w:val="17"/>
+              </w:rPr>
             </w:r>
           </w:p>
         </w:tc>
@@ -1668,126 +2949,74 @@
         </w:trPr>
         <w:tc>
           <w:tcPr>
-            <w:tcW w:type="dxa" w:w="560"/>
-            <w:tcBorders>
-              <w:top w:val="single" w:color="E2E7EC" w:sz="2" w:space="0"/>
-              <w:left w:val="single" w:color="E2E7EC" w:sz="2" w:space="0"/>
-              <w:bottom w:val="single" w:color="E2E7EC" w:sz="2" w:space="0"/>
-              <w:right w:val="single" w:color="E2E7EC" w:sz="2" w:space="0"/>
-            </w:tcBorders>
-          </w:tcPr>
-          <w:p>
-            <w:pPr>
-              <w:spacing w:before="30" w:after="40"/>
-            </w:pPr>
-            <w:r/>
-            <w:r>
-              <w:rPr>
-                <w:rFonts w:ascii="Arial Unicode MS" w:hAnsi="Arial Unicode MS" w:eastAsia="Arial Unicode MS"/>
-                <w:b/>
-                <w:sz w:val="17"/>
-              </w:rPr>
-              <w:t>2</w:t>
-            </w:r>
-          </w:p>
-        </w:tc>
-        <w:tc>
-          <w:tcPr>
-            <w:tcW w:type="dxa" w:w="1160"/>
-            <w:tcBorders>
-              <w:top w:val="single" w:color="E2E7EC" w:sz="2" w:space="0"/>
-              <w:left w:val="single" w:color="E2E7EC" w:sz="2" w:space="0"/>
-              <w:bottom w:val="single" w:color="E2E7EC" w:sz="2" w:space="0"/>
-              <w:right w:val="single" w:color="E2E7EC" w:sz="2" w:space="0"/>
-            </w:tcBorders>
-          </w:tcPr>
-          <w:p>
-            <w:pPr>
-              <w:spacing w:before="30" w:after="40"/>
-            </w:pPr>
-            <w:r/>
-            <w:r>
-              <w:rPr>
-                <w:rFonts w:ascii="Arial Unicode MS" w:hAnsi="Arial Unicode MS" w:eastAsia="Arial Unicode MS"/>
-                <w:b w:val="0"/>
-                <w:sz w:val="17"/>
-              </w:rPr>
-              <w:t>lead</w:t>
-            </w:r>
-          </w:p>
-        </w:tc>
-        <w:tc>
-          <w:tcPr>
-            <w:tcW w:type="dxa" w:w="860"/>
-            <w:tcBorders>
-              <w:top w:val="single" w:color="E2E7EC" w:sz="2" w:space="0"/>
-              <w:left w:val="single" w:color="E2E7EC" w:sz="2" w:space="0"/>
-              <w:bottom w:val="single" w:color="E2E7EC" w:sz="2" w:space="0"/>
-              <w:right w:val="single" w:color="E2E7EC" w:sz="2" w:space="0"/>
-            </w:tcBorders>
-          </w:tcPr>
-          <w:p>
-            <w:pPr>
-              <w:spacing w:before="30" w:after="40"/>
-            </w:pPr>
-            <w:r/>
-            <w:r>
-              <w:rPr>
-                <w:rFonts w:ascii="Arial Unicode MS" w:hAnsi="Arial Unicode MS" w:eastAsia="Arial Unicode MS"/>
-                <w:b w:val="0"/>
-                <w:sz w:val="17"/>
-              </w:rPr>
-              <w:t>P2 S3</w:t>
-            </w:r>
-          </w:p>
-        </w:tc>
-        <w:tc>
-          <w:tcPr>
-            <w:tcW w:type="dxa" w:w="3700"/>
-            <w:tcBorders>
-              <w:top w:val="single" w:color="E2E7EC" w:sz="2" w:space="0"/>
-              <w:left w:val="single" w:color="E2E7EC" w:sz="2" w:space="0"/>
-              <w:bottom w:val="single" w:color="E2E7EC" w:sz="2" w:space="0"/>
-              <w:right w:val="single" w:color="E2E7EC" w:sz="2" w:space="0"/>
-            </w:tcBorders>
-          </w:tcPr>
-          <w:p>
-            <w:pPr>
-              <w:spacing w:before="30" w:after="40"/>
-            </w:pPr>
-            <w:r/>
-            <w:r>
-              <w:rPr>
-                <w:rFonts w:ascii="Arial Unicode MS" w:hAnsi="Arial Unicode MS" w:eastAsia="Arial Unicode MS"/>
-                <w:b w:val="0"/>
-                <w:sz w:val="17"/>
-              </w:rPr>
-              <w:t>It was thought to be a form of lead, and so was referred to as plumbago, a term deriving from the Latin name for that element.</w:t>
-            </w:r>
-          </w:p>
-        </w:tc>
-        <w:tc>
-          <w:tcPr>
-            <w:tcW w:type="dxa" w:w="3586"/>
-            <w:tcBorders>
-              <w:top w:val="single" w:color="E2E7EC" w:sz="2" w:space="0"/>
-              <w:left w:val="single" w:color="E2E7EC" w:sz="2" w:space="0"/>
-              <w:bottom w:val="single" w:color="E2E7EC" w:sz="2" w:space="0"/>
-              <w:right w:val="single" w:color="E2E7EC" w:sz="2" w:space="0"/>
-            </w:tcBorders>
-          </w:tcPr>
-          <w:p>
-            <w:pPr>
-              <w:spacing w:before="30" w:after="40"/>
-            </w:pPr>
-            <w:r/>
-            <w:r>
-              <w:rPr>
-                <w:rFonts w:ascii="Arial Unicode MS" w:hAnsi="Arial Unicode MS" w:eastAsia="Arial Unicode MS"/>
-                <w:b w:val="0"/>
-                <w:sz w:val="17"/>
-              </w:rPr>
-              <w:t>题干 was first believed to be a type of ___ 对应 It was thought to be a form of lead。a form of = a type of，believed = thought。答案 lead，不要填 plumbago。</w:t>
+            <w:tcW w:type="dxa" w:w="5100"/>
+            <w:tcBorders>
+              <w:top w:val="single" w:color="E2E7EC" w:sz="2" w:space="0"/>
+              <w:left w:val="single" w:color="E2E7EC" w:sz="2" w:space="0"/>
+              <w:bottom w:val="single" w:color="E2E7EC" w:sz="2" w:space="0"/>
+              <w:right w:val="single" w:color="E2E7EC" w:sz="2" w:space="0"/>
+            </w:tcBorders>
+          </w:tcPr>
+          <w:p>
+            <w:pPr>
+              <w:spacing w:before="30" w:after="40"/>
+            </w:pPr>
+            <w:r/>
+            <w:r>
+              <w:rPr>
+                <w:rFonts w:ascii="Arial Unicode MS" w:hAnsi="Arial Unicode MS" w:eastAsia="Arial Unicode MS"/>
+                <w:b w:val="0"/>
+                <w:sz w:val="17"/>
+              </w:rPr>
+              <w:t>In the 1860s, $10,000 was offered to anybody who could replace ivory—supplies of which were declining—with something equally good as a material for making billiard balls.</w:t>
+            </w:r>
+          </w:p>
+        </w:tc>
+        <w:tc>
+          <w:tcPr>
+            <w:tcW w:type="dxa" w:w="2400"/>
+            <w:tcBorders>
+              <w:top w:val="single" w:color="E2E7EC" w:sz="2" w:space="0"/>
+              <w:left w:val="single" w:color="E2E7EC" w:sz="2" w:space="0"/>
+              <w:bottom w:val="single" w:color="E2E7EC" w:sz="2" w:space="0"/>
+              <w:right w:val="single" w:color="E2E7EC" w:sz="2" w:space="0"/>
+            </w:tcBorders>
+          </w:tcPr>
+          <w:p>
+            <w:pPr>
+              <w:spacing w:before="30" w:after="40"/>
+            </w:pPr>
+            <w:r/>
+            <w:r>
+              <w:rPr>
+                <w:rFonts w:ascii="Arial Unicode MS" w:hAnsi="Arial Unicode MS" w:eastAsia="Arial Unicode MS"/>
+                <w:b w:val="0"/>
+                <w:sz w:val="17"/>
+              </w:rPr>
+            </w:r>
+          </w:p>
+        </w:tc>
+        <w:tc>
+          <w:tcPr>
+            <w:tcW w:type="dxa" w:w="2366"/>
+            <w:tcBorders>
+              <w:top w:val="single" w:color="E2E7EC" w:sz="2" w:space="0"/>
+              <w:left w:val="single" w:color="E2E7EC" w:sz="2" w:space="0"/>
+              <w:bottom w:val="single" w:color="E2E7EC" w:sz="2" w:space="0"/>
+              <w:right w:val="single" w:color="E2E7EC" w:sz="2" w:space="0"/>
+            </w:tcBorders>
+          </w:tcPr>
+          <w:p>
+            <w:pPr>
+              <w:spacing w:before="30" w:after="40"/>
+            </w:pPr>
+            <w:r/>
+            <w:r>
+              <w:rPr>
+                <w:rFonts w:ascii="Arial Unicode MS" w:hAnsi="Arial Unicode MS" w:eastAsia="Arial Unicode MS"/>
+                <w:b w:val="0"/>
+                <w:sz w:val="17"/>
+              </w:rPr>
             </w:r>
           </w:p>
         </w:tc>
@@ -1798,776 +3027,74 @@
         </w:trPr>
         <w:tc>
           <w:tcPr>
-            <w:tcW w:type="dxa" w:w="560"/>
-            <w:tcBorders>
-              <w:top w:val="single" w:color="E2E7EC" w:sz="2" w:space="0"/>
-              <w:left w:val="single" w:color="E2E7EC" w:sz="2" w:space="0"/>
-              <w:bottom w:val="single" w:color="E2E7EC" w:sz="2" w:space="0"/>
-              <w:right w:val="single" w:color="E2E7EC" w:sz="2" w:space="0"/>
-            </w:tcBorders>
-          </w:tcPr>
-          <w:p>
-            <w:pPr>
-              <w:spacing w:before="30" w:after="40"/>
-            </w:pPr>
-            <w:r/>
-            <w:r>
-              <w:rPr>
-                <w:rFonts w:ascii="Arial Unicode MS" w:hAnsi="Arial Unicode MS" w:eastAsia="Arial Unicode MS"/>
-                <w:b/>
-                <w:sz w:val="17"/>
-              </w:rPr>
-              <w:t>3</w:t>
-            </w:r>
-          </w:p>
-        </w:tc>
-        <w:tc>
-          <w:tcPr>
-            <w:tcW w:type="dxa" w:w="1160"/>
-            <w:tcBorders>
-              <w:top w:val="single" w:color="E2E7EC" w:sz="2" w:space="0"/>
-              <w:left w:val="single" w:color="E2E7EC" w:sz="2" w:space="0"/>
-              <w:bottom w:val="single" w:color="E2E7EC" w:sz="2" w:space="0"/>
-              <w:right w:val="single" w:color="E2E7EC" w:sz="2" w:space="0"/>
-            </w:tcBorders>
-          </w:tcPr>
-          <w:p>
-            <w:pPr>
-              <w:spacing w:before="30" w:after="40"/>
-            </w:pPr>
-            <w:r/>
-            <w:r>
-              <w:rPr>
-                <w:rFonts w:ascii="Arial Unicode MS" w:hAnsi="Arial Unicode MS" w:eastAsia="Arial Unicode MS"/>
-                <w:b w:val="0"/>
-                <w:sz w:val="17"/>
-              </w:rPr>
-              <w:t>government</w:t>
-            </w:r>
-          </w:p>
-        </w:tc>
-        <w:tc>
-          <w:tcPr>
-            <w:tcW w:type="dxa" w:w="860"/>
-            <w:tcBorders>
-              <w:top w:val="single" w:color="E2E7EC" w:sz="2" w:space="0"/>
-              <w:left w:val="single" w:color="E2E7EC" w:sz="2" w:space="0"/>
-              <w:bottom w:val="single" w:color="E2E7EC" w:sz="2" w:space="0"/>
-              <w:right w:val="single" w:color="E2E7EC" w:sz="2" w:space="0"/>
-            </w:tcBorders>
-          </w:tcPr>
-          <w:p>
-            <w:pPr>
-              <w:spacing w:before="30" w:after="40"/>
-            </w:pPr>
-            <w:r/>
-            <w:r>
-              <w:rPr>
-                <w:rFonts w:ascii="Arial Unicode MS" w:hAnsi="Arial Unicode MS" w:eastAsia="Arial Unicode MS"/>
-                <w:b w:val="0"/>
-                <w:sz w:val="17"/>
-              </w:rPr>
-              <w:t>P4 S1</w:t>
-            </w:r>
-          </w:p>
-        </w:tc>
-        <w:tc>
-          <w:tcPr>
-            <w:tcW w:type="dxa" w:w="3700"/>
-            <w:tcBorders>
-              <w:top w:val="single" w:color="E2E7EC" w:sz="2" w:space="0"/>
-              <w:left w:val="single" w:color="E2E7EC" w:sz="2" w:space="0"/>
-              <w:bottom w:val="single" w:color="E2E7EC" w:sz="2" w:space="0"/>
-              <w:right w:val="single" w:color="E2E7EC" w:sz="2" w:space="0"/>
-            </w:tcBorders>
-          </w:tcPr>
-          <w:p>
-            <w:pPr>
-              <w:spacing w:before="30" w:after="40"/>
-            </w:pPr>
-            <w:r/>
-            <w:r>
-              <w:rPr>
-                <w:rFonts w:ascii="Arial Unicode MS" w:hAnsi="Arial Unicode MS" w:eastAsia="Arial Unicode MS"/>
-                <w:b w:val="0"/>
-                <w:sz w:val="17"/>
-              </w:rPr>
-              <w:t>In England, the government soon realised the value of the Borrowdale find, particularly for national defence purposes, because graphite proved ideal for lining the moulds used in the making of cannon balls.</w:t>
-            </w:r>
-          </w:p>
-        </w:tc>
-        <w:tc>
-          <w:tcPr>
-            <w:tcW w:type="dxa" w:w="3586"/>
-            <w:tcBorders>
-              <w:top w:val="single" w:color="E2E7EC" w:sz="2" w:space="0"/>
-              <w:left w:val="single" w:color="E2E7EC" w:sz="2" w:space="0"/>
-              <w:bottom w:val="single" w:color="E2E7EC" w:sz="2" w:space="0"/>
-              <w:right w:val="single" w:color="E2E7EC" w:sz="2" w:space="0"/>
-            </w:tcBorders>
-          </w:tcPr>
-          <w:p>
-            <w:pPr>
-              <w:spacing w:before="30" w:after="40"/>
-            </w:pPr>
-            <w:r/>
-            <w:r>
-              <w:rPr>
-                <w:rFonts w:ascii="Arial Unicode MS" w:hAnsi="Arial Unicode MS" w:eastAsia="Arial Unicode MS"/>
-                <w:b w:val="0"/>
-                <w:sz w:val="17"/>
-              </w:rPr>
-              <w:t>题干 was recognised by the English ___ 对应 the government soon realised；recognise = realise。空格前有 the English，填 government。</w:t>
-            </w:r>
-          </w:p>
-        </w:tc>
-      </w:tr>
-      <w:tr>
-        <w:trPr>
-          <w:cantSplit/>
-        </w:trPr>
-        <w:tc>
-          <w:tcPr>
-            <w:tcW w:type="dxa" w:w="560"/>
-            <w:tcBorders>
-              <w:top w:val="single" w:color="E2E7EC" w:sz="2" w:space="0"/>
-              <w:left w:val="single" w:color="E2E7EC" w:sz="2" w:space="0"/>
-              <w:bottom w:val="single" w:color="E2E7EC" w:sz="2" w:space="0"/>
-              <w:right w:val="single" w:color="E2E7EC" w:sz="2" w:space="0"/>
-            </w:tcBorders>
-          </w:tcPr>
-          <w:p>
-            <w:pPr>
-              <w:spacing w:before="30" w:after="40"/>
-            </w:pPr>
-            <w:r/>
-            <w:r>
-              <w:rPr>
-                <w:rFonts w:ascii="Arial Unicode MS" w:hAnsi="Arial Unicode MS" w:eastAsia="Arial Unicode MS"/>
-                <w:b/>
-                <w:sz w:val="17"/>
-              </w:rPr>
-              <w:t>4</w:t>
-            </w:r>
-          </w:p>
-        </w:tc>
-        <w:tc>
-          <w:tcPr>
-            <w:tcW w:type="dxa" w:w="1160"/>
-            <w:tcBorders>
-              <w:top w:val="single" w:color="E2E7EC" w:sz="2" w:space="0"/>
-              <w:left w:val="single" w:color="E2E7EC" w:sz="2" w:space="0"/>
-              <w:bottom w:val="single" w:color="E2E7EC" w:sz="2" w:space="0"/>
-              <w:right w:val="single" w:color="E2E7EC" w:sz="2" w:space="0"/>
-            </w:tcBorders>
-          </w:tcPr>
-          <w:p>
-            <w:pPr>
-              <w:spacing w:before="30" w:after="40"/>
-            </w:pPr>
-            <w:r/>
-            <w:r>
-              <w:rPr>
-                <w:rFonts w:ascii="Arial Unicode MS" w:hAnsi="Arial Unicode MS" w:eastAsia="Arial Unicode MS"/>
-                <w:b w:val="0"/>
-                <w:sz w:val="17"/>
-              </w:rPr>
-              <w:t>TRUE</w:t>
-            </w:r>
-          </w:p>
-        </w:tc>
-        <w:tc>
-          <w:tcPr>
-            <w:tcW w:type="dxa" w:w="860"/>
-            <w:tcBorders>
-              <w:top w:val="single" w:color="E2E7EC" w:sz="2" w:space="0"/>
-              <w:left w:val="single" w:color="E2E7EC" w:sz="2" w:space="0"/>
-              <w:bottom w:val="single" w:color="E2E7EC" w:sz="2" w:space="0"/>
-              <w:right w:val="single" w:color="E2E7EC" w:sz="2" w:space="0"/>
-            </w:tcBorders>
-          </w:tcPr>
-          <w:p>
-            <w:pPr>
-              <w:spacing w:before="30" w:after="40"/>
-            </w:pPr>
-            <w:r/>
-            <w:r>
-              <w:rPr>
-                <w:rFonts w:ascii="Arial Unicode MS" w:hAnsi="Arial Unicode MS" w:eastAsia="Arial Unicode MS"/>
-                <w:b w:val="0"/>
-                <w:sz w:val="17"/>
-              </w:rPr>
-              <w:t>P5 S1</w:t>
-            </w:r>
-          </w:p>
-        </w:tc>
-        <w:tc>
-          <w:tcPr>
-            <w:tcW w:type="dxa" w:w="3700"/>
-            <w:tcBorders>
-              <w:top w:val="single" w:color="E2E7EC" w:sz="2" w:space="0"/>
-              <w:left w:val="single" w:color="E2E7EC" w:sz="2" w:space="0"/>
-              <w:bottom w:val="single" w:color="E2E7EC" w:sz="2" w:space="0"/>
-              <w:right w:val="single" w:color="E2E7EC" w:sz="2" w:space="0"/>
-            </w:tcBorders>
-          </w:tcPr>
-          <w:p>
-            <w:pPr>
-              <w:spacing w:before="30" w:after="40"/>
-            </w:pPr>
-            <w:r/>
-            <w:r>
-              <w:rPr>
-                <w:rFonts w:ascii="Arial Unicode MS" w:hAnsi="Arial Unicode MS" w:eastAsia="Arial Unicode MS"/>
-                <w:b w:val="0"/>
-                <w:sz w:val="17"/>
-              </w:rPr>
-              <w:t>Although deposits of graphite existed in other parts of the world, they were not of the same exceptional purity and quality as Borrowdale graphite, and had to be crushed to a powder to get rid of the impurities.</w:t>
-            </w:r>
-          </w:p>
-        </w:tc>
-        <w:tc>
-          <w:tcPr>
-            <w:tcW w:type="dxa" w:w="3586"/>
-            <w:tcBorders>
-              <w:top w:val="single" w:color="E2E7EC" w:sz="2" w:space="0"/>
-              <w:left w:val="single" w:color="E2E7EC" w:sz="2" w:space="0"/>
-              <w:bottom w:val="single" w:color="E2E7EC" w:sz="2" w:space="0"/>
-              <w:right w:val="single" w:color="E2E7EC" w:sz="2" w:space="0"/>
-            </w:tcBorders>
-          </w:tcPr>
-          <w:p>
-            <w:pPr>
-              <w:spacing w:before="30" w:after="40"/>
-            </w:pPr>
-            <w:r/>
-            <w:r>
-              <w:rPr>
-                <w:rFonts w:ascii="Arial Unicode MS" w:hAnsi="Arial Unicode MS" w:eastAsia="Arial Unicode MS"/>
-                <w:b w:val="0"/>
-                <w:sz w:val="17"/>
-              </w:rPr>
-              <w:t>题干说 Borrowdale 石墨优于其他所有石墨。原文用 not of the same exceptional purity and quality as 把“别处不如它”说清楚，比较方向与题干一致 → TRUE。</w:t>
-            </w:r>
-          </w:p>
-        </w:tc>
-      </w:tr>
-      <w:tr>
-        <w:trPr>
-          <w:cantSplit/>
-        </w:trPr>
-        <w:tc>
-          <w:tcPr>
-            <w:tcW w:type="dxa" w:w="560"/>
-            <w:tcBorders>
-              <w:top w:val="single" w:color="E2E7EC" w:sz="2" w:space="0"/>
-              <w:left w:val="single" w:color="E2E7EC" w:sz="2" w:space="0"/>
-              <w:bottom w:val="single" w:color="E2E7EC" w:sz="2" w:space="0"/>
-              <w:right w:val="single" w:color="E2E7EC" w:sz="2" w:space="0"/>
-            </w:tcBorders>
-          </w:tcPr>
-          <w:p>
-            <w:pPr>
-              <w:spacing w:before="30" w:after="40"/>
-            </w:pPr>
-            <w:r/>
-            <w:r>
-              <w:rPr>
-                <w:rFonts w:ascii="Arial Unicode MS" w:hAnsi="Arial Unicode MS" w:eastAsia="Arial Unicode MS"/>
-                <w:b/>
-                <w:sz w:val="17"/>
-              </w:rPr>
-              <w:t>5</w:t>
-            </w:r>
-          </w:p>
-        </w:tc>
-        <w:tc>
-          <w:tcPr>
-            <w:tcW w:type="dxa" w:w="1160"/>
-            <w:tcBorders>
-              <w:top w:val="single" w:color="E2E7EC" w:sz="2" w:space="0"/>
-              <w:left w:val="single" w:color="E2E7EC" w:sz="2" w:space="0"/>
-              <w:bottom w:val="single" w:color="E2E7EC" w:sz="2" w:space="0"/>
-              <w:right w:val="single" w:color="E2E7EC" w:sz="2" w:space="0"/>
-            </w:tcBorders>
-          </w:tcPr>
-          <w:p>
-            <w:pPr>
-              <w:spacing w:before="30" w:after="40"/>
-            </w:pPr>
-            <w:r/>
-            <w:r>
-              <w:rPr>
-                <w:rFonts w:ascii="Arial Unicode MS" w:hAnsi="Arial Unicode MS" w:eastAsia="Arial Unicode MS"/>
-                <w:b w:val="0"/>
-                <w:sz w:val="17"/>
-              </w:rPr>
-              <w:t>FALSE</w:t>
-            </w:r>
-          </w:p>
-        </w:tc>
-        <w:tc>
-          <w:tcPr>
-            <w:tcW w:type="dxa" w:w="860"/>
-            <w:tcBorders>
-              <w:top w:val="single" w:color="E2E7EC" w:sz="2" w:space="0"/>
-              <w:left w:val="single" w:color="E2E7EC" w:sz="2" w:space="0"/>
-              <w:bottom w:val="single" w:color="E2E7EC" w:sz="2" w:space="0"/>
-              <w:right w:val="single" w:color="E2E7EC" w:sz="2" w:space="0"/>
-            </w:tcBorders>
-          </w:tcPr>
-          <w:p>
-            <w:pPr>
-              <w:spacing w:before="30" w:after="40"/>
-            </w:pPr>
-            <w:r/>
-            <w:r>
-              <w:rPr>
-                <w:rFonts w:ascii="Arial Unicode MS" w:hAnsi="Arial Unicode MS" w:eastAsia="Arial Unicode MS"/>
-                <w:b w:val="0"/>
-                <w:sz w:val="17"/>
-              </w:rPr>
-              <w:t>P5 S3–S4</w:t>
-            </w:r>
-          </w:p>
-        </w:tc>
-        <w:tc>
-          <w:tcPr>
-            <w:tcW w:type="dxa" w:w="3700"/>
-            <w:tcBorders>
-              <w:top w:val="single" w:color="E2E7EC" w:sz="2" w:space="0"/>
-              <w:left w:val="single" w:color="E2E7EC" w:sz="2" w:space="0"/>
-              <w:bottom w:val="single" w:color="E2E7EC" w:sz="2" w:space="0"/>
-              <w:right w:val="single" w:color="E2E7EC" w:sz="2" w:space="0"/>
-            </w:tcBorders>
-          </w:tcPr>
-          <w:p>
-            <w:pPr>
-              <w:spacing w:before="30" w:after="40"/>
-            </w:pPr>
-            <w:r/>
-            <w:r>
-              <w:rPr>
-                <w:rFonts w:ascii="Arial Unicode MS" w:hAnsi="Arial Unicode MS" w:eastAsia="Arial Unicode MS"/>
-                <w:b w:val="0"/>
-                <w:sz w:val="17"/>
-              </w:rPr>
-              <w:t>English pencils continued to be made with sticks cut from pure Borrowdale graphite into the 1860s, after which the design was modified. The town of Keswick, close to the Cumberland graphite find, still manufactures pencils today.</w:t>
-            </w:r>
-          </w:p>
-        </w:tc>
-        <w:tc>
-          <w:tcPr>
-            <w:tcW w:type="dxa" w:w="3586"/>
-            <w:tcBorders>
-              <w:top w:val="single" w:color="E2E7EC" w:sz="2" w:space="0"/>
-              <w:left w:val="single" w:color="E2E7EC" w:sz="2" w:space="0"/>
-              <w:bottom w:val="single" w:color="E2E7EC" w:sz="2" w:space="0"/>
-              <w:right w:val="single" w:color="E2E7EC" w:sz="2" w:space="0"/>
-            </w:tcBorders>
-          </w:tcPr>
-          <w:p>
-            <w:pPr>
-              <w:spacing w:before="30" w:after="40"/>
-            </w:pPr>
-            <w:r/>
-            <w:r>
-              <w:rPr>
-                <w:rFonts w:ascii="Arial Unicode MS" w:hAnsi="Arial Unicode MS" w:eastAsia="Arial Unicode MS"/>
-                <w:b w:val="0"/>
-                <w:sz w:val="17"/>
-              </w:rPr>
-              <w:t>题干的陷阱词是 only lasted until the 1860s。原文说 1860 年代之后只是“设计被改动”，而且 Keswick 至今仍在生产 → 与题干直接矛盾，FALSE。</w:t>
-            </w:r>
-          </w:p>
-        </w:tc>
-      </w:tr>
-      <w:tr>
-        <w:trPr>
-          <w:cantSplit/>
-        </w:trPr>
-        <w:tc>
-          <w:tcPr>
-            <w:tcW w:type="dxa" w:w="560"/>
-            <w:tcBorders>
-              <w:top w:val="single" w:color="E2E7EC" w:sz="2" w:space="0"/>
-              <w:left w:val="single" w:color="E2E7EC" w:sz="2" w:space="0"/>
-              <w:bottom w:val="single" w:color="E2E7EC" w:sz="2" w:space="0"/>
-              <w:right w:val="single" w:color="E2E7EC" w:sz="2" w:space="0"/>
-            </w:tcBorders>
-          </w:tcPr>
-          <w:p>
-            <w:pPr>
-              <w:spacing w:before="30" w:after="40"/>
-            </w:pPr>
-            <w:r/>
-            <w:r>
-              <w:rPr>
-                <w:rFonts w:ascii="Arial Unicode MS" w:hAnsi="Arial Unicode MS" w:eastAsia="Arial Unicode MS"/>
-                <w:b/>
-                <w:sz w:val="17"/>
-              </w:rPr>
-              <w:t>6</w:t>
-            </w:r>
-          </w:p>
-        </w:tc>
-        <w:tc>
-          <w:tcPr>
-            <w:tcW w:type="dxa" w:w="1160"/>
-            <w:tcBorders>
-              <w:top w:val="single" w:color="E2E7EC" w:sz="2" w:space="0"/>
-              <w:left w:val="single" w:color="E2E7EC" w:sz="2" w:space="0"/>
-              <w:bottom w:val="single" w:color="E2E7EC" w:sz="2" w:space="0"/>
-              <w:right w:val="single" w:color="E2E7EC" w:sz="2" w:space="0"/>
-            </w:tcBorders>
-          </w:tcPr>
-          <w:p>
-            <w:pPr>
-              <w:spacing w:before="30" w:after="40"/>
-            </w:pPr>
-            <w:r/>
-            <w:r>
-              <w:rPr>
-                <w:rFonts w:ascii="Arial Unicode MS" w:hAnsi="Arial Unicode MS" w:eastAsia="Arial Unicode MS"/>
-                <w:b w:val="0"/>
-                <w:sz w:val="17"/>
-              </w:rPr>
-              <w:t>NOT GIVEN</w:t>
-            </w:r>
-          </w:p>
-        </w:tc>
-        <w:tc>
-          <w:tcPr>
-            <w:tcW w:type="dxa" w:w="860"/>
-            <w:tcBorders>
-              <w:top w:val="single" w:color="E2E7EC" w:sz="2" w:space="0"/>
-              <w:left w:val="single" w:color="E2E7EC" w:sz="2" w:space="0"/>
-              <w:bottom w:val="single" w:color="E2E7EC" w:sz="2" w:space="0"/>
-              <w:right w:val="single" w:color="E2E7EC" w:sz="2" w:space="0"/>
-            </w:tcBorders>
-          </w:tcPr>
-          <w:p>
-            <w:pPr>
-              <w:spacing w:before="30" w:after="40"/>
-            </w:pPr>
-            <w:r/>
-            <w:r>
-              <w:rPr>
-                <w:rFonts w:ascii="Arial Unicode MS" w:hAnsi="Arial Unicode MS" w:eastAsia="Arial Unicode MS"/>
-                <w:b w:val="0"/>
-                <w:sz w:val="17"/>
-              </w:rPr>
-              <w:t>P5 S4</w:t>
-            </w:r>
-          </w:p>
-        </w:tc>
-        <w:tc>
-          <w:tcPr>
-            <w:tcW w:type="dxa" w:w="3700"/>
-            <w:tcBorders>
-              <w:top w:val="single" w:color="E2E7EC" w:sz="2" w:space="0"/>
-              <w:left w:val="single" w:color="E2E7EC" w:sz="2" w:space="0"/>
-              <w:bottom w:val="single" w:color="E2E7EC" w:sz="2" w:space="0"/>
-              <w:right w:val="single" w:color="E2E7EC" w:sz="2" w:space="0"/>
-            </w:tcBorders>
-          </w:tcPr>
-          <w:p>
-            <w:pPr>
-              <w:spacing w:before="30" w:after="40"/>
-            </w:pPr>
-            <w:r/>
-            <w:r>
-              <w:rPr>
-                <w:rFonts w:ascii="Arial Unicode MS" w:hAnsi="Arial Unicode MS" w:eastAsia="Arial Unicode MS"/>
-                <w:b w:val="0"/>
-                <w:sz w:val="17"/>
-              </w:rPr>
-              <w:t>The town of Keswick, close to the Cumberland graphite find, still manufactures pencils today, the factory also being the location of the Cumberland pencil museum.</w:t>
-            </w:r>
-          </w:p>
-        </w:tc>
-        <w:tc>
-          <w:tcPr>
-            <w:tcW w:type="dxa" w:w="3586"/>
-            <w:tcBorders>
-              <w:top w:val="single" w:color="E2E7EC" w:sz="2" w:space="0"/>
-              <w:left w:val="single" w:color="E2E7EC" w:sz="2" w:space="0"/>
-              <w:bottom w:val="single" w:color="E2E7EC" w:sz="2" w:space="0"/>
-              <w:right w:val="single" w:color="E2E7EC" w:sz="2" w:space="0"/>
-            </w:tcBorders>
-          </w:tcPr>
-          <w:p>
-            <w:pPr>
-              <w:spacing w:before="30" w:after="40"/>
-            </w:pPr>
-            <w:r/>
-            <w:r>
-              <w:rPr>
-                <w:rFonts w:ascii="Arial Unicode MS" w:hAnsi="Arial Unicode MS" w:eastAsia="Arial Unicode MS"/>
-                <w:b w:val="0"/>
-                <w:sz w:val="17"/>
-              </w:rPr>
-              <w:t>原文只说博物馆在哪里，完全没有描述馆内藏品。题干的 examples of pencils from different European countries 属于原文未提信息 → NOT GIVEN。</w:t>
-            </w:r>
-          </w:p>
-        </w:tc>
-      </w:tr>
-      <w:tr>
-        <w:trPr>
-          <w:cantSplit/>
-        </w:trPr>
-        <w:tc>
-          <w:tcPr>
-            <w:tcW w:type="dxa" w:w="560"/>
-            <w:tcBorders>
-              <w:top w:val="single" w:color="E2E7EC" w:sz="2" w:space="0"/>
-              <w:left w:val="single" w:color="E2E7EC" w:sz="2" w:space="0"/>
-              <w:bottom w:val="single" w:color="E2E7EC" w:sz="2" w:space="0"/>
-              <w:right w:val="single" w:color="E2E7EC" w:sz="2" w:space="0"/>
-            </w:tcBorders>
-          </w:tcPr>
-          <w:p>
-            <w:pPr>
-              <w:spacing w:before="30" w:after="40"/>
-            </w:pPr>
-            <w:r/>
-            <w:r>
-              <w:rPr>
-                <w:rFonts w:ascii="Arial Unicode MS" w:hAnsi="Arial Unicode MS" w:eastAsia="Arial Unicode MS"/>
-                <w:b/>
-                <w:sz w:val="17"/>
-              </w:rPr>
-              <w:t>7</w:t>
-            </w:r>
-          </w:p>
-        </w:tc>
-        <w:tc>
-          <w:tcPr>
-            <w:tcW w:type="dxa" w:w="1160"/>
-            <w:tcBorders>
-              <w:top w:val="single" w:color="E2E7EC" w:sz="2" w:space="0"/>
-              <w:left w:val="single" w:color="E2E7EC" w:sz="2" w:space="0"/>
-              <w:bottom w:val="single" w:color="E2E7EC" w:sz="2" w:space="0"/>
-              <w:right w:val="single" w:color="E2E7EC" w:sz="2" w:space="0"/>
-            </w:tcBorders>
-          </w:tcPr>
-          <w:p>
-            <w:pPr>
-              <w:spacing w:before="30" w:after="40"/>
-            </w:pPr>
-            <w:r/>
-            <w:r>
-              <w:rPr>
-                <w:rFonts w:ascii="Arial Unicode MS" w:hAnsi="Arial Unicode MS" w:eastAsia="Arial Unicode MS"/>
-                <w:b w:val="0"/>
-                <w:sz w:val="17"/>
-              </w:rPr>
-              <w:t>TRUE</w:t>
-            </w:r>
-          </w:p>
-        </w:tc>
-        <w:tc>
-          <w:tcPr>
-            <w:tcW w:type="dxa" w:w="860"/>
-            <w:tcBorders>
-              <w:top w:val="single" w:color="E2E7EC" w:sz="2" w:space="0"/>
-              <w:left w:val="single" w:color="E2E7EC" w:sz="2" w:space="0"/>
-              <w:bottom w:val="single" w:color="E2E7EC" w:sz="2" w:space="0"/>
-              <w:right w:val="single" w:color="E2E7EC" w:sz="2" w:space="0"/>
-            </w:tcBorders>
-          </w:tcPr>
-          <w:p>
-            <w:pPr>
-              <w:spacing w:before="30" w:after="40"/>
-            </w:pPr>
-            <w:r/>
-            <w:r>
-              <w:rPr>
-                <w:rFonts w:ascii="Arial Unicode MS" w:hAnsi="Arial Unicode MS" w:eastAsia="Arial Unicode MS"/>
-                <w:b w:val="0"/>
-                <w:sz w:val="17"/>
-              </w:rPr>
-              <w:t>P6 S4</w:t>
-            </w:r>
-          </w:p>
-        </w:tc>
-        <w:tc>
-          <w:tcPr>
-            <w:tcW w:type="dxa" w:w="3700"/>
-            <w:tcBorders>
-              <w:top w:val="single" w:color="E2E7EC" w:sz="2" w:space="0"/>
-              <w:left w:val="single" w:color="E2E7EC" w:sz="2" w:space="0"/>
-              <w:bottom w:val="single" w:color="E2E7EC" w:sz="2" w:space="0"/>
-              <w:right w:val="single" w:color="E2E7EC" w:sz="2" w:space="0"/>
-            </w:tcBorders>
-          </w:tcPr>
-          <w:p>
-            <w:pPr>
-              <w:spacing w:before="30" w:after="40"/>
-            </w:pPr>
-            <w:r/>
-            <w:r>
-              <w:rPr>
-                <w:rFonts w:ascii="Arial Unicode MS" w:hAnsi="Arial Unicode MS" w:eastAsia="Arial Unicode MS"/>
-                <w:b w:val="0"/>
-                <w:sz w:val="17"/>
-              </w:rPr>
-              <w:t>Shortly thereafter, a superior technique to that of the Bernacottis was adopted: two wooden halves were carved, a graphite stick inserted, and the halves then glued together — essentially the same method in use to this day.</w:t>
-            </w:r>
-          </w:p>
-        </w:tc>
-        <w:tc>
-          <w:tcPr>
-            <w:tcW w:type="dxa" w:w="3586"/>
-            <w:tcBorders>
-              <w:top w:val="single" w:color="E2E7EC" w:sz="2" w:space="0"/>
-              <w:left w:val="single" w:color="E2E7EC" w:sz="2" w:space="0"/>
-              <w:bottom w:val="single" w:color="E2E7EC" w:sz="2" w:space="0"/>
-              <w:right w:val="single" w:color="E2E7EC" w:sz="2" w:space="0"/>
-            </w:tcBorders>
-          </w:tcPr>
-          <w:p>
-            <w:pPr>
-              <w:spacing w:before="30" w:after="40"/>
-            </w:pPr>
-            <w:r/>
-            <w:r>
-              <w:rPr>
-                <w:rFonts w:ascii="Arial Unicode MS" w:hAnsi="Arial Unicode MS" w:eastAsia="Arial Unicode MS"/>
-                <w:b w:val="0"/>
-                <w:sz w:val="17"/>
-              </w:rPr>
-              <w:t>improved on the Bernacottis' method 对应 a superior technique to that of the Bernacottis；is still used now 对应 the same method in use to this day → TRUE。</w:t>
-            </w:r>
-          </w:p>
-        </w:tc>
-      </w:tr>
-      <w:tr>
-        <w:trPr>
-          <w:cantSplit/>
-        </w:trPr>
-        <w:tc>
-          <w:tcPr>
-            <w:tcW w:type="dxa" w:w="560"/>
-            <w:tcBorders>
-              <w:top w:val="single" w:color="E2E7EC" w:sz="2" w:space="0"/>
-              <w:left w:val="single" w:color="E2E7EC" w:sz="2" w:space="0"/>
-              <w:bottom w:val="single" w:color="E2E7EC" w:sz="2" w:space="0"/>
-              <w:right w:val="single" w:color="E2E7EC" w:sz="2" w:space="0"/>
-            </w:tcBorders>
-          </w:tcPr>
-          <w:p>
-            <w:pPr>
-              <w:spacing w:before="30" w:after="40"/>
-            </w:pPr>
-            <w:r/>
-            <w:r>
-              <w:rPr>
-                <w:rFonts w:ascii="Arial Unicode MS" w:hAnsi="Arial Unicode MS" w:eastAsia="Arial Unicode MS"/>
-                <w:b/>
-                <w:sz w:val="17"/>
-              </w:rPr>
-              <w:t>8</w:t>
-            </w:r>
-          </w:p>
-        </w:tc>
-        <w:tc>
-          <w:tcPr>
-            <w:tcW w:type="dxa" w:w="1160"/>
-            <w:tcBorders>
-              <w:top w:val="single" w:color="E2E7EC" w:sz="2" w:space="0"/>
-              <w:left w:val="single" w:color="E2E7EC" w:sz="2" w:space="0"/>
-              <w:bottom w:val="single" w:color="E2E7EC" w:sz="2" w:space="0"/>
-              <w:right w:val="single" w:color="E2E7EC" w:sz="2" w:space="0"/>
-            </w:tcBorders>
-          </w:tcPr>
-          <w:p>
-            <w:pPr>
-              <w:spacing w:before="30" w:after="40"/>
-            </w:pPr>
-            <w:r/>
-            <w:r>
-              <w:rPr>
-                <w:rFonts w:ascii="Arial Unicode MS" w:hAnsi="Arial Unicode MS" w:eastAsia="Arial Unicode MS"/>
-                <w:b w:val="0"/>
-                <w:sz w:val="17"/>
-              </w:rPr>
-              <w:t>NOT GIVEN</w:t>
-            </w:r>
-          </w:p>
-        </w:tc>
-        <w:tc>
-          <w:tcPr>
-            <w:tcW w:type="dxa" w:w="860"/>
-            <w:tcBorders>
-              <w:top w:val="single" w:color="E2E7EC" w:sz="2" w:space="0"/>
-              <w:left w:val="single" w:color="E2E7EC" w:sz="2" w:space="0"/>
-              <w:bottom w:val="single" w:color="E2E7EC" w:sz="2" w:space="0"/>
-              <w:right w:val="single" w:color="E2E7EC" w:sz="2" w:space="0"/>
-            </w:tcBorders>
-          </w:tcPr>
-          <w:p>
-            <w:pPr>
-              <w:spacing w:before="30" w:after="40"/>
-            </w:pPr>
-            <w:r/>
-            <w:r>
-              <w:rPr>
-                <w:rFonts w:ascii="Arial Unicode MS" w:hAnsi="Arial Unicode MS" w:eastAsia="Arial Unicode MS"/>
-                <w:b w:val="0"/>
-                <w:sz w:val="17"/>
-              </w:rPr>
-              <w:t>P7 S1</w:t>
-            </w:r>
-          </w:p>
-        </w:tc>
-        <w:tc>
-          <w:tcPr>
-            <w:tcW w:type="dxa" w:w="3700"/>
-            <w:tcBorders>
-              <w:top w:val="single" w:color="E2E7EC" w:sz="2" w:space="0"/>
-              <w:left w:val="single" w:color="E2E7EC" w:sz="2" w:space="0"/>
-              <w:bottom w:val="single" w:color="E2E7EC" w:sz="2" w:space="0"/>
-              <w:right w:val="single" w:color="E2E7EC" w:sz="2" w:space="0"/>
-            </w:tcBorders>
-          </w:tcPr>
-          <w:p>
-            <w:pPr>
-              <w:spacing w:before="30" w:after="40"/>
-            </w:pPr>
-            <w:r/>
-            <w:r>
-              <w:rPr>
-                <w:rFonts w:ascii="Arial Unicode MS" w:hAnsi="Arial Unicode MS" w:eastAsia="Arial Unicode MS"/>
-                <w:b w:val="0"/>
-                <w:sz w:val="17"/>
-              </w:rPr>
-              <w:t>The first attempt to manufacture graphite sticks from powdered graphite was in Nuremberg, Germany, in 1662, using a mixture of graphite together with the elements sulphur and antimony.</w:t>
-            </w:r>
-          </w:p>
-        </w:tc>
-        <w:tc>
-          <w:tcPr>
-            <w:tcW w:type="dxa" w:w="3586"/>
-            <w:tcBorders>
-              <w:top w:val="single" w:color="E2E7EC" w:sz="2" w:space="0"/>
-              <w:left w:val="single" w:color="E2E7EC" w:sz="2" w:space="0"/>
-              <w:bottom w:val="single" w:color="E2E7EC" w:sz="2" w:space="0"/>
-              <w:right w:val="single" w:color="E2E7EC" w:sz="2" w:space="0"/>
-            </w:tcBorders>
-          </w:tcPr>
-          <w:p>
-            <w:pPr>
-              <w:spacing w:before="30" w:after="40"/>
-            </w:pPr>
-            <w:r/>
-            <w:r>
-              <w:rPr>
-                <w:rFonts w:ascii="Arial Unicode MS" w:hAnsi="Arial Unicode MS" w:eastAsia="Arial Unicode MS"/>
-                <w:b w:val="0"/>
-                <w:sz w:val="17"/>
-              </w:rPr>
-              <w:t>时间 1662、地点 Nuremberg 都对上了，但原文只写了配方（硫与锑），对石墨是否 imported from England 只字未提 → 关键词在、关系不在，NOT GIVEN。</w:t>
+            <w:tcW w:type="dxa" w:w="5100"/>
+            <w:tcBorders>
+              <w:top w:val="single" w:color="E2E7EC" w:sz="2" w:space="0"/>
+              <w:left w:val="single" w:color="E2E7EC" w:sz="2" w:space="0"/>
+              <w:bottom w:val="single" w:color="E2E7EC" w:sz="2" w:space="0"/>
+              <w:right w:val="single" w:color="E2E7EC" w:sz="2" w:space="0"/>
+            </w:tcBorders>
+          </w:tcPr>
+          <w:p>
+            <w:pPr>
+              <w:spacing w:before="30" w:after="40"/>
+            </w:pPr>
+            <w:r/>
+            <w:r>
+              <w:rPr>
+                <w:rFonts w:ascii="Arial Unicode MS" w:hAnsi="Arial Unicode MS" w:eastAsia="Arial Unicode MS"/>
+                <w:b w:val="0"/>
+                <w:sz w:val="17"/>
+              </w:rPr>
+              <w:t>But perhaps the best-known celluloid product was photographic film, without which the film industry could never have taken off at the end of the 19th century.</w:t>
+            </w:r>
+          </w:p>
+        </w:tc>
+        <w:tc>
+          <w:tcPr>
+            <w:tcW w:type="dxa" w:w="2400"/>
+            <w:tcBorders>
+              <w:top w:val="single" w:color="E2E7EC" w:sz="2" w:space="0"/>
+              <w:left w:val="single" w:color="E2E7EC" w:sz="2" w:space="0"/>
+              <w:bottom w:val="single" w:color="E2E7EC" w:sz="2" w:space="0"/>
+              <w:right w:val="single" w:color="E2E7EC" w:sz="2" w:space="0"/>
+            </w:tcBorders>
+          </w:tcPr>
+          <w:p>
+            <w:pPr>
+              <w:spacing w:before="30" w:after="40"/>
+            </w:pPr>
+            <w:r/>
+            <w:r>
+              <w:rPr>
+                <w:rFonts w:ascii="Arial Unicode MS" w:hAnsi="Arial Unicode MS" w:eastAsia="Arial Unicode MS"/>
+                <w:b w:val="0"/>
+                <w:sz w:val="17"/>
+              </w:rPr>
+            </w:r>
+          </w:p>
+        </w:tc>
+        <w:tc>
+          <w:tcPr>
+            <w:tcW w:type="dxa" w:w="2366"/>
+            <w:tcBorders>
+              <w:top w:val="single" w:color="E2E7EC" w:sz="2" w:space="0"/>
+              <w:left w:val="single" w:color="E2E7EC" w:sz="2" w:space="0"/>
+              <w:bottom w:val="single" w:color="E2E7EC" w:sz="2" w:space="0"/>
+              <w:right w:val="single" w:color="E2E7EC" w:sz="2" w:space="0"/>
+            </w:tcBorders>
+          </w:tcPr>
+          <w:p>
+            <w:pPr>
+              <w:spacing w:before="30" w:after="40"/>
+            </w:pPr>
+            <w:r/>
+            <w:r>
+              <w:rPr>
+                <w:rFonts w:ascii="Arial Unicode MS" w:hAnsi="Arial Unicode MS" w:eastAsia="Arial Unicode MS"/>
+                <w:b w:val="0"/>
+                <w:sz w:val="17"/>
+              </w:rPr>
             </w:r>
           </w:p>
         </w:tc>
@@ -8345,7 +8872,7 @@
         <w:rPr>
           <w:rFonts w:ascii="Arial Unicode MS" w:hAnsi="Arial Unicode MS" w:eastAsia="Arial Unicode MS"/>
         </w:rPr>
-        <w:t>课前延迟检索 · Pencil Flow-chart Version（Q1–8）</w:t>
+        <w:t>作业复盘 · The Development of Plastics（Q1–13）</w:t>
       </w:r>
     </w:p>
     <w:tbl>
@@ -8412,7 +8939,7 @@
                 <w:b w:val="0"/>
                 <w:sz w:val="19"/>
               </w:rPr>
-              <w:t>sheep</w:t>
+              <w:t>photographic film</w:t>
             </w:r>
           </w:p>
         </w:tc>
@@ -8462,7 +8989,7 @@
                 <w:b w:val="0"/>
                 <w:sz w:val="19"/>
               </w:rPr>
-              <w:t>lead</w:t>
+              <w:t>Bakelite</w:t>
             </w:r>
           </w:p>
         </w:tc>
@@ -8512,7 +9039,7 @@
                 <w:b w:val="0"/>
                 <w:sz w:val="19"/>
               </w:rPr>
-              <w:t>government</w:t>
+              <w:t>electrical switches</w:t>
             </w:r>
           </w:p>
         </w:tc>
@@ -8567,7 +9094,7 @@
                 <w:b w:val="0"/>
                 <w:sz w:val="19"/>
               </w:rPr>
-              <w:t>TRUE</w:t>
+              <w:t>Britain</w:t>
             </w:r>
           </w:p>
         </w:tc>
@@ -8617,7 +9144,7 @@
                 <w:b w:val="0"/>
                 <w:sz w:val="19"/>
               </w:rPr>
-              <w:t>FALSE</w:t>
+              <w:t>fireproof</w:t>
             </w:r>
           </w:p>
         </w:tc>
@@ -8667,7 +9194,7 @@
                 <w:b w:val="0"/>
                 <w:sz w:val="19"/>
               </w:rPr>
-              <w:t>NOT GIVEN</w:t>
+              <w:t>glass</w:t>
             </w:r>
           </w:p>
         </w:tc>
@@ -8722,6 +9249,211 @@
                 <w:b w:val="0"/>
                 <w:sz w:val="19"/>
               </w:rPr>
+              <w:t>foam</w:t>
+            </w:r>
+          </w:p>
+        </w:tc>
+        <w:tc>
+          <w:tcPr>
+            <w:tcW w:type="dxa" w:w="520"/>
+            <w:tcBorders>
+              <w:top w:val="single" w:color="E2E7EC" w:sz="2" w:space="0"/>
+              <w:left w:val="single" w:color="E2E7EC" w:sz="2" w:space="0"/>
+              <w:bottom w:val="single" w:color="E2E7EC" w:sz="2" w:space="0"/>
+              <w:right w:val="single" w:color="E2E7EC" w:sz="2" w:space="0"/>
+            </w:tcBorders>
+          </w:tcPr>
+          <w:p>
+            <w:pPr>
+              <w:spacing w:before="30" w:after="40"/>
+            </w:pPr>
+            <w:r/>
+            <w:r>
+              <w:rPr>
+                <w:rFonts w:ascii="Arial Unicode MS" w:hAnsi="Arial Unicode MS" w:eastAsia="Arial Unicode MS"/>
+                <w:b w:val="0"/>
+                <w:sz w:val="19"/>
+              </w:rPr>
+              <w:t>8</w:t>
+            </w:r>
+          </w:p>
+        </w:tc>
+        <w:tc>
+          <w:tcPr>
+            <w:tcW w:type="dxa" w:w="2769"/>
+            <w:tcBorders>
+              <w:top w:val="single" w:color="E2E7EC" w:sz="2" w:space="0"/>
+              <w:left w:val="single" w:color="E2E7EC" w:sz="2" w:space="0"/>
+              <w:bottom w:val="single" w:color="E2E7EC" w:sz="2" w:space="0"/>
+              <w:right w:val="single" w:color="E2E7EC" w:sz="2" w:space="0"/>
+            </w:tcBorders>
+          </w:tcPr>
+          <w:p>
+            <w:pPr>
+              <w:spacing w:before="30" w:after="40"/>
+            </w:pPr>
+            <w:r/>
+            <w:r>
+              <w:rPr>
+                <w:rFonts w:ascii="Arial Unicode MS" w:hAnsi="Arial Unicode MS" w:eastAsia="Arial Unicode MS"/>
+                <w:b w:val="0"/>
+                <w:sz w:val="19"/>
+              </w:rPr>
+              <w:t>FALSE</w:t>
+            </w:r>
+          </w:p>
+        </w:tc>
+        <w:tc>
+          <w:tcPr>
+            <w:tcW w:type="dxa" w:w="520"/>
+            <w:tcBorders>
+              <w:top w:val="single" w:color="E2E7EC" w:sz="2" w:space="0"/>
+              <w:left w:val="single" w:color="E2E7EC" w:sz="2" w:space="0"/>
+              <w:bottom w:val="single" w:color="E2E7EC" w:sz="2" w:space="0"/>
+              <w:right w:val="single" w:color="E2E7EC" w:sz="2" w:space="0"/>
+            </w:tcBorders>
+          </w:tcPr>
+          <w:p>
+            <w:pPr>
+              <w:spacing w:before="30" w:after="40"/>
+            </w:pPr>
+            <w:r/>
+            <w:r>
+              <w:rPr>
+                <w:rFonts w:ascii="Arial Unicode MS" w:hAnsi="Arial Unicode MS" w:eastAsia="Arial Unicode MS"/>
+                <w:b w:val="0"/>
+                <w:sz w:val="19"/>
+              </w:rPr>
+              <w:t>9</w:t>
+            </w:r>
+          </w:p>
+        </w:tc>
+        <w:tc>
+          <w:tcPr>
+            <w:tcW w:type="dxa" w:w="2768"/>
+            <w:tcBorders>
+              <w:top w:val="single" w:color="E2E7EC" w:sz="2" w:space="0"/>
+              <w:left w:val="single" w:color="E2E7EC" w:sz="2" w:space="0"/>
+              <w:bottom w:val="single" w:color="E2E7EC" w:sz="2" w:space="0"/>
+              <w:right w:val="single" w:color="E2E7EC" w:sz="2" w:space="0"/>
+            </w:tcBorders>
+          </w:tcPr>
+          <w:p>
+            <w:pPr>
+              <w:spacing w:before="30" w:after="40"/>
+            </w:pPr>
+            <w:r/>
+            <w:r>
+              <w:rPr>
+                <w:rFonts w:ascii="Arial Unicode MS" w:hAnsi="Arial Unicode MS" w:eastAsia="Arial Unicode MS"/>
+                <w:b w:val="0"/>
+                <w:sz w:val="19"/>
+              </w:rPr>
+              <w:t>NOT GIVEN</w:t>
+            </w:r>
+          </w:p>
+        </w:tc>
+      </w:tr>
+      <w:tr>
+        <w:trPr>
+          <w:cantSplit/>
+        </w:trPr>
+        <w:tc>
+          <w:tcPr>
+            <w:tcW w:type="dxa" w:w="520"/>
+            <w:tcBorders>
+              <w:top w:val="single" w:color="E2E7EC" w:sz="2" w:space="0"/>
+              <w:left w:val="single" w:color="E2E7EC" w:sz="2" w:space="0"/>
+              <w:bottom w:val="single" w:color="E2E7EC" w:sz="2" w:space="0"/>
+              <w:right w:val="single" w:color="E2E7EC" w:sz="2" w:space="0"/>
+            </w:tcBorders>
+          </w:tcPr>
+          <w:p>
+            <w:pPr>
+              <w:spacing w:before="30" w:after="40"/>
+            </w:pPr>
+            <w:r/>
+            <w:r>
+              <w:rPr>
+                <w:rFonts w:ascii="Arial Unicode MS" w:hAnsi="Arial Unicode MS" w:eastAsia="Arial Unicode MS"/>
+                <w:b w:val="0"/>
+                <w:sz w:val="19"/>
+              </w:rPr>
+              <w:t>10</w:t>
+            </w:r>
+          </w:p>
+        </w:tc>
+        <w:tc>
+          <w:tcPr>
+            <w:tcW w:type="dxa" w:w="2769"/>
+            <w:tcBorders>
+              <w:top w:val="single" w:color="E2E7EC" w:sz="2" w:space="0"/>
+              <w:left w:val="single" w:color="E2E7EC" w:sz="2" w:space="0"/>
+              <w:bottom w:val="single" w:color="E2E7EC" w:sz="2" w:space="0"/>
+              <w:right w:val="single" w:color="E2E7EC" w:sz="2" w:space="0"/>
+            </w:tcBorders>
+          </w:tcPr>
+          <w:p>
+            <w:pPr>
+              <w:spacing w:before="30" w:after="40"/>
+            </w:pPr>
+            <w:r/>
+            <w:r>
+              <w:rPr>
+                <w:rFonts w:ascii="Arial Unicode MS" w:hAnsi="Arial Unicode MS" w:eastAsia="Arial Unicode MS"/>
+                <w:b w:val="0"/>
+                <w:sz w:val="19"/>
+              </w:rPr>
+              <w:t>FALSE</w:t>
+            </w:r>
+          </w:p>
+        </w:tc>
+        <w:tc>
+          <w:tcPr>
+            <w:tcW w:type="dxa" w:w="520"/>
+            <w:tcBorders>
+              <w:top w:val="single" w:color="E2E7EC" w:sz="2" w:space="0"/>
+              <w:left w:val="single" w:color="E2E7EC" w:sz="2" w:space="0"/>
+              <w:bottom w:val="single" w:color="E2E7EC" w:sz="2" w:space="0"/>
+              <w:right w:val="single" w:color="E2E7EC" w:sz="2" w:space="0"/>
+            </w:tcBorders>
+          </w:tcPr>
+          <w:p>
+            <w:pPr>
+              <w:spacing w:before="30" w:after="40"/>
+            </w:pPr>
+            <w:r/>
+            <w:r>
+              <w:rPr>
+                <w:rFonts w:ascii="Arial Unicode MS" w:hAnsi="Arial Unicode MS" w:eastAsia="Arial Unicode MS"/>
+                <w:b w:val="0"/>
+                <w:sz w:val="19"/>
+              </w:rPr>
+              <w:t>11</w:t>
+            </w:r>
+          </w:p>
+        </w:tc>
+        <w:tc>
+          <w:tcPr>
+            <w:tcW w:type="dxa" w:w="2769"/>
+            <w:tcBorders>
+              <w:top w:val="single" w:color="E2E7EC" w:sz="2" w:space="0"/>
+              <w:left w:val="single" w:color="E2E7EC" w:sz="2" w:space="0"/>
+              <w:bottom w:val="single" w:color="E2E7EC" w:sz="2" w:space="0"/>
+              <w:right w:val="single" w:color="E2E7EC" w:sz="2" w:space="0"/>
+            </w:tcBorders>
+          </w:tcPr>
+          <w:p>
+            <w:pPr>
+              <w:spacing w:before="30" w:after="40"/>
+            </w:pPr>
+            <w:r/>
+            <w:r>
+              <w:rPr>
+                <w:rFonts w:ascii="Arial Unicode MS" w:hAnsi="Arial Unicode MS" w:eastAsia="Arial Unicode MS"/>
+                <w:b w:val="0"/>
+                <w:sz w:val="19"/>
+              </w:rPr>
               <w:t>TRUE</w:t>
             </w:r>
           </w:p>
@@ -8747,7 +9479,62 @@
                 <w:b w:val="0"/>
                 <w:sz w:val="19"/>
               </w:rPr>
-              <w:t>8</w:t>
+              <w:t>12</w:t>
+            </w:r>
+          </w:p>
+        </w:tc>
+        <w:tc>
+          <w:tcPr>
+            <w:tcW w:type="dxa" w:w="2768"/>
+            <w:tcBorders>
+              <w:top w:val="single" w:color="E2E7EC" w:sz="2" w:space="0"/>
+              <w:left w:val="single" w:color="E2E7EC" w:sz="2" w:space="0"/>
+              <w:bottom w:val="single" w:color="E2E7EC" w:sz="2" w:space="0"/>
+              <w:right w:val="single" w:color="E2E7EC" w:sz="2" w:space="0"/>
+            </w:tcBorders>
+          </w:tcPr>
+          <w:p>
+            <w:pPr>
+              <w:spacing w:before="30" w:after="40"/>
+            </w:pPr>
+            <w:r/>
+            <w:r>
+              <w:rPr>
+                <w:rFonts w:ascii="Arial Unicode MS" w:hAnsi="Arial Unicode MS" w:eastAsia="Arial Unicode MS"/>
+                <w:b w:val="0"/>
+                <w:sz w:val="19"/>
+              </w:rPr>
+              <w:t>FALSE</w:t>
+            </w:r>
+          </w:p>
+        </w:tc>
+      </w:tr>
+      <w:tr>
+        <w:trPr>
+          <w:cantSplit/>
+        </w:trPr>
+        <w:tc>
+          <w:tcPr>
+            <w:tcW w:type="dxa" w:w="520"/>
+            <w:tcBorders>
+              <w:top w:val="single" w:color="E2E7EC" w:sz="2" w:space="0"/>
+              <w:left w:val="single" w:color="E2E7EC" w:sz="2" w:space="0"/>
+              <w:bottom w:val="single" w:color="E2E7EC" w:sz="2" w:space="0"/>
+              <w:right w:val="single" w:color="E2E7EC" w:sz="2" w:space="0"/>
+            </w:tcBorders>
+          </w:tcPr>
+          <w:p>
+            <w:pPr>
+              <w:spacing w:before="30" w:after="40"/>
+            </w:pPr>
+            <w:r/>
+            <w:r>
+              <w:rPr>
+                <w:rFonts w:ascii="Arial Unicode MS" w:hAnsi="Arial Unicode MS" w:eastAsia="Arial Unicode MS"/>
+                <w:b w:val="0"/>
+                <w:sz w:val="19"/>
+              </w:rPr>
+              <w:t>13</w:t>
             </w:r>
           </w:p>
         </w:tc>
@@ -8772,7 +9559,55 @@
                 <w:b w:val="0"/>
                 <w:sz w:val="19"/>
               </w:rPr>
-              <w:t>NOT GIVEN</w:t>
+              <w:t>TRUE</w:t>
+            </w:r>
+          </w:p>
+        </w:tc>
+        <w:tc>
+          <w:tcPr>
+            <w:tcW w:type="dxa" w:w="520"/>
+            <w:tcBorders>
+              <w:top w:val="single" w:color="E2E7EC" w:sz="2" w:space="0"/>
+              <w:left w:val="single" w:color="E2E7EC" w:sz="2" w:space="0"/>
+              <w:bottom w:val="single" w:color="E2E7EC" w:sz="2" w:space="0"/>
+              <w:right w:val="single" w:color="E2E7EC" w:sz="2" w:space="0"/>
+            </w:tcBorders>
+          </w:tcPr>
+          <w:p>
+            <w:pPr>
+              <w:spacing w:before="30" w:after="40"/>
+            </w:pPr>
+            <w:r/>
+            <w:r>
+              <w:rPr>
+                <w:rFonts w:ascii="Arial Unicode MS" w:hAnsi="Arial Unicode MS" w:eastAsia="Arial Unicode MS"/>
+                <w:b w:val="0"/>
+                <w:sz w:val="19"/>
+              </w:rPr>
+            </w:r>
+          </w:p>
+        </w:tc>
+        <w:tc>
+          <w:tcPr>
+            <w:tcW w:type="dxa" w:w="2769"/>
+            <w:tcBorders>
+              <w:top w:val="single" w:color="E2E7EC" w:sz="2" w:space="0"/>
+              <w:left w:val="single" w:color="E2E7EC" w:sz="2" w:space="0"/>
+              <w:bottom w:val="single" w:color="E2E7EC" w:sz="2" w:space="0"/>
+              <w:right w:val="single" w:color="E2E7EC" w:sz="2" w:space="0"/>
+            </w:tcBorders>
+          </w:tcPr>
+          <w:p>
+            <w:pPr>
+              <w:spacing w:before="30" w:after="40"/>
+            </w:pPr>
+            <w:r/>
+            <w:r>
+              <w:rPr>
+                <w:rFonts w:ascii="Arial Unicode MS" w:hAnsi="Arial Unicode MS" w:eastAsia="Arial Unicode MS"/>
+                <w:b w:val="0"/>
+                <w:sz w:val="19"/>
+              </w:rPr>
             </w:r>
           </w:p>
         </w:tc>
@@ -11958,6 +12793,2368 @@
         <w:rPr>
           <w:rFonts w:ascii="Arial Unicode MS" w:hAnsi="Arial Unicode MS" w:eastAsia="Arial Unicode MS"/>
         </w:rPr>
+        <w:t>作业复盘 · The Development of Plastics</w:t>
+      </w:r>
+    </w:p>
+    <w:tbl>
+      <w:tblPr>
+        <w:tblLook w:firstColumn="1" w:firstRow="1" w:lastColumn="0" w:lastRow="0" w:noHBand="0" w:noVBand="1" w:val="04A0"/>
+        <w:tblW w:w="9866" w:type="dxa"/>
+        <w:tblLayout w:type="fixed"/>
+      </w:tblPr>
+      <w:tblGrid>
+        <w:gridCol w:w="560"/>
+        <w:gridCol w:w="1300"/>
+        <w:gridCol w:w="900"/>
+        <w:gridCol w:w="3106"/>
+        <w:gridCol w:w="4000"/>
+      </w:tblGrid>
+      <w:tr>
+        <w:trPr>
+          <w:cantSplit/>
+        </w:trPr>
+        <w:tc>
+          <w:tcPr>
+            <w:tcW w:type="dxa" w:w="560"/>
+            <w:shd w:val="clear" w:color="auto" w:fill="DCEEFF"/>
+            <w:tcBorders>
+              <w:top w:val="single" w:color="E2E7EC" w:sz="2" w:space="0"/>
+              <w:left w:val="single" w:color="E2E7EC" w:sz="2" w:space="0"/>
+              <w:bottom w:val="single" w:color="E2E7EC" w:sz="2" w:space="0"/>
+              <w:right w:val="single" w:color="E2E7EC" w:sz="2" w:space="0"/>
+            </w:tcBorders>
+          </w:tcPr>
+          <w:p>
+            <w:pPr>
+              <w:spacing w:before="30" w:after="40"/>
+            </w:pPr>
+            <w:r/>
+            <w:r>
+              <w:rPr>
+                <w:rFonts w:ascii="Arial Unicode MS" w:hAnsi="Arial Unicode MS" w:eastAsia="Arial Unicode MS"/>
+                <w:b/>
+                <w:sz w:val="17"/>
+              </w:rPr>
+              <w:t>题号</w:t>
+            </w:r>
+          </w:p>
+        </w:tc>
+        <w:tc>
+          <w:tcPr>
+            <w:tcW w:type="dxa" w:w="1300"/>
+            <w:shd w:val="clear" w:color="auto" w:fill="DCEEFF"/>
+            <w:tcBorders>
+              <w:top w:val="single" w:color="E2E7EC" w:sz="2" w:space="0"/>
+              <w:left w:val="single" w:color="E2E7EC" w:sz="2" w:space="0"/>
+              <w:bottom w:val="single" w:color="E2E7EC" w:sz="2" w:space="0"/>
+              <w:right w:val="single" w:color="E2E7EC" w:sz="2" w:space="0"/>
+            </w:tcBorders>
+          </w:tcPr>
+          <w:p>
+            <w:pPr>
+              <w:spacing w:before="30" w:after="40"/>
+            </w:pPr>
+            <w:r/>
+            <w:r>
+              <w:rPr>
+                <w:rFonts w:ascii="Arial Unicode MS" w:hAnsi="Arial Unicode MS" w:eastAsia="Arial Unicode MS"/>
+                <w:b/>
+                <w:sz w:val="17"/>
+              </w:rPr>
+              <w:t>答案</w:t>
+            </w:r>
+          </w:p>
+        </w:tc>
+        <w:tc>
+          <w:tcPr>
+            <w:tcW w:type="dxa" w:w="900"/>
+            <w:shd w:val="clear" w:color="auto" w:fill="DCEEFF"/>
+            <w:tcBorders>
+              <w:top w:val="single" w:color="E2E7EC" w:sz="2" w:space="0"/>
+              <w:left w:val="single" w:color="E2E7EC" w:sz="2" w:space="0"/>
+              <w:bottom w:val="single" w:color="E2E7EC" w:sz="2" w:space="0"/>
+              <w:right w:val="single" w:color="E2E7EC" w:sz="2" w:space="0"/>
+            </w:tcBorders>
+          </w:tcPr>
+          <w:p>
+            <w:pPr>
+              <w:spacing w:before="30" w:after="40"/>
+            </w:pPr>
+            <w:r/>
+            <w:r>
+              <w:rPr>
+                <w:rFonts w:ascii="Arial Unicode MS" w:hAnsi="Arial Unicode MS" w:eastAsia="Arial Unicode MS"/>
+                <w:b/>
+                <w:sz w:val="17"/>
+              </w:rPr>
+              <w:t>定位</w:t>
+            </w:r>
+          </w:p>
+        </w:tc>
+        <w:tc>
+          <w:tcPr>
+            <w:tcW w:type="dxa" w:w="3106"/>
+            <w:shd w:val="clear" w:color="auto" w:fill="DCEEFF"/>
+            <w:tcBorders>
+              <w:top w:val="single" w:color="E2E7EC" w:sz="2" w:space="0"/>
+              <w:left w:val="single" w:color="E2E7EC" w:sz="2" w:space="0"/>
+              <w:bottom w:val="single" w:color="E2E7EC" w:sz="2" w:space="0"/>
+              <w:right w:val="single" w:color="E2E7EC" w:sz="2" w:space="0"/>
+            </w:tcBorders>
+          </w:tcPr>
+          <w:p>
+            <w:pPr>
+              <w:spacing w:before="30" w:after="40"/>
+            </w:pPr>
+            <w:r/>
+            <w:r>
+              <w:rPr>
+                <w:rFonts w:ascii="Arial Unicode MS" w:hAnsi="Arial Unicode MS" w:eastAsia="Arial Unicode MS"/>
+                <w:b/>
+                <w:sz w:val="17"/>
+              </w:rPr>
+              <w:t>入口（题干怎么读）</w:t>
+            </w:r>
+          </w:p>
+        </w:tc>
+        <w:tc>
+          <w:tcPr>
+            <w:tcW w:type="dxa" w:w="4000"/>
+            <w:shd w:val="clear" w:color="auto" w:fill="DCEEFF"/>
+            <w:tcBorders>
+              <w:top w:val="single" w:color="E2E7EC" w:sz="2" w:space="0"/>
+              <w:left w:val="single" w:color="E2E7EC" w:sz="2" w:space="0"/>
+              <w:bottom w:val="single" w:color="E2E7EC" w:sz="2" w:space="0"/>
+              <w:right w:val="single" w:color="E2E7EC" w:sz="2" w:space="0"/>
+            </w:tcBorders>
+          </w:tcPr>
+          <w:p>
+            <w:pPr>
+              <w:spacing w:before="30" w:after="40"/>
+            </w:pPr>
+            <w:r/>
+            <w:r>
+              <w:rPr>
+                <w:rFonts w:ascii="Arial Unicode MS" w:hAnsi="Arial Unicode MS" w:eastAsia="Arial Unicode MS"/>
+                <w:b/>
+                <w:sz w:val="17"/>
+              </w:rPr>
+              <w:t>同义替换 / 判断逻辑</w:t>
+            </w:r>
+          </w:p>
+        </w:tc>
+      </w:tr>
+      <w:tr>
+        <w:trPr>
+          <w:cantSplit/>
+        </w:trPr>
+        <w:tc>
+          <w:tcPr>
+            <w:tcW w:type="dxa" w:w="560"/>
+            <w:tcBorders>
+              <w:top w:val="single" w:color="E2E7EC" w:sz="2" w:space="0"/>
+              <w:left w:val="single" w:color="E2E7EC" w:sz="2" w:space="0"/>
+              <w:bottom w:val="single" w:color="E2E7EC" w:sz="2" w:space="0"/>
+              <w:right w:val="single" w:color="E2E7EC" w:sz="2" w:space="0"/>
+            </w:tcBorders>
+          </w:tcPr>
+          <w:p>
+            <w:pPr>
+              <w:spacing w:before="30" w:after="40"/>
+            </w:pPr>
+            <w:r/>
+            <w:r>
+              <w:rPr>
+                <w:rFonts w:ascii="Arial Unicode MS" w:hAnsi="Arial Unicode MS" w:eastAsia="Arial Unicode MS"/>
+                <w:b/>
+                <w:sz w:val="17"/>
+              </w:rPr>
+              <w:t>1</w:t>
+            </w:r>
+          </w:p>
+        </w:tc>
+        <w:tc>
+          <w:tcPr>
+            <w:tcW w:type="dxa" w:w="1300"/>
+            <w:tcBorders>
+              <w:top w:val="single" w:color="E2E7EC" w:sz="2" w:space="0"/>
+              <w:left w:val="single" w:color="E2E7EC" w:sz="2" w:space="0"/>
+              <w:bottom w:val="single" w:color="E2E7EC" w:sz="2" w:space="0"/>
+              <w:right w:val="single" w:color="E2E7EC" w:sz="2" w:space="0"/>
+            </w:tcBorders>
+          </w:tcPr>
+          <w:p>
+            <w:pPr>
+              <w:spacing w:before="30" w:after="40"/>
+            </w:pPr>
+            <w:r/>
+            <w:r>
+              <w:rPr>
+                <w:rFonts w:ascii="Arial Unicode MS" w:hAnsi="Arial Unicode MS" w:eastAsia="Arial Unicode MS"/>
+                <w:b w:val="0"/>
+                <w:sz w:val="17"/>
+              </w:rPr>
+              <w:t>photographic film</w:t>
+            </w:r>
+          </w:p>
+        </w:tc>
+        <w:tc>
+          <w:tcPr>
+            <w:tcW w:type="dxa" w:w="900"/>
+            <w:tcBorders>
+              <w:top w:val="single" w:color="E2E7EC" w:sz="2" w:space="0"/>
+              <w:left w:val="single" w:color="E2E7EC" w:sz="2" w:space="0"/>
+              <w:bottom w:val="single" w:color="E2E7EC" w:sz="2" w:space="0"/>
+              <w:right w:val="single" w:color="E2E7EC" w:sz="2" w:space="0"/>
+            </w:tcBorders>
+          </w:tcPr>
+          <w:p>
+            <w:pPr>
+              <w:spacing w:before="30" w:after="40"/>
+            </w:pPr>
+            <w:r/>
+            <w:r>
+              <w:rPr>
+                <w:rFonts w:ascii="Arial Unicode MS" w:hAnsi="Arial Unicode MS" w:eastAsia="Arial Unicode MS"/>
+                <w:b w:val="0"/>
+                <w:sz w:val="17"/>
+              </w:rPr>
+              <w:t>P2 S6</w:t>
+            </w:r>
+          </w:p>
+        </w:tc>
+        <w:tc>
+          <w:tcPr>
+            <w:tcW w:type="dxa" w:w="3106"/>
+            <w:tcBorders>
+              <w:top w:val="single" w:color="E2E7EC" w:sz="2" w:space="0"/>
+              <w:left w:val="single" w:color="E2E7EC" w:sz="2" w:space="0"/>
+              <w:bottom w:val="single" w:color="E2E7EC" w:sz="2" w:space="0"/>
+              <w:right w:val="single" w:color="E2E7EC" w:sz="2" w:space="0"/>
+            </w:tcBorders>
+          </w:tcPr>
+          <w:p>
+            <w:pPr>
+              <w:spacing w:before="30" w:after="40"/>
+            </w:pPr>
+            <w:r/>
+            <w:r>
+              <w:rPr>
+                <w:rFonts w:ascii="Arial Unicode MS" w:hAnsi="Arial Unicode MS" w:eastAsia="Arial Unicode MS"/>
+                <w:b w:val="0"/>
+                <w:sz w:val="17"/>
+              </w:rPr>
+              <w:t>空格在 Common uses 列 → 填“用途/产品”名词。</w:t>
+            </w:r>
+          </w:p>
+          <w:p>
+            <w:pPr>
+              <w:spacing w:before="0" w:after="40"/>
+            </w:pPr>
+            <w:r>
+              <w:rPr>
+                <w:rFonts w:ascii="Arial Unicode MS" w:hAnsi="Arial Unicode MS" w:eastAsia="Arial Unicode MS"/>
+                <w:b w:val="0"/>
+                <w:sz w:val="17"/>
+              </w:rPr>
+              <w:t>锚点：celluloid 的著名产品。</w:t>
+            </w:r>
+          </w:p>
+        </w:tc>
+        <w:tc>
+          <w:tcPr>
+            <w:tcW w:type="dxa" w:w="4000"/>
+            <w:tcBorders>
+              <w:top w:val="single" w:color="E2E7EC" w:sz="2" w:space="0"/>
+              <w:left w:val="single" w:color="E2E7EC" w:sz="2" w:space="0"/>
+              <w:bottom w:val="single" w:color="E2E7EC" w:sz="2" w:space="0"/>
+              <w:right w:val="single" w:color="E2E7EC" w:sz="2" w:space="0"/>
+            </w:tcBorders>
+          </w:tcPr>
+          <w:p>
+            <w:pPr>
+              <w:spacing w:before="30" w:after="40"/>
+            </w:pPr>
+            <w:r/>
+            <w:r>
+              <w:rPr>
+                <w:rFonts w:ascii="Arial Unicode MS" w:hAnsi="Arial Unicode MS" w:eastAsia="Arial Unicode MS"/>
+                <w:b w:val="0"/>
+                <w:sz w:val="17"/>
+              </w:rPr>
+              <w:t>表格前三项 billiard balls / cutlery / clothing 对应 P2 S2、S5。</w:t>
+            </w:r>
+          </w:p>
+          <w:p>
+            <w:pPr>
+              <w:spacing w:before="0" w:after="40"/>
+            </w:pPr>
+            <w:r>
+              <w:rPr>
+                <w:rFonts w:ascii="Arial Unicode MS" w:hAnsi="Arial Unicode MS" w:eastAsia="Arial Unicode MS"/>
+                <w:b w:val="0"/>
+                <w:sz w:val="17"/>
+              </w:rPr>
+              <w:t>S6 用 best-known celluloid product 引出最后一项。</w:t>
+            </w:r>
+          </w:p>
+          <w:p>
+            <w:pPr>
+              <w:spacing w:before="0" w:after="40"/>
+            </w:pPr>
+            <w:r>
+              <w:rPr>
+                <w:rFonts w:ascii="Arial Unicode MS" w:hAnsi="Arial Unicode MS" w:eastAsia="Arial Unicode MS"/>
+                <w:b w:val="0"/>
+                <w:sz w:val="17"/>
+              </w:rPr>
+              <w:t>取系动词后的名词短语：photographic film。</w:t>
+            </w:r>
+          </w:p>
+        </w:tc>
+      </w:tr>
+      <w:tr>
+        <w:trPr>
+          <w:cantSplit/>
+        </w:trPr>
+        <w:tc>
+          <w:tcPr>
+            <w:tcW w:type="dxa" w:w="560"/>
+            <w:tcBorders>
+              <w:top w:val="single" w:color="E2E7EC" w:sz="2" w:space="0"/>
+              <w:left w:val="single" w:color="E2E7EC" w:sz="2" w:space="0"/>
+              <w:bottom w:val="single" w:color="E2E7EC" w:sz="2" w:space="0"/>
+              <w:right w:val="single" w:color="E2E7EC" w:sz="2" w:space="0"/>
+            </w:tcBorders>
+          </w:tcPr>
+          <w:p>
+            <w:pPr>
+              <w:spacing w:before="30" w:after="40"/>
+            </w:pPr>
+            <w:r/>
+            <w:r>
+              <w:rPr>
+                <w:rFonts w:ascii="Arial Unicode MS" w:hAnsi="Arial Unicode MS" w:eastAsia="Arial Unicode MS"/>
+                <w:b/>
+                <w:sz w:val="17"/>
+              </w:rPr>
+              <w:t>2</w:t>
+            </w:r>
+          </w:p>
+        </w:tc>
+        <w:tc>
+          <w:tcPr>
+            <w:tcW w:type="dxa" w:w="1300"/>
+            <w:tcBorders>
+              <w:top w:val="single" w:color="E2E7EC" w:sz="2" w:space="0"/>
+              <w:left w:val="single" w:color="E2E7EC" w:sz="2" w:space="0"/>
+              <w:bottom w:val="single" w:color="E2E7EC" w:sz="2" w:space="0"/>
+              <w:right w:val="single" w:color="E2E7EC" w:sz="2" w:space="0"/>
+            </w:tcBorders>
+          </w:tcPr>
+          <w:p>
+            <w:pPr>
+              <w:spacing w:before="30" w:after="40"/>
+            </w:pPr>
+            <w:r/>
+            <w:r>
+              <w:rPr>
+                <w:rFonts w:ascii="Arial Unicode MS" w:hAnsi="Arial Unicode MS" w:eastAsia="Arial Unicode MS"/>
+                <w:b w:val="0"/>
+                <w:sz w:val="17"/>
+              </w:rPr>
+              <w:t>Bakelite</w:t>
+            </w:r>
+          </w:p>
+        </w:tc>
+        <w:tc>
+          <w:tcPr>
+            <w:tcW w:type="dxa" w:w="900"/>
+            <w:tcBorders>
+              <w:top w:val="single" w:color="E2E7EC" w:sz="2" w:space="0"/>
+              <w:left w:val="single" w:color="E2E7EC" w:sz="2" w:space="0"/>
+              <w:bottom w:val="single" w:color="E2E7EC" w:sz="2" w:space="0"/>
+              <w:right w:val="single" w:color="E2E7EC" w:sz="2" w:space="0"/>
+            </w:tcBorders>
+          </w:tcPr>
+          <w:p>
+            <w:pPr>
+              <w:spacing w:before="30" w:after="40"/>
+            </w:pPr>
+            <w:r/>
+            <w:r>
+              <w:rPr>
+                <w:rFonts w:ascii="Arial Unicode MS" w:hAnsi="Arial Unicode MS" w:eastAsia="Arial Unicode MS"/>
+                <w:b w:val="0"/>
+                <w:sz w:val="17"/>
+              </w:rPr>
+              <w:t>P3 S2–S3</w:t>
+            </w:r>
+          </w:p>
+        </w:tc>
+        <w:tc>
+          <w:tcPr>
+            <w:tcW w:type="dxa" w:w="3106"/>
+            <w:tcBorders>
+              <w:top w:val="single" w:color="E2E7EC" w:sz="2" w:space="0"/>
+              <w:left w:val="single" w:color="E2E7EC" w:sz="2" w:space="0"/>
+              <w:bottom w:val="single" w:color="E2E7EC" w:sz="2" w:space="0"/>
+              <w:right w:val="single" w:color="E2E7EC" w:sz="2" w:space="0"/>
+            </w:tcBorders>
+          </w:tcPr>
+          <w:p>
+            <w:pPr>
+              <w:spacing w:before="30" w:after="40"/>
+            </w:pPr>
+            <w:r/>
+            <w:r>
+              <w:rPr>
+                <w:rFonts w:ascii="Arial Unicode MS" w:hAnsi="Arial Unicode MS" w:eastAsia="Arial Unicode MS"/>
+                <w:b w:val="0"/>
+                <w:sz w:val="17"/>
+              </w:rPr>
+              <w:t>空格在 Name 列 → 填材料名。</w:t>
+            </w:r>
+          </w:p>
+          <w:p>
+            <w:pPr>
+              <w:spacing w:before="0" w:after="40"/>
+            </w:pPr>
+            <w:r>
+              <w:rPr>
+                <w:rFonts w:ascii="Arial Unicode MS" w:hAnsi="Arial Unicode MS" w:eastAsia="Arial Unicode MS"/>
+                <w:b w:val="0"/>
+                <w:sz w:val="17"/>
+              </w:rPr>
+              <w:t>锚点：1907 + 不能再软化。</w:t>
+            </w:r>
+          </w:p>
+        </w:tc>
+        <w:tc>
+          <w:tcPr>
+            <w:tcW w:type="dxa" w:w="4000"/>
+            <w:tcBorders>
+              <w:top w:val="single" w:color="E2E7EC" w:sz="2" w:space="0"/>
+              <w:left w:val="single" w:color="E2E7EC" w:sz="2" w:space="0"/>
+              <w:bottom w:val="single" w:color="E2E7EC" w:sz="2" w:space="0"/>
+              <w:right w:val="single" w:color="E2E7EC" w:sz="2" w:space="0"/>
+            </w:tcBorders>
+          </w:tcPr>
+          <w:p>
+            <w:pPr>
+              <w:spacing w:before="30" w:after="40"/>
+            </w:pPr>
+            <w:r/>
+            <w:r>
+              <w:rPr>
+                <w:rFonts w:ascii="Arial Unicode MS" w:hAnsi="Arial Unicode MS" w:eastAsia="Arial Unicode MS"/>
+                <w:b w:val="0"/>
+                <w:sz w:val="17"/>
+              </w:rPr>
+              <w:t>1907 与 USA 原词复现，一句锁定。</w:t>
+            </w:r>
+          </w:p>
+          <w:p>
+            <w:pPr>
+              <w:spacing w:before="0" w:after="40"/>
+            </w:pPr>
+            <w:r>
+              <w:rPr>
+                <w:rFonts w:ascii="Arial Unicode MS" w:hAnsi="Arial Unicode MS" w:eastAsia="Arial Unicode MS"/>
+                <w:b w:val="0"/>
+                <w:sz w:val="17"/>
+              </w:rPr>
+              <w:t>can't be softened after setting ↔ cannot be softened ... once they have set。</w:t>
+            </w:r>
+          </w:p>
+          <w:p>
+            <w:pPr>
+              <w:spacing w:before="0" w:after="40"/>
+            </w:pPr>
+            <w:r>
+              <w:rPr>
+                <w:rFonts w:ascii="Arial Unicode MS" w:hAnsi="Arial Unicode MS" w:eastAsia="Arial Unicode MS"/>
+                <w:b w:val="0"/>
+                <w:sz w:val="17"/>
+              </w:rPr>
+              <w:t>材料名在 called it 之后：Bakelite（首字母大写照抄）。</w:t>
+            </w:r>
+          </w:p>
+        </w:tc>
+      </w:tr>
+      <w:tr>
+        <w:trPr>
+          <w:cantSplit/>
+        </w:trPr>
+        <w:tc>
+          <w:tcPr>
+            <w:tcW w:type="dxa" w:w="560"/>
+            <w:tcBorders>
+              <w:top w:val="single" w:color="E2E7EC" w:sz="2" w:space="0"/>
+              <w:left w:val="single" w:color="E2E7EC" w:sz="2" w:space="0"/>
+              <w:bottom w:val="single" w:color="E2E7EC" w:sz="2" w:space="0"/>
+              <w:right w:val="single" w:color="E2E7EC" w:sz="2" w:space="0"/>
+            </w:tcBorders>
+          </w:tcPr>
+          <w:p>
+            <w:pPr>
+              <w:spacing w:before="30" w:after="40"/>
+            </w:pPr>
+            <w:r/>
+            <w:r>
+              <w:rPr>
+                <w:rFonts w:ascii="Arial Unicode MS" w:hAnsi="Arial Unicode MS" w:eastAsia="Arial Unicode MS"/>
+                <w:b/>
+                <w:sz w:val="17"/>
+              </w:rPr>
+              <w:t>3</w:t>
+            </w:r>
+          </w:p>
+        </w:tc>
+        <w:tc>
+          <w:tcPr>
+            <w:tcW w:type="dxa" w:w="1300"/>
+            <w:tcBorders>
+              <w:top w:val="single" w:color="E2E7EC" w:sz="2" w:space="0"/>
+              <w:left w:val="single" w:color="E2E7EC" w:sz="2" w:space="0"/>
+              <w:bottom w:val="single" w:color="E2E7EC" w:sz="2" w:space="0"/>
+              <w:right w:val="single" w:color="E2E7EC" w:sz="2" w:space="0"/>
+            </w:tcBorders>
+          </w:tcPr>
+          <w:p>
+            <w:pPr>
+              <w:spacing w:before="30" w:after="40"/>
+            </w:pPr>
+            <w:r/>
+            <w:r>
+              <w:rPr>
+                <w:rFonts w:ascii="Arial Unicode MS" w:hAnsi="Arial Unicode MS" w:eastAsia="Arial Unicode MS"/>
+                <w:b w:val="0"/>
+                <w:sz w:val="17"/>
+              </w:rPr>
+              <w:t>electrical switches</w:t>
+            </w:r>
+          </w:p>
+        </w:tc>
+        <w:tc>
+          <w:tcPr>
+            <w:tcW w:type="dxa" w:w="900"/>
+            <w:tcBorders>
+              <w:top w:val="single" w:color="E2E7EC" w:sz="2" w:space="0"/>
+              <w:left w:val="single" w:color="E2E7EC" w:sz="2" w:space="0"/>
+              <w:bottom w:val="single" w:color="E2E7EC" w:sz="2" w:space="0"/>
+              <w:right w:val="single" w:color="E2E7EC" w:sz="2" w:space="0"/>
+            </w:tcBorders>
+          </w:tcPr>
+          <w:p>
+            <w:pPr>
+              <w:spacing w:before="30" w:after="40"/>
+            </w:pPr>
+            <w:r/>
+            <w:r>
+              <w:rPr>
+                <w:rFonts w:ascii="Arial Unicode MS" w:hAnsi="Arial Unicode MS" w:eastAsia="Arial Unicode MS"/>
+                <w:b w:val="0"/>
+                <w:sz w:val="17"/>
+              </w:rPr>
+              <w:t>P3 S4–S5</w:t>
+            </w:r>
+          </w:p>
+        </w:tc>
+        <w:tc>
+          <w:tcPr>
+            <w:tcW w:type="dxa" w:w="3106"/>
+            <w:tcBorders>
+              <w:top w:val="single" w:color="E2E7EC" w:sz="2" w:space="0"/>
+              <w:left w:val="single" w:color="E2E7EC" w:sz="2" w:space="0"/>
+              <w:bottom w:val="single" w:color="E2E7EC" w:sz="2" w:space="0"/>
+              <w:right w:val="single" w:color="E2E7EC" w:sz="2" w:space="0"/>
+            </w:tcBorders>
+          </w:tcPr>
+          <w:p>
+            <w:pPr>
+              <w:spacing w:before="30" w:after="40"/>
+            </w:pPr>
+            <w:r/>
+            <w:r>
+              <w:rPr>
+                <w:rFonts w:ascii="Arial Unicode MS" w:hAnsi="Arial Unicode MS" w:eastAsia="Arial Unicode MS"/>
+                <w:b w:val="0"/>
+                <w:sz w:val="17"/>
+              </w:rPr>
+              <w:t>空格在 Common uses 列 → 填产品名。</w:t>
+            </w:r>
+          </w:p>
+          <w:p>
+            <w:pPr>
+              <w:spacing w:before="0" w:after="40"/>
+            </w:pPr>
+            <w:r>
+              <w:rPr>
+                <w:rFonts w:ascii="Arial Unicode MS" w:hAnsi="Arial Unicode MS" w:eastAsia="Arial Unicode MS"/>
+                <w:b w:val="0"/>
+                <w:sz w:val="17"/>
+              </w:rPr>
+              <w:t>锚点：Bakelite 的性质带出用途。</w:t>
+            </w:r>
+          </w:p>
+        </w:tc>
+        <w:tc>
+          <w:tcPr>
+            <w:tcW w:type="dxa" w:w="4000"/>
+            <w:tcBorders>
+              <w:top w:val="single" w:color="E2E7EC" w:sz="2" w:space="0"/>
+              <w:left w:val="single" w:color="E2E7EC" w:sz="2" w:space="0"/>
+              <w:bottom w:val="single" w:color="E2E7EC" w:sz="2" w:space="0"/>
+              <w:right w:val="single" w:color="E2E7EC" w:sz="2" w:space="0"/>
+            </w:tcBorders>
+          </w:tcPr>
+          <w:p>
+            <w:pPr>
+              <w:spacing w:before="30" w:after="40"/>
+            </w:pPr>
+            <w:r/>
+            <w:r>
+              <w:rPr>
+                <w:rFonts w:ascii="Arial Unicode MS" w:hAnsi="Arial Unicode MS" w:eastAsia="Arial Unicode MS"/>
+                <w:b w:val="0"/>
+                <w:sz w:val="17"/>
+              </w:rPr>
+              <w:t>表格 Properties 列正是 S4，用途在紧接的 S5。</w:t>
+            </w:r>
+          </w:p>
+          <w:p>
+            <w:pPr>
+              <w:spacing w:before="0" w:after="40"/>
+            </w:pPr>
+            <w:r>
+              <w:rPr>
+                <w:rFonts w:ascii="Arial Unicode MS" w:hAnsi="Arial Unicode MS" w:eastAsia="Arial Unicode MS"/>
+                <w:b w:val="0"/>
+                <w:sz w:val="17"/>
+              </w:rPr>
+              <w:t>household object ↔ domestic items（家用物品）。</w:t>
+            </w:r>
+          </w:p>
+          <w:p>
+            <w:pPr>
+              <w:spacing w:before="0" w:after="40"/>
+            </w:pPr>
+            <w:r>
+              <w:rPr>
+                <w:rFonts w:ascii="Arial Unicode MS" w:hAnsi="Arial Unicode MS" w:eastAsia="Arial Unicode MS"/>
+                <w:b w:val="0"/>
+                <w:sz w:val="17"/>
+              </w:rPr>
+              <w:t>as well as 前面的那一项就是答案：electrical switches。</w:t>
+            </w:r>
+          </w:p>
+        </w:tc>
+      </w:tr>
+      <w:tr>
+        <w:trPr>
+          <w:cantSplit/>
+        </w:trPr>
+        <w:tc>
+          <w:tcPr>
+            <w:tcW w:type="dxa" w:w="560"/>
+            <w:tcBorders>
+              <w:top w:val="single" w:color="E2E7EC" w:sz="2" w:space="0"/>
+              <w:left w:val="single" w:color="E2E7EC" w:sz="2" w:space="0"/>
+              <w:bottom w:val="single" w:color="E2E7EC" w:sz="2" w:space="0"/>
+              <w:right w:val="single" w:color="E2E7EC" w:sz="2" w:space="0"/>
+            </w:tcBorders>
+          </w:tcPr>
+          <w:p>
+            <w:pPr>
+              <w:spacing w:before="30" w:after="40"/>
+            </w:pPr>
+            <w:r/>
+            <w:r>
+              <w:rPr>
+                <w:rFonts w:ascii="Arial Unicode MS" w:hAnsi="Arial Unicode MS" w:eastAsia="Arial Unicode MS"/>
+                <w:b/>
+                <w:sz w:val="17"/>
+              </w:rPr>
+              <w:t>4</w:t>
+            </w:r>
+          </w:p>
+        </w:tc>
+        <w:tc>
+          <w:tcPr>
+            <w:tcW w:type="dxa" w:w="1300"/>
+            <w:tcBorders>
+              <w:top w:val="single" w:color="E2E7EC" w:sz="2" w:space="0"/>
+              <w:left w:val="single" w:color="E2E7EC" w:sz="2" w:space="0"/>
+              <w:bottom w:val="single" w:color="E2E7EC" w:sz="2" w:space="0"/>
+              <w:right w:val="single" w:color="E2E7EC" w:sz="2" w:space="0"/>
+            </w:tcBorders>
+          </w:tcPr>
+          <w:p>
+            <w:pPr>
+              <w:spacing w:before="30" w:after="40"/>
+            </w:pPr>
+            <w:r/>
+            <w:r>
+              <w:rPr>
+                <w:rFonts w:ascii="Arial Unicode MS" w:hAnsi="Arial Unicode MS" w:eastAsia="Arial Unicode MS"/>
+                <w:b w:val="0"/>
+                <w:sz w:val="17"/>
+              </w:rPr>
+              <w:t>Britain</w:t>
+            </w:r>
+          </w:p>
+        </w:tc>
+        <w:tc>
+          <w:tcPr>
+            <w:tcW w:type="dxa" w:w="900"/>
+            <w:tcBorders>
+              <w:top w:val="single" w:color="E2E7EC" w:sz="2" w:space="0"/>
+              <w:left w:val="single" w:color="E2E7EC" w:sz="2" w:space="0"/>
+              <w:bottom w:val="single" w:color="E2E7EC" w:sz="2" w:space="0"/>
+              <w:right w:val="single" w:color="E2E7EC" w:sz="2" w:space="0"/>
+            </w:tcBorders>
+          </w:tcPr>
+          <w:p>
+            <w:pPr>
+              <w:spacing w:before="30" w:after="40"/>
+            </w:pPr>
+            <w:r/>
+            <w:r>
+              <w:rPr>
+                <w:rFonts w:ascii="Arial Unicode MS" w:hAnsi="Arial Unicode MS" w:eastAsia="Arial Unicode MS"/>
+                <w:b w:val="0"/>
+                <w:sz w:val="17"/>
+              </w:rPr>
+              <w:t>P4 S3</w:t>
+            </w:r>
+          </w:p>
+        </w:tc>
+        <w:tc>
+          <w:tcPr>
+            <w:tcW w:type="dxa" w:w="3106"/>
+            <w:tcBorders>
+              <w:top w:val="single" w:color="E2E7EC" w:sz="2" w:space="0"/>
+              <w:left w:val="single" w:color="E2E7EC" w:sz="2" w:space="0"/>
+              <w:bottom w:val="single" w:color="E2E7EC" w:sz="2" w:space="0"/>
+              <w:right w:val="single" w:color="E2E7EC" w:sz="2" w:space="0"/>
+            </w:tcBorders>
+          </w:tcPr>
+          <w:p>
+            <w:pPr>
+              <w:spacing w:before="30" w:after="40"/>
+            </w:pPr>
+            <w:r/>
+            <w:r>
+              <w:rPr>
+                <w:rFonts w:ascii="Arial Unicode MS" w:hAnsi="Arial Unicode MS" w:eastAsia="Arial Unicode MS"/>
+                <w:b w:val="0"/>
+                <w:sz w:val="17"/>
+              </w:rPr>
+              <w:t>空格在 Country of origin 列 → 填国名。</w:t>
+            </w:r>
+          </w:p>
+          <w:p>
+            <w:pPr>
+              <w:spacing w:before="0" w:after="40"/>
+            </w:pPr>
+            <w:r>
+              <w:rPr>
+                <w:rFonts w:ascii="Arial Unicode MS" w:hAnsi="Arial Unicode MS" w:eastAsia="Arial Unicode MS"/>
+                <w:b w:val="0"/>
+                <w:sz w:val="17"/>
+              </w:rPr>
+              <w:t>锚点：1930s + polythene。</w:t>
+            </w:r>
+          </w:p>
+        </w:tc>
+        <w:tc>
+          <w:tcPr>
+            <w:tcW w:type="dxa" w:w="4000"/>
+            <w:tcBorders>
+              <w:top w:val="single" w:color="E2E7EC" w:sz="2" w:space="0"/>
+              <w:left w:val="single" w:color="E2E7EC" w:sz="2" w:space="0"/>
+              <w:bottom w:val="single" w:color="E2E7EC" w:sz="2" w:space="0"/>
+              <w:right w:val="single" w:color="E2E7EC" w:sz="2" w:space="0"/>
+            </w:tcBorders>
+          </w:tcPr>
+          <w:p>
+            <w:pPr>
+              <w:spacing w:before="30" w:after="40"/>
+            </w:pPr>
+            <w:r/>
+            <w:r>
+              <w:rPr>
+                <w:rFonts w:ascii="Arial Unicode MS" w:hAnsi="Arial Unicode MS" w:eastAsia="Arial Unicode MS"/>
+                <w:b w:val="0"/>
+                <w:sz w:val="17"/>
+              </w:rPr>
+              <w:t>1930s 与 polythene 双锚点，一句命中。</w:t>
+            </w:r>
+          </w:p>
+          <w:p>
+            <w:pPr>
+              <w:spacing w:before="0" w:after="40"/>
+            </w:pPr>
+            <w:r>
+              <w:rPr>
+                <w:rFonts w:ascii="Arial Unicode MS" w:hAnsi="Arial Unicode MS" w:eastAsia="Arial Unicode MS"/>
+                <w:b w:val="0"/>
+                <w:sz w:val="17"/>
+              </w:rPr>
+              <w:t>Country of origin ↔ chemists in Britain（在英国的化学家）。</w:t>
+            </w:r>
+          </w:p>
+          <w:p>
+            <w:pPr>
+              <w:spacing w:before="0" w:after="40"/>
+            </w:pPr>
+            <w:r>
+              <w:rPr>
+                <w:rFonts w:ascii="Arial Unicode MS" w:hAnsi="Arial Unicode MS" w:eastAsia="Arial Unicode MS"/>
+                <w:b w:val="0"/>
+                <w:sz w:val="17"/>
+              </w:rPr>
+              <w:t>填国名 Britain，不要写 British 或 England。</w:t>
+            </w:r>
+          </w:p>
+        </w:tc>
+      </w:tr>
+      <w:tr>
+        <w:trPr>
+          <w:cantSplit/>
+        </w:trPr>
+        <w:tc>
+          <w:tcPr>
+            <w:tcW w:type="dxa" w:w="560"/>
+            <w:tcBorders>
+              <w:top w:val="single" w:color="E2E7EC" w:sz="2" w:space="0"/>
+              <w:left w:val="single" w:color="E2E7EC" w:sz="2" w:space="0"/>
+              <w:bottom w:val="single" w:color="E2E7EC" w:sz="2" w:space="0"/>
+              <w:right w:val="single" w:color="E2E7EC" w:sz="2" w:space="0"/>
+            </w:tcBorders>
+          </w:tcPr>
+          <w:p>
+            <w:pPr>
+              <w:spacing w:before="30" w:after="40"/>
+            </w:pPr>
+            <w:r/>
+            <w:r>
+              <w:rPr>
+                <w:rFonts w:ascii="Arial Unicode MS" w:hAnsi="Arial Unicode MS" w:eastAsia="Arial Unicode MS"/>
+                <w:b/>
+                <w:sz w:val="17"/>
+              </w:rPr>
+              <w:t>5</w:t>
+            </w:r>
+          </w:p>
+        </w:tc>
+        <w:tc>
+          <w:tcPr>
+            <w:tcW w:type="dxa" w:w="1300"/>
+            <w:tcBorders>
+              <w:top w:val="single" w:color="E2E7EC" w:sz="2" w:space="0"/>
+              <w:left w:val="single" w:color="E2E7EC" w:sz="2" w:space="0"/>
+              <w:bottom w:val="single" w:color="E2E7EC" w:sz="2" w:space="0"/>
+              <w:right w:val="single" w:color="E2E7EC" w:sz="2" w:space="0"/>
+            </w:tcBorders>
+          </w:tcPr>
+          <w:p>
+            <w:pPr>
+              <w:spacing w:before="30" w:after="40"/>
+            </w:pPr>
+            <w:r/>
+            <w:r>
+              <w:rPr>
+                <w:rFonts w:ascii="Arial Unicode MS" w:hAnsi="Arial Unicode MS" w:eastAsia="Arial Unicode MS"/>
+                <w:b w:val="0"/>
+                <w:sz w:val="17"/>
+              </w:rPr>
+              <w:t>fireproof</w:t>
+            </w:r>
+          </w:p>
+        </w:tc>
+        <w:tc>
+          <w:tcPr>
+            <w:tcW w:type="dxa" w:w="900"/>
+            <w:tcBorders>
+              <w:top w:val="single" w:color="E2E7EC" w:sz="2" w:space="0"/>
+              <w:left w:val="single" w:color="E2E7EC" w:sz="2" w:space="0"/>
+              <w:bottom w:val="single" w:color="E2E7EC" w:sz="2" w:space="0"/>
+              <w:right w:val="single" w:color="E2E7EC" w:sz="2" w:space="0"/>
+            </w:tcBorders>
+          </w:tcPr>
+          <w:p>
+            <w:pPr>
+              <w:spacing w:before="30" w:after="40"/>
+            </w:pPr>
+            <w:r/>
+            <w:r>
+              <w:rPr>
+                <w:rFonts w:ascii="Arial Unicode MS" w:hAnsi="Arial Unicode MS" w:eastAsia="Arial Unicode MS"/>
+                <w:b w:val="0"/>
+                <w:sz w:val="17"/>
+              </w:rPr>
+              <w:t>P4 S6</w:t>
+            </w:r>
+          </w:p>
+        </w:tc>
+        <w:tc>
+          <w:tcPr>
+            <w:tcW w:type="dxa" w:w="3106"/>
+            <w:tcBorders>
+              <w:top w:val="single" w:color="E2E7EC" w:sz="2" w:space="0"/>
+              <w:left w:val="single" w:color="E2E7EC" w:sz="2" w:space="0"/>
+              <w:bottom w:val="single" w:color="E2E7EC" w:sz="2" w:space="0"/>
+              <w:right w:val="single" w:color="E2E7EC" w:sz="2" w:space="0"/>
+            </w:tcBorders>
+          </w:tcPr>
+          <w:p>
+            <w:pPr>
+              <w:spacing w:before="30" w:after="40"/>
+            </w:pPr>
+            <w:r/>
+            <w:r>
+              <w:rPr>
+                <w:rFonts w:ascii="Arial Unicode MS" w:hAnsi="Arial Unicode MS" w:eastAsia="Arial Unicode MS"/>
+                <w:b w:val="0"/>
+                <w:sz w:val="17"/>
+              </w:rPr>
+              <w:t>is + 空格 → 形容词。</w:t>
+            </w:r>
+          </w:p>
+          <w:p>
+            <w:pPr>
+              <w:spacing w:before="0" w:after="40"/>
+            </w:pPr>
+            <w:r>
+              <w:rPr>
+                <w:rFonts w:ascii="Arial Unicode MS" w:hAnsi="Arial Unicode MS" w:eastAsia="Arial Unicode MS"/>
+                <w:b w:val="0"/>
+                <w:sz w:val="17"/>
+              </w:rPr>
+              <w:t>锚点：rigid PVC + 户外管道。</w:t>
+            </w:r>
+          </w:p>
+        </w:tc>
+        <w:tc>
+          <w:tcPr>
+            <w:tcW w:type="dxa" w:w="4000"/>
+            <w:tcBorders>
+              <w:top w:val="single" w:color="E2E7EC" w:sz="2" w:space="0"/>
+              <w:left w:val="single" w:color="E2E7EC" w:sz="2" w:space="0"/>
+              <w:bottom w:val="single" w:color="E2E7EC" w:sz="2" w:space="0"/>
+              <w:right w:val="single" w:color="E2E7EC" w:sz="2" w:space="0"/>
+            </w:tcBorders>
+          </w:tcPr>
+          <w:p>
+            <w:pPr>
+              <w:spacing w:before="30" w:after="40"/>
+            </w:pPr>
+            <w:r/>
+            <w:r>
+              <w:rPr>
+                <w:rFonts w:ascii="Arial Unicode MS" w:hAnsi="Arial Unicode MS" w:eastAsia="Arial Unicode MS"/>
+                <w:b w:val="0"/>
+                <w:sz w:val="17"/>
+              </w:rPr>
+              <w:t>external piping ↔ drains and gutters（排水管与檐槽）。</w:t>
+            </w:r>
+          </w:p>
+          <w:p>
+            <w:pPr>
+              <w:spacing w:before="0" w:after="40"/>
+            </w:pPr>
+            <w:r>
+              <w:rPr>
+                <w:rFonts w:ascii="Arial Unicode MS" w:hAnsi="Arial Unicode MS" w:eastAsia="Arial Unicode MS"/>
+                <w:b w:val="0"/>
+                <w:sz w:val="17"/>
+              </w:rPr>
+              <w:t>rigid PVC 后的同位语 a fireproof plastic 给出性质。</w:t>
+            </w:r>
+          </w:p>
+          <w:p>
+            <w:pPr>
+              <w:spacing w:before="0" w:after="40"/>
+            </w:pPr>
+            <w:r>
+              <w:rPr>
+                <w:rFonts w:ascii="Arial Unicode MS" w:hAnsi="Arial Unicode MS" w:eastAsia="Arial Unicode MS"/>
+                <w:b w:val="0"/>
+                <w:sz w:val="17"/>
+              </w:rPr>
+              <w:t>is + 形容词，所以填 fireproof，不能填 fireproof plastic。</w:t>
+            </w:r>
+          </w:p>
+        </w:tc>
+      </w:tr>
+      <w:tr>
+        <w:trPr>
+          <w:cantSplit/>
+        </w:trPr>
+        <w:tc>
+          <w:tcPr>
+            <w:tcW w:type="dxa" w:w="560"/>
+            <w:tcBorders>
+              <w:top w:val="single" w:color="E2E7EC" w:sz="2" w:space="0"/>
+              <w:left w:val="single" w:color="E2E7EC" w:sz="2" w:space="0"/>
+              <w:bottom w:val="single" w:color="E2E7EC" w:sz="2" w:space="0"/>
+              <w:right w:val="single" w:color="E2E7EC" w:sz="2" w:space="0"/>
+            </w:tcBorders>
+          </w:tcPr>
+          <w:p>
+            <w:pPr>
+              <w:spacing w:before="30" w:after="40"/>
+            </w:pPr>
+            <w:r/>
+            <w:r>
+              <w:rPr>
+                <w:rFonts w:ascii="Arial Unicode MS" w:hAnsi="Arial Unicode MS" w:eastAsia="Arial Unicode MS"/>
+                <w:b/>
+                <w:sz w:val="17"/>
+              </w:rPr>
+              <w:t>6</w:t>
+            </w:r>
+          </w:p>
+        </w:tc>
+        <w:tc>
+          <w:tcPr>
+            <w:tcW w:type="dxa" w:w="1300"/>
+            <w:tcBorders>
+              <w:top w:val="single" w:color="E2E7EC" w:sz="2" w:space="0"/>
+              <w:left w:val="single" w:color="E2E7EC" w:sz="2" w:space="0"/>
+              <w:bottom w:val="single" w:color="E2E7EC" w:sz="2" w:space="0"/>
+              <w:right w:val="single" w:color="E2E7EC" w:sz="2" w:space="0"/>
+            </w:tcBorders>
+          </w:tcPr>
+          <w:p>
+            <w:pPr>
+              <w:spacing w:before="30" w:after="40"/>
+            </w:pPr>
+            <w:r/>
+            <w:r>
+              <w:rPr>
+                <w:rFonts w:ascii="Arial Unicode MS" w:hAnsi="Arial Unicode MS" w:eastAsia="Arial Unicode MS"/>
+                <w:b w:val="0"/>
+                <w:sz w:val="17"/>
+              </w:rPr>
+              <w:t>glass</w:t>
+            </w:r>
+          </w:p>
+        </w:tc>
+        <w:tc>
+          <w:tcPr>
+            <w:tcW w:type="dxa" w:w="900"/>
+            <w:tcBorders>
+              <w:top w:val="single" w:color="E2E7EC" w:sz="2" w:space="0"/>
+              <w:left w:val="single" w:color="E2E7EC" w:sz="2" w:space="0"/>
+              <w:bottom w:val="single" w:color="E2E7EC" w:sz="2" w:space="0"/>
+              <w:right w:val="single" w:color="E2E7EC" w:sz="2" w:space="0"/>
+            </w:tcBorders>
+          </w:tcPr>
+          <w:p>
+            <w:pPr>
+              <w:spacing w:before="30" w:after="40"/>
+            </w:pPr>
+            <w:r/>
+            <w:r>
+              <w:rPr>
+                <w:rFonts w:ascii="Arial Unicode MS" w:hAnsi="Arial Unicode MS" w:eastAsia="Arial Unicode MS"/>
+                <w:b w:val="0"/>
+                <w:sz w:val="17"/>
+              </w:rPr>
+              <w:t>P5 S1</w:t>
+            </w:r>
+          </w:p>
+        </w:tc>
+        <w:tc>
+          <w:tcPr>
+            <w:tcW w:type="dxa" w:w="3106"/>
+            <w:tcBorders>
+              <w:top w:val="single" w:color="E2E7EC" w:sz="2" w:space="0"/>
+              <w:left w:val="single" w:color="E2E7EC" w:sz="2" w:space="0"/>
+              <w:bottom w:val="single" w:color="E2E7EC" w:sz="2" w:space="0"/>
+              <w:right w:val="single" w:color="E2E7EC" w:sz="2" w:space="0"/>
+            </w:tcBorders>
+          </w:tcPr>
+          <w:p>
+            <w:pPr>
+              <w:spacing w:before="30" w:after="40"/>
+            </w:pPr>
+            <w:r/>
+            <w:r>
+              <w:rPr>
+                <w:rFonts w:ascii="Arial Unicode MS" w:hAnsi="Arial Unicode MS" w:eastAsia="Arial Unicode MS"/>
+                <w:b w:val="0"/>
+                <w:sz w:val="17"/>
+              </w:rPr>
+              <w:t>resembles + 空格 → 名词。</w:t>
+            </w:r>
+          </w:p>
+          <w:p>
+            <w:pPr>
+              <w:spacing w:before="0" w:after="40"/>
+            </w:pPr>
+            <w:r>
+              <w:rPr>
+                <w:rFonts w:ascii="Arial Unicode MS" w:hAnsi="Arial Unicode MS" w:eastAsia="Arial Unicode MS"/>
+                <w:b w:val="0"/>
+                <w:sz w:val="17"/>
+              </w:rPr>
+              <w:t>锚点：polystyrene。</w:t>
+            </w:r>
+          </w:p>
+        </w:tc>
+        <w:tc>
+          <w:tcPr>
+            <w:tcW w:type="dxa" w:w="4000"/>
+            <w:tcBorders>
+              <w:top w:val="single" w:color="E2E7EC" w:sz="2" w:space="0"/>
+              <w:left w:val="single" w:color="E2E7EC" w:sz="2" w:space="0"/>
+              <w:bottom w:val="single" w:color="E2E7EC" w:sz="2" w:space="0"/>
+              <w:right w:val="single" w:color="E2E7EC" w:sz="2" w:space="0"/>
+            </w:tcBorders>
+          </w:tcPr>
+          <w:p>
+            <w:pPr>
+              <w:spacing w:before="30" w:after="40"/>
+            </w:pPr>
+            <w:r/>
+            <w:r>
+              <w:rPr>
+                <w:rFonts w:ascii="Arial Unicode MS" w:hAnsi="Arial Unicode MS" w:eastAsia="Arial Unicode MS"/>
+                <w:b w:val="0"/>
+                <w:sz w:val="17"/>
+              </w:rPr>
+              <w:t>resembles ↔ like（像……）。</w:t>
+            </w:r>
+          </w:p>
+          <w:p>
+            <w:pPr>
+              <w:spacing w:before="0" w:after="40"/>
+            </w:pPr>
+            <w:r>
+              <w:rPr>
+                <w:rFonts w:ascii="Arial Unicode MS" w:hAnsi="Arial Unicode MS" w:eastAsia="Arial Unicode MS"/>
+                <w:b w:val="0"/>
+                <w:sz w:val="17"/>
+              </w:rPr>
+              <w:t>a hard, clear material like glass 是 polystyrene 的同位语。</w:t>
+            </w:r>
+          </w:p>
+          <w:p>
+            <w:pPr>
+              <w:spacing w:before="0" w:after="40"/>
+            </w:pPr>
+            <w:r>
+              <w:rPr>
+                <w:rFonts w:ascii="Arial Unicode MS" w:hAnsi="Arial Unicode MS" w:eastAsia="Arial Unicode MS"/>
+                <w:b w:val="0"/>
+                <w:sz w:val="17"/>
+              </w:rPr>
+              <w:t>取 like 后的名词：glass。</w:t>
+            </w:r>
+          </w:p>
+        </w:tc>
+      </w:tr>
+      <w:tr>
+        <w:trPr>
+          <w:cantSplit/>
+        </w:trPr>
+        <w:tc>
+          <w:tcPr>
+            <w:tcW w:type="dxa" w:w="560"/>
+            <w:tcBorders>
+              <w:top w:val="single" w:color="E2E7EC" w:sz="2" w:space="0"/>
+              <w:left w:val="single" w:color="E2E7EC" w:sz="2" w:space="0"/>
+              <w:bottom w:val="single" w:color="E2E7EC" w:sz="2" w:space="0"/>
+              <w:right w:val="single" w:color="E2E7EC" w:sz="2" w:space="0"/>
+            </w:tcBorders>
+          </w:tcPr>
+          <w:p>
+            <w:pPr>
+              <w:spacing w:before="30" w:after="40"/>
+            </w:pPr>
+            <w:r/>
+            <w:r>
+              <w:rPr>
+                <w:rFonts w:ascii="Arial Unicode MS" w:hAnsi="Arial Unicode MS" w:eastAsia="Arial Unicode MS"/>
+                <w:b/>
+                <w:sz w:val="17"/>
+              </w:rPr>
+              <w:t>7</w:t>
+            </w:r>
+          </w:p>
+        </w:tc>
+        <w:tc>
+          <w:tcPr>
+            <w:tcW w:type="dxa" w:w="1300"/>
+            <w:tcBorders>
+              <w:top w:val="single" w:color="E2E7EC" w:sz="2" w:space="0"/>
+              <w:left w:val="single" w:color="E2E7EC" w:sz="2" w:space="0"/>
+              <w:bottom w:val="single" w:color="E2E7EC" w:sz="2" w:space="0"/>
+              <w:right w:val="single" w:color="E2E7EC" w:sz="2" w:space="0"/>
+            </w:tcBorders>
+          </w:tcPr>
+          <w:p>
+            <w:pPr>
+              <w:spacing w:before="30" w:after="40"/>
+            </w:pPr>
+            <w:r/>
+            <w:r>
+              <w:rPr>
+                <w:rFonts w:ascii="Arial Unicode MS" w:hAnsi="Arial Unicode MS" w:eastAsia="Arial Unicode MS"/>
+                <w:b w:val="0"/>
+                <w:sz w:val="17"/>
+              </w:rPr>
+              <w:t>foam</w:t>
+            </w:r>
+          </w:p>
+        </w:tc>
+        <w:tc>
+          <w:tcPr>
+            <w:tcW w:type="dxa" w:w="900"/>
+            <w:tcBorders>
+              <w:top w:val="single" w:color="E2E7EC" w:sz="2" w:space="0"/>
+              <w:left w:val="single" w:color="E2E7EC" w:sz="2" w:space="0"/>
+              <w:bottom w:val="single" w:color="E2E7EC" w:sz="2" w:space="0"/>
+              <w:right w:val="single" w:color="E2E7EC" w:sz="2" w:space="0"/>
+            </w:tcBorders>
+          </w:tcPr>
+          <w:p>
+            <w:pPr>
+              <w:spacing w:before="30" w:after="40"/>
+            </w:pPr>
+            <w:r/>
+            <w:r>
+              <w:rPr>
+                <w:rFonts w:ascii="Arial Unicode MS" w:hAnsi="Arial Unicode MS" w:eastAsia="Arial Unicode MS"/>
+                <w:b w:val="0"/>
+                <w:sz w:val="17"/>
+              </w:rPr>
+              <w:t>P5 S3</w:t>
+            </w:r>
+          </w:p>
+        </w:tc>
+        <w:tc>
+          <w:tcPr>
+            <w:tcW w:type="dxa" w:w="3106"/>
+            <w:tcBorders>
+              <w:top w:val="single" w:color="E2E7EC" w:sz="2" w:space="0"/>
+              <w:left w:val="single" w:color="E2E7EC" w:sz="2" w:space="0"/>
+              <w:bottom w:val="single" w:color="E2E7EC" w:sz="2" w:space="0"/>
+              <w:right w:val="single" w:color="E2E7EC" w:sz="2" w:space="0"/>
+            </w:tcBorders>
+          </w:tcPr>
+          <w:p>
+            <w:pPr>
+              <w:spacing w:before="30" w:after="40"/>
+            </w:pPr>
+            <w:r/>
+            <w:r>
+              <w:rPr>
+                <w:rFonts w:ascii="Arial Unicode MS" w:hAnsi="Arial Unicode MS" w:eastAsia="Arial Unicode MS"/>
+                <w:b w:val="0"/>
+                <w:sz w:val="17"/>
+              </w:rPr>
+              <w:t>as a + 空格 → 单数可数名词。</w:t>
+            </w:r>
+          </w:p>
+          <w:p>
+            <w:pPr>
+              <w:spacing w:before="0" w:after="40"/>
+            </w:pPr>
+            <w:r>
+              <w:rPr>
+                <w:rFonts w:ascii="Arial Unicode MS" w:hAnsi="Arial Unicode MS" w:eastAsia="Arial Unicode MS"/>
+                <w:b w:val="0"/>
+                <w:sz w:val="17"/>
+              </w:rPr>
+              <w:t>锚点：polyurethane + 保温材料。</w:t>
+            </w:r>
+          </w:p>
+        </w:tc>
+        <w:tc>
+          <w:tcPr>
+            <w:tcW w:type="dxa" w:w="4000"/>
+            <w:tcBorders>
+              <w:top w:val="single" w:color="E2E7EC" w:sz="2" w:space="0"/>
+              <w:left w:val="single" w:color="E2E7EC" w:sz="2" w:space="0"/>
+              <w:bottom w:val="single" w:color="E2E7EC" w:sz="2" w:space="0"/>
+              <w:right w:val="single" w:color="E2E7EC" w:sz="2" w:space="0"/>
+            </w:tcBorders>
+          </w:tcPr>
+          <w:p>
+            <w:pPr>
+              <w:spacing w:before="30" w:after="40"/>
+            </w:pPr>
+            <w:r/>
+            <w:r>
+              <w:rPr>
+                <w:rFonts w:ascii="Arial Unicode MS" w:hAnsi="Arial Unicode MS" w:eastAsia="Arial Unicode MS"/>
+                <w:b w:val="0"/>
+                <w:sz w:val="17"/>
+              </w:rPr>
+              <w:t>usually ↔ commonly；manufactured ↔ produced。</w:t>
+            </w:r>
+          </w:p>
+          <w:p>
+            <w:pPr>
+              <w:spacing w:before="0" w:after="40"/>
+            </w:pPr>
+            <w:r>
+              <w:rPr>
+                <w:rFonts w:ascii="Arial Unicode MS" w:hAnsi="Arial Unicode MS" w:eastAsia="Arial Unicode MS"/>
+                <w:b w:val="0"/>
+                <w:sz w:val="17"/>
+              </w:rPr>
+              <w:t>as a + 名词 与原文 as a foam 完全对位。</w:t>
+            </w:r>
+          </w:p>
+          <w:p>
+            <w:pPr>
+              <w:spacing w:before="0" w:after="40"/>
+            </w:pPr>
+            <w:r>
+              <w:rPr>
+                <w:rFonts w:ascii="Arial Unicode MS" w:hAnsi="Arial Unicode MS" w:eastAsia="Arial Unicode MS"/>
+                <w:b w:val="0"/>
+                <w:sz w:val="17"/>
+              </w:rPr>
+              <w:t>Germany 由 the same country 回指上一句得来。</w:t>
+            </w:r>
+          </w:p>
+        </w:tc>
+      </w:tr>
+      <w:tr>
+        <w:trPr>
+          <w:cantSplit/>
+        </w:trPr>
+        <w:tc>
+          <w:tcPr>
+            <w:tcW w:type="dxa" w:w="560"/>
+            <w:tcBorders>
+              <w:top w:val="single" w:color="E2E7EC" w:sz="2" w:space="0"/>
+              <w:left w:val="single" w:color="E2E7EC" w:sz="2" w:space="0"/>
+              <w:bottom w:val="single" w:color="E2E7EC" w:sz="2" w:space="0"/>
+              <w:right w:val="single" w:color="E2E7EC" w:sz="2" w:space="0"/>
+            </w:tcBorders>
+          </w:tcPr>
+          <w:p>
+            <w:pPr>
+              <w:spacing w:before="30" w:after="40"/>
+            </w:pPr>
+            <w:r/>
+            <w:r>
+              <w:rPr>
+                <w:rFonts w:ascii="Arial Unicode MS" w:hAnsi="Arial Unicode MS" w:eastAsia="Arial Unicode MS"/>
+                <w:b/>
+                <w:sz w:val="17"/>
+              </w:rPr>
+              <w:t>8</w:t>
+            </w:r>
+          </w:p>
+        </w:tc>
+        <w:tc>
+          <w:tcPr>
+            <w:tcW w:type="dxa" w:w="1300"/>
+            <w:tcBorders>
+              <w:top w:val="single" w:color="E2E7EC" w:sz="2" w:space="0"/>
+              <w:left w:val="single" w:color="E2E7EC" w:sz="2" w:space="0"/>
+              <w:bottom w:val="single" w:color="E2E7EC" w:sz="2" w:space="0"/>
+              <w:right w:val="single" w:color="E2E7EC" w:sz="2" w:space="0"/>
+            </w:tcBorders>
+          </w:tcPr>
+          <w:p>
+            <w:pPr>
+              <w:spacing w:before="30" w:after="40"/>
+            </w:pPr>
+            <w:r/>
+            <w:r>
+              <w:rPr>
+                <w:rFonts w:ascii="Arial Unicode MS" w:hAnsi="Arial Unicode MS" w:eastAsia="Arial Unicode MS"/>
+                <w:b w:val="0"/>
+                <w:sz w:val="17"/>
+              </w:rPr>
+              <w:t>FALSE</w:t>
+            </w:r>
+          </w:p>
+        </w:tc>
+        <w:tc>
+          <w:tcPr>
+            <w:tcW w:type="dxa" w:w="900"/>
+            <w:tcBorders>
+              <w:top w:val="single" w:color="E2E7EC" w:sz="2" w:space="0"/>
+              <w:left w:val="single" w:color="E2E7EC" w:sz="2" w:space="0"/>
+              <w:bottom w:val="single" w:color="E2E7EC" w:sz="2" w:space="0"/>
+              <w:right w:val="single" w:color="E2E7EC" w:sz="2" w:space="0"/>
+            </w:tcBorders>
+          </w:tcPr>
+          <w:p>
+            <w:pPr>
+              <w:spacing w:before="30" w:after="40"/>
+            </w:pPr>
+            <w:r/>
+            <w:r>
+              <w:rPr>
+                <w:rFonts w:ascii="Arial Unicode MS" w:hAnsi="Arial Unicode MS" w:eastAsia="Arial Unicode MS"/>
+                <w:b w:val="0"/>
+                <w:sz w:val="17"/>
+              </w:rPr>
+              <w:t>P1 S2–S3</w:t>
+            </w:r>
+          </w:p>
+        </w:tc>
+        <w:tc>
+          <w:tcPr>
+            <w:tcW w:type="dxa" w:w="3106"/>
+            <w:tcBorders>
+              <w:top w:val="single" w:color="E2E7EC" w:sz="2" w:space="0"/>
+              <w:left w:val="single" w:color="E2E7EC" w:sz="2" w:space="0"/>
+              <w:bottom w:val="single" w:color="E2E7EC" w:sz="2" w:space="0"/>
+              <w:right w:val="single" w:color="E2E7EC" w:sz="2" w:space="0"/>
+            </w:tcBorders>
+          </w:tcPr>
+          <w:p>
+            <w:pPr>
+              <w:spacing w:before="30" w:after="40"/>
+            </w:pPr>
+            <w:r/>
+            <w:r>
+              <w:rPr>
+                <w:rFonts w:ascii="Arial Unicode MS" w:hAnsi="Arial Unicode MS" w:eastAsia="Arial Unicode MS"/>
+                <w:b w:val="0"/>
+                <w:sz w:val="17"/>
+              </w:rPr>
+              <w:t>锚点：chemical structure + different。</w:t>
+            </w:r>
+          </w:p>
+          <w:p>
+            <w:pPr>
+              <w:spacing w:before="0" w:after="40"/>
+            </w:pPr>
+            <w:r>
+              <w:rPr>
+                <w:rFonts w:ascii="Arial Unicode MS" w:hAnsi="Arial Unicode MS" w:eastAsia="Arial Unicode MS"/>
+                <w:b w:val="0"/>
+                <w:sz w:val="17"/>
+              </w:rPr>
+              <w:t>先问：原文说“同”还是“异”？</w:t>
+            </w:r>
+          </w:p>
+        </w:tc>
+        <w:tc>
+          <w:tcPr>
+            <w:tcW w:type="dxa" w:w="4000"/>
+            <w:tcBorders>
+              <w:top w:val="single" w:color="E2E7EC" w:sz="2" w:space="0"/>
+              <w:left w:val="single" w:color="E2E7EC" w:sz="2" w:space="0"/>
+              <w:bottom w:val="single" w:color="E2E7EC" w:sz="2" w:space="0"/>
+              <w:right w:val="single" w:color="E2E7EC" w:sz="2" w:space="0"/>
+            </w:tcBorders>
+          </w:tcPr>
+          <w:p>
+            <w:pPr>
+              <w:spacing w:before="30" w:after="40"/>
+            </w:pPr>
+            <w:r/>
+            <w:r>
+              <w:rPr>
+                <w:rFonts w:ascii="Arial Unicode MS" w:hAnsi="Arial Unicode MS" w:eastAsia="Arial Unicode MS"/>
+                <w:b w:val="0"/>
+                <w:sz w:val="17"/>
+              </w:rPr>
+              <w:t>原文说橡胶是聚合物，塑料靠同一种成键原理生成。</w:t>
+            </w:r>
+          </w:p>
+          <w:p>
+            <w:pPr>
+              <w:spacing w:before="0" w:after="40"/>
+            </w:pPr>
+            <w:r>
+              <w:rPr>
+                <w:rFonts w:ascii="Arial Unicode MS" w:hAnsi="Arial Unicode MS" w:eastAsia="Arial Unicode MS"/>
+                <w:b w:val="0"/>
+                <w:sz w:val="17"/>
+              </w:rPr>
+              <w:t>The same bonding principle 明确指出两者“相同”。</w:t>
+            </w:r>
+          </w:p>
+          <w:p>
+            <w:pPr>
+              <w:spacing w:before="0" w:after="40"/>
+            </w:pPr>
+            <w:r>
+              <w:rPr>
+                <w:rFonts w:ascii="Arial Unicode MS" w:hAnsi="Arial Unicode MS" w:eastAsia="Arial Unicode MS"/>
+                <w:b w:val="0"/>
+                <w:sz w:val="17"/>
+              </w:rPr>
+              <w:t>题干说 very different，与原文正相反。</w:t>
+            </w:r>
+          </w:p>
+        </w:tc>
+      </w:tr>
+      <w:tr>
+        <w:trPr>
+          <w:cantSplit/>
+        </w:trPr>
+        <w:tc>
+          <w:tcPr>
+            <w:tcW w:type="dxa" w:w="560"/>
+            <w:tcBorders>
+              <w:top w:val="single" w:color="E2E7EC" w:sz="2" w:space="0"/>
+              <w:left w:val="single" w:color="E2E7EC" w:sz="2" w:space="0"/>
+              <w:bottom w:val="single" w:color="E2E7EC" w:sz="2" w:space="0"/>
+              <w:right w:val="single" w:color="E2E7EC" w:sz="2" w:space="0"/>
+            </w:tcBorders>
+          </w:tcPr>
+          <w:p>
+            <w:pPr>
+              <w:spacing w:before="30" w:after="40"/>
+            </w:pPr>
+            <w:r/>
+            <w:r>
+              <w:rPr>
+                <w:rFonts w:ascii="Arial Unicode MS" w:hAnsi="Arial Unicode MS" w:eastAsia="Arial Unicode MS"/>
+                <w:b/>
+                <w:sz w:val="17"/>
+              </w:rPr>
+              <w:t>9</w:t>
+            </w:r>
+          </w:p>
+        </w:tc>
+        <w:tc>
+          <w:tcPr>
+            <w:tcW w:type="dxa" w:w="1300"/>
+            <w:tcBorders>
+              <w:top w:val="single" w:color="E2E7EC" w:sz="2" w:space="0"/>
+              <w:left w:val="single" w:color="E2E7EC" w:sz="2" w:space="0"/>
+              <w:bottom w:val="single" w:color="E2E7EC" w:sz="2" w:space="0"/>
+              <w:right w:val="single" w:color="E2E7EC" w:sz="2" w:space="0"/>
+            </w:tcBorders>
+          </w:tcPr>
+          <w:p>
+            <w:pPr>
+              <w:spacing w:before="30" w:after="40"/>
+            </w:pPr>
+            <w:r/>
+            <w:r>
+              <w:rPr>
+                <w:rFonts w:ascii="Arial Unicode MS" w:hAnsi="Arial Unicode MS" w:eastAsia="Arial Unicode MS"/>
+                <w:b w:val="0"/>
+                <w:sz w:val="17"/>
+              </w:rPr>
+              <w:t>NOT GIVEN</w:t>
+            </w:r>
+          </w:p>
+        </w:tc>
+        <w:tc>
+          <w:tcPr>
+            <w:tcW w:type="dxa" w:w="900"/>
+            <w:tcBorders>
+              <w:top w:val="single" w:color="E2E7EC" w:sz="2" w:space="0"/>
+              <w:left w:val="single" w:color="E2E7EC" w:sz="2" w:space="0"/>
+              <w:bottom w:val="single" w:color="E2E7EC" w:sz="2" w:space="0"/>
+              <w:right w:val="single" w:color="E2E7EC" w:sz="2" w:space="0"/>
+            </w:tcBorders>
+          </w:tcPr>
+          <w:p>
+            <w:pPr>
+              <w:spacing w:before="30" w:after="40"/>
+            </w:pPr>
+            <w:r/>
+            <w:r>
+              <w:rPr>
+                <w:rFonts w:ascii="Arial Unicode MS" w:hAnsi="Arial Unicode MS" w:eastAsia="Arial Unicode MS"/>
+                <w:b w:val="0"/>
+                <w:sz w:val="17"/>
+              </w:rPr>
+              <w:t>P2 S3</w:t>
+            </w:r>
+          </w:p>
+        </w:tc>
+        <w:tc>
+          <w:tcPr>
+            <w:tcW w:type="dxa" w:w="3106"/>
+            <w:tcBorders>
+              <w:top w:val="single" w:color="E2E7EC" w:sz="2" w:space="0"/>
+              <w:left w:val="single" w:color="E2E7EC" w:sz="2" w:space="0"/>
+              <w:bottom w:val="single" w:color="E2E7EC" w:sz="2" w:space="0"/>
+              <w:right w:val="single" w:color="E2E7EC" w:sz="2" w:space="0"/>
+            </w:tcBorders>
+          </w:tcPr>
+          <w:p>
+            <w:pPr>
+              <w:spacing w:before="30" w:after="40"/>
+            </w:pPr>
+            <w:r/>
+            <w:r>
+              <w:rPr>
+                <w:rFonts w:ascii="Arial Unicode MS" w:hAnsi="Arial Unicode MS" w:eastAsia="Arial Unicode MS"/>
+                <w:b w:val="0"/>
+                <w:sz w:val="17"/>
+              </w:rPr>
+              <w:t>锚点：John Wesley Hyatt + 职业。</w:t>
+            </w:r>
+          </w:p>
+          <w:p>
+            <w:pPr>
+              <w:spacing w:before="0" w:after="40"/>
+            </w:pPr>
+            <w:r>
+              <w:rPr>
+                <w:rFonts w:ascii="Arial Unicode MS" w:hAnsi="Arial Unicode MS" w:eastAsia="Arial Unicode MS"/>
+                <w:b w:val="0"/>
+                <w:sz w:val="17"/>
+              </w:rPr>
+              <w:t>问的是“他是不是工业化学家”。</w:t>
+            </w:r>
+          </w:p>
+        </w:tc>
+        <w:tc>
+          <w:tcPr>
+            <w:tcW w:type="dxa" w:w="4000"/>
+            <w:tcBorders>
+              <w:top w:val="single" w:color="E2E7EC" w:sz="2" w:space="0"/>
+              <w:left w:val="single" w:color="E2E7EC" w:sz="2" w:space="0"/>
+              <w:bottom w:val="single" w:color="E2E7EC" w:sz="2" w:space="0"/>
+              <w:right w:val="single" w:color="E2E7EC" w:sz="2" w:space="0"/>
+            </w:tcBorders>
+          </w:tcPr>
+          <w:p>
+            <w:pPr>
+              <w:spacing w:before="30" w:after="40"/>
+            </w:pPr>
+            <w:r/>
+            <w:r>
+              <w:rPr>
+                <w:rFonts w:ascii="Arial Unicode MS" w:hAnsi="Arial Unicode MS" w:eastAsia="Arial Unicode MS"/>
+                <w:b w:val="0"/>
+                <w:sz w:val="17"/>
+              </w:rPr>
+              <w:t>原文只说他用赛璐珞赢得了奖金。</w:t>
+            </w:r>
+          </w:p>
+          <w:p>
+            <w:pPr>
+              <w:spacing w:before="0" w:after="40"/>
+            </w:pPr>
+            <w:r>
+              <w:rPr>
+                <w:rFonts w:ascii="Arial Unicode MS" w:hAnsi="Arial Unicode MS" w:eastAsia="Arial Unicode MS"/>
+                <w:b w:val="0"/>
+                <w:sz w:val="17"/>
+              </w:rPr>
+              <w:t>对他的职业、身份、受训背景只字未提。</w:t>
+            </w:r>
+          </w:p>
+          <w:p>
+            <w:pPr>
+              <w:spacing w:before="0" w:after="40"/>
+            </w:pPr>
+            <w:r>
+              <w:rPr>
+                <w:rFonts w:ascii="Arial Unicode MS" w:hAnsi="Arial Unicode MS" w:eastAsia="Arial Unicode MS"/>
+                <w:b w:val="0"/>
+                <w:sz w:val="17"/>
+              </w:rPr>
+              <w:t>对比 P3 S2 明确写了 Baekeland 是 a Belgian chemist——可见作者要提就会提。</w:t>
+            </w:r>
+          </w:p>
+        </w:tc>
+      </w:tr>
+      <w:tr>
+        <w:trPr>
+          <w:cantSplit/>
+        </w:trPr>
+        <w:tc>
+          <w:tcPr>
+            <w:tcW w:type="dxa" w:w="560"/>
+            <w:tcBorders>
+              <w:top w:val="single" w:color="E2E7EC" w:sz="2" w:space="0"/>
+              <w:left w:val="single" w:color="E2E7EC" w:sz="2" w:space="0"/>
+              <w:bottom w:val="single" w:color="E2E7EC" w:sz="2" w:space="0"/>
+              <w:right w:val="single" w:color="E2E7EC" w:sz="2" w:space="0"/>
+            </w:tcBorders>
+          </w:tcPr>
+          <w:p>
+            <w:pPr>
+              <w:spacing w:before="30" w:after="40"/>
+            </w:pPr>
+            <w:r/>
+            <w:r>
+              <w:rPr>
+                <w:rFonts w:ascii="Arial Unicode MS" w:hAnsi="Arial Unicode MS" w:eastAsia="Arial Unicode MS"/>
+                <w:b/>
+                <w:sz w:val="17"/>
+              </w:rPr>
+              <w:t>10</w:t>
+            </w:r>
+          </w:p>
+        </w:tc>
+        <w:tc>
+          <w:tcPr>
+            <w:tcW w:type="dxa" w:w="1300"/>
+            <w:tcBorders>
+              <w:top w:val="single" w:color="E2E7EC" w:sz="2" w:space="0"/>
+              <w:left w:val="single" w:color="E2E7EC" w:sz="2" w:space="0"/>
+              <w:bottom w:val="single" w:color="E2E7EC" w:sz="2" w:space="0"/>
+              <w:right w:val="single" w:color="E2E7EC" w:sz="2" w:space="0"/>
+            </w:tcBorders>
+          </w:tcPr>
+          <w:p>
+            <w:pPr>
+              <w:spacing w:before="30" w:after="40"/>
+            </w:pPr>
+            <w:r/>
+            <w:r>
+              <w:rPr>
+                <w:rFonts w:ascii="Arial Unicode MS" w:hAnsi="Arial Unicode MS" w:eastAsia="Arial Unicode MS"/>
+                <w:b w:val="0"/>
+                <w:sz w:val="17"/>
+              </w:rPr>
+              <w:t>FALSE</w:t>
+            </w:r>
+          </w:p>
+        </w:tc>
+        <w:tc>
+          <w:tcPr>
+            <w:tcW w:type="dxa" w:w="900"/>
+            <w:tcBorders>
+              <w:top w:val="single" w:color="E2E7EC" w:sz="2" w:space="0"/>
+              <w:left w:val="single" w:color="E2E7EC" w:sz="2" w:space="0"/>
+              <w:bottom w:val="single" w:color="E2E7EC" w:sz="2" w:space="0"/>
+              <w:right w:val="single" w:color="E2E7EC" w:sz="2" w:space="0"/>
+            </w:tcBorders>
+          </w:tcPr>
+          <w:p>
+            <w:pPr>
+              <w:spacing w:before="30" w:after="40"/>
+            </w:pPr>
+            <w:r/>
+            <w:r>
+              <w:rPr>
+                <w:rFonts w:ascii="Arial Unicode MS" w:hAnsi="Arial Unicode MS" w:eastAsia="Arial Unicode MS"/>
+                <w:b w:val="0"/>
+                <w:sz w:val="17"/>
+              </w:rPr>
+              <w:t>P3 S1</w:t>
+            </w:r>
+          </w:p>
+        </w:tc>
+        <w:tc>
+          <w:tcPr>
+            <w:tcW w:type="dxa" w:w="3106"/>
+            <w:tcBorders>
+              <w:top w:val="single" w:color="E2E7EC" w:sz="2" w:space="0"/>
+              <w:left w:val="single" w:color="E2E7EC" w:sz="2" w:space="0"/>
+              <w:bottom w:val="single" w:color="E2E7EC" w:sz="2" w:space="0"/>
+              <w:right w:val="single" w:color="E2E7EC" w:sz="2" w:space="0"/>
+            </w:tcBorders>
+          </w:tcPr>
+          <w:p>
+            <w:pPr>
+              <w:spacing w:before="30" w:after="40"/>
+            </w:pPr>
+            <w:r/>
+            <w:r>
+              <w:rPr>
+                <w:rFonts w:ascii="Arial Unicode MS" w:hAnsi="Arial Unicode MS" w:eastAsia="Arial Unicode MS"/>
+                <w:b w:val="0"/>
+                <w:sz w:val="17"/>
+              </w:rPr>
+              <w:t>锚点：celluloid / Bakelite / heat。</w:t>
+            </w:r>
+          </w:p>
+          <w:p>
+            <w:pPr>
+              <w:spacing w:before="0" w:after="40"/>
+            </w:pPr>
+            <w:r>
+              <w:rPr>
+                <w:rFonts w:ascii="Arial Unicode MS" w:hAnsi="Arial Unicode MS" w:eastAsia="Arial Unicode MS"/>
+                <w:b w:val="0"/>
+                <w:sz w:val="17"/>
+              </w:rPr>
+              <w:t>需要同时看两段各一句。</w:t>
+            </w:r>
+          </w:p>
+        </w:tc>
+        <w:tc>
+          <w:tcPr>
+            <w:tcW w:type="dxa" w:w="4000"/>
+            <w:tcBorders>
+              <w:top w:val="single" w:color="E2E7EC" w:sz="2" w:space="0"/>
+              <w:left w:val="single" w:color="E2E7EC" w:sz="2" w:space="0"/>
+              <w:bottom w:val="single" w:color="E2E7EC" w:sz="2" w:space="0"/>
+              <w:right w:val="single" w:color="E2E7EC" w:sz="2" w:space="0"/>
+            </w:tcBorders>
+          </w:tcPr>
+          <w:p>
+            <w:pPr>
+              <w:spacing w:before="30" w:after="40"/>
+            </w:pPr>
+            <w:r/>
+            <w:r>
+              <w:rPr>
+                <w:rFonts w:ascii="Arial Unicode MS" w:hAnsi="Arial Unicode MS" w:eastAsia="Arial Unicode MS"/>
+                <w:b w:val="0"/>
+                <w:sz w:val="17"/>
+              </w:rPr>
+              <w:t>Celluloid ＝ thermoplastic：可反复受热软化。</w:t>
+            </w:r>
+          </w:p>
+          <w:p>
+            <w:pPr>
+              <w:spacing w:before="0" w:after="40"/>
+            </w:pPr>
+            <w:r>
+              <w:rPr>
+                <w:rFonts w:ascii="Arial Unicode MS" w:hAnsi="Arial Unicode MS" w:eastAsia="Arial Unicode MS"/>
+                <w:b w:val="0"/>
+                <w:sz w:val="17"/>
+              </w:rPr>
+              <w:t>Bakelite ＝ thermoset：定型后不能再受热软化。</w:t>
+            </w:r>
+          </w:p>
+          <w:p>
+            <w:pPr>
+              <w:spacing w:before="0" w:after="40"/>
+            </w:pPr>
+            <w:r>
+              <w:rPr>
+                <w:rFonts w:ascii="Arial Unicode MS" w:hAnsi="Arial Unicode MS" w:eastAsia="Arial Unicode MS"/>
+                <w:b w:val="0"/>
+                <w:sz w:val="17"/>
+              </w:rPr>
+              <w:t>两者对热的反应正好相反，题干说 same way → 矛盾。</w:t>
+            </w:r>
+          </w:p>
+        </w:tc>
+      </w:tr>
+      <w:tr>
+        <w:trPr>
+          <w:cantSplit/>
+        </w:trPr>
+        <w:tc>
+          <w:tcPr>
+            <w:tcW w:type="dxa" w:w="560"/>
+            <w:tcBorders>
+              <w:top w:val="single" w:color="E2E7EC" w:sz="2" w:space="0"/>
+              <w:left w:val="single" w:color="E2E7EC" w:sz="2" w:space="0"/>
+              <w:bottom w:val="single" w:color="E2E7EC" w:sz="2" w:space="0"/>
+              <w:right w:val="single" w:color="E2E7EC" w:sz="2" w:space="0"/>
+            </w:tcBorders>
+          </w:tcPr>
+          <w:p>
+            <w:pPr>
+              <w:spacing w:before="30" w:after="40"/>
+            </w:pPr>
+            <w:r/>
+            <w:r>
+              <w:rPr>
+                <w:rFonts w:ascii="Arial Unicode MS" w:hAnsi="Arial Unicode MS" w:eastAsia="Arial Unicode MS"/>
+                <w:b/>
+                <w:sz w:val="17"/>
+              </w:rPr>
+              <w:t>11</w:t>
+            </w:r>
+          </w:p>
+        </w:tc>
+        <w:tc>
+          <w:tcPr>
+            <w:tcW w:type="dxa" w:w="1300"/>
+            <w:tcBorders>
+              <w:top w:val="single" w:color="E2E7EC" w:sz="2" w:space="0"/>
+              <w:left w:val="single" w:color="E2E7EC" w:sz="2" w:space="0"/>
+              <w:bottom w:val="single" w:color="E2E7EC" w:sz="2" w:space="0"/>
+              <w:right w:val="single" w:color="E2E7EC" w:sz="2" w:space="0"/>
+            </w:tcBorders>
+          </w:tcPr>
+          <w:p>
+            <w:pPr>
+              <w:spacing w:before="30" w:after="40"/>
+            </w:pPr>
+            <w:r/>
+            <w:r>
+              <w:rPr>
+                <w:rFonts w:ascii="Arial Unicode MS" w:hAnsi="Arial Unicode MS" w:eastAsia="Arial Unicode MS"/>
+                <w:b w:val="0"/>
+                <w:sz w:val="17"/>
+              </w:rPr>
+              <w:t>TRUE</w:t>
+            </w:r>
+          </w:p>
+        </w:tc>
+        <w:tc>
+          <w:tcPr>
+            <w:tcW w:type="dxa" w:w="900"/>
+            <w:tcBorders>
+              <w:top w:val="single" w:color="E2E7EC" w:sz="2" w:space="0"/>
+              <w:left w:val="single" w:color="E2E7EC" w:sz="2" w:space="0"/>
+              <w:bottom w:val="single" w:color="E2E7EC" w:sz="2" w:space="0"/>
+              <w:right w:val="single" w:color="E2E7EC" w:sz="2" w:space="0"/>
+            </w:tcBorders>
+          </w:tcPr>
+          <w:p>
+            <w:pPr>
+              <w:spacing w:before="30" w:after="40"/>
+            </w:pPr>
+            <w:r/>
+            <w:r>
+              <w:rPr>
+                <w:rFonts w:ascii="Arial Unicode MS" w:hAnsi="Arial Unicode MS" w:eastAsia="Arial Unicode MS"/>
+                <w:b w:val="0"/>
+                <w:sz w:val="17"/>
+              </w:rPr>
+              <w:t>P8 S4</w:t>
+            </w:r>
+          </w:p>
+        </w:tc>
+        <w:tc>
+          <w:tcPr>
+            <w:tcW w:type="dxa" w:w="3106"/>
+            <w:tcBorders>
+              <w:top w:val="single" w:color="E2E7EC" w:sz="2" w:space="0"/>
+              <w:left w:val="single" w:color="E2E7EC" w:sz="2" w:space="0"/>
+              <w:bottom w:val="single" w:color="E2E7EC" w:sz="2" w:space="0"/>
+              <w:right w:val="single" w:color="E2E7EC" w:sz="2" w:space="0"/>
+            </w:tcBorders>
+          </w:tcPr>
+          <w:p>
+            <w:pPr>
+              <w:spacing w:before="30" w:after="40"/>
+            </w:pPr>
+            <w:r/>
+            <w:r>
+              <w:rPr>
+                <w:rFonts w:ascii="Arial Unicode MS" w:hAnsi="Arial Unicode MS" w:eastAsia="Arial Unicode MS"/>
+                <w:b w:val="0"/>
+                <w:sz w:val="17"/>
+              </w:rPr>
+              <w:t>锚点：several plastics + reuse。</w:t>
+            </w:r>
+          </w:p>
+          <w:p>
+            <w:pPr>
+              <w:spacing w:before="0" w:after="40"/>
+            </w:pPr>
+            <w:r>
+              <w:rPr>
+                <w:rFonts w:ascii="Arial Unicode MS" w:hAnsi="Arial Unicode MS" w:eastAsia="Arial Unicode MS"/>
+                <w:b w:val="0"/>
+                <w:sz w:val="17"/>
+              </w:rPr>
+              <w:t>找“回收难不难”的句子。</w:t>
+            </w:r>
+          </w:p>
+        </w:tc>
+        <w:tc>
+          <w:tcPr>
+            <w:tcW w:type="dxa" w:w="4000"/>
+            <w:tcBorders>
+              <w:top w:val="single" w:color="E2E7EC" w:sz="2" w:space="0"/>
+              <w:left w:val="single" w:color="E2E7EC" w:sz="2" w:space="0"/>
+              <w:bottom w:val="single" w:color="E2E7EC" w:sz="2" w:space="0"/>
+              <w:right w:val="single" w:color="E2E7EC" w:sz="2" w:space="0"/>
+            </w:tcBorders>
+          </w:tcPr>
+          <w:p>
+            <w:pPr>
+              <w:spacing w:before="30" w:after="40"/>
+            </w:pPr>
+            <w:r/>
+            <w:r>
+              <w:rPr>
+                <w:rFonts w:ascii="Arial Unicode MS" w:hAnsi="Arial Unicode MS" w:eastAsia="Arial Unicode MS"/>
+                <w:b w:val="0"/>
+                <w:sz w:val="17"/>
+              </w:rPr>
+              <w:t>break down and reuse ↔ recycle（回收再利用）。</w:t>
+            </w:r>
+          </w:p>
+          <w:p>
+            <w:pPr>
+              <w:spacing w:before="0" w:after="40"/>
+            </w:pPr>
+            <w:r>
+              <w:rPr>
+                <w:rFonts w:ascii="Arial Unicode MS" w:hAnsi="Arial Unicode MS" w:eastAsia="Arial Unicode MS"/>
+                <w:b w:val="0"/>
+                <w:sz w:val="17"/>
+              </w:rPr>
+              <w:t>several plastics in one object ↔ different types ... in the same items。</w:t>
+            </w:r>
+          </w:p>
+          <w:p>
+            <w:pPr>
+              <w:spacing w:before="0" w:after="40"/>
+            </w:pPr>
+            <w:r>
+              <w:rPr>
+                <w:rFonts w:ascii="Arial Unicode MS" w:hAnsi="Arial Unicode MS" w:eastAsia="Arial Unicode MS"/>
+                <w:b w:val="0"/>
+                <w:sz w:val="17"/>
+              </w:rPr>
+              <w:t>Nor is it very easy ＝ 也不容易 → 与题干 hard 一致。</w:t>
+            </w:r>
+          </w:p>
+        </w:tc>
+      </w:tr>
+      <w:tr>
+        <w:trPr>
+          <w:cantSplit/>
+        </w:trPr>
+        <w:tc>
+          <w:tcPr>
+            <w:tcW w:type="dxa" w:w="560"/>
+            <w:tcBorders>
+              <w:top w:val="single" w:color="E2E7EC" w:sz="2" w:space="0"/>
+              <w:left w:val="single" w:color="E2E7EC" w:sz="2" w:space="0"/>
+              <w:bottom w:val="single" w:color="E2E7EC" w:sz="2" w:space="0"/>
+              <w:right w:val="single" w:color="E2E7EC" w:sz="2" w:space="0"/>
+            </w:tcBorders>
+          </w:tcPr>
+          <w:p>
+            <w:pPr>
+              <w:spacing w:before="30" w:after="40"/>
+            </w:pPr>
+            <w:r/>
+            <w:r>
+              <w:rPr>
+                <w:rFonts w:ascii="Arial Unicode MS" w:hAnsi="Arial Unicode MS" w:eastAsia="Arial Unicode MS"/>
+                <w:b/>
+                <w:sz w:val="17"/>
+              </w:rPr>
+              <w:t>12</w:t>
+            </w:r>
+          </w:p>
+        </w:tc>
+        <w:tc>
+          <w:tcPr>
+            <w:tcW w:type="dxa" w:w="1300"/>
+            <w:tcBorders>
+              <w:top w:val="single" w:color="E2E7EC" w:sz="2" w:space="0"/>
+              <w:left w:val="single" w:color="E2E7EC" w:sz="2" w:space="0"/>
+              <w:bottom w:val="single" w:color="E2E7EC" w:sz="2" w:space="0"/>
+              <w:right w:val="single" w:color="E2E7EC" w:sz="2" w:space="0"/>
+            </w:tcBorders>
+          </w:tcPr>
+          <w:p>
+            <w:pPr>
+              <w:spacing w:before="30" w:after="40"/>
+            </w:pPr>
+            <w:r/>
+            <w:r>
+              <w:rPr>
+                <w:rFonts w:ascii="Arial Unicode MS" w:hAnsi="Arial Unicode MS" w:eastAsia="Arial Unicode MS"/>
+                <w:b w:val="0"/>
+                <w:sz w:val="17"/>
+              </w:rPr>
+              <w:t>FALSE</w:t>
+            </w:r>
+          </w:p>
+        </w:tc>
+        <w:tc>
+          <w:tcPr>
+            <w:tcW w:type="dxa" w:w="900"/>
+            <w:tcBorders>
+              <w:top w:val="single" w:color="E2E7EC" w:sz="2" w:space="0"/>
+              <w:left w:val="single" w:color="E2E7EC" w:sz="2" w:space="0"/>
+              <w:bottom w:val="single" w:color="E2E7EC" w:sz="2" w:space="0"/>
+              <w:right w:val="single" w:color="E2E7EC" w:sz="2" w:space="0"/>
+            </w:tcBorders>
+          </w:tcPr>
+          <w:p>
+            <w:pPr>
+              <w:spacing w:before="30" w:after="40"/>
+            </w:pPr>
+            <w:r/>
+            <w:r>
+              <w:rPr>
+                <w:rFonts w:ascii="Arial Unicode MS" w:hAnsi="Arial Unicode MS" w:eastAsia="Arial Unicode MS"/>
+                <w:b w:val="0"/>
+                <w:sz w:val="17"/>
+              </w:rPr>
+              <w:t>P9 S1</w:t>
+            </w:r>
+          </w:p>
+        </w:tc>
+        <w:tc>
+          <w:tcPr>
+            <w:tcW w:type="dxa" w:w="3106"/>
+            <w:tcBorders>
+              <w:top w:val="single" w:color="E2E7EC" w:sz="2" w:space="0"/>
+              <w:left w:val="single" w:color="E2E7EC" w:sz="2" w:space="0"/>
+              <w:bottom w:val="single" w:color="E2E7EC" w:sz="2" w:space="0"/>
+              <w:right w:val="single" w:color="E2E7EC" w:sz="2" w:space="0"/>
+            </w:tcBorders>
+          </w:tcPr>
+          <w:p>
+            <w:pPr>
+              <w:spacing w:before="30" w:after="40"/>
+            </w:pPr>
+            <w:r/>
+            <w:r>
+              <w:rPr>
+                <w:rFonts w:ascii="Arial Unicode MS" w:hAnsi="Arial Unicode MS" w:eastAsia="Arial Unicode MS"/>
+                <w:b w:val="0"/>
+                <w:sz w:val="17"/>
+              </w:rPr>
+              <w:t>锚点：starch + durable。</w:t>
+            </w:r>
+          </w:p>
+          <w:p>
+            <w:pPr>
+              <w:spacing w:before="0" w:after="40"/>
+            </w:pPr>
+            <w:r>
+              <w:rPr>
+                <w:rFonts w:ascii="Arial Unicode MS" w:hAnsi="Arial Unicode MS" w:eastAsia="Arial Unicode MS"/>
+                <w:b w:val="0"/>
+                <w:sz w:val="17"/>
+              </w:rPr>
+              <w:t>先问：加淀粉是为了更耐用还是更易坏？</w:t>
+            </w:r>
+          </w:p>
+        </w:tc>
+        <w:tc>
+          <w:tcPr>
+            <w:tcW w:type="dxa" w:w="4000"/>
+            <w:tcBorders>
+              <w:top w:val="single" w:color="E2E7EC" w:sz="2" w:space="0"/>
+              <w:left w:val="single" w:color="E2E7EC" w:sz="2" w:space="0"/>
+              <w:bottom w:val="single" w:color="E2E7EC" w:sz="2" w:space="0"/>
+              <w:right w:val="single" w:color="E2E7EC" w:sz="2" w:space="0"/>
+            </w:tcBorders>
+          </w:tcPr>
+          <w:p>
+            <w:pPr>
+              <w:spacing w:before="30" w:after="40"/>
+            </w:pPr>
+            <w:r/>
+            <w:r>
+              <w:rPr>
+                <w:rFonts w:ascii="Arial Unicode MS" w:hAnsi="Arial Unicode MS" w:eastAsia="Arial Unicode MS"/>
+                <w:b w:val="0"/>
+                <w:sz w:val="17"/>
+              </w:rPr>
+              <w:t>加淀粉是为了 biodegradable（可生物降解）。</w:t>
+            </w:r>
+          </w:p>
+          <w:p>
+            <w:pPr>
+              <w:spacing w:before="0" w:after="40"/>
+            </w:pPr>
+            <w:r>
+              <w:rPr>
+                <w:rFonts w:ascii="Arial Unicode MS" w:hAnsi="Arial Unicode MS" w:eastAsia="Arial Unicode MS"/>
+                <w:b w:val="0"/>
+                <w:sz w:val="17"/>
+              </w:rPr>
+              <w:t>which ... causes the plastic to fall apart ＝ 让塑料散架。</w:t>
+            </w:r>
+          </w:p>
+          <w:p>
+            <w:pPr>
+              <w:spacing w:before="0" w:after="40"/>
+            </w:pPr>
+            <w:r>
+              <w:rPr>
+                <w:rFonts w:ascii="Arial Unicode MS" w:hAnsi="Arial Unicode MS" w:eastAsia="Arial Unicode MS"/>
+                <w:b w:val="0"/>
+                <w:sz w:val="17"/>
+              </w:rPr>
+              <w:t>题干说 more durable（更耐用），方向完全相反。</w:t>
+            </w:r>
+          </w:p>
+        </w:tc>
+      </w:tr>
+      <w:tr>
+        <w:trPr>
+          <w:cantSplit/>
+        </w:trPr>
+        <w:tc>
+          <w:tcPr>
+            <w:tcW w:type="dxa" w:w="560"/>
+            <w:tcBorders>
+              <w:top w:val="single" w:color="E2E7EC" w:sz="2" w:space="0"/>
+              <w:left w:val="single" w:color="E2E7EC" w:sz="2" w:space="0"/>
+              <w:bottom w:val="single" w:color="E2E7EC" w:sz="2" w:space="0"/>
+              <w:right w:val="single" w:color="E2E7EC" w:sz="2" w:space="0"/>
+            </w:tcBorders>
+          </w:tcPr>
+          <w:p>
+            <w:pPr>
+              <w:spacing w:before="30" w:after="40"/>
+            </w:pPr>
+            <w:r/>
+            <w:r>
+              <w:rPr>
+                <w:rFonts w:ascii="Arial Unicode MS" w:hAnsi="Arial Unicode MS" w:eastAsia="Arial Unicode MS"/>
+                <w:b/>
+                <w:sz w:val="17"/>
+              </w:rPr>
+              <w:t>13</w:t>
+            </w:r>
+          </w:p>
+        </w:tc>
+        <w:tc>
+          <w:tcPr>
+            <w:tcW w:type="dxa" w:w="1300"/>
+            <w:tcBorders>
+              <w:top w:val="single" w:color="E2E7EC" w:sz="2" w:space="0"/>
+              <w:left w:val="single" w:color="E2E7EC" w:sz="2" w:space="0"/>
+              <w:bottom w:val="single" w:color="E2E7EC" w:sz="2" w:space="0"/>
+              <w:right w:val="single" w:color="E2E7EC" w:sz="2" w:space="0"/>
+            </w:tcBorders>
+          </w:tcPr>
+          <w:p>
+            <w:pPr>
+              <w:spacing w:before="30" w:after="40"/>
+            </w:pPr>
+            <w:r/>
+            <w:r>
+              <w:rPr>
+                <w:rFonts w:ascii="Arial Unicode MS" w:hAnsi="Arial Unicode MS" w:eastAsia="Arial Unicode MS"/>
+                <w:b w:val="0"/>
+                <w:sz w:val="17"/>
+              </w:rPr>
+              <w:t>TRUE</w:t>
+            </w:r>
+          </w:p>
+        </w:tc>
+        <w:tc>
+          <w:tcPr>
+            <w:tcW w:type="dxa" w:w="900"/>
+            <w:tcBorders>
+              <w:top w:val="single" w:color="E2E7EC" w:sz="2" w:space="0"/>
+              <w:left w:val="single" w:color="E2E7EC" w:sz="2" w:space="0"/>
+              <w:bottom w:val="single" w:color="E2E7EC" w:sz="2" w:space="0"/>
+              <w:right w:val="single" w:color="E2E7EC" w:sz="2" w:space="0"/>
+            </w:tcBorders>
+          </w:tcPr>
+          <w:p>
+            <w:pPr>
+              <w:spacing w:before="30" w:after="40"/>
+            </w:pPr>
+            <w:r/>
+            <w:r>
+              <w:rPr>
+                <w:rFonts w:ascii="Arial Unicode MS" w:hAnsi="Arial Unicode MS" w:eastAsia="Arial Unicode MS"/>
+                <w:b w:val="0"/>
+                <w:sz w:val="17"/>
+              </w:rPr>
+              <w:t>P9 S2</w:t>
+            </w:r>
+          </w:p>
+        </w:tc>
+        <w:tc>
+          <w:tcPr>
+            <w:tcW w:type="dxa" w:w="3106"/>
+            <w:tcBorders>
+              <w:top w:val="single" w:color="E2E7EC" w:sz="2" w:space="0"/>
+              <w:left w:val="single" w:color="E2E7EC" w:sz="2" w:space="0"/>
+              <w:bottom w:val="single" w:color="E2E7EC" w:sz="2" w:space="0"/>
+              <w:right w:val="single" w:color="E2E7EC" w:sz="2" w:space="0"/>
+            </w:tcBorders>
+          </w:tcPr>
+          <w:p>
+            <w:pPr>
+              <w:spacing w:before="30" w:after="40"/>
+            </w:pPr>
+            <w:r/>
+            <w:r>
+              <w:rPr>
+                <w:rFonts w:ascii="Arial Unicode MS" w:hAnsi="Arial Unicode MS" w:eastAsia="Arial Unicode MS"/>
+                <w:b w:val="0"/>
+                <w:sz w:val="17"/>
+              </w:rPr>
+              <w:t>锚点：decompose + storage。</w:t>
+            </w:r>
+          </w:p>
+          <w:p>
+            <w:pPr>
+              <w:spacing w:before="0" w:after="40"/>
+            </w:pPr>
+            <w:r>
+              <w:rPr>
+                <w:rFonts w:ascii="Arial Unicode MS" w:hAnsi="Arial Unicode MS" w:eastAsia="Arial Unicode MS"/>
+                <w:b w:val="0"/>
+                <w:sz w:val="17"/>
+              </w:rPr>
+              <w:t>找“怎么存放”的句子。</w:t>
+            </w:r>
+          </w:p>
+        </w:tc>
+        <w:tc>
+          <w:tcPr>
+            <w:tcW w:type="dxa" w:w="4000"/>
+            <w:tcBorders>
+              <w:top w:val="single" w:color="E2E7EC" w:sz="2" w:space="0"/>
+              <w:left w:val="single" w:color="E2E7EC" w:sz="2" w:space="0"/>
+              <w:bottom w:val="single" w:color="E2E7EC" w:sz="2" w:space="0"/>
+              <w:right w:val="single" w:color="E2E7EC" w:sz="2" w:space="0"/>
+            </w:tcBorders>
+          </w:tcPr>
+          <w:p>
+            <w:pPr>
+              <w:spacing w:before="30" w:after="40"/>
+            </w:pPr>
+            <w:r/>
+            <w:r>
+              <w:rPr>
+                <w:rFonts w:ascii="Arial Unicode MS" w:hAnsi="Arial Unicode MS" w:eastAsia="Arial Unicode MS"/>
+                <w:b w:val="0"/>
+                <w:sz w:val="17"/>
+              </w:rPr>
+              <w:t>designed to decompose ↔ gradually decay in sunlight。</w:t>
+            </w:r>
+          </w:p>
+          <w:p>
+            <w:pPr>
+              <w:spacing w:before="0" w:after="40"/>
+            </w:pPr>
+            <w:r>
+              <w:rPr>
+                <w:rFonts w:ascii="Arial Unicode MS" w:hAnsi="Arial Unicode MS" w:eastAsia="Arial Unicode MS"/>
+                <w:b w:val="0"/>
+                <w:sz w:val="17"/>
+              </w:rPr>
+              <w:t>containers ↔ bottles（瓶子是容器的一种）。</w:t>
+            </w:r>
+          </w:p>
+          <w:p>
+            <w:pPr>
+              <w:spacing w:before="0" w:after="40"/>
+            </w:pPr>
+            <w:r>
+              <w:rPr>
+                <w:rFonts w:ascii="Arial Unicode MS" w:hAnsi="Arial Unicode MS" w:eastAsia="Arial Unicode MS"/>
+                <w:b w:val="0"/>
+                <w:sz w:val="17"/>
+              </w:rPr>
+              <w:t>particular storage conditions ↔ have to be stored in the dark（必须避光）。</w:t>
+            </w:r>
+          </w:p>
+        </w:tc>
+      </w:tr>
+    </w:tbl>
+    <w:p>
+      <w:pPr>
+        <w:spacing w:after="60"/>
+      </w:pPr>
+    </w:p>
+    <w:p>
+      <w:pPr>
+        <w:pStyle w:val="4"/>
+      </w:pPr>
+      <w:r>
+        <w:rPr>
+          <w:rFonts w:ascii="Arial Unicode MS" w:hAnsi="Arial Unicode MS" w:eastAsia="Arial Unicode MS"/>
+        </w:rPr>
         <w:t>Passage 1 · How much higher? How much faster?</w:t>
       </w:r>
     </w:p>
@@ -21480,6 +24677,3785 @@
                 <w:sz w:val="18"/>
               </w:rPr>
               <w:t>同义替换不要求全部背诵；优先做到“看到题干表达时，能在原文认出另一种说法”。长难句复习时先遮住翻译，只做两步：①找主语 + 核心谓语 + 必要宾语/补语；②用简洁中文说出主干意思。</w:t>
+            </w:r>
+          </w:p>
+        </w:tc>
+      </w:tr>
+    </w:tbl>
+    <w:p>
+      <w:pPr>
+        <w:spacing w:after="60"/>
+      </w:pPr>
+    </w:p>
+    <w:p>
+      <w:pPr>
+        <w:pStyle w:val="4"/>
+      </w:pPr>
+      <w:r>
+        <w:rPr>
+          <w:rFonts w:ascii="Arial Unicode MS" w:hAnsi="Arial Unicode MS" w:eastAsia="Arial Unicode MS"/>
+        </w:rPr>
+        <w:t>0. The Development of Plastics｜塑料的发展史（第二节课作业）</w:t>
+      </w:r>
+    </w:p>
+    <w:p>
+      <w:pPr>
+        <w:pStyle w:val="5"/>
+      </w:pPr>
+      <w:r>
+        <w:rPr>
+          <w:rFonts w:ascii="Arial Unicode MS" w:hAnsi="Arial Unicode MS" w:eastAsia="Arial Unicode MS"/>
+        </w:rPr>
+        <w:t>A｜重点雅思词汇与同义替换</w:t>
+      </w:r>
+    </w:p>
+    <w:tbl>
+      <w:tblPr>
+        <w:tblLook w:firstColumn="1" w:firstRow="1" w:lastColumn="0" w:lastRow="0" w:noHBand="0" w:noVBand="1" w:val="04A0"/>
+        <w:tblW w:w="9866" w:type="dxa"/>
+        <w:tblLayout w:type="fixed"/>
+      </w:tblPr>
+      <w:tblGrid>
+        <w:gridCol w:w="1900"/>
+        <w:gridCol w:w="2900"/>
+        <w:gridCol w:w="2100"/>
+        <w:gridCol w:w="2966"/>
+      </w:tblGrid>
+      <w:tr>
+        <w:trPr>
+          <w:cantSplit/>
+        </w:trPr>
+        <w:tc>
+          <w:tcPr>
+            <w:tcW w:type="dxa" w:w="1900"/>
+            <w:shd w:val="clear" w:color="auto" w:fill="DCEEFF"/>
+            <w:tcBorders>
+              <w:top w:val="single" w:color="E2E7EC" w:sz="2" w:space="0"/>
+              <w:left w:val="single" w:color="E2E7EC" w:sz="2" w:space="0"/>
+              <w:bottom w:val="single" w:color="E2E7EC" w:sz="2" w:space="0"/>
+              <w:right w:val="single" w:color="E2E7EC" w:sz="2" w:space="0"/>
+            </w:tcBorders>
+          </w:tcPr>
+          <w:p>
+            <w:pPr>
+              <w:spacing w:before="30" w:after="40"/>
+            </w:pPr>
+            <w:r/>
+            <w:r>
+              <w:rPr>
+                <w:rFonts w:ascii="Arial Unicode MS" w:hAnsi="Arial Unicode MS" w:eastAsia="Arial Unicode MS"/>
+                <w:b/>
+                <w:sz w:val="17"/>
+              </w:rPr>
+              <w:t>词汇 · 核心义</w:t>
+            </w:r>
+          </w:p>
+        </w:tc>
+        <w:tc>
+          <w:tcPr>
+            <w:tcW w:type="dxa" w:w="2900"/>
+            <w:shd w:val="clear" w:color="auto" w:fill="DCEEFF"/>
+            <w:tcBorders>
+              <w:top w:val="single" w:color="E2E7EC" w:sz="2" w:space="0"/>
+              <w:left w:val="single" w:color="E2E7EC" w:sz="2" w:space="0"/>
+              <w:bottom w:val="single" w:color="E2E7EC" w:sz="2" w:space="0"/>
+              <w:right w:val="single" w:color="E2E7EC" w:sz="2" w:space="0"/>
+            </w:tcBorders>
+          </w:tcPr>
+          <w:p>
+            <w:pPr>
+              <w:spacing w:before="30" w:after="40"/>
+            </w:pPr>
+            <w:r/>
+            <w:r>
+              <w:rPr>
+                <w:rFonts w:ascii="Arial Unicode MS" w:hAnsi="Arial Unicode MS" w:eastAsia="Arial Unicode MS"/>
+                <w:b/>
+                <w:sz w:val="17"/>
+              </w:rPr>
+              <w:t>IELTS 同义替换（优先常用表达）</w:t>
+            </w:r>
+          </w:p>
+        </w:tc>
+        <w:tc>
+          <w:tcPr>
+            <w:tcW w:type="dxa" w:w="2100"/>
+            <w:shd w:val="clear" w:color="auto" w:fill="DCEEFF"/>
+            <w:tcBorders>
+              <w:top w:val="single" w:color="E2E7EC" w:sz="2" w:space="0"/>
+              <w:left w:val="single" w:color="E2E7EC" w:sz="2" w:space="0"/>
+              <w:bottom w:val="single" w:color="E2E7EC" w:sz="2" w:space="0"/>
+              <w:right w:val="single" w:color="E2E7EC" w:sz="2" w:space="0"/>
+            </w:tcBorders>
+          </w:tcPr>
+          <w:p>
+            <w:pPr>
+              <w:spacing w:before="30" w:after="40"/>
+            </w:pPr>
+            <w:r/>
+            <w:r>
+              <w:rPr>
+                <w:rFonts w:ascii="Arial Unicode MS" w:hAnsi="Arial Unicode MS" w:eastAsia="Arial Unicode MS"/>
+                <w:b/>
+                <w:sz w:val="17"/>
+              </w:rPr>
+              <w:t>记忆方法</w:t>
+            </w:r>
+          </w:p>
+        </w:tc>
+        <w:tc>
+          <w:tcPr>
+            <w:tcW w:type="dxa" w:w="2966"/>
+            <w:shd w:val="clear" w:color="auto" w:fill="DCEEFF"/>
+            <w:tcBorders>
+              <w:top w:val="single" w:color="E2E7EC" w:sz="2" w:space="0"/>
+              <w:left w:val="single" w:color="E2E7EC" w:sz="2" w:space="0"/>
+              <w:bottom w:val="single" w:color="E2E7EC" w:sz="2" w:space="0"/>
+              <w:right w:val="single" w:color="E2E7EC" w:sz="2" w:space="0"/>
+            </w:tcBorders>
+          </w:tcPr>
+          <w:p>
+            <w:pPr>
+              <w:spacing w:before="30" w:after="40"/>
+            </w:pPr>
+            <w:r/>
+            <w:r>
+              <w:rPr>
+                <w:rFonts w:ascii="Arial Unicode MS" w:hAnsi="Arial Unicode MS" w:eastAsia="Arial Unicode MS"/>
+                <w:b/>
+                <w:sz w:val="17"/>
+              </w:rPr>
+              <w:t>迁移例句 + 中文翻译</w:t>
+            </w:r>
+          </w:p>
+        </w:tc>
+      </w:tr>
+      <w:tr>
+        <w:trPr>
+          <w:cantSplit/>
+        </w:trPr>
+        <w:tc>
+          <w:tcPr>
+            <w:tcW w:type="dxa" w:w="1900"/>
+            <w:tcBorders>
+              <w:top w:val="single" w:color="E2E7EC" w:sz="2" w:space="0"/>
+              <w:left w:val="single" w:color="E2E7EC" w:sz="2" w:space="0"/>
+              <w:bottom w:val="single" w:color="E2E7EC" w:sz="2" w:space="0"/>
+              <w:right w:val="single" w:color="E2E7EC" w:sz="2" w:space="0"/>
+            </w:tcBorders>
+          </w:tcPr>
+          <w:p>
+            <w:pPr>
+              <w:spacing w:before="30" w:after="40"/>
+            </w:pPr>
+            <w:r/>
+            <w:r>
+              <w:rPr>
+                <w:rFonts w:ascii="Arial Unicode MS" w:hAnsi="Arial Unicode MS" w:eastAsia="Arial Unicode MS"/>
+                <w:b w:val="0"/>
+                <w:sz w:val="17"/>
+              </w:rPr>
+              <w:t>substitute /ˈsʌbstɪtjuːt/ 替代品；代替</w:t>
+            </w:r>
+          </w:p>
+        </w:tc>
+        <w:tc>
+          <w:tcPr>
+            <w:tcW w:type="dxa" w:w="2900"/>
+            <w:tcBorders>
+              <w:top w:val="single" w:color="E2E7EC" w:sz="2" w:space="0"/>
+              <w:left w:val="single" w:color="E2E7EC" w:sz="2" w:space="0"/>
+              <w:bottom w:val="single" w:color="E2E7EC" w:sz="2" w:space="0"/>
+              <w:right w:val="single" w:color="E2E7EC" w:sz="2" w:space="0"/>
+            </w:tcBorders>
+          </w:tcPr>
+          <w:p>
+            <w:pPr>
+              <w:spacing w:before="30" w:after="40"/>
+            </w:pPr>
+            <w:r/>
+            <w:r>
+              <w:rPr>
+                <w:rFonts w:ascii="Arial Unicode MS" w:hAnsi="Arial Unicode MS" w:eastAsia="Arial Unicode MS"/>
+                <w:b w:val="0"/>
+                <w:sz w:val="17"/>
+              </w:rPr>
+              <w:t>replacement / alternative / something used instead of</w:t>
+            </w:r>
+          </w:p>
+        </w:tc>
+        <w:tc>
+          <w:tcPr>
+            <w:tcW w:type="dxa" w:w="2100"/>
+            <w:tcBorders>
+              <w:top w:val="single" w:color="E2E7EC" w:sz="2" w:space="0"/>
+              <w:left w:val="single" w:color="E2E7EC" w:sz="2" w:space="0"/>
+              <w:bottom w:val="single" w:color="E2E7EC" w:sz="2" w:space="0"/>
+              <w:right w:val="single" w:color="E2E7EC" w:sz="2" w:space="0"/>
+            </w:tcBorders>
+          </w:tcPr>
+          <w:p>
+            <w:pPr>
+              <w:spacing w:before="30" w:after="40"/>
+            </w:pPr>
+            <w:r/>
+            <w:r>
+              <w:rPr>
+                <w:rFonts w:ascii="Arial Unicode MS" w:hAnsi="Arial Unicode MS" w:eastAsia="Arial Unicode MS"/>
+                <w:b w:val="0"/>
+                <w:sz w:val="17"/>
+              </w:rPr>
+              <w:t>sub-（下面）＋stitute（放）→ 放到别人的位置上。</w:t>
+            </w:r>
+          </w:p>
+        </w:tc>
+        <w:tc>
+          <w:tcPr>
+            <w:tcW w:type="dxa" w:w="2966"/>
+            <w:tcBorders>
+              <w:top w:val="single" w:color="E2E7EC" w:sz="2" w:space="0"/>
+              <w:left w:val="single" w:color="E2E7EC" w:sz="2" w:space="0"/>
+              <w:bottom w:val="single" w:color="E2E7EC" w:sz="2" w:space="0"/>
+              <w:right w:val="single" w:color="E2E7EC" w:sz="2" w:space="0"/>
+            </w:tcBorders>
+          </w:tcPr>
+          <w:p>
+            <w:pPr>
+              <w:spacing w:before="30" w:after="40"/>
+            </w:pPr>
+            <w:r/>
+            <w:r>
+              <w:rPr>
+                <w:rFonts w:ascii="Arial Unicode MS" w:hAnsi="Arial Unicode MS" w:eastAsia="Arial Unicode MS"/>
+                <w:b w:val="0"/>
+                <w:sz w:val="17"/>
+              </w:rPr>
+              <w:t>The first plastics were developed as a substitute for natural rubber. 最早的塑料是作为天然橡胶的替代品研制出来的。</w:t>
+            </w:r>
+          </w:p>
+        </w:tc>
+      </w:tr>
+      <w:tr>
+        <w:trPr>
+          <w:cantSplit/>
+        </w:trPr>
+        <w:tc>
+          <w:tcPr>
+            <w:tcW w:type="dxa" w:w="1900"/>
+            <w:tcBorders>
+              <w:top w:val="single" w:color="E2E7EC" w:sz="2" w:space="0"/>
+              <w:left w:val="single" w:color="E2E7EC" w:sz="2" w:space="0"/>
+              <w:bottom w:val="single" w:color="E2E7EC" w:sz="2" w:space="0"/>
+              <w:right w:val="single" w:color="E2E7EC" w:sz="2" w:space="0"/>
+            </w:tcBorders>
+          </w:tcPr>
+          <w:p>
+            <w:pPr>
+              <w:spacing w:before="30" w:after="40"/>
+            </w:pPr>
+            <w:r/>
+            <w:r>
+              <w:rPr>
+                <w:rFonts w:ascii="Arial Unicode MS" w:hAnsi="Arial Unicode MS" w:eastAsia="Arial Unicode MS"/>
+                <w:b w:val="0"/>
+                <w:sz w:val="17"/>
+              </w:rPr>
+              <w:t>compound /ˈkɒmpaʊnd/ 化合物</w:t>
+            </w:r>
+          </w:p>
+        </w:tc>
+        <w:tc>
+          <w:tcPr>
+            <w:tcW w:type="dxa" w:w="2900"/>
+            <w:tcBorders>
+              <w:top w:val="single" w:color="E2E7EC" w:sz="2" w:space="0"/>
+              <w:left w:val="single" w:color="E2E7EC" w:sz="2" w:space="0"/>
+              <w:bottom w:val="single" w:color="E2E7EC" w:sz="2" w:space="0"/>
+              <w:right w:val="single" w:color="E2E7EC" w:sz="2" w:space="0"/>
+            </w:tcBorders>
+          </w:tcPr>
+          <w:p>
+            <w:pPr>
+              <w:spacing w:before="30" w:after="40"/>
+            </w:pPr>
+            <w:r/>
+            <w:r>
+              <w:rPr>
+                <w:rFonts w:ascii="Arial Unicode MS" w:hAnsi="Arial Unicode MS" w:eastAsia="Arial Unicode MS"/>
+                <w:b w:val="0"/>
+                <w:sz w:val="17"/>
+              </w:rPr>
+              <w:t>substance made of two or more elements / chemical combination</w:t>
+            </w:r>
+          </w:p>
+        </w:tc>
+        <w:tc>
+          <w:tcPr>
+            <w:tcW w:type="dxa" w:w="2100"/>
+            <w:tcBorders>
+              <w:top w:val="single" w:color="E2E7EC" w:sz="2" w:space="0"/>
+              <w:left w:val="single" w:color="E2E7EC" w:sz="2" w:space="0"/>
+              <w:bottom w:val="single" w:color="E2E7EC" w:sz="2" w:space="0"/>
+              <w:right w:val="single" w:color="E2E7EC" w:sz="2" w:space="0"/>
+            </w:tcBorders>
+          </w:tcPr>
+          <w:p>
+            <w:pPr>
+              <w:spacing w:before="30" w:after="40"/>
+            </w:pPr>
+            <w:r/>
+            <w:r>
+              <w:rPr>
+                <w:rFonts w:ascii="Arial Unicode MS" w:hAnsi="Arial Unicode MS" w:eastAsia="Arial Unicode MS"/>
+                <w:b w:val="0"/>
+                <w:sz w:val="17"/>
+              </w:rPr>
+              <w:t>com-（共同）＋pound（放）→ 合在一起的物质。</w:t>
+            </w:r>
+          </w:p>
+        </w:tc>
+        <w:tc>
+          <w:tcPr>
+            <w:tcW w:type="dxa" w:w="2966"/>
+            <w:tcBorders>
+              <w:top w:val="single" w:color="E2E7EC" w:sz="2" w:space="0"/>
+              <w:left w:val="single" w:color="E2E7EC" w:sz="2" w:space="0"/>
+              <w:bottom w:val="single" w:color="E2E7EC" w:sz="2" w:space="0"/>
+              <w:right w:val="single" w:color="E2E7EC" w:sz="2" w:space="0"/>
+            </w:tcBorders>
+          </w:tcPr>
+          <w:p>
+            <w:pPr>
+              <w:spacing w:before="30" w:after="40"/>
+            </w:pPr>
+            <w:r/>
+            <w:r>
+              <w:rPr>
+                <w:rFonts w:ascii="Arial Unicode MS" w:hAnsi="Arial Unicode MS" w:eastAsia="Arial Unicode MS"/>
+                <w:b w:val="0"/>
+                <w:sz w:val="17"/>
+              </w:rPr>
+              <w:t>Rubber is a compound containing large molecules. 橡胶是一种含有大分子的化合物。</w:t>
+            </w:r>
+          </w:p>
+        </w:tc>
+      </w:tr>
+      <w:tr>
+        <w:trPr>
+          <w:cantSplit/>
+        </w:trPr>
+        <w:tc>
+          <w:tcPr>
+            <w:tcW w:type="dxa" w:w="1900"/>
+            <w:tcBorders>
+              <w:top w:val="single" w:color="E2E7EC" w:sz="2" w:space="0"/>
+              <w:left w:val="single" w:color="E2E7EC" w:sz="2" w:space="0"/>
+              <w:bottom w:val="single" w:color="E2E7EC" w:sz="2" w:space="0"/>
+              <w:right w:val="single" w:color="E2E7EC" w:sz="2" w:space="0"/>
+            </w:tcBorders>
+          </w:tcPr>
+          <w:p>
+            <w:pPr>
+              <w:spacing w:before="30" w:after="40"/>
+            </w:pPr>
+            <w:r/>
+            <w:r>
+              <w:rPr>
+                <w:rFonts w:ascii="Arial Unicode MS" w:hAnsi="Arial Unicode MS" w:eastAsia="Arial Unicode MS"/>
+                <w:b w:val="0"/>
+                <w:sz w:val="17"/>
+              </w:rPr>
+              <w:t>bonding /ˈbɒndɪŋ/ 成键；结合</w:t>
+            </w:r>
+          </w:p>
+        </w:tc>
+        <w:tc>
+          <w:tcPr>
+            <w:tcW w:type="dxa" w:w="2900"/>
+            <w:tcBorders>
+              <w:top w:val="single" w:color="E2E7EC" w:sz="2" w:space="0"/>
+              <w:left w:val="single" w:color="E2E7EC" w:sz="2" w:space="0"/>
+              <w:bottom w:val="single" w:color="E2E7EC" w:sz="2" w:space="0"/>
+              <w:right w:val="single" w:color="E2E7EC" w:sz="2" w:space="0"/>
+            </w:tcBorders>
+          </w:tcPr>
+          <w:p>
+            <w:pPr>
+              <w:spacing w:before="30" w:after="40"/>
+            </w:pPr>
+            <w:r/>
+            <w:r>
+              <w:rPr>
+                <w:rFonts w:ascii="Arial Unicode MS" w:hAnsi="Arial Unicode MS" w:eastAsia="Arial Unicode MS"/>
+                <w:b w:val="0"/>
+                <w:sz w:val="17"/>
+              </w:rPr>
+              <w:t>joining / linking / chemical connection</w:t>
+            </w:r>
+          </w:p>
+        </w:tc>
+        <w:tc>
+          <w:tcPr>
+            <w:tcW w:type="dxa" w:w="2100"/>
+            <w:tcBorders>
+              <w:top w:val="single" w:color="E2E7EC" w:sz="2" w:space="0"/>
+              <w:left w:val="single" w:color="E2E7EC" w:sz="2" w:space="0"/>
+              <w:bottom w:val="single" w:color="E2E7EC" w:sz="2" w:space="0"/>
+              <w:right w:val="single" w:color="E2E7EC" w:sz="2" w:space="0"/>
+            </w:tcBorders>
+          </w:tcPr>
+          <w:p>
+            <w:pPr>
+              <w:spacing w:before="30" w:after="40"/>
+            </w:pPr>
+            <w:r/>
+            <w:r>
+              <w:rPr>
+                <w:rFonts w:ascii="Arial Unicode MS" w:hAnsi="Arial Unicode MS" w:eastAsia="Arial Unicode MS"/>
+                <w:b w:val="0"/>
+                <w:sz w:val="17"/>
+              </w:rPr>
+              <w:t>bond＝纽带、化学键。</w:t>
+            </w:r>
+          </w:p>
+        </w:tc>
+        <w:tc>
+          <w:tcPr>
+            <w:tcW w:type="dxa" w:w="2966"/>
+            <w:tcBorders>
+              <w:top w:val="single" w:color="E2E7EC" w:sz="2" w:space="0"/>
+              <w:left w:val="single" w:color="E2E7EC" w:sz="2" w:space="0"/>
+              <w:bottom w:val="single" w:color="E2E7EC" w:sz="2" w:space="0"/>
+              <w:right w:val="single" w:color="E2E7EC" w:sz="2" w:space="0"/>
+            </w:tcBorders>
+          </w:tcPr>
+          <w:p>
+            <w:pPr>
+              <w:spacing w:before="30" w:after="40"/>
+            </w:pPr>
+            <w:r/>
+            <w:r>
+              <w:rPr>
+                <w:rFonts w:ascii="Arial Unicode MS" w:hAnsi="Arial Unicode MS" w:eastAsia="Arial Unicode MS"/>
+                <w:b w:val="0"/>
+                <w:sz w:val="17"/>
+              </w:rPr>
+              <w:t>The same bonding principle is the basis of plastics. 同样的成键原理是塑料的基础。</w:t>
+            </w:r>
+          </w:p>
+        </w:tc>
+      </w:tr>
+      <w:tr>
+        <w:trPr>
+          <w:cantSplit/>
+        </w:trPr>
+        <w:tc>
+          <w:tcPr>
+            <w:tcW w:type="dxa" w:w="1900"/>
+            <w:tcBorders>
+              <w:top w:val="single" w:color="E2E7EC" w:sz="2" w:space="0"/>
+              <w:left w:val="single" w:color="E2E7EC" w:sz="2" w:space="0"/>
+              <w:bottom w:val="single" w:color="E2E7EC" w:sz="2" w:space="0"/>
+              <w:right w:val="single" w:color="E2E7EC" w:sz="2" w:space="0"/>
+            </w:tcBorders>
+          </w:tcPr>
+          <w:p>
+            <w:pPr>
+              <w:spacing w:before="30" w:after="40"/>
+            </w:pPr>
+            <w:r/>
+            <w:r>
+              <w:rPr>
+                <w:rFonts w:ascii="Arial Unicode MS" w:hAnsi="Arial Unicode MS" w:eastAsia="Arial Unicode MS"/>
+                <w:b w:val="0"/>
+                <w:sz w:val="17"/>
+              </w:rPr>
+              <w:t>decline /dɪˈklaɪn/ 减少；下降</w:t>
+            </w:r>
+          </w:p>
+        </w:tc>
+        <w:tc>
+          <w:tcPr>
+            <w:tcW w:type="dxa" w:w="2900"/>
+            <w:tcBorders>
+              <w:top w:val="single" w:color="E2E7EC" w:sz="2" w:space="0"/>
+              <w:left w:val="single" w:color="E2E7EC" w:sz="2" w:space="0"/>
+              <w:bottom w:val="single" w:color="E2E7EC" w:sz="2" w:space="0"/>
+              <w:right w:val="single" w:color="E2E7EC" w:sz="2" w:space="0"/>
+            </w:tcBorders>
+          </w:tcPr>
+          <w:p>
+            <w:pPr>
+              <w:spacing w:before="30" w:after="40"/>
+            </w:pPr>
+            <w:r/>
+            <w:r>
+              <w:rPr>
+                <w:rFonts w:ascii="Arial Unicode MS" w:hAnsi="Arial Unicode MS" w:eastAsia="Arial Unicode MS"/>
+                <w:b w:val="0"/>
+                <w:sz w:val="17"/>
+              </w:rPr>
+              <w:t>fall / decrease / go down / become less available</w:t>
+            </w:r>
+          </w:p>
+        </w:tc>
+        <w:tc>
+          <w:tcPr>
+            <w:tcW w:type="dxa" w:w="2100"/>
+            <w:tcBorders>
+              <w:top w:val="single" w:color="E2E7EC" w:sz="2" w:space="0"/>
+              <w:left w:val="single" w:color="E2E7EC" w:sz="2" w:space="0"/>
+              <w:bottom w:val="single" w:color="E2E7EC" w:sz="2" w:space="0"/>
+              <w:right w:val="single" w:color="E2E7EC" w:sz="2" w:space="0"/>
+            </w:tcBorders>
+          </w:tcPr>
+          <w:p>
+            <w:pPr>
+              <w:spacing w:before="30" w:after="40"/>
+            </w:pPr>
+            <w:r/>
+            <w:r>
+              <w:rPr>
+                <w:rFonts w:ascii="Arial Unicode MS" w:hAnsi="Arial Unicode MS" w:eastAsia="Arial Unicode MS"/>
+                <w:b w:val="0"/>
+                <w:sz w:val="17"/>
+              </w:rPr>
+              <w:t>de-（向下）＋cline（倾斜）。</w:t>
+            </w:r>
+          </w:p>
+        </w:tc>
+        <w:tc>
+          <w:tcPr>
+            <w:tcW w:type="dxa" w:w="2966"/>
+            <w:tcBorders>
+              <w:top w:val="single" w:color="E2E7EC" w:sz="2" w:space="0"/>
+              <w:left w:val="single" w:color="E2E7EC" w:sz="2" w:space="0"/>
+              <w:bottom w:val="single" w:color="E2E7EC" w:sz="2" w:space="0"/>
+              <w:right w:val="single" w:color="E2E7EC" w:sz="2" w:space="0"/>
+            </w:tcBorders>
+          </w:tcPr>
+          <w:p>
+            <w:pPr>
+              <w:spacing w:before="30" w:after="40"/>
+            </w:pPr>
+            <w:r/>
+            <w:r>
+              <w:rPr>
+                <w:rFonts w:ascii="Arial Unicode MS" w:hAnsi="Arial Unicode MS" w:eastAsia="Arial Unicode MS"/>
+                <w:b w:val="0"/>
+                <w:sz w:val="17"/>
+              </w:rPr>
+              <w:t>Supplies of ivory were declining in the 1860s. 19世纪60年代象牙的供应在减少。</w:t>
+            </w:r>
+          </w:p>
+        </w:tc>
+      </w:tr>
+      <w:tr>
+        <w:trPr>
+          <w:cantSplit/>
+        </w:trPr>
+        <w:tc>
+          <w:tcPr>
+            <w:tcW w:type="dxa" w:w="1900"/>
+            <w:tcBorders>
+              <w:top w:val="single" w:color="E2E7EC" w:sz="2" w:space="0"/>
+              <w:left w:val="single" w:color="E2E7EC" w:sz="2" w:space="0"/>
+              <w:bottom w:val="single" w:color="E2E7EC" w:sz="2" w:space="0"/>
+              <w:right w:val="single" w:color="E2E7EC" w:sz="2" w:space="0"/>
+            </w:tcBorders>
+          </w:tcPr>
+          <w:p>
+            <w:pPr>
+              <w:spacing w:before="30" w:after="40"/>
+            </w:pPr>
+            <w:r/>
+            <w:r>
+              <w:rPr>
+                <w:rFonts w:ascii="Arial Unicode MS" w:hAnsi="Arial Unicode MS" w:eastAsia="Arial Unicode MS"/>
+                <w:b w:val="0"/>
+                <w:sz w:val="17"/>
+              </w:rPr>
+              <w:t>dissolve /dɪˈzɒlv/ 溶解</w:t>
+            </w:r>
+          </w:p>
+        </w:tc>
+        <w:tc>
+          <w:tcPr>
+            <w:tcW w:type="dxa" w:w="2900"/>
+            <w:tcBorders>
+              <w:top w:val="single" w:color="E2E7EC" w:sz="2" w:space="0"/>
+              <w:left w:val="single" w:color="E2E7EC" w:sz="2" w:space="0"/>
+              <w:bottom w:val="single" w:color="E2E7EC" w:sz="2" w:space="0"/>
+              <w:right w:val="single" w:color="E2E7EC" w:sz="2" w:space="0"/>
+            </w:tcBorders>
+          </w:tcPr>
+          <w:p>
+            <w:pPr>
+              <w:spacing w:before="30" w:after="40"/>
+            </w:pPr>
+            <w:r/>
+            <w:r>
+              <w:rPr>
+                <w:rFonts w:ascii="Arial Unicode MS" w:hAnsi="Arial Unicode MS" w:eastAsia="Arial Unicode MS"/>
+                <w:b w:val="0"/>
+                <w:sz w:val="17"/>
+              </w:rPr>
+              <w:t>melt into a liquid / break down in liquid</w:t>
+            </w:r>
+          </w:p>
+        </w:tc>
+        <w:tc>
+          <w:tcPr>
+            <w:tcW w:type="dxa" w:w="2100"/>
+            <w:tcBorders>
+              <w:top w:val="single" w:color="E2E7EC" w:sz="2" w:space="0"/>
+              <w:left w:val="single" w:color="E2E7EC" w:sz="2" w:space="0"/>
+              <w:bottom w:val="single" w:color="E2E7EC" w:sz="2" w:space="0"/>
+              <w:right w:val="single" w:color="E2E7EC" w:sz="2" w:space="0"/>
+            </w:tcBorders>
+          </w:tcPr>
+          <w:p>
+            <w:pPr>
+              <w:spacing w:before="30" w:after="40"/>
+            </w:pPr>
+            <w:r/>
+            <w:r>
+              <w:rPr>
+                <w:rFonts w:ascii="Arial Unicode MS" w:hAnsi="Arial Unicode MS" w:eastAsia="Arial Unicode MS"/>
+                <w:b w:val="0"/>
+                <w:sz w:val="17"/>
+              </w:rPr>
+              <w:t>dis-（分开）＋solve（松开）→ 化开。</w:t>
+            </w:r>
+          </w:p>
+        </w:tc>
+        <w:tc>
+          <w:tcPr>
+            <w:tcW w:type="dxa" w:w="2966"/>
+            <w:tcBorders>
+              <w:top w:val="single" w:color="E2E7EC" w:sz="2" w:space="0"/>
+              <w:left w:val="single" w:color="E2E7EC" w:sz="2" w:space="0"/>
+              <w:bottom w:val="single" w:color="E2E7EC" w:sz="2" w:space="0"/>
+              <w:right w:val="single" w:color="E2E7EC" w:sz="2" w:space="0"/>
+            </w:tcBorders>
+          </w:tcPr>
+          <w:p>
+            <w:pPr>
+              <w:spacing w:before="30" w:after="40"/>
+            </w:pPr>
+            <w:r/>
+            <w:r>
+              <w:rPr>
+                <w:rFonts w:ascii="Arial Unicode MS" w:hAnsi="Arial Unicode MS" w:eastAsia="Arial Unicode MS"/>
+                <w:b w:val="0"/>
+                <w:sz w:val="17"/>
+              </w:rPr>
+              <w:t>Celluloid was made by dissolving cellulose in a solution. 赛璐珞是把纤维素溶解在溶液中制成的。</w:t>
+            </w:r>
+          </w:p>
+        </w:tc>
+      </w:tr>
+      <w:tr>
+        <w:trPr>
+          <w:cantSplit/>
+        </w:trPr>
+        <w:tc>
+          <w:tcPr>
+            <w:tcW w:type="dxa" w:w="1900"/>
+            <w:tcBorders>
+              <w:top w:val="single" w:color="E2E7EC" w:sz="2" w:space="0"/>
+              <w:left w:val="single" w:color="E2E7EC" w:sz="2" w:space="0"/>
+              <w:bottom w:val="single" w:color="E2E7EC" w:sz="2" w:space="0"/>
+              <w:right w:val="single" w:color="E2E7EC" w:sz="2" w:space="0"/>
+            </w:tcBorders>
+          </w:tcPr>
+          <w:p>
+            <w:pPr>
+              <w:spacing w:before="30" w:after="40"/>
+            </w:pPr>
+            <w:r/>
+            <w:r>
+              <w:rPr>
+                <w:rFonts w:ascii="Arial Unicode MS" w:hAnsi="Arial Unicode MS" w:eastAsia="Arial Unicode MS"/>
+                <w:b w:val="0"/>
+                <w:sz w:val="17"/>
+              </w:rPr>
+              <w:t>take off 起飞；兴起</w:t>
+            </w:r>
+          </w:p>
+        </w:tc>
+        <w:tc>
+          <w:tcPr>
+            <w:tcW w:type="dxa" w:w="2900"/>
+            <w:tcBorders>
+              <w:top w:val="single" w:color="E2E7EC" w:sz="2" w:space="0"/>
+              <w:left w:val="single" w:color="E2E7EC" w:sz="2" w:space="0"/>
+              <w:bottom w:val="single" w:color="E2E7EC" w:sz="2" w:space="0"/>
+              <w:right w:val="single" w:color="E2E7EC" w:sz="2" w:space="0"/>
+            </w:tcBorders>
+          </w:tcPr>
+          <w:p>
+            <w:pPr>
+              <w:spacing w:before="30" w:after="40"/>
+            </w:pPr>
+            <w:r/>
+            <w:r>
+              <w:rPr>
+                <w:rFonts w:ascii="Arial Unicode MS" w:hAnsi="Arial Unicode MS" w:eastAsia="Arial Unicode MS"/>
+                <w:b w:val="0"/>
+                <w:sz w:val="17"/>
+              </w:rPr>
+              <w:t>become successful / grow rapidly / start to develop</w:t>
+            </w:r>
+          </w:p>
+        </w:tc>
+        <w:tc>
+          <w:tcPr>
+            <w:tcW w:type="dxa" w:w="2100"/>
+            <w:tcBorders>
+              <w:top w:val="single" w:color="E2E7EC" w:sz="2" w:space="0"/>
+              <w:left w:val="single" w:color="E2E7EC" w:sz="2" w:space="0"/>
+              <w:bottom w:val="single" w:color="E2E7EC" w:sz="2" w:space="0"/>
+              <w:right w:val="single" w:color="E2E7EC" w:sz="2" w:space="0"/>
+            </w:tcBorders>
+          </w:tcPr>
+          <w:p>
+            <w:pPr>
+              <w:spacing w:before="30" w:after="40"/>
+            </w:pPr>
+            <w:r/>
+            <w:r>
+              <w:rPr>
+                <w:rFonts w:ascii="Arial Unicode MS" w:hAnsi="Arial Unicode MS" w:eastAsia="Arial Unicode MS"/>
+                <w:b w:val="0"/>
+                <w:sz w:val="17"/>
+              </w:rPr>
+              <w:t>飞机起飞＝事业起步。</w:t>
+            </w:r>
+          </w:p>
+        </w:tc>
+        <w:tc>
+          <w:tcPr>
+            <w:tcW w:type="dxa" w:w="2966"/>
+            <w:tcBorders>
+              <w:top w:val="single" w:color="E2E7EC" w:sz="2" w:space="0"/>
+              <w:left w:val="single" w:color="E2E7EC" w:sz="2" w:space="0"/>
+              <w:bottom w:val="single" w:color="E2E7EC" w:sz="2" w:space="0"/>
+              <w:right w:val="single" w:color="E2E7EC" w:sz="2" w:space="0"/>
+            </w:tcBorders>
+          </w:tcPr>
+          <w:p>
+            <w:pPr>
+              <w:spacing w:before="30" w:after="40"/>
+            </w:pPr>
+            <w:r/>
+            <w:r>
+              <w:rPr>
+                <w:rFonts w:ascii="Arial Unicode MS" w:hAnsi="Arial Unicode MS" w:eastAsia="Arial Unicode MS"/>
+                <w:b w:val="0"/>
+                <w:sz w:val="17"/>
+              </w:rPr>
+              <w:t>The film industry could never have taken off without it. 没有它电影业根本不可能起步。</w:t>
+            </w:r>
+          </w:p>
+        </w:tc>
+      </w:tr>
+      <w:tr>
+        <w:trPr>
+          <w:cantSplit/>
+        </w:trPr>
+        <w:tc>
+          <w:tcPr>
+            <w:tcW w:type="dxa" w:w="1900"/>
+            <w:tcBorders>
+              <w:top w:val="single" w:color="E2E7EC" w:sz="2" w:space="0"/>
+              <w:left w:val="single" w:color="E2E7EC" w:sz="2" w:space="0"/>
+              <w:bottom w:val="single" w:color="E2E7EC" w:sz="2" w:space="0"/>
+              <w:right w:val="single" w:color="E2E7EC" w:sz="2" w:space="0"/>
+            </w:tcBorders>
+          </w:tcPr>
+          <w:p>
+            <w:pPr>
+              <w:spacing w:before="30" w:after="40"/>
+            </w:pPr>
+            <w:r/>
+            <w:r>
+              <w:rPr>
+                <w:rFonts w:ascii="Arial Unicode MS" w:hAnsi="Arial Unicode MS" w:eastAsia="Arial Unicode MS"/>
+                <w:b w:val="0"/>
+                <w:sz w:val="17"/>
+              </w:rPr>
+              <w:t>insulator /ˈɪnsjuleɪtə/ 绝缘体</w:t>
+            </w:r>
+          </w:p>
+        </w:tc>
+        <w:tc>
+          <w:tcPr>
+            <w:tcW w:type="dxa" w:w="2900"/>
+            <w:tcBorders>
+              <w:top w:val="single" w:color="E2E7EC" w:sz="2" w:space="0"/>
+              <w:left w:val="single" w:color="E2E7EC" w:sz="2" w:space="0"/>
+              <w:bottom w:val="single" w:color="E2E7EC" w:sz="2" w:space="0"/>
+              <w:right w:val="single" w:color="E2E7EC" w:sz="2" w:space="0"/>
+            </w:tcBorders>
+          </w:tcPr>
+          <w:p>
+            <w:pPr>
+              <w:spacing w:before="30" w:after="40"/>
+            </w:pPr>
+            <w:r/>
+            <w:r>
+              <w:rPr>
+                <w:rFonts w:ascii="Arial Unicode MS" w:hAnsi="Arial Unicode MS" w:eastAsia="Arial Unicode MS"/>
+                <w:b w:val="0"/>
+                <w:sz w:val="17"/>
+              </w:rPr>
+              <w:t>material that does not conduct electricity / insulating material</w:t>
+            </w:r>
+          </w:p>
+        </w:tc>
+        <w:tc>
+          <w:tcPr>
+            <w:tcW w:type="dxa" w:w="2100"/>
+            <w:tcBorders>
+              <w:top w:val="single" w:color="E2E7EC" w:sz="2" w:space="0"/>
+              <w:left w:val="single" w:color="E2E7EC" w:sz="2" w:space="0"/>
+              <w:bottom w:val="single" w:color="E2E7EC" w:sz="2" w:space="0"/>
+              <w:right w:val="single" w:color="E2E7EC" w:sz="2" w:space="0"/>
+            </w:tcBorders>
+          </w:tcPr>
+          <w:p>
+            <w:pPr>
+              <w:spacing w:before="30" w:after="40"/>
+            </w:pPr>
+            <w:r/>
+            <w:r>
+              <w:rPr>
+                <w:rFonts w:ascii="Arial Unicode MS" w:hAnsi="Arial Unicode MS" w:eastAsia="Arial Unicode MS"/>
+                <w:b w:val="0"/>
+                <w:sz w:val="17"/>
+              </w:rPr>
+              <w:t>insulate＝隔离；名词即“隔离体”。</w:t>
+            </w:r>
+          </w:p>
+        </w:tc>
+        <w:tc>
+          <w:tcPr>
+            <w:tcW w:type="dxa" w:w="2966"/>
+            <w:tcBorders>
+              <w:top w:val="single" w:color="E2E7EC" w:sz="2" w:space="0"/>
+              <w:left w:val="single" w:color="E2E7EC" w:sz="2" w:space="0"/>
+              <w:bottom w:val="single" w:color="E2E7EC" w:sz="2" w:space="0"/>
+              <w:right w:val="single" w:color="E2E7EC" w:sz="2" w:space="0"/>
+            </w:tcBorders>
+          </w:tcPr>
+          <w:p>
+            <w:pPr>
+              <w:spacing w:before="30" w:after="40"/>
+            </w:pPr>
+            <w:r/>
+            <w:r>
+              <w:rPr>
+                <w:rFonts w:ascii="Arial Unicode MS" w:hAnsi="Arial Unicode MS" w:eastAsia="Arial Unicode MS"/>
+                <w:b w:val="0"/>
+                <w:sz w:val="17"/>
+              </w:rPr>
+              <w:t>Bakelite was a good insulator. Bakelite 是良好的绝缘体。</w:t>
+            </w:r>
+          </w:p>
+        </w:tc>
+      </w:tr>
+      <w:tr>
+        <w:trPr>
+          <w:cantSplit/>
+        </w:trPr>
+        <w:tc>
+          <w:tcPr>
+            <w:tcW w:type="dxa" w:w="1900"/>
+            <w:tcBorders>
+              <w:top w:val="single" w:color="E2E7EC" w:sz="2" w:space="0"/>
+              <w:left w:val="single" w:color="E2E7EC" w:sz="2" w:space="0"/>
+              <w:bottom w:val="single" w:color="E2E7EC" w:sz="2" w:space="0"/>
+              <w:right w:val="single" w:color="E2E7EC" w:sz="2" w:space="0"/>
+            </w:tcBorders>
+          </w:tcPr>
+          <w:p>
+            <w:pPr>
+              <w:spacing w:before="30" w:after="40"/>
+            </w:pPr>
+            <w:r/>
+            <w:r>
+              <w:rPr>
+                <w:rFonts w:ascii="Arial Unicode MS" w:hAnsi="Arial Unicode MS" w:eastAsia="Arial Unicode MS"/>
+                <w:b w:val="0"/>
+                <w:sz w:val="17"/>
+              </w:rPr>
+              <w:t>resistant to /rɪˈzɪstənt/ 耐……的；抗……的</w:t>
+            </w:r>
+          </w:p>
+        </w:tc>
+        <w:tc>
+          <w:tcPr>
+            <w:tcW w:type="dxa" w:w="2900"/>
+            <w:tcBorders>
+              <w:top w:val="single" w:color="E2E7EC" w:sz="2" w:space="0"/>
+              <w:left w:val="single" w:color="E2E7EC" w:sz="2" w:space="0"/>
+              <w:bottom w:val="single" w:color="E2E7EC" w:sz="2" w:space="0"/>
+              <w:right w:val="single" w:color="E2E7EC" w:sz="2" w:space="0"/>
+            </w:tcBorders>
+          </w:tcPr>
+          <w:p>
+            <w:pPr>
+              <w:spacing w:before="30" w:after="40"/>
+            </w:pPr>
+            <w:r/>
+            <w:r>
+              <w:rPr>
+                <w:rFonts w:ascii="Arial Unicode MS" w:hAnsi="Arial Unicode MS" w:eastAsia="Arial Unicode MS"/>
+                <w:b w:val="0"/>
+                <w:sz w:val="17"/>
+              </w:rPr>
+              <w:t>not damaged by / able to withstand / proof against</w:t>
+            </w:r>
+          </w:p>
+        </w:tc>
+        <w:tc>
+          <w:tcPr>
+            <w:tcW w:type="dxa" w:w="2100"/>
+            <w:tcBorders>
+              <w:top w:val="single" w:color="E2E7EC" w:sz="2" w:space="0"/>
+              <w:left w:val="single" w:color="E2E7EC" w:sz="2" w:space="0"/>
+              <w:bottom w:val="single" w:color="E2E7EC" w:sz="2" w:space="0"/>
+              <w:right w:val="single" w:color="E2E7EC" w:sz="2" w:space="0"/>
+            </w:tcBorders>
+          </w:tcPr>
+          <w:p>
+            <w:pPr>
+              <w:spacing w:before="30" w:after="40"/>
+            </w:pPr>
+            <w:r/>
+            <w:r>
+              <w:rPr>
+                <w:rFonts w:ascii="Arial Unicode MS" w:hAnsi="Arial Unicode MS" w:eastAsia="Arial Unicode MS"/>
+                <w:b w:val="0"/>
+                <w:sz w:val="17"/>
+              </w:rPr>
+              <w:t>resist（抵抗）＋-ant。</w:t>
+            </w:r>
+          </w:p>
+        </w:tc>
+        <w:tc>
+          <w:tcPr>
+            <w:tcW w:type="dxa" w:w="2966"/>
+            <w:tcBorders>
+              <w:top w:val="single" w:color="E2E7EC" w:sz="2" w:space="0"/>
+              <w:left w:val="single" w:color="E2E7EC" w:sz="2" w:space="0"/>
+              <w:bottom w:val="single" w:color="E2E7EC" w:sz="2" w:space="0"/>
+              <w:right w:val="single" w:color="E2E7EC" w:sz="2" w:space="0"/>
+            </w:tcBorders>
+          </w:tcPr>
+          <w:p>
+            <w:pPr>
+              <w:spacing w:before="30" w:after="40"/>
+            </w:pPr>
+            <w:r/>
+            <w:r>
+              <w:rPr>
+                <w:rFonts w:ascii="Arial Unicode MS" w:hAnsi="Arial Unicode MS" w:eastAsia="Arial Unicode MS"/>
+                <w:b w:val="0"/>
+                <w:sz w:val="17"/>
+              </w:rPr>
+              <w:t>It was resistant to water and acid. 它耐水耐酸。</w:t>
+            </w:r>
+          </w:p>
+        </w:tc>
+      </w:tr>
+      <w:tr>
+        <w:trPr>
+          <w:cantSplit/>
+        </w:trPr>
+        <w:tc>
+          <w:tcPr>
+            <w:tcW w:type="dxa" w:w="1900"/>
+            <w:tcBorders>
+              <w:top w:val="single" w:color="E2E7EC" w:sz="2" w:space="0"/>
+              <w:left w:val="single" w:color="E2E7EC" w:sz="2" w:space="0"/>
+              <w:bottom w:val="single" w:color="E2E7EC" w:sz="2" w:space="0"/>
+              <w:right w:val="single" w:color="E2E7EC" w:sz="2" w:space="0"/>
+            </w:tcBorders>
+          </w:tcPr>
+          <w:p>
+            <w:pPr>
+              <w:spacing w:before="30" w:after="40"/>
+            </w:pPr>
+            <w:r/>
+            <w:r>
+              <w:rPr>
+                <w:rFonts w:ascii="Arial Unicode MS" w:hAnsi="Arial Unicode MS" w:eastAsia="Arial Unicode MS"/>
+                <w:b w:val="0"/>
+                <w:sz w:val="17"/>
+              </w:rPr>
+              <w:t>domestic /dəˈmestɪk/ 家用的；国内的</w:t>
+            </w:r>
+          </w:p>
+        </w:tc>
+        <w:tc>
+          <w:tcPr>
+            <w:tcW w:type="dxa" w:w="2900"/>
+            <w:tcBorders>
+              <w:top w:val="single" w:color="E2E7EC" w:sz="2" w:space="0"/>
+              <w:left w:val="single" w:color="E2E7EC" w:sz="2" w:space="0"/>
+              <w:bottom w:val="single" w:color="E2E7EC" w:sz="2" w:space="0"/>
+              <w:right w:val="single" w:color="E2E7EC" w:sz="2" w:space="0"/>
+            </w:tcBorders>
+          </w:tcPr>
+          <w:p>
+            <w:pPr>
+              <w:spacing w:before="30" w:after="40"/>
+            </w:pPr>
+            <w:r/>
+            <w:r>
+              <w:rPr>
+                <w:rFonts w:ascii="Arial Unicode MS" w:hAnsi="Arial Unicode MS" w:eastAsia="Arial Unicode MS"/>
+                <w:b w:val="0"/>
+                <w:sz w:val="17"/>
+              </w:rPr>
+              <w:t>household / home / used in the house</w:t>
+            </w:r>
+          </w:p>
+        </w:tc>
+        <w:tc>
+          <w:tcPr>
+            <w:tcW w:type="dxa" w:w="2100"/>
+            <w:tcBorders>
+              <w:top w:val="single" w:color="E2E7EC" w:sz="2" w:space="0"/>
+              <w:left w:val="single" w:color="E2E7EC" w:sz="2" w:space="0"/>
+              <w:bottom w:val="single" w:color="E2E7EC" w:sz="2" w:space="0"/>
+              <w:right w:val="single" w:color="E2E7EC" w:sz="2" w:space="0"/>
+            </w:tcBorders>
+          </w:tcPr>
+          <w:p>
+            <w:pPr>
+              <w:spacing w:before="30" w:after="40"/>
+            </w:pPr>
+            <w:r/>
+            <w:r>
+              <w:rPr>
+                <w:rFonts w:ascii="Arial Unicode MS" w:hAnsi="Arial Unicode MS" w:eastAsia="Arial Unicode MS"/>
+                <w:b w:val="0"/>
+                <w:sz w:val="17"/>
+              </w:rPr>
+              <w:t>阅读中先按语境判断是“家用”还是“国内”。</w:t>
+            </w:r>
+          </w:p>
+        </w:tc>
+        <w:tc>
+          <w:tcPr>
+            <w:tcW w:type="dxa" w:w="2966"/>
+            <w:tcBorders>
+              <w:top w:val="single" w:color="E2E7EC" w:sz="2" w:space="0"/>
+              <w:left w:val="single" w:color="E2E7EC" w:sz="2" w:space="0"/>
+              <w:bottom w:val="single" w:color="E2E7EC" w:sz="2" w:space="0"/>
+              <w:right w:val="single" w:color="E2E7EC" w:sz="2" w:space="0"/>
+            </w:tcBorders>
+          </w:tcPr>
+          <w:p>
+            <w:pPr>
+              <w:spacing w:before="30" w:after="40"/>
+            </w:pPr>
+            <w:r/>
+            <w:r>
+              <w:rPr>
+                <w:rFonts w:ascii="Arial Unicode MS" w:hAnsi="Arial Unicode MS" w:eastAsia="Arial Unicode MS"/>
+                <w:b w:val="0"/>
+                <w:sz w:val="17"/>
+              </w:rPr>
+              <w:t>It was used in a variety of domestic items. 它被用于各种家用物品。</w:t>
+            </w:r>
+          </w:p>
+        </w:tc>
+      </w:tr>
+      <w:tr>
+        <w:trPr>
+          <w:cantSplit/>
+        </w:trPr>
+        <w:tc>
+          <w:tcPr>
+            <w:tcW w:type="dxa" w:w="1900"/>
+            <w:tcBorders>
+              <w:top w:val="single" w:color="E2E7EC" w:sz="2" w:space="0"/>
+              <w:left w:val="single" w:color="E2E7EC" w:sz="2" w:space="0"/>
+              <w:bottom w:val="single" w:color="E2E7EC" w:sz="2" w:space="0"/>
+              <w:right w:val="single" w:color="E2E7EC" w:sz="2" w:space="0"/>
+            </w:tcBorders>
+          </w:tcPr>
+          <w:p>
+            <w:pPr>
+              <w:spacing w:before="30" w:after="40"/>
+            </w:pPr>
+            <w:r/>
+            <w:r>
+              <w:rPr>
+                <w:rFonts w:ascii="Arial Unicode MS" w:hAnsi="Arial Unicode MS" w:eastAsia="Arial Unicode MS"/>
+                <w:b w:val="0"/>
+                <w:sz w:val="17"/>
+              </w:rPr>
+              <w:t>rigid /ˈrɪdʒɪd/ 硬质的；坚硬的</w:t>
+            </w:r>
+          </w:p>
+        </w:tc>
+        <w:tc>
+          <w:tcPr>
+            <w:tcW w:type="dxa" w:w="2900"/>
+            <w:tcBorders>
+              <w:top w:val="single" w:color="E2E7EC" w:sz="2" w:space="0"/>
+              <w:left w:val="single" w:color="E2E7EC" w:sz="2" w:space="0"/>
+              <w:bottom w:val="single" w:color="E2E7EC" w:sz="2" w:space="0"/>
+              <w:right w:val="single" w:color="E2E7EC" w:sz="2" w:space="0"/>
+            </w:tcBorders>
+          </w:tcPr>
+          <w:p>
+            <w:pPr>
+              <w:spacing w:before="30" w:after="40"/>
+            </w:pPr>
+            <w:r/>
+            <w:r>
+              <w:rPr>
+                <w:rFonts w:ascii="Arial Unicode MS" w:hAnsi="Arial Unicode MS" w:eastAsia="Arial Unicode MS"/>
+                <w:b w:val="0"/>
+                <w:sz w:val="17"/>
+              </w:rPr>
+              <w:t>stiff / hard / not flexible</w:t>
+            </w:r>
+          </w:p>
+        </w:tc>
+        <w:tc>
+          <w:tcPr>
+            <w:tcW w:type="dxa" w:w="2100"/>
+            <w:tcBorders>
+              <w:top w:val="single" w:color="E2E7EC" w:sz="2" w:space="0"/>
+              <w:left w:val="single" w:color="E2E7EC" w:sz="2" w:space="0"/>
+              <w:bottom w:val="single" w:color="E2E7EC" w:sz="2" w:space="0"/>
+              <w:right w:val="single" w:color="E2E7EC" w:sz="2" w:space="0"/>
+            </w:tcBorders>
+          </w:tcPr>
+          <w:p>
+            <w:pPr>
+              <w:spacing w:before="30" w:after="40"/>
+            </w:pPr>
+            <w:r/>
+            <w:r>
+              <w:rPr>
+                <w:rFonts w:ascii="Arial Unicode MS" w:hAnsi="Arial Unicode MS" w:eastAsia="Arial Unicode MS"/>
+                <w:b w:val="0"/>
+                <w:sz w:val="17"/>
+              </w:rPr>
+              <w:t>与 rigorous 同根，都有“不弯”的意思。</w:t>
+            </w:r>
+          </w:p>
+        </w:tc>
+        <w:tc>
+          <w:tcPr>
+            <w:tcW w:type="dxa" w:w="2966"/>
+            <w:tcBorders>
+              <w:top w:val="single" w:color="E2E7EC" w:sz="2" w:space="0"/>
+              <w:left w:val="single" w:color="E2E7EC" w:sz="2" w:space="0"/>
+              <w:bottom w:val="single" w:color="E2E7EC" w:sz="2" w:space="0"/>
+              <w:right w:val="single" w:color="E2E7EC" w:sz="2" w:space="0"/>
+            </w:tcBorders>
+          </w:tcPr>
+          <w:p>
+            <w:pPr>
+              <w:spacing w:before="30" w:after="40"/>
+            </w:pPr>
+            <w:r/>
+            <w:r>
+              <w:rPr>
+                <w:rFonts w:ascii="Arial Unicode MS" w:hAnsi="Arial Unicode MS" w:eastAsia="Arial Unicode MS"/>
+                <w:b w:val="0"/>
+                <w:sz w:val="17"/>
+              </w:rPr>
+              <w:t>Rigid PVC is suitable for drains and gutters. 硬质 PVC 适用于排水管和檐槽。</w:t>
+            </w:r>
+          </w:p>
+        </w:tc>
+      </w:tr>
+      <w:tr>
+        <w:trPr>
+          <w:cantSplit/>
+        </w:trPr>
+        <w:tc>
+          <w:tcPr>
+            <w:tcW w:type="dxa" w:w="1900"/>
+            <w:tcBorders>
+              <w:top w:val="single" w:color="E2E7EC" w:sz="2" w:space="0"/>
+              <w:left w:val="single" w:color="E2E7EC" w:sz="2" w:space="0"/>
+              <w:bottom w:val="single" w:color="E2E7EC" w:sz="2" w:space="0"/>
+              <w:right w:val="single" w:color="E2E7EC" w:sz="2" w:space="0"/>
+            </w:tcBorders>
+          </w:tcPr>
+          <w:p>
+            <w:pPr>
+              <w:spacing w:before="30" w:after="40"/>
+            </w:pPr>
+            <w:r/>
+            <w:r>
+              <w:rPr>
+                <w:rFonts w:ascii="Arial Unicode MS" w:hAnsi="Arial Unicode MS" w:eastAsia="Arial Unicode MS"/>
+                <w:b w:val="0"/>
+                <w:sz w:val="17"/>
+              </w:rPr>
+              <w:t>fireproof /ˈfaɪəpruːf/ 防火的</w:t>
+            </w:r>
+          </w:p>
+        </w:tc>
+        <w:tc>
+          <w:tcPr>
+            <w:tcW w:type="dxa" w:w="2900"/>
+            <w:tcBorders>
+              <w:top w:val="single" w:color="E2E7EC" w:sz="2" w:space="0"/>
+              <w:left w:val="single" w:color="E2E7EC" w:sz="2" w:space="0"/>
+              <w:bottom w:val="single" w:color="E2E7EC" w:sz="2" w:space="0"/>
+              <w:right w:val="single" w:color="E2E7EC" w:sz="2" w:space="0"/>
+            </w:tcBorders>
+          </w:tcPr>
+          <w:p>
+            <w:pPr>
+              <w:spacing w:before="30" w:after="40"/>
+            </w:pPr>
+            <w:r/>
+            <w:r>
+              <w:rPr>
+                <w:rFonts w:ascii="Arial Unicode MS" w:hAnsi="Arial Unicode MS" w:eastAsia="Arial Unicode MS"/>
+                <w:b w:val="0"/>
+                <w:sz w:val="17"/>
+              </w:rPr>
+              <w:t>fire-resistant / not able to burn / safe from fire</w:t>
+            </w:r>
+          </w:p>
+        </w:tc>
+        <w:tc>
+          <w:tcPr>
+            <w:tcW w:type="dxa" w:w="2100"/>
+            <w:tcBorders>
+              <w:top w:val="single" w:color="E2E7EC" w:sz="2" w:space="0"/>
+              <w:left w:val="single" w:color="E2E7EC" w:sz="2" w:space="0"/>
+              <w:bottom w:val="single" w:color="E2E7EC" w:sz="2" w:space="0"/>
+              <w:right w:val="single" w:color="E2E7EC" w:sz="2" w:space="0"/>
+            </w:tcBorders>
+          </w:tcPr>
+          <w:p>
+            <w:pPr>
+              <w:spacing w:before="30" w:after="40"/>
+            </w:pPr>
+            <w:r/>
+            <w:r>
+              <w:rPr>
+                <w:rFonts w:ascii="Arial Unicode MS" w:hAnsi="Arial Unicode MS" w:eastAsia="Arial Unicode MS"/>
+                <w:b w:val="0"/>
+                <w:sz w:val="17"/>
+              </w:rPr>
+              <w:t>fire＋proof（防……的），同类还有 waterproof。</w:t>
+            </w:r>
+          </w:p>
+        </w:tc>
+        <w:tc>
+          <w:tcPr>
+            <w:tcW w:type="dxa" w:w="2966"/>
+            <w:tcBorders>
+              <w:top w:val="single" w:color="E2E7EC" w:sz="2" w:space="0"/>
+              <w:left w:val="single" w:color="E2E7EC" w:sz="2" w:space="0"/>
+              <w:bottom w:val="single" w:color="E2E7EC" w:sz="2" w:space="0"/>
+              <w:right w:val="single" w:color="E2E7EC" w:sz="2" w:space="0"/>
+            </w:tcBorders>
+          </w:tcPr>
+          <w:p>
+            <w:pPr>
+              <w:spacing w:before="30" w:after="40"/>
+            </w:pPr>
+            <w:r/>
+            <w:r>
+              <w:rPr>
+                <w:rFonts w:ascii="Arial Unicode MS" w:hAnsi="Arial Unicode MS" w:eastAsia="Arial Unicode MS"/>
+                <w:b w:val="0"/>
+                <w:sz w:val="17"/>
+              </w:rPr>
+              <w:t>Rigid PVC is a fireproof plastic. 硬质 PVC 是一种防火塑料。</w:t>
+            </w:r>
+          </w:p>
+        </w:tc>
+      </w:tr>
+      <w:tr>
+        <w:trPr>
+          <w:cantSplit/>
+        </w:trPr>
+        <w:tc>
+          <w:tcPr>
+            <w:tcW w:type="dxa" w:w="1900"/>
+            <w:tcBorders>
+              <w:top w:val="single" w:color="E2E7EC" w:sz="2" w:space="0"/>
+              <w:left w:val="single" w:color="E2E7EC" w:sz="2" w:space="0"/>
+              <w:bottom w:val="single" w:color="E2E7EC" w:sz="2" w:space="0"/>
+              <w:right w:val="single" w:color="E2E7EC" w:sz="2" w:space="0"/>
+            </w:tcBorders>
+          </w:tcPr>
+          <w:p>
+            <w:pPr>
+              <w:spacing w:before="30" w:after="40"/>
+            </w:pPr>
+            <w:r/>
+            <w:r>
+              <w:rPr>
+                <w:rFonts w:ascii="Arial Unicode MS" w:hAnsi="Arial Unicode MS" w:eastAsia="Arial Unicode MS"/>
+                <w:b w:val="0"/>
+                <w:sz w:val="17"/>
+              </w:rPr>
+              <w:t>friction /ˈfrɪkʃn/ 摩擦（力）</w:t>
+            </w:r>
+          </w:p>
+        </w:tc>
+        <w:tc>
+          <w:tcPr>
+            <w:tcW w:type="dxa" w:w="2900"/>
+            <w:tcBorders>
+              <w:top w:val="single" w:color="E2E7EC" w:sz="2" w:space="0"/>
+              <w:left w:val="single" w:color="E2E7EC" w:sz="2" w:space="0"/>
+              <w:bottom w:val="single" w:color="E2E7EC" w:sz="2" w:space="0"/>
+              <w:right w:val="single" w:color="E2E7EC" w:sz="2" w:space="0"/>
+            </w:tcBorders>
+          </w:tcPr>
+          <w:p>
+            <w:pPr>
+              <w:spacing w:before="30" w:after="40"/>
+            </w:pPr>
+            <w:r/>
+            <w:r>
+              <w:rPr>
+                <w:rFonts w:ascii="Arial Unicode MS" w:hAnsi="Arial Unicode MS" w:eastAsia="Arial Unicode MS"/>
+                <w:b w:val="0"/>
+                <w:sz w:val="17"/>
+              </w:rPr>
+              <w:t>rubbing / resistance between surfaces</w:t>
+            </w:r>
+          </w:p>
+        </w:tc>
+        <w:tc>
+          <w:tcPr>
+            <w:tcW w:type="dxa" w:w="2100"/>
+            <w:tcBorders>
+              <w:top w:val="single" w:color="E2E7EC" w:sz="2" w:space="0"/>
+              <w:left w:val="single" w:color="E2E7EC" w:sz="2" w:space="0"/>
+              <w:bottom w:val="single" w:color="E2E7EC" w:sz="2" w:space="0"/>
+              <w:right w:val="single" w:color="E2E7EC" w:sz="2" w:space="0"/>
+            </w:tcBorders>
+          </w:tcPr>
+          <w:p>
+            <w:pPr>
+              <w:spacing w:before="30" w:after="40"/>
+            </w:pPr>
+            <w:r/>
+            <w:r>
+              <w:rPr>
+                <w:rFonts w:ascii="Arial Unicode MS" w:hAnsi="Arial Unicode MS" w:eastAsia="Arial Unicode MS"/>
+                <w:b w:val="0"/>
+                <w:sz w:val="17"/>
+              </w:rPr>
+              <w:t>想象两个面互相摩擦。</w:t>
+            </w:r>
+          </w:p>
+        </w:tc>
+        <w:tc>
+          <w:tcPr>
+            <w:tcW w:type="dxa" w:w="2966"/>
+            <w:tcBorders>
+              <w:top w:val="single" w:color="E2E7EC" w:sz="2" w:space="0"/>
+              <w:left w:val="single" w:color="E2E7EC" w:sz="2" w:space="0"/>
+              <w:bottom w:val="single" w:color="E2E7EC" w:sz="2" w:space="0"/>
+              <w:right w:val="single" w:color="E2E7EC" w:sz="2" w:space="0"/>
+            </w:tcBorders>
+          </w:tcPr>
+          <w:p>
+            <w:pPr>
+              <w:spacing w:before="30" w:after="40"/>
+            </w:pPr>
+            <w:r/>
+            <w:r>
+              <w:rPr>
+                <w:rFonts w:ascii="Arial Unicode MS" w:hAnsi="Arial Unicode MS" w:eastAsia="Arial Unicode MS"/>
+                <w:b w:val="0"/>
+                <w:sz w:val="17"/>
+              </w:rPr>
+              <w:t>Teflon produces very little friction. 特氟龙产生的摩擦极小。</w:t>
+            </w:r>
+          </w:p>
+        </w:tc>
+      </w:tr>
+      <w:tr>
+        <w:trPr>
+          <w:cantSplit/>
+        </w:trPr>
+        <w:tc>
+          <w:tcPr>
+            <w:tcW w:type="dxa" w:w="1900"/>
+            <w:tcBorders>
+              <w:top w:val="single" w:color="E2E7EC" w:sz="2" w:space="0"/>
+              <w:left w:val="single" w:color="E2E7EC" w:sz="2" w:space="0"/>
+              <w:bottom w:val="single" w:color="E2E7EC" w:sz="2" w:space="0"/>
+              <w:right w:val="single" w:color="E2E7EC" w:sz="2" w:space="0"/>
+            </w:tcBorders>
+          </w:tcPr>
+          <w:p>
+            <w:pPr>
+              <w:spacing w:before="30" w:after="40"/>
+            </w:pPr>
+            <w:r/>
+            <w:r>
+              <w:rPr>
+                <w:rFonts w:ascii="Arial Unicode MS" w:hAnsi="Arial Unicode MS" w:eastAsia="Arial Unicode MS"/>
+                <w:b w:val="0"/>
+                <w:sz w:val="17"/>
+              </w:rPr>
+              <w:t>resemble /rɪˈzembl/ 类似于</w:t>
+            </w:r>
+          </w:p>
+        </w:tc>
+        <w:tc>
+          <w:tcPr>
+            <w:tcW w:type="dxa" w:w="2900"/>
+            <w:tcBorders>
+              <w:top w:val="single" w:color="E2E7EC" w:sz="2" w:space="0"/>
+              <w:left w:val="single" w:color="E2E7EC" w:sz="2" w:space="0"/>
+              <w:bottom w:val="single" w:color="E2E7EC" w:sz="2" w:space="0"/>
+              <w:right w:val="single" w:color="E2E7EC" w:sz="2" w:space="0"/>
+            </w:tcBorders>
+          </w:tcPr>
+          <w:p>
+            <w:pPr>
+              <w:spacing w:before="30" w:after="40"/>
+            </w:pPr>
+            <w:r/>
+            <w:r>
+              <w:rPr>
+                <w:rFonts w:ascii="Arial Unicode MS" w:hAnsi="Arial Unicode MS" w:eastAsia="Arial Unicode MS"/>
+                <w:b w:val="0"/>
+                <w:sz w:val="17"/>
+              </w:rPr>
+              <w:t>be like / look like / be similar to</w:t>
+            </w:r>
+          </w:p>
+        </w:tc>
+        <w:tc>
+          <w:tcPr>
+            <w:tcW w:type="dxa" w:w="2100"/>
+            <w:tcBorders>
+              <w:top w:val="single" w:color="E2E7EC" w:sz="2" w:space="0"/>
+              <w:left w:val="single" w:color="E2E7EC" w:sz="2" w:space="0"/>
+              <w:bottom w:val="single" w:color="E2E7EC" w:sz="2" w:space="0"/>
+              <w:right w:val="single" w:color="E2E7EC" w:sz="2" w:space="0"/>
+            </w:tcBorders>
+          </w:tcPr>
+          <w:p>
+            <w:pPr>
+              <w:spacing w:before="30" w:after="40"/>
+            </w:pPr>
+            <w:r/>
+            <w:r>
+              <w:rPr>
+                <w:rFonts w:ascii="Arial Unicode MS" w:hAnsi="Arial Unicode MS" w:eastAsia="Arial Unicode MS"/>
+                <w:b w:val="0"/>
+                <w:sz w:val="17"/>
+              </w:rPr>
+              <w:t>re-＋semble（相似，见 similar）。</w:t>
+            </w:r>
+          </w:p>
+        </w:tc>
+        <w:tc>
+          <w:tcPr>
+            <w:tcW w:type="dxa" w:w="2966"/>
+            <w:tcBorders>
+              <w:top w:val="single" w:color="E2E7EC" w:sz="2" w:space="0"/>
+              <w:left w:val="single" w:color="E2E7EC" w:sz="2" w:space="0"/>
+              <w:bottom w:val="single" w:color="E2E7EC" w:sz="2" w:space="0"/>
+              <w:right w:val="single" w:color="E2E7EC" w:sz="2" w:space="0"/>
+            </w:tcBorders>
+          </w:tcPr>
+          <w:p>
+            <w:pPr>
+              <w:spacing w:before="30" w:after="40"/>
+            </w:pPr>
+            <w:r/>
+            <w:r>
+              <w:rPr>
+                <w:rFonts w:ascii="Arial Unicode MS" w:hAnsi="Arial Unicode MS" w:eastAsia="Arial Unicode MS"/>
+                <w:b w:val="0"/>
+                <w:sz w:val="17"/>
+              </w:rPr>
+              <w:t>Polystyrene resembles glass. 聚苯乙烯像玻璃。</w:t>
+            </w:r>
+          </w:p>
+        </w:tc>
+      </w:tr>
+      <w:tr>
+        <w:trPr>
+          <w:cantSplit/>
+        </w:trPr>
+        <w:tc>
+          <w:tcPr>
+            <w:tcW w:type="dxa" w:w="1900"/>
+            <w:tcBorders>
+              <w:top w:val="single" w:color="E2E7EC" w:sz="2" w:space="0"/>
+              <w:left w:val="single" w:color="E2E7EC" w:sz="2" w:space="0"/>
+              <w:bottom w:val="single" w:color="E2E7EC" w:sz="2" w:space="0"/>
+              <w:right w:val="single" w:color="E2E7EC" w:sz="2" w:space="0"/>
+            </w:tcBorders>
+          </w:tcPr>
+          <w:p>
+            <w:pPr>
+              <w:spacing w:before="30" w:after="40"/>
+            </w:pPr>
+            <w:r/>
+            <w:r>
+              <w:rPr>
+                <w:rFonts w:ascii="Arial Unicode MS" w:hAnsi="Arial Unicode MS" w:eastAsia="Arial Unicode MS"/>
+                <w:b w:val="0"/>
+                <w:sz w:val="17"/>
+              </w:rPr>
+              <w:t>foam /fəʊm/ 泡沫</w:t>
+            </w:r>
+          </w:p>
+        </w:tc>
+        <w:tc>
+          <w:tcPr>
+            <w:tcW w:type="dxa" w:w="2900"/>
+            <w:tcBorders>
+              <w:top w:val="single" w:color="E2E7EC" w:sz="2" w:space="0"/>
+              <w:left w:val="single" w:color="E2E7EC" w:sz="2" w:space="0"/>
+              <w:bottom w:val="single" w:color="E2E7EC" w:sz="2" w:space="0"/>
+              <w:right w:val="single" w:color="E2E7EC" w:sz="2" w:space="0"/>
+            </w:tcBorders>
+          </w:tcPr>
+          <w:p>
+            <w:pPr>
+              <w:spacing w:before="30" w:after="40"/>
+            </w:pPr>
+            <w:r/>
+            <w:r>
+              <w:rPr>
+                <w:rFonts w:ascii="Arial Unicode MS" w:hAnsi="Arial Unicode MS" w:eastAsia="Arial Unicode MS"/>
+                <w:b w:val="0"/>
+                <w:sz w:val="17"/>
+              </w:rPr>
+              <w:t>light spongy material / bubbly material</w:t>
+            </w:r>
+          </w:p>
+        </w:tc>
+        <w:tc>
+          <w:tcPr>
+            <w:tcW w:type="dxa" w:w="2100"/>
+            <w:tcBorders>
+              <w:top w:val="single" w:color="E2E7EC" w:sz="2" w:space="0"/>
+              <w:left w:val="single" w:color="E2E7EC" w:sz="2" w:space="0"/>
+              <w:bottom w:val="single" w:color="E2E7EC" w:sz="2" w:space="0"/>
+              <w:right w:val="single" w:color="E2E7EC" w:sz="2" w:space="0"/>
+            </w:tcBorders>
+          </w:tcPr>
+          <w:p>
+            <w:pPr>
+              <w:spacing w:before="30" w:after="40"/>
+            </w:pPr>
+            <w:r/>
+            <w:r>
+              <w:rPr>
+                <w:rFonts w:ascii="Arial Unicode MS" w:hAnsi="Arial Unicode MS" w:eastAsia="Arial Unicode MS"/>
+                <w:b w:val="0"/>
+                <w:sz w:val="17"/>
+              </w:rPr>
+              <w:t>洗发水的泡沫就是 foam。</w:t>
+            </w:r>
+          </w:p>
+        </w:tc>
+        <w:tc>
+          <w:tcPr>
+            <w:tcW w:type="dxa" w:w="2966"/>
+            <w:tcBorders>
+              <w:top w:val="single" w:color="E2E7EC" w:sz="2" w:space="0"/>
+              <w:left w:val="single" w:color="E2E7EC" w:sz="2" w:space="0"/>
+              <w:bottom w:val="single" w:color="E2E7EC" w:sz="2" w:space="0"/>
+              <w:right w:val="single" w:color="E2E7EC" w:sz="2" w:space="0"/>
+            </w:tcBorders>
+          </w:tcPr>
+          <w:p>
+            <w:pPr>
+              <w:spacing w:before="30" w:after="40"/>
+            </w:pPr>
+            <w:r/>
+            <w:r>
+              <w:rPr>
+                <w:rFonts w:ascii="Arial Unicode MS" w:hAnsi="Arial Unicode MS" w:eastAsia="Arial Unicode MS"/>
+                <w:b w:val="0"/>
+                <w:sz w:val="17"/>
+              </w:rPr>
+              <w:t>Polyurethane was commonly produced as a foam. 聚氨酯通常被制成泡沫。</w:t>
+            </w:r>
+          </w:p>
+        </w:tc>
+      </w:tr>
+      <w:tr>
+        <w:trPr>
+          <w:cantSplit/>
+        </w:trPr>
+        <w:tc>
+          <w:tcPr>
+            <w:tcW w:type="dxa" w:w="1900"/>
+            <w:tcBorders>
+              <w:top w:val="single" w:color="E2E7EC" w:sz="2" w:space="0"/>
+              <w:left w:val="single" w:color="E2E7EC" w:sz="2" w:space="0"/>
+              <w:bottom w:val="single" w:color="E2E7EC" w:sz="2" w:space="0"/>
+              <w:right w:val="single" w:color="E2E7EC" w:sz="2" w:space="0"/>
+            </w:tcBorders>
+          </w:tcPr>
+          <w:p>
+            <w:pPr>
+              <w:spacing w:before="30" w:after="40"/>
+            </w:pPr>
+            <w:r/>
+            <w:r>
+              <w:rPr>
+                <w:rFonts w:ascii="Arial Unicode MS" w:hAnsi="Arial Unicode MS" w:eastAsia="Arial Unicode MS"/>
+                <w:b w:val="0"/>
+                <w:sz w:val="17"/>
+              </w:rPr>
+              <w:t>indestructibility /ˌɪndɪstrʌktəˈbɪləti/ 不可摧毁性</w:t>
+            </w:r>
+          </w:p>
+        </w:tc>
+        <w:tc>
+          <w:tcPr>
+            <w:tcW w:type="dxa" w:w="2900"/>
+            <w:tcBorders>
+              <w:top w:val="single" w:color="E2E7EC" w:sz="2" w:space="0"/>
+              <w:left w:val="single" w:color="E2E7EC" w:sz="2" w:space="0"/>
+              <w:bottom w:val="single" w:color="E2E7EC" w:sz="2" w:space="0"/>
+              <w:right w:val="single" w:color="E2E7EC" w:sz="2" w:space="0"/>
+            </w:tcBorders>
+          </w:tcPr>
+          <w:p>
+            <w:pPr>
+              <w:spacing w:before="30" w:after="40"/>
+            </w:pPr>
+            <w:r/>
+            <w:r>
+              <w:rPr>
+                <w:rFonts w:ascii="Arial Unicode MS" w:hAnsi="Arial Unicode MS" w:eastAsia="Arial Unicode MS"/>
+                <w:b w:val="0"/>
+                <w:sz w:val="17"/>
+              </w:rPr>
+              <w:t>being impossible to destroy / extreme durability</w:t>
+            </w:r>
+          </w:p>
+        </w:tc>
+        <w:tc>
+          <w:tcPr>
+            <w:tcW w:type="dxa" w:w="2100"/>
+            <w:tcBorders>
+              <w:top w:val="single" w:color="E2E7EC" w:sz="2" w:space="0"/>
+              <w:left w:val="single" w:color="E2E7EC" w:sz="2" w:space="0"/>
+              <w:bottom w:val="single" w:color="E2E7EC" w:sz="2" w:space="0"/>
+              <w:right w:val="single" w:color="E2E7EC" w:sz="2" w:space="0"/>
+            </w:tcBorders>
+          </w:tcPr>
+          <w:p>
+            <w:pPr>
+              <w:spacing w:before="30" w:after="40"/>
+            </w:pPr>
+            <w:r/>
+            <w:r>
+              <w:rPr>
+                <w:rFonts w:ascii="Arial Unicode MS" w:hAnsi="Arial Unicode MS" w:eastAsia="Arial Unicode MS"/>
+                <w:b w:val="0"/>
+                <w:sz w:val="17"/>
+              </w:rPr>
+              <w:t>in-（不）＋destruct（毁）＋-ibility。</w:t>
+            </w:r>
+          </w:p>
+        </w:tc>
+        <w:tc>
+          <w:tcPr>
+            <w:tcW w:type="dxa" w:w="2966"/>
+            <w:tcBorders>
+              <w:top w:val="single" w:color="E2E7EC" w:sz="2" w:space="0"/>
+              <w:left w:val="single" w:color="E2E7EC" w:sz="2" w:space="0"/>
+              <w:bottom w:val="single" w:color="E2E7EC" w:sz="2" w:space="0"/>
+              <w:right w:val="single" w:color="E2E7EC" w:sz="2" w:space="0"/>
+            </w:tcBorders>
+          </w:tcPr>
+          <w:p>
+            <w:pPr>
+              <w:spacing w:before="30" w:after="40"/>
+            </w:pPr>
+            <w:r/>
+            <w:r>
+              <w:rPr>
+                <w:rFonts w:ascii="Arial Unicode MS" w:hAnsi="Arial Unicode MS" w:eastAsia="Arial Unicode MS"/>
+                <w:b w:val="0"/>
+                <w:sz w:val="17"/>
+              </w:rPr>
+              <w:t>Its indestructibility is its greatest disadvantage. 它的不可摧毁性正是它最大的缺点。</w:t>
+            </w:r>
+          </w:p>
+        </w:tc>
+      </w:tr>
+      <w:tr>
+        <w:trPr>
+          <w:cantSplit/>
+        </w:trPr>
+        <w:tc>
+          <w:tcPr>
+            <w:tcW w:type="dxa" w:w="1900"/>
+            <w:tcBorders>
+              <w:top w:val="single" w:color="E2E7EC" w:sz="2" w:space="0"/>
+              <w:left w:val="single" w:color="E2E7EC" w:sz="2" w:space="0"/>
+              <w:bottom w:val="single" w:color="E2E7EC" w:sz="2" w:space="0"/>
+              <w:right w:val="single" w:color="E2E7EC" w:sz="2" w:space="0"/>
+            </w:tcBorders>
+          </w:tcPr>
+          <w:p>
+            <w:pPr>
+              <w:spacing w:before="30" w:after="40"/>
+            </w:pPr>
+            <w:r/>
+            <w:r>
+              <w:rPr>
+                <w:rFonts w:ascii="Arial Unicode MS" w:hAnsi="Arial Unicode MS" w:eastAsia="Arial Unicode MS"/>
+                <w:b w:val="0"/>
+                <w:sz w:val="17"/>
+              </w:rPr>
+              <w:t>call for 需要；要求</w:t>
+            </w:r>
+          </w:p>
+        </w:tc>
+        <w:tc>
+          <w:tcPr>
+            <w:tcW w:type="dxa" w:w="2900"/>
+            <w:tcBorders>
+              <w:top w:val="single" w:color="E2E7EC" w:sz="2" w:space="0"/>
+              <w:left w:val="single" w:color="E2E7EC" w:sz="2" w:space="0"/>
+              <w:bottom w:val="single" w:color="E2E7EC" w:sz="2" w:space="0"/>
+              <w:right w:val="single" w:color="E2E7EC" w:sz="2" w:space="0"/>
+            </w:tcBorders>
+          </w:tcPr>
+          <w:p>
+            <w:pPr>
+              <w:spacing w:before="30" w:after="40"/>
+            </w:pPr>
+            <w:r/>
+            <w:r>
+              <w:rPr>
+                <w:rFonts w:ascii="Arial Unicode MS" w:hAnsi="Arial Unicode MS" w:eastAsia="Arial Unicode MS"/>
+                <w:b w:val="0"/>
+                <w:sz w:val="17"/>
+              </w:rPr>
+              <w:t>require / need / demand</w:t>
+            </w:r>
+          </w:p>
+        </w:tc>
+        <w:tc>
+          <w:tcPr>
+            <w:tcW w:type="dxa" w:w="2100"/>
+            <w:tcBorders>
+              <w:top w:val="single" w:color="E2E7EC" w:sz="2" w:space="0"/>
+              <w:left w:val="single" w:color="E2E7EC" w:sz="2" w:space="0"/>
+              <w:bottom w:val="single" w:color="E2E7EC" w:sz="2" w:space="0"/>
+              <w:right w:val="single" w:color="E2E7EC" w:sz="2" w:space="0"/>
+            </w:tcBorders>
+          </w:tcPr>
+          <w:p>
+            <w:pPr>
+              <w:spacing w:before="30" w:after="40"/>
+            </w:pPr>
+            <w:r/>
+            <w:r>
+              <w:rPr>
+                <w:rFonts w:ascii="Arial Unicode MS" w:hAnsi="Arial Unicode MS" w:eastAsia="Arial Unicode MS"/>
+                <w:b w:val="0"/>
+                <w:sz w:val="17"/>
+              </w:rPr>
+              <w:t>字面“呼唤”，引申为“需要”。</w:t>
+            </w:r>
+          </w:p>
+        </w:tc>
+        <w:tc>
+          <w:tcPr>
+            <w:tcW w:type="dxa" w:w="2966"/>
+            <w:tcBorders>
+              <w:top w:val="single" w:color="E2E7EC" w:sz="2" w:space="0"/>
+              <w:left w:val="single" w:color="E2E7EC" w:sz="2" w:space="0"/>
+              <w:bottom w:val="single" w:color="E2E7EC" w:sz="2" w:space="0"/>
+              <w:right w:val="single" w:color="E2E7EC" w:sz="2" w:space="0"/>
+            </w:tcBorders>
+          </w:tcPr>
+          <w:p>
+            <w:pPr>
+              <w:spacing w:before="30" w:after="40"/>
+            </w:pPr>
+            <w:r/>
+            <w:r>
+              <w:rPr>
+                <w:rFonts w:ascii="Arial Unicode MS" w:hAnsi="Arial Unicode MS" w:eastAsia="Arial Unicode MS"/>
+                <w:b w:val="0"/>
+                <w:sz w:val="17"/>
+              </w:rPr>
+              <w:t>Different types of plastic call for different treatments. 不同种类的塑料需要不同的处理方式。</w:t>
+            </w:r>
+          </w:p>
+        </w:tc>
+      </w:tr>
+      <w:tr>
+        <w:trPr>
+          <w:cantSplit/>
+        </w:trPr>
+        <w:tc>
+          <w:tcPr>
+            <w:tcW w:type="dxa" w:w="1900"/>
+            <w:tcBorders>
+              <w:top w:val="single" w:color="E2E7EC" w:sz="2" w:space="0"/>
+              <w:left w:val="single" w:color="E2E7EC" w:sz="2" w:space="0"/>
+              <w:bottom w:val="single" w:color="E2E7EC" w:sz="2" w:space="0"/>
+              <w:right w:val="single" w:color="E2E7EC" w:sz="2" w:space="0"/>
+            </w:tcBorders>
+          </w:tcPr>
+          <w:p>
+            <w:pPr>
+              <w:spacing w:before="30" w:after="40"/>
+            </w:pPr>
+            <w:r/>
+            <w:r>
+              <w:rPr>
+                <w:rFonts w:ascii="Arial Unicode MS" w:hAnsi="Arial Unicode MS" w:eastAsia="Arial Unicode MS"/>
+                <w:b w:val="0"/>
+                <w:sz w:val="17"/>
+              </w:rPr>
+              <w:t>biodegradable /ˌbaɪəʊdɪˈɡreɪdəbl/ 可生物降解的</w:t>
+            </w:r>
+          </w:p>
+        </w:tc>
+        <w:tc>
+          <w:tcPr>
+            <w:tcW w:type="dxa" w:w="2900"/>
+            <w:tcBorders>
+              <w:top w:val="single" w:color="E2E7EC" w:sz="2" w:space="0"/>
+              <w:left w:val="single" w:color="E2E7EC" w:sz="2" w:space="0"/>
+              <w:bottom w:val="single" w:color="E2E7EC" w:sz="2" w:space="0"/>
+              <w:right w:val="single" w:color="E2E7EC" w:sz="2" w:space="0"/>
+            </w:tcBorders>
+          </w:tcPr>
+          <w:p>
+            <w:pPr>
+              <w:spacing w:before="30" w:after="40"/>
+            </w:pPr>
+            <w:r/>
+            <w:r>
+              <w:rPr>
+                <w:rFonts w:ascii="Arial Unicode MS" w:hAnsi="Arial Unicode MS" w:eastAsia="Arial Unicode MS"/>
+                <w:b w:val="0"/>
+                <w:sz w:val="17"/>
+              </w:rPr>
+              <w:t>able to be broken down by bacteria / decomposable</w:t>
+            </w:r>
+          </w:p>
+        </w:tc>
+        <w:tc>
+          <w:tcPr>
+            <w:tcW w:type="dxa" w:w="2100"/>
+            <w:tcBorders>
+              <w:top w:val="single" w:color="E2E7EC" w:sz="2" w:space="0"/>
+              <w:left w:val="single" w:color="E2E7EC" w:sz="2" w:space="0"/>
+              <w:bottom w:val="single" w:color="E2E7EC" w:sz="2" w:space="0"/>
+              <w:right w:val="single" w:color="E2E7EC" w:sz="2" w:space="0"/>
+            </w:tcBorders>
+          </w:tcPr>
+          <w:p>
+            <w:pPr>
+              <w:spacing w:before="30" w:after="40"/>
+            </w:pPr>
+            <w:r/>
+            <w:r>
+              <w:rPr>
+                <w:rFonts w:ascii="Arial Unicode MS" w:hAnsi="Arial Unicode MS" w:eastAsia="Arial Unicode MS"/>
+                <w:b w:val="0"/>
+                <w:sz w:val="17"/>
+              </w:rPr>
+              <w:t>bio（生物）＋degrade（降解）＋-able。</w:t>
+            </w:r>
+          </w:p>
+        </w:tc>
+        <w:tc>
+          <w:tcPr>
+            <w:tcW w:type="dxa" w:w="2966"/>
+            <w:tcBorders>
+              <w:top w:val="single" w:color="E2E7EC" w:sz="2" w:space="0"/>
+              <w:left w:val="single" w:color="E2E7EC" w:sz="2" w:space="0"/>
+              <w:bottom w:val="single" w:color="E2E7EC" w:sz="2" w:space="0"/>
+              <w:right w:val="single" w:color="E2E7EC" w:sz="2" w:space="0"/>
+            </w:tcBorders>
+          </w:tcPr>
+          <w:p>
+            <w:pPr>
+              <w:spacing w:before="30" w:after="40"/>
+            </w:pPr>
+            <w:r/>
+            <w:r>
+              <w:rPr>
+                <w:rFonts w:ascii="Arial Unicode MS" w:hAnsi="Arial Unicode MS" w:eastAsia="Arial Unicode MS"/>
+                <w:b w:val="0"/>
+                <w:sz w:val="17"/>
+              </w:rPr>
+              <w:t>Plastics can be made biodegradable. 塑料可以被制成可生物降解的。</w:t>
+            </w:r>
+          </w:p>
+        </w:tc>
+      </w:tr>
+      <w:tr>
+        <w:trPr>
+          <w:cantSplit/>
+        </w:trPr>
+        <w:tc>
+          <w:tcPr>
+            <w:tcW w:type="dxa" w:w="1900"/>
+            <w:tcBorders>
+              <w:top w:val="single" w:color="E2E7EC" w:sz="2" w:space="0"/>
+              <w:left w:val="single" w:color="E2E7EC" w:sz="2" w:space="0"/>
+              <w:bottom w:val="single" w:color="E2E7EC" w:sz="2" w:space="0"/>
+              <w:right w:val="single" w:color="E2E7EC" w:sz="2" w:space="0"/>
+            </w:tcBorders>
+          </w:tcPr>
+          <w:p>
+            <w:pPr>
+              <w:spacing w:before="30" w:after="40"/>
+            </w:pPr>
+            <w:r/>
+            <w:r>
+              <w:rPr>
+                <w:rFonts w:ascii="Arial Unicode MS" w:hAnsi="Arial Unicode MS" w:eastAsia="Arial Unicode MS"/>
+                <w:b w:val="0"/>
+                <w:sz w:val="17"/>
+              </w:rPr>
+              <w:t>disintegrate /dɪsˈɪntɪɡreɪt/ 解体；碎裂</w:t>
+            </w:r>
+          </w:p>
+        </w:tc>
+        <w:tc>
+          <w:tcPr>
+            <w:tcW w:type="dxa" w:w="2900"/>
+            <w:tcBorders>
+              <w:top w:val="single" w:color="E2E7EC" w:sz="2" w:space="0"/>
+              <w:left w:val="single" w:color="E2E7EC" w:sz="2" w:space="0"/>
+              <w:bottom w:val="single" w:color="E2E7EC" w:sz="2" w:space="0"/>
+              <w:right w:val="single" w:color="E2E7EC" w:sz="2" w:space="0"/>
+            </w:tcBorders>
+          </w:tcPr>
+          <w:p>
+            <w:pPr>
+              <w:spacing w:before="30" w:after="40"/>
+            </w:pPr>
+            <w:r/>
+            <w:r>
+              <w:rPr>
+                <w:rFonts w:ascii="Arial Unicode MS" w:hAnsi="Arial Unicode MS" w:eastAsia="Arial Unicode MS"/>
+                <w:b w:val="0"/>
+                <w:sz w:val="17"/>
+              </w:rPr>
+              <w:t>fall apart / break into pieces / decompose</w:t>
+            </w:r>
+          </w:p>
+        </w:tc>
+        <w:tc>
+          <w:tcPr>
+            <w:tcW w:type="dxa" w:w="2100"/>
+            <w:tcBorders>
+              <w:top w:val="single" w:color="E2E7EC" w:sz="2" w:space="0"/>
+              <w:left w:val="single" w:color="E2E7EC" w:sz="2" w:space="0"/>
+              <w:bottom w:val="single" w:color="E2E7EC" w:sz="2" w:space="0"/>
+              <w:right w:val="single" w:color="E2E7EC" w:sz="2" w:space="0"/>
+            </w:tcBorders>
+          </w:tcPr>
+          <w:p>
+            <w:pPr>
+              <w:spacing w:before="30" w:after="40"/>
+            </w:pPr>
+            <w:r/>
+            <w:r>
+              <w:rPr>
+                <w:rFonts w:ascii="Arial Unicode MS" w:hAnsi="Arial Unicode MS" w:eastAsia="Arial Unicode MS"/>
+                <w:b w:val="0"/>
+                <w:sz w:val="17"/>
+              </w:rPr>
+              <w:t>dis-＋integrate（整合）→ 不再整体。</w:t>
+            </w:r>
+          </w:p>
+        </w:tc>
+        <w:tc>
+          <w:tcPr>
+            <w:tcW w:type="dxa" w:w="2966"/>
+            <w:tcBorders>
+              <w:top w:val="single" w:color="E2E7EC" w:sz="2" w:space="0"/>
+              <w:left w:val="single" w:color="E2E7EC" w:sz="2" w:space="0"/>
+              <w:bottom w:val="single" w:color="E2E7EC" w:sz="2" w:space="0"/>
+              <w:right w:val="single" w:color="E2E7EC" w:sz="2" w:space="0"/>
+            </w:tcBorders>
+          </w:tcPr>
+          <w:p>
+            <w:pPr>
+              <w:spacing w:before="30" w:after="40"/>
+            </w:pPr>
+            <w:r/>
+            <w:r>
+              <w:rPr>
+                <w:rFonts w:ascii="Arial Unicode MS" w:hAnsi="Arial Unicode MS" w:eastAsia="Arial Unicode MS"/>
+                <w:b w:val="0"/>
+                <w:sz w:val="17"/>
+              </w:rPr>
+              <w:t>Bottles must not disintegrate before they have been used. 瓶子不能在使用前就解体。</w:t>
+            </w:r>
+          </w:p>
+        </w:tc>
+      </w:tr>
+    </w:tbl>
+    <w:p>
+      <w:pPr>
+        <w:spacing w:after="60"/>
+      </w:pPr>
+    </w:p>
+    <w:p>
+      <w:pPr>
+        <w:pStyle w:val="5"/>
+      </w:pPr>
+      <w:r>
+        <w:rPr>
+          <w:rFonts w:ascii="Arial Unicode MS" w:hAnsi="Arial Unicode MS" w:eastAsia="Arial Unicode MS"/>
+        </w:rPr>
+        <w:t>B｜长难句：先抓主干，再理解完整句</w:t>
+      </w:r>
+    </w:p>
+    <w:p>
+      <w:pPr>
+        <w:pStyle w:val="6"/>
+      </w:pPr>
+      <w:r>
+        <w:rPr>
+          <w:rFonts w:ascii="Arial Unicode MS" w:hAnsi="Arial Unicode MS" w:eastAsia="Arial Unicode MS"/>
+        </w:rPr>
+        <w:t>长难句 1</w:t>
+      </w:r>
+    </w:p>
+    <w:tbl>
+      <w:tblPr>
+        <w:tblLook w:firstColumn="1" w:firstRow="1" w:lastColumn="0" w:lastRow="0" w:noHBand="0" w:noVBand="1" w:val="04A0"/>
+        <w:tblW w:w="9866" w:type="dxa"/>
+        <w:tblLayout w:type="fixed"/>
+      </w:tblPr>
+      <w:tblGrid>
+        <w:gridCol w:w="1700"/>
+        <w:gridCol w:w="8166"/>
+      </w:tblGrid>
+      <w:tr>
+        <w:trPr>
+          <w:cantSplit/>
+        </w:trPr>
+        <w:tc>
+          <w:tcPr>
+            <w:tcW w:type="dxa" w:w="1700"/>
+            <w:tcBorders>
+              <w:top w:val="single" w:color="E2E7EC" w:sz="2" w:space="0"/>
+              <w:left w:val="single" w:color="E2E7EC" w:sz="2" w:space="0"/>
+              <w:bottom w:val="single" w:color="E2E7EC" w:sz="2" w:space="0"/>
+              <w:right w:val="single" w:color="E2E7EC" w:sz="2" w:space="0"/>
+            </w:tcBorders>
+          </w:tcPr>
+          <w:p>
+            <w:pPr>
+              <w:spacing w:before="30" w:after="40"/>
+            </w:pPr>
+            <w:r/>
+            <w:r>
+              <w:rPr>
+                <w:rFonts w:ascii="Arial Unicode MS" w:hAnsi="Arial Unicode MS" w:eastAsia="Arial Unicode MS"/>
+                <w:b/>
+                <w:sz w:val="17"/>
+              </w:rPr>
+              <w:t>原句</w:t>
+            </w:r>
+          </w:p>
+        </w:tc>
+        <w:tc>
+          <w:tcPr>
+            <w:tcW w:type="dxa" w:w="8166"/>
+            <w:tcBorders>
+              <w:top w:val="single" w:color="E2E7EC" w:sz="2" w:space="0"/>
+              <w:left w:val="single" w:color="E2E7EC" w:sz="2" w:space="0"/>
+              <w:bottom w:val="single" w:color="E2E7EC" w:sz="2" w:space="0"/>
+              <w:right w:val="single" w:color="E2E7EC" w:sz="2" w:space="0"/>
+            </w:tcBorders>
+          </w:tcPr>
+          <w:p>
+            <w:pPr>
+              <w:spacing w:before="30" w:after="40"/>
+            </w:pPr>
+            <w:r/>
+            <w:r>
+              <w:rPr>
+                <w:rFonts w:ascii="Arial Unicode MS" w:hAnsi="Arial Unicode MS" w:eastAsia="Arial Unicode MS"/>
+                <w:b w:val="0"/>
+                <w:sz w:val="17"/>
+              </w:rPr>
+              <w:t>Chemically, rubber is a polymer—a compound containing large molecules that are formed by the bonding of many smaller, simpler units, repeated over and over again.</w:t>
+            </w:r>
+          </w:p>
+        </w:tc>
+      </w:tr>
+      <w:tr>
+        <w:trPr>
+          <w:cantSplit/>
+        </w:trPr>
+        <w:tc>
+          <w:tcPr>
+            <w:tcW w:type="dxa" w:w="1700"/>
+            <w:tcBorders>
+              <w:top w:val="single" w:color="E2E7EC" w:sz="2" w:space="0"/>
+              <w:left w:val="single" w:color="E2E7EC" w:sz="2" w:space="0"/>
+              <w:bottom w:val="single" w:color="E2E7EC" w:sz="2" w:space="0"/>
+              <w:right w:val="single" w:color="E2E7EC" w:sz="2" w:space="0"/>
+            </w:tcBorders>
+          </w:tcPr>
+          <w:p>
+            <w:pPr>
+              <w:spacing w:before="30" w:after="40"/>
+            </w:pPr>
+            <w:r/>
+            <w:r>
+              <w:rPr>
+                <w:rFonts w:ascii="Arial Unicode MS" w:hAnsi="Arial Unicode MS" w:eastAsia="Arial Unicode MS"/>
+                <w:b/>
+                <w:sz w:val="17"/>
+              </w:rPr>
+              <w:t>原句理解翻译</w:t>
+            </w:r>
+          </w:p>
+        </w:tc>
+        <w:tc>
+          <w:tcPr>
+            <w:tcW w:type="dxa" w:w="8166"/>
+            <w:tcBorders>
+              <w:top w:val="single" w:color="E2E7EC" w:sz="2" w:space="0"/>
+              <w:left w:val="single" w:color="E2E7EC" w:sz="2" w:space="0"/>
+              <w:bottom w:val="single" w:color="E2E7EC" w:sz="2" w:space="0"/>
+              <w:right w:val="single" w:color="E2E7EC" w:sz="2" w:space="0"/>
+            </w:tcBorders>
+          </w:tcPr>
+          <w:p>
+            <w:pPr>
+              <w:spacing w:before="30" w:after="40"/>
+            </w:pPr>
+            <w:r/>
+            <w:r>
+              <w:rPr>
+                <w:rFonts w:ascii="Arial Unicode MS" w:hAnsi="Arial Unicode MS" w:eastAsia="Arial Unicode MS"/>
+                <w:b w:val="0"/>
+                <w:sz w:val="17"/>
+              </w:rPr>
+              <w:t>从化学角度看，橡胶是一种聚合物——即由许多更小更简单的单元反复成键而形成大分子的化合物。</w:t>
+            </w:r>
+          </w:p>
+        </w:tc>
+      </w:tr>
+      <w:tr>
+        <w:trPr>
+          <w:cantSplit/>
+        </w:trPr>
+        <w:tc>
+          <w:tcPr>
+            <w:tcW w:type="dxa" w:w="1700"/>
+            <w:tcBorders>
+              <w:top w:val="single" w:color="E2E7EC" w:sz="2" w:space="0"/>
+              <w:left w:val="single" w:color="E2E7EC" w:sz="2" w:space="0"/>
+              <w:bottom w:val="single" w:color="E2E7EC" w:sz="2" w:space="0"/>
+              <w:right w:val="single" w:color="E2E7EC" w:sz="2" w:space="0"/>
+            </w:tcBorders>
+          </w:tcPr>
+          <w:p>
+            <w:pPr>
+              <w:spacing w:before="30" w:after="40"/>
+            </w:pPr>
+            <w:r/>
+            <w:r>
+              <w:rPr>
+                <w:rFonts w:ascii="Arial Unicode MS" w:hAnsi="Arial Unicode MS" w:eastAsia="Arial Unicode MS"/>
+                <w:b/>
+                <w:sz w:val="17"/>
+              </w:rPr>
+              <w:t>句子主干</w:t>
+            </w:r>
+          </w:p>
+        </w:tc>
+        <w:tc>
+          <w:tcPr>
+            <w:tcW w:type="dxa" w:w="8166"/>
+            <w:tcBorders>
+              <w:top w:val="single" w:color="E2E7EC" w:sz="2" w:space="0"/>
+              <w:left w:val="single" w:color="E2E7EC" w:sz="2" w:space="0"/>
+              <w:bottom w:val="single" w:color="E2E7EC" w:sz="2" w:space="0"/>
+              <w:right w:val="single" w:color="E2E7EC" w:sz="2" w:space="0"/>
+            </w:tcBorders>
+          </w:tcPr>
+          <w:p>
+            <w:pPr>
+              <w:spacing w:before="30" w:after="40"/>
+            </w:pPr>
+            <w:r/>
+            <w:r>
+              <w:rPr>
+                <w:rFonts w:ascii="Arial Unicode MS" w:hAnsi="Arial Unicode MS" w:eastAsia="Arial Unicode MS"/>
+                <w:b w:val="0"/>
+                <w:sz w:val="17"/>
+              </w:rPr>
+              <w:t>Rubber is a polymer.</w:t>
+            </w:r>
+          </w:p>
+        </w:tc>
+      </w:tr>
+      <w:tr>
+        <w:trPr>
+          <w:cantSplit/>
+        </w:trPr>
+        <w:tc>
+          <w:tcPr>
+            <w:tcW w:type="dxa" w:w="1700"/>
+            <w:tcBorders>
+              <w:top w:val="single" w:color="E2E7EC" w:sz="2" w:space="0"/>
+              <w:left w:val="single" w:color="E2E7EC" w:sz="2" w:space="0"/>
+              <w:bottom w:val="single" w:color="E2E7EC" w:sz="2" w:space="0"/>
+              <w:right w:val="single" w:color="E2E7EC" w:sz="2" w:space="0"/>
+            </w:tcBorders>
+          </w:tcPr>
+          <w:p>
+            <w:pPr>
+              <w:spacing w:before="30" w:after="40"/>
+            </w:pPr>
+            <w:r/>
+            <w:r>
+              <w:rPr>
+                <w:rFonts w:ascii="Arial Unicode MS" w:hAnsi="Arial Unicode MS" w:eastAsia="Arial Unicode MS"/>
+                <w:b/>
+                <w:sz w:val="17"/>
+              </w:rPr>
+              <w:t>简化后的主干意思</w:t>
+            </w:r>
+          </w:p>
+        </w:tc>
+        <w:tc>
+          <w:tcPr>
+            <w:tcW w:type="dxa" w:w="8166"/>
+            <w:tcBorders>
+              <w:top w:val="single" w:color="E2E7EC" w:sz="2" w:space="0"/>
+              <w:left w:val="single" w:color="E2E7EC" w:sz="2" w:space="0"/>
+              <w:bottom w:val="single" w:color="E2E7EC" w:sz="2" w:space="0"/>
+              <w:right w:val="single" w:color="E2E7EC" w:sz="2" w:space="0"/>
+            </w:tcBorders>
+          </w:tcPr>
+          <w:p>
+            <w:pPr>
+              <w:spacing w:before="30" w:after="40"/>
+            </w:pPr>
+            <w:r/>
+            <w:r>
+              <w:rPr>
+                <w:rFonts w:ascii="Arial Unicode MS" w:hAnsi="Arial Unicode MS" w:eastAsia="Arial Unicode MS"/>
+                <w:b w:val="0"/>
+                <w:sz w:val="17"/>
+              </w:rPr>
+              <w:t>橡胶是一种聚合物。</w:t>
+            </w:r>
+          </w:p>
+        </w:tc>
+      </w:tr>
+    </w:tbl>
+    <w:p>
+      <w:pPr>
+        <w:spacing w:after="60"/>
+      </w:pPr>
+    </w:p>
+    <w:p>
+      <w:pPr>
+        <w:pStyle w:val="6"/>
+      </w:pPr>
+      <w:r>
+        <w:rPr>
+          <w:rFonts w:ascii="Arial Unicode MS" w:hAnsi="Arial Unicode MS" w:eastAsia="Arial Unicode MS"/>
+        </w:rPr>
+        <w:t>长难句 2</w:t>
+      </w:r>
+    </w:p>
+    <w:tbl>
+      <w:tblPr>
+        <w:tblLook w:firstColumn="1" w:firstRow="1" w:lastColumn="0" w:lastRow="0" w:noHBand="0" w:noVBand="1" w:val="04A0"/>
+        <w:tblW w:w="9866" w:type="dxa"/>
+        <w:tblLayout w:type="fixed"/>
+      </w:tblPr>
+      <w:tblGrid>
+        <w:gridCol w:w="1700"/>
+        <w:gridCol w:w="8166"/>
+      </w:tblGrid>
+      <w:tr>
+        <w:trPr>
+          <w:cantSplit/>
+        </w:trPr>
+        <w:tc>
+          <w:tcPr>
+            <w:tcW w:type="dxa" w:w="1700"/>
+            <w:tcBorders>
+              <w:top w:val="single" w:color="E2E7EC" w:sz="2" w:space="0"/>
+              <w:left w:val="single" w:color="E2E7EC" w:sz="2" w:space="0"/>
+              <w:bottom w:val="single" w:color="E2E7EC" w:sz="2" w:space="0"/>
+              <w:right w:val="single" w:color="E2E7EC" w:sz="2" w:space="0"/>
+            </w:tcBorders>
+          </w:tcPr>
+          <w:p>
+            <w:pPr>
+              <w:spacing w:before="30" w:after="40"/>
+            </w:pPr>
+            <w:r/>
+            <w:r>
+              <w:rPr>
+                <w:rFonts w:ascii="Arial Unicode MS" w:hAnsi="Arial Unicode MS" w:eastAsia="Arial Unicode MS"/>
+                <w:b/>
+                <w:sz w:val="17"/>
+              </w:rPr>
+              <w:t>原句</w:t>
+            </w:r>
+          </w:p>
+        </w:tc>
+        <w:tc>
+          <w:tcPr>
+            <w:tcW w:type="dxa" w:w="8166"/>
+            <w:tcBorders>
+              <w:top w:val="single" w:color="E2E7EC" w:sz="2" w:space="0"/>
+              <w:left w:val="single" w:color="E2E7EC" w:sz="2" w:space="0"/>
+              <w:bottom w:val="single" w:color="E2E7EC" w:sz="2" w:space="0"/>
+              <w:right w:val="single" w:color="E2E7EC" w:sz="2" w:space="0"/>
+            </w:tcBorders>
+          </w:tcPr>
+          <w:p>
+            <w:pPr>
+              <w:spacing w:before="30" w:after="40"/>
+            </w:pPr>
+            <w:r/>
+            <w:r>
+              <w:rPr>
+                <w:rFonts w:ascii="Arial Unicode MS" w:hAnsi="Arial Unicode MS" w:eastAsia="Arial Unicode MS"/>
+                <w:b w:val="0"/>
+                <w:sz w:val="17"/>
+              </w:rPr>
+              <w:t>In the 1860s, $10,000 was offered to anybody who could replace ivory—supplies of which were declining—with something equally good as a material for making billiard balls.</w:t>
+            </w:r>
+          </w:p>
+        </w:tc>
+      </w:tr>
+      <w:tr>
+        <w:trPr>
+          <w:cantSplit/>
+        </w:trPr>
+        <w:tc>
+          <w:tcPr>
+            <w:tcW w:type="dxa" w:w="1700"/>
+            <w:tcBorders>
+              <w:top w:val="single" w:color="E2E7EC" w:sz="2" w:space="0"/>
+              <w:left w:val="single" w:color="E2E7EC" w:sz="2" w:space="0"/>
+              <w:bottom w:val="single" w:color="E2E7EC" w:sz="2" w:space="0"/>
+              <w:right w:val="single" w:color="E2E7EC" w:sz="2" w:space="0"/>
+            </w:tcBorders>
+          </w:tcPr>
+          <w:p>
+            <w:pPr>
+              <w:spacing w:before="30" w:after="40"/>
+            </w:pPr>
+            <w:r/>
+            <w:r>
+              <w:rPr>
+                <w:rFonts w:ascii="Arial Unicode MS" w:hAnsi="Arial Unicode MS" w:eastAsia="Arial Unicode MS"/>
+                <w:b/>
+                <w:sz w:val="17"/>
+              </w:rPr>
+              <w:t>原句理解翻译</w:t>
+            </w:r>
+          </w:p>
+        </w:tc>
+        <w:tc>
+          <w:tcPr>
+            <w:tcW w:type="dxa" w:w="8166"/>
+            <w:tcBorders>
+              <w:top w:val="single" w:color="E2E7EC" w:sz="2" w:space="0"/>
+              <w:left w:val="single" w:color="E2E7EC" w:sz="2" w:space="0"/>
+              <w:bottom w:val="single" w:color="E2E7EC" w:sz="2" w:space="0"/>
+              <w:right w:val="single" w:color="E2E7EC" w:sz="2" w:space="0"/>
+            </w:tcBorders>
+          </w:tcPr>
+          <w:p>
+            <w:pPr>
+              <w:spacing w:before="30" w:after="40"/>
+            </w:pPr>
+            <w:r/>
+            <w:r>
+              <w:rPr>
+                <w:rFonts w:ascii="Arial Unicode MS" w:hAnsi="Arial Unicode MS" w:eastAsia="Arial Unicode MS"/>
+                <w:b w:val="0"/>
+                <w:sz w:val="17"/>
+              </w:rPr>
+              <w:t>19世纪60年代，有人悬赏一万美元，奖给能用同样好的材料替代象牙（其供应正在减少）来制造台球的人。</w:t>
+            </w:r>
+          </w:p>
+        </w:tc>
+      </w:tr>
+      <w:tr>
+        <w:trPr>
+          <w:cantSplit/>
+        </w:trPr>
+        <w:tc>
+          <w:tcPr>
+            <w:tcW w:type="dxa" w:w="1700"/>
+            <w:tcBorders>
+              <w:top w:val="single" w:color="E2E7EC" w:sz="2" w:space="0"/>
+              <w:left w:val="single" w:color="E2E7EC" w:sz="2" w:space="0"/>
+              <w:bottom w:val="single" w:color="E2E7EC" w:sz="2" w:space="0"/>
+              <w:right w:val="single" w:color="E2E7EC" w:sz="2" w:space="0"/>
+            </w:tcBorders>
+          </w:tcPr>
+          <w:p>
+            <w:pPr>
+              <w:spacing w:before="30" w:after="40"/>
+            </w:pPr>
+            <w:r/>
+            <w:r>
+              <w:rPr>
+                <w:rFonts w:ascii="Arial Unicode MS" w:hAnsi="Arial Unicode MS" w:eastAsia="Arial Unicode MS"/>
+                <w:b/>
+                <w:sz w:val="17"/>
+              </w:rPr>
+              <w:t>句子主干</w:t>
+            </w:r>
+          </w:p>
+        </w:tc>
+        <w:tc>
+          <w:tcPr>
+            <w:tcW w:type="dxa" w:w="8166"/>
+            <w:tcBorders>
+              <w:top w:val="single" w:color="E2E7EC" w:sz="2" w:space="0"/>
+              <w:left w:val="single" w:color="E2E7EC" w:sz="2" w:space="0"/>
+              <w:bottom w:val="single" w:color="E2E7EC" w:sz="2" w:space="0"/>
+              <w:right w:val="single" w:color="E2E7EC" w:sz="2" w:space="0"/>
+            </w:tcBorders>
+          </w:tcPr>
+          <w:p>
+            <w:pPr>
+              <w:spacing w:before="30" w:after="40"/>
+            </w:pPr>
+            <w:r/>
+            <w:r>
+              <w:rPr>
+                <w:rFonts w:ascii="Arial Unicode MS" w:hAnsi="Arial Unicode MS" w:eastAsia="Arial Unicode MS"/>
+                <w:b w:val="0"/>
+                <w:sz w:val="17"/>
+              </w:rPr>
+              <w:t>$10,000 was offered to anybody who could replace ivory.</w:t>
+            </w:r>
+          </w:p>
+        </w:tc>
+      </w:tr>
+      <w:tr>
+        <w:trPr>
+          <w:cantSplit/>
+        </w:trPr>
+        <w:tc>
+          <w:tcPr>
+            <w:tcW w:type="dxa" w:w="1700"/>
+            <w:tcBorders>
+              <w:top w:val="single" w:color="E2E7EC" w:sz="2" w:space="0"/>
+              <w:left w:val="single" w:color="E2E7EC" w:sz="2" w:space="0"/>
+              <w:bottom w:val="single" w:color="E2E7EC" w:sz="2" w:space="0"/>
+              <w:right w:val="single" w:color="E2E7EC" w:sz="2" w:space="0"/>
+            </w:tcBorders>
+          </w:tcPr>
+          <w:p>
+            <w:pPr>
+              <w:spacing w:before="30" w:after="40"/>
+            </w:pPr>
+            <w:r/>
+            <w:r>
+              <w:rPr>
+                <w:rFonts w:ascii="Arial Unicode MS" w:hAnsi="Arial Unicode MS" w:eastAsia="Arial Unicode MS"/>
+                <w:b/>
+                <w:sz w:val="17"/>
+              </w:rPr>
+              <w:t>简化后的主干意思</w:t>
+            </w:r>
+          </w:p>
+        </w:tc>
+        <w:tc>
+          <w:tcPr>
+            <w:tcW w:type="dxa" w:w="8166"/>
+            <w:tcBorders>
+              <w:top w:val="single" w:color="E2E7EC" w:sz="2" w:space="0"/>
+              <w:left w:val="single" w:color="E2E7EC" w:sz="2" w:space="0"/>
+              <w:bottom w:val="single" w:color="E2E7EC" w:sz="2" w:space="0"/>
+              <w:right w:val="single" w:color="E2E7EC" w:sz="2" w:space="0"/>
+            </w:tcBorders>
+          </w:tcPr>
+          <w:p>
+            <w:pPr>
+              <w:spacing w:before="30" w:after="40"/>
+            </w:pPr>
+            <w:r/>
+            <w:r>
+              <w:rPr>
+                <w:rFonts w:ascii="Arial Unicode MS" w:hAnsi="Arial Unicode MS" w:eastAsia="Arial Unicode MS"/>
+                <w:b w:val="0"/>
+                <w:sz w:val="17"/>
+              </w:rPr>
+              <w:t>谁能替代象牙就能拿到一万美元。</w:t>
+            </w:r>
+          </w:p>
+        </w:tc>
+      </w:tr>
+    </w:tbl>
+    <w:p>
+      <w:pPr>
+        <w:spacing w:after="60"/>
+      </w:pPr>
+    </w:p>
+    <w:p>
+      <w:pPr>
+        <w:pStyle w:val="6"/>
+      </w:pPr>
+      <w:r>
+        <w:rPr>
+          <w:rFonts w:ascii="Arial Unicode MS" w:hAnsi="Arial Unicode MS" w:eastAsia="Arial Unicode MS"/>
+        </w:rPr>
+        <w:t>长难句 3</w:t>
+      </w:r>
+    </w:p>
+    <w:tbl>
+      <w:tblPr>
+        <w:tblLook w:firstColumn="1" w:firstRow="1" w:lastColumn="0" w:lastRow="0" w:noHBand="0" w:noVBand="1" w:val="04A0"/>
+        <w:tblW w:w="9866" w:type="dxa"/>
+        <w:tblLayout w:type="fixed"/>
+      </w:tblPr>
+      <w:tblGrid>
+        <w:gridCol w:w="1700"/>
+        <w:gridCol w:w="8166"/>
+      </w:tblGrid>
+      <w:tr>
+        <w:trPr>
+          <w:cantSplit/>
+        </w:trPr>
+        <w:tc>
+          <w:tcPr>
+            <w:tcW w:type="dxa" w:w="1700"/>
+            <w:tcBorders>
+              <w:top w:val="single" w:color="E2E7EC" w:sz="2" w:space="0"/>
+              <w:left w:val="single" w:color="E2E7EC" w:sz="2" w:space="0"/>
+              <w:bottom w:val="single" w:color="E2E7EC" w:sz="2" w:space="0"/>
+              <w:right w:val="single" w:color="E2E7EC" w:sz="2" w:space="0"/>
+            </w:tcBorders>
+          </w:tcPr>
+          <w:p>
+            <w:pPr>
+              <w:spacing w:before="30" w:after="40"/>
+            </w:pPr>
+            <w:r/>
+            <w:r>
+              <w:rPr>
+                <w:rFonts w:ascii="Arial Unicode MS" w:hAnsi="Arial Unicode MS" w:eastAsia="Arial Unicode MS"/>
+                <w:b/>
+                <w:sz w:val="17"/>
+              </w:rPr>
+              <w:t>原句</w:t>
+            </w:r>
+          </w:p>
+        </w:tc>
+        <w:tc>
+          <w:tcPr>
+            <w:tcW w:type="dxa" w:w="8166"/>
+            <w:tcBorders>
+              <w:top w:val="single" w:color="E2E7EC" w:sz="2" w:space="0"/>
+              <w:left w:val="single" w:color="E2E7EC" w:sz="2" w:space="0"/>
+              <w:bottom w:val="single" w:color="E2E7EC" w:sz="2" w:space="0"/>
+              <w:right w:val="single" w:color="E2E7EC" w:sz="2" w:space="0"/>
+            </w:tcBorders>
+          </w:tcPr>
+          <w:p>
+            <w:pPr>
+              <w:spacing w:before="30" w:after="40"/>
+            </w:pPr>
+            <w:r/>
+            <w:r>
+              <w:rPr>
+                <w:rFonts w:ascii="Arial Unicode MS" w:hAnsi="Arial Unicode MS" w:eastAsia="Arial Unicode MS"/>
+                <w:b w:val="0"/>
+                <w:sz w:val="17"/>
+              </w:rPr>
+              <w:t>But perhaps the best-known celluloid product was photographic film, without which the film industry could never have taken off at the end of the 19th century.</w:t>
+            </w:r>
+          </w:p>
+        </w:tc>
+      </w:tr>
+      <w:tr>
+        <w:trPr>
+          <w:cantSplit/>
+        </w:trPr>
+        <w:tc>
+          <w:tcPr>
+            <w:tcW w:type="dxa" w:w="1700"/>
+            <w:tcBorders>
+              <w:top w:val="single" w:color="E2E7EC" w:sz="2" w:space="0"/>
+              <w:left w:val="single" w:color="E2E7EC" w:sz="2" w:space="0"/>
+              <w:bottom w:val="single" w:color="E2E7EC" w:sz="2" w:space="0"/>
+              <w:right w:val="single" w:color="E2E7EC" w:sz="2" w:space="0"/>
+            </w:tcBorders>
+          </w:tcPr>
+          <w:p>
+            <w:pPr>
+              <w:spacing w:before="30" w:after="40"/>
+            </w:pPr>
+            <w:r/>
+            <w:r>
+              <w:rPr>
+                <w:rFonts w:ascii="Arial Unicode MS" w:hAnsi="Arial Unicode MS" w:eastAsia="Arial Unicode MS"/>
+                <w:b/>
+                <w:sz w:val="17"/>
+              </w:rPr>
+              <w:t>原句理解翻译</w:t>
+            </w:r>
+          </w:p>
+        </w:tc>
+        <w:tc>
+          <w:tcPr>
+            <w:tcW w:type="dxa" w:w="8166"/>
+            <w:tcBorders>
+              <w:top w:val="single" w:color="E2E7EC" w:sz="2" w:space="0"/>
+              <w:left w:val="single" w:color="E2E7EC" w:sz="2" w:space="0"/>
+              <w:bottom w:val="single" w:color="E2E7EC" w:sz="2" w:space="0"/>
+              <w:right w:val="single" w:color="E2E7EC" w:sz="2" w:space="0"/>
+            </w:tcBorders>
+          </w:tcPr>
+          <w:p>
+            <w:pPr>
+              <w:spacing w:before="30" w:after="40"/>
+            </w:pPr>
+            <w:r/>
+            <w:r>
+              <w:rPr>
+                <w:rFonts w:ascii="Arial Unicode MS" w:hAnsi="Arial Unicode MS" w:eastAsia="Arial Unicode MS"/>
+                <w:b w:val="0"/>
+                <w:sz w:val="17"/>
+              </w:rPr>
+              <w:t>但也许最著名的赛璐珞产品是照相胶片；没有它，电影业在19世纪末根本不可能起步。</w:t>
+            </w:r>
+          </w:p>
+        </w:tc>
+      </w:tr>
+      <w:tr>
+        <w:trPr>
+          <w:cantSplit/>
+        </w:trPr>
+        <w:tc>
+          <w:tcPr>
+            <w:tcW w:type="dxa" w:w="1700"/>
+            <w:tcBorders>
+              <w:top w:val="single" w:color="E2E7EC" w:sz="2" w:space="0"/>
+              <w:left w:val="single" w:color="E2E7EC" w:sz="2" w:space="0"/>
+              <w:bottom w:val="single" w:color="E2E7EC" w:sz="2" w:space="0"/>
+              <w:right w:val="single" w:color="E2E7EC" w:sz="2" w:space="0"/>
+            </w:tcBorders>
+          </w:tcPr>
+          <w:p>
+            <w:pPr>
+              <w:spacing w:before="30" w:after="40"/>
+            </w:pPr>
+            <w:r/>
+            <w:r>
+              <w:rPr>
+                <w:rFonts w:ascii="Arial Unicode MS" w:hAnsi="Arial Unicode MS" w:eastAsia="Arial Unicode MS"/>
+                <w:b/>
+                <w:sz w:val="17"/>
+              </w:rPr>
+              <w:t>句子主干</w:t>
+            </w:r>
+          </w:p>
+        </w:tc>
+        <w:tc>
+          <w:tcPr>
+            <w:tcW w:type="dxa" w:w="8166"/>
+            <w:tcBorders>
+              <w:top w:val="single" w:color="E2E7EC" w:sz="2" w:space="0"/>
+              <w:left w:val="single" w:color="E2E7EC" w:sz="2" w:space="0"/>
+              <w:bottom w:val="single" w:color="E2E7EC" w:sz="2" w:space="0"/>
+              <w:right w:val="single" w:color="E2E7EC" w:sz="2" w:space="0"/>
+            </w:tcBorders>
+          </w:tcPr>
+          <w:p>
+            <w:pPr>
+              <w:spacing w:before="30" w:after="40"/>
+            </w:pPr>
+            <w:r/>
+            <w:r>
+              <w:rPr>
+                <w:rFonts w:ascii="Arial Unicode MS" w:hAnsi="Arial Unicode MS" w:eastAsia="Arial Unicode MS"/>
+                <w:b w:val="0"/>
+                <w:sz w:val="17"/>
+              </w:rPr>
+              <w:t>The best-known celluloid product was photographic film.</w:t>
+            </w:r>
+          </w:p>
+        </w:tc>
+      </w:tr>
+      <w:tr>
+        <w:trPr>
+          <w:cantSplit/>
+        </w:trPr>
+        <w:tc>
+          <w:tcPr>
+            <w:tcW w:type="dxa" w:w="1700"/>
+            <w:tcBorders>
+              <w:top w:val="single" w:color="E2E7EC" w:sz="2" w:space="0"/>
+              <w:left w:val="single" w:color="E2E7EC" w:sz="2" w:space="0"/>
+              <w:bottom w:val="single" w:color="E2E7EC" w:sz="2" w:space="0"/>
+              <w:right w:val="single" w:color="E2E7EC" w:sz="2" w:space="0"/>
+            </w:tcBorders>
+          </w:tcPr>
+          <w:p>
+            <w:pPr>
+              <w:spacing w:before="30" w:after="40"/>
+            </w:pPr>
+            <w:r/>
+            <w:r>
+              <w:rPr>
+                <w:rFonts w:ascii="Arial Unicode MS" w:hAnsi="Arial Unicode MS" w:eastAsia="Arial Unicode MS"/>
+                <w:b/>
+                <w:sz w:val="17"/>
+              </w:rPr>
+              <w:t>简化后的主干意思</w:t>
+            </w:r>
+          </w:p>
+        </w:tc>
+        <w:tc>
+          <w:tcPr>
+            <w:tcW w:type="dxa" w:w="8166"/>
+            <w:tcBorders>
+              <w:top w:val="single" w:color="E2E7EC" w:sz="2" w:space="0"/>
+              <w:left w:val="single" w:color="E2E7EC" w:sz="2" w:space="0"/>
+              <w:bottom w:val="single" w:color="E2E7EC" w:sz="2" w:space="0"/>
+              <w:right w:val="single" w:color="E2E7EC" w:sz="2" w:space="0"/>
+            </w:tcBorders>
+          </w:tcPr>
+          <w:p>
+            <w:pPr>
+              <w:spacing w:before="30" w:after="40"/>
+            </w:pPr>
+            <w:r/>
+            <w:r>
+              <w:rPr>
+                <w:rFonts w:ascii="Arial Unicode MS" w:hAnsi="Arial Unicode MS" w:eastAsia="Arial Unicode MS"/>
+                <w:b w:val="0"/>
+                <w:sz w:val="17"/>
+              </w:rPr>
+              <w:t>赛璐珞最著名的产品是照相胶片。</w:t>
+            </w:r>
+          </w:p>
+        </w:tc>
+      </w:tr>
+    </w:tbl>
+    <w:p>
+      <w:pPr>
+        <w:spacing w:after="60"/>
+      </w:pPr>
+    </w:p>
+    <w:p>
+      <w:pPr>
+        <w:pStyle w:val="6"/>
+      </w:pPr>
+      <w:r>
+        <w:rPr>
+          <w:rFonts w:ascii="Arial Unicode MS" w:hAnsi="Arial Unicode MS" w:eastAsia="Arial Unicode MS"/>
+        </w:rPr>
+        <w:t>长难句 4</w:t>
+      </w:r>
+    </w:p>
+    <w:tbl>
+      <w:tblPr>
+        <w:tblLook w:firstColumn="1" w:firstRow="1" w:lastColumn="0" w:lastRow="0" w:noHBand="0" w:noVBand="1" w:val="04A0"/>
+        <w:tblW w:w="9866" w:type="dxa"/>
+        <w:tblLayout w:type="fixed"/>
+      </w:tblPr>
+      <w:tblGrid>
+        <w:gridCol w:w="1700"/>
+        <w:gridCol w:w="8166"/>
+      </w:tblGrid>
+      <w:tr>
+        <w:trPr>
+          <w:cantSplit/>
+        </w:trPr>
+        <w:tc>
+          <w:tcPr>
+            <w:tcW w:type="dxa" w:w="1700"/>
+            <w:tcBorders>
+              <w:top w:val="single" w:color="E2E7EC" w:sz="2" w:space="0"/>
+              <w:left w:val="single" w:color="E2E7EC" w:sz="2" w:space="0"/>
+              <w:bottom w:val="single" w:color="E2E7EC" w:sz="2" w:space="0"/>
+              <w:right w:val="single" w:color="E2E7EC" w:sz="2" w:space="0"/>
+            </w:tcBorders>
+          </w:tcPr>
+          <w:p>
+            <w:pPr>
+              <w:spacing w:before="30" w:after="40"/>
+            </w:pPr>
+            <w:r/>
+            <w:r>
+              <w:rPr>
+                <w:rFonts w:ascii="Arial Unicode MS" w:hAnsi="Arial Unicode MS" w:eastAsia="Arial Unicode MS"/>
+                <w:b/>
+                <w:sz w:val="17"/>
+              </w:rPr>
+              <w:t>原句</w:t>
+            </w:r>
+          </w:p>
+        </w:tc>
+        <w:tc>
+          <w:tcPr>
+            <w:tcW w:type="dxa" w:w="8166"/>
+            <w:tcBorders>
+              <w:top w:val="single" w:color="E2E7EC" w:sz="2" w:space="0"/>
+              <w:left w:val="single" w:color="E2E7EC" w:sz="2" w:space="0"/>
+              <w:bottom w:val="single" w:color="E2E7EC" w:sz="2" w:space="0"/>
+              <w:right w:val="single" w:color="E2E7EC" w:sz="2" w:space="0"/>
+            </w:tcBorders>
+          </w:tcPr>
+          <w:p>
+            <w:pPr>
+              <w:spacing w:before="30" w:after="40"/>
+            </w:pPr>
+            <w:r/>
+            <w:r>
+              <w:rPr>
+                <w:rFonts w:ascii="Arial Unicode MS" w:hAnsi="Arial Unicode MS" w:eastAsia="Arial Unicode MS"/>
+                <w:b w:val="0"/>
+                <w:sz w:val="17"/>
+              </w:rPr>
+              <w:t>Baekeland called it Bakelite, and it was the first of the thermosets—plastics that can be cast and moulded while hot, but cannot be softened by heat and reshaped once they have set.</w:t>
+            </w:r>
+          </w:p>
+        </w:tc>
+      </w:tr>
+      <w:tr>
+        <w:trPr>
+          <w:cantSplit/>
+        </w:trPr>
+        <w:tc>
+          <w:tcPr>
+            <w:tcW w:type="dxa" w:w="1700"/>
+            <w:tcBorders>
+              <w:top w:val="single" w:color="E2E7EC" w:sz="2" w:space="0"/>
+              <w:left w:val="single" w:color="E2E7EC" w:sz="2" w:space="0"/>
+              <w:bottom w:val="single" w:color="E2E7EC" w:sz="2" w:space="0"/>
+              <w:right w:val="single" w:color="E2E7EC" w:sz="2" w:space="0"/>
+            </w:tcBorders>
+          </w:tcPr>
+          <w:p>
+            <w:pPr>
+              <w:spacing w:before="30" w:after="40"/>
+            </w:pPr>
+            <w:r/>
+            <w:r>
+              <w:rPr>
+                <w:rFonts w:ascii="Arial Unicode MS" w:hAnsi="Arial Unicode MS" w:eastAsia="Arial Unicode MS"/>
+                <w:b/>
+                <w:sz w:val="17"/>
+              </w:rPr>
+              <w:t>原句理解翻译</w:t>
+            </w:r>
+          </w:p>
+        </w:tc>
+        <w:tc>
+          <w:tcPr>
+            <w:tcW w:type="dxa" w:w="8166"/>
+            <w:tcBorders>
+              <w:top w:val="single" w:color="E2E7EC" w:sz="2" w:space="0"/>
+              <w:left w:val="single" w:color="E2E7EC" w:sz="2" w:space="0"/>
+              <w:bottom w:val="single" w:color="E2E7EC" w:sz="2" w:space="0"/>
+              <w:right w:val="single" w:color="E2E7EC" w:sz="2" w:space="0"/>
+            </w:tcBorders>
+          </w:tcPr>
+          <w:p>
+            <w:pPr>
+              <w:spacing w:before="30" w:after="40"/>
+            </w:pPr>
+            <w:r/>
+            <w:r>
+              <w:rPr>
+                <w:rFonts w:ascii="Arial Unicode MS" w:hAnsi="Arial Unicode MS" w:eastAsia="Arial Unicode MS"/>
+                <w:b w:val="0"/>
+                <w:sz w:val="17"/>
+              </w:rPr>
+              <w:t>Baekeland 把它称作 Bakelite；它是第一种热固性塑料——这类塑料受热时可浇铸成型，但一旦定型就无法再受热软化和重塑。</w:t>
+            </w:r>
+          </w:p>
+        </w:tc>
+      </w:tr>
+      <w:tr>
+        <w:trPr>
+          <w:cantSplit/>
+        </w:trPr>
+        <w:tc>
+          <w:tcPr>
+            <w:tcW w:type="dxa" w:w="1700"/>
+            <w:tcBorders>
+              <w:top w:val="single" w:color="E2E7EC" w:sz="2" w:space="0"/>
+              <w:left w:val="single" w:color="E2E7EC" w:sz="2" w:space="0"/>
+              <w:bottom w:val="single" w:color="E2E7EC" w:sz="2" w:space="0"/>
+              <w:right w:val="single" w:color="E2E7EC" w:sz="2" w:space="0"/>
+            </w:tcBorders>
+          </w:tcPr>
+          <w:p>
+            <w:pPr>
+              <w:spacing w:before="30" w:after="40"/>
+            </w:pPr>
+            <w:r/>
+            <w:r>
+              <w:rPr>
+                <w:rFonts w:ascii="Arial Unicode MS" w:hAnsi="Arial Unicode MS" w:eastAsia="Arial Unicode MS"/>
+                <w:b/>
+                <w:sz w:val="17"/>
+              </w:rPr>
+              <w:t>句子主干</w:t>
+            </w:r>
+          </w:p>
+        </w:tc>
+        <w:tc>
+          <w:tcPr>
+            <w:tcW w:type="dxa" w:w="8166"/>
+            <w:tcBorders>
+              <w:top w:val="single" w:color="E2E7EC" w:sz="2" w:space="0"/>
+              <w:left w:val="single" w:color="E2E7EC" w:sz="2" w:space="0"/>
+              <w:bottom w:val="single" w:color="E2E7EC" w:sz="2" w:space="0"/>
+              <w:right w:val="single" w:color="E2E7EC" w:sz="2" w:space="0"/>
+            </w:tcBorders>
+          </w:tcPr>
+          <w:p>
+            <w:pPr>
+              <w:spacing w:before="30" w:after="40"/>
+            </w:pPr>
+            <w:r/>
+            <w:r>
+              <w:rPr>
+                <w:rFonts w:ascii="Arial Unicode MS" w:hAnsi="Arial Unicode MS" w:eastAsia="Arial Unicode MS"/>
+                <w:b w:val="0"/>
+                <w:sz w:val="17"/>
+              </w:rPr>
+              <w:t>It was the first of the thermosets.</w:t>
+            </w:r>
+          </w:p>
+        </w:tc>
+      </w:tr>
+      <w:tr>
+        <w:trPr>
+          <w:cantSplit/>
+        </w:trPr>
+        <w:tc>
+          <w:tcPr>
+            <w:tcW w:type="dxa" w:w="1700"/>
+            <w:tcBorders>
+              <w:top w:val="single" w:color="E2E7EC" w:sz="2" w:space="0"/>
+              <w:left w:val="single" w:color="E2E7EC" w:sz="2" w:space="0"/>
+              <w:bottom w:val="single" w:color="E2E7EC" w:sz="2" w:space="0"/>
+              <w:right w:val="single" w:color="E2E7EC" w:sz="2" w:space="0"/>
+            </w:tcBorders>
+          </w:tcPr>
+          <w:p>
+            <w:pPr>
+              <w:spacing w:before="30" w:after="40"/>
+            </w:pPr>
+            <w:r/>
+            <w:r>
+              <w:rPr>
+                <w:rFonts w:ascii="Arial Unicode MS" w:hAnsi="Arial Unicode MS" w:eastAsia="Arial Unicode MS"/>
+                <w:b/>
+                <w:sz w:val="17"/>
+              </w:rPr>
+              <w:t>简化后的主干意思</w:t>
+            </w:r>
+          </w:p>
+        </w:tc>
+        <w:tc>
+          <w:tcPr>
+            <w:tcW w:type="dxa" w:w="8166"/>
+            <w:tcBorders>
+              <w:top w:val="single" w:color="E2E7EC" w:sz="2" w:space="0"/>
+              <w:left w:val="single" w:color="E2E7EC" w:sz="2" w:space="0"/>
+              <w:bottom w:val="single" w:color="E2E7EC" w:sz="2" w:space="0"/>
+              <w:right w:val="single" w:color="E2E7EC" w:sz="2" w:space="0"/>
+            </w:tcBorders>
+          </w:tcPr>
+          <w:p>
+            <w:pPr>
+              <w:spacing w:before="30" w:after="40"/>
+            </w:pPr>
+            <w:r/>
+            <w:r>
+              <w:rPr>
+                <w:rFonts w:ascii="Arial Unicode MS" w:hAnsi="Arial Unicode MS" w:eastAsia="Arial Unicode MS"/>
+                <w:b w:val="0"/>
+                <w:sz w:val="17"/>
+              </w:rPr>
+              <w:t>它是第一种热固性塑料。</w:t>
+            </w:r>
+          </w:p>
+        </w:tc>
+      </w:tr>
+    </w:tbl>
+    <w:p>
+      <w:pPr>
+        <w:spacing w:after="60"/>
+      </w:pPr>
+    </w:p>
+    <w:p>
+      <w:pPr>
+        <w:pStyle w:val="6"/>
+      </w:pPr>
+      <w:r>
+        <w:rPr>
+          <w:rFonts w:ascii="Arial Unicode MS" w:hAnsi="Arial Unicode MS" w:eastAsia="Arial Unicode MS"/>
+        </w:rPr>
+        <w:t>长难句 5</w:t>
+      </w:r>
+    </w:p>
+    <w:tbl>
+      <w:tblPr>
+        <w:tblLook w:firstColumn="1" w:firstRow="1" w:lastColumn="0" w:lastRow="0" w:noHBand="0" w:noVBand="1" w:val="04A0"/>
+        <w:tblW w:w="9866" w:type="dxa"/>
+        <w:tblLayout w:type="fixed"/>
+      </w:tblPr>
+      <w:tblGrid>
+        <w:gridCol w:w="1700"/>
+        <w:gridCol w:w="8166"/>
+      </w:tblGrid>
+      <w:tr>
+        <w:trPr>
+          <w:cantSplit/>
+        </w:trPr>
+        <w:tc>
+          <w:tcPr>
+            <w:tcW w:type="dxa" w:w="1700"/>
+            <w:tcBorders>
+              <w:top w:val="single" w:color="E2E7EC" w:sz="2" w:space="0"/>
+              <w:left w:val="single" w:color="E2E7EC" w:sz="2" w:space="0"/>
+              <w:bottom w:val="single" w:color="E2E7EC" w:sz="2" w:space="0"/>
+              <w:right w:val="single" w:color="E2E7EC" w:sz="2" w:space="0"/>
+            </w:tcBorders>
+          </w:tcPr>
+          <w:p>
+            <w:pPr>
+              <w:spacing w:before="30" w:after="40"/>
+            </w:pPr>
+            <w:r/>
+            <w:r>
+              <w:rPr>
+                <w:rFonts w:ascii="Arial Unicode MS" w:hAnsi="Arial Unicode MS" w:eastAsia="Arial Unicode MS"/>
+                <w:b/>
+                <w:sz w:val="17"/>
+              </w:rPr>
+              <w:t>原句</w:t>
+            </w:r>
+          </w:p>
+        </w:tc>
+        <w:tc>
+          <w:tcPr>
+            <w:tcW w:type="dxa" w:w="8166"/>
+            <w:tcBorders>
+              <w:top w:val="single" w:color="E2E7EC" w:sz="2" w:space="0"/>
+              <w:left w:val="single" w:color="E2E7EC" w:sz="2" w:space="0"/>
+              <w:bottom w:val="single" w:color="E2E7EC" w:sz="2" w:space="0"/>
+              <w:right w:val="single" w:color="E2E7EC" w:sz="2" w:space="0"/>
+            </w:tcBorders>
+          </w:tcPr>
+          <w:p>
+            <w:pPr>
+              <w:spacing w:before="30" w:after="40"/>
+            </w:pPr>
+            <w:r/>
+            <w:r>
+              <w:rPr>
+                <w:rFonts w:ascii="Arial Unicode MS" w:hAnsi="Arial Unicode MS" w:eastAsia="Arial Unicode MS"/>
+                <w:b w:val="0"/>
+                <w:sz w:val="17"/>
+              </w:rPr>
+              <w:t>A small change in the starting material—replacing a hydrogen atom in ethylene with a chlorine atom—produced rigid PVC (polyvinyl chloride), a fireproof plastic suitable for drains and gutters.</w:t>
+            </w:r>
+          </w:p>
+        </w:tc>
+      </w:tr>
+      <w:tr>
+        <w:trPr>
+          <w:cantSplit/>
+        </w:trPr>
+        <w:tc>
+          <w:tcPr>
+            <w:tcW w:type="dxa" w:w="1700"/>
+            <w:tcBorders>
+              <w:top w:val="single" w:color="E2E7EC" w:sz="2" w:space="0"/>
+              <w:left w:val="single" w:color="E2E7EC" w:sz="2" w:space="0"/>
+              <w:bottom w:val="single" w:color="E2E7EC" w:sz="2" w:space="0"/>
+              <w:right w:val="single" w:color="E2E7EC" w:sz="2" w:space="0"/>
+            </w:tcBorders>
+          </w:tcPr>
+          <w:p>
+            <w:pPr>
+              <w:spacing w:before="30" w:after="40"/>
+            </w:pPr>
+            <w:r/>
+            <w:r>
+              <w:rPr>
+                <w:rFonts w:ascii="Arial Unicode MS" w:hAnsi="Arial Unicode MS" w:eastAsia="Arial Unicode MS"/>
+                <w:b/>
+                <w:sz w:val="17"/>
+              </w:rPr>
+              <w:t>原句理解翻译</w:t>
+            </w:r>
+          </w:p>
+        </w:tc>
+        <w:tc>
+          <w:tcPr>
+            <w:tcW w:type="dxa" w:w="8166"/>
+            <w:tcBorders>
+              <w:top w:val="single" w:color="E2E7EC" w:sz="2" w:space="0"/>
+              <w:left w:val="single" w:color="E2E7EC" w:sz="2" w:space="0"/>
+              <w:bottom w:val="single" w:color="E2E7EC" w:sz="2" w:space="0"/>
+              <w:right w:val="single" w:color="E2E7EC" w:sz="2" w:space="0"/>
+            </w:tcBorders>
+          </w:tcPr>
+          <w:p>
+            <w:pPr>
+              <w:spacing w:before="30" w:after="40"/>
+            </w:pPr>
+            <w:r/>
+            <w:r>
+              <w:rPr>
+                <w:rFonts w:ascii="Arial Unicode MS" w:hAnsi="Arial Unicode MS" w:eastAsia="Arial Unicode MS"/>
+                <w:b w:val="0"/>
+                <w:sz w:val="17"/>
+              </w:rPr>
+              <w:t>起始材料上的一个小改动——把乙烯中的一个氢原子换成氯原子——制造出了硬质 PVC，这是一种适用于排水管和檐槽的防火塑料。</w:t>
+            </w:r>
+          </w:p>
+        </w:tc>
+      </w:tr>
+      <w:tr>
+        <w:trPr>
+          <w:cantSplit/>
+        </w:trPr>
+        <w:tc>
+          <w:tcPr>
+            <w:tcW w:type="dxa" w:w="1700"/>
+            <w:tcBorders>
+              <w:top w:val="single" w:color="E2E7EC" w:sz="2" w:space="0"/>
+              <w:left w:val="single" w:color="E2E7EC" w:sz="2" w:space="0"/>
+              <w:bottom w:val="single" w:color="E2E7EC" w:sz="2" w:space="0"/>
+              <w:right w:val="single" w:color="E2E7EC" w:sz="2" w:space="0"/>
+            </w:tcBorders>
+          </w:tcPr>
+          <w:p>
+            <w:pPr>
+              <w:spacing w:before="30" w:after="40"/>
+            </w:pPr>
+            <w:r/>
+            <w:r>
+              <w:rPr>
+                <w:rFonts w:ascii="Arial Unicode MS" w:hAnsi="Arial Unicode MS" w:eastAsia="Arial Unicode MS"/>
+                <w:b/>
+                <w:sz w:val="17"/>
+              </w:rPr>
+              <w:t>句子主干</w:t>
+            </w:r>
+          </w:p>
+        </w:tc>
+        <w:tc>
+          <w:tcPr>
+            <w:tcW w:type="dxa" w:w="8166"/>
+            <w:tcBorders>
+              <w:top w:val="single" w:color="E2E7EC" w:sz="2" w:space="0"/>
+              <w:left w:val="single" w:color="E2E7EC" w:sz="2" w:space="0"/>
+              <w:bottom w:val="single" w:color="E2E7EC" w:sz="2" w:space="0"/>
+              <w:right w:val="single" w:color="E2E7EC" w:sz="2" w:space="0"/>
+            </w:tcBorders>
+          </w:tcPr>
+          <w:p>
+            <w:pPr>
+              <w:spacing w:before="30" w:after="40"/>
+            </w:pPr>
+            <w:r/>
+            <w:r>
+              <w:rPr>
+                <w:rFonts w:ascii="Arial Unicode MS" w:hAnsi="Arial Unicode MS" w:eastAsia="Arial Unicode MS"/>
+                <w:b w:val="0"/>
+                <w:sz w:val="17"/>
+              </w:rPr>
+              <w:t>A small change produced rigid PVC.</w:t>
+            </w:r>
+          </w:p>
+        </w:tc>
+      </w:tr>
+      <w:tr>
+        <w:trPr>
+          <w:cantSplit/>
+        </w:trPr>
+        <w:tc>
+          <w:tcPr>
+            <w:tcW w:type="dxa" w:w="1700"/>
+            <w:tcBorders>
+              <w:top w:val="single" w:color="E2E7EC" w:sz="2" w:space="0"/>
+              <w:left w:val="single" w:color="E2E7EC" w:sz="2" w:space="0"/>
+              <w:bottom w:val="single" w:color="E2E7EC" w:sz="2" w:space="0"/>
+              <w:right w:val="single" w:color="E2E7EC" w:sz="2" w:space="0"/>
+            </w:tcBorders>
+          </w:tcPr>
+          <w:p>
+            <w:pPr>
+              <w:spacing w:before="30" w:after="40"/>
+            </w:pPr>
+            <w:r/>
+            <w:r>
+              <w:rPr>
+                <w:rFonts w:ascii="Arial Unicode MS" w:hAnsi="Arial Unicode MS" w:eastAsia="Arial Unicode MS"/>
+                <w:b/>
+                <w:sz w:val="17"/>
+              </w:rPr>
+              <w:t>简化后的主干意思</w:t>
+            </w:r>
+          </w:p>
+        </w:tc>
+        <w:tc>
+          <w:tcPr>
+            <w:tcW w:type="dxa" w:w="8166"/>
+            <w:tcBorders>
+              <w:top w:val="single" w:color="E2E7EC" w:sz="2" w:space="0"/>
+              <w:left w:val="single" w:color="E2E7EC" w:sz="2" w:space="0"/>
+              <w:bottom w:val="single" w:color="E2E7EC" w:sz="2" w:space="0"/>
+              <w:right w:val="single" w:color="E2E7EC" w:sz="2" w:space="0"/>
+            </w:tcBorders>
+          </w:tcPr>
+          <w:p>
+            <w:pPr>
+              <w:spacing w:before="30" w:after="40"/>
+            </w:pPr>
+            <w:r/>
+            <w:r>
+              <w:rPr>
+                <w:rFonts w:ascii="Arial Unicode MS" w:hAnsi="Arial Unicode MS" w:eastAsia="Arial Unicode MS"/>
+                <w:b w:val="0"/>
+                <w:sz w:val="17"/>
+              </w:rPr>
+              <w:t>一个小改动做出了硬质 PVC。</w:t>
+            </w:r>
+          </w:p>
+        </w:tc>
+      </w:tr>
+    </w:tbl>
+    <w:p>
+      <w:pPr>
+        <w:spacing w:after="60"/>
+      </w:pPr>
+    </w:p>
+    <w:p>
+      <w:pPr>
+        <w:pStyle w:val="6"/>
+      </w:pPr>
+      <w:r>
+        <w:rPr>
+          <w:rFonts w:ascii="Arial Unicode MS" w:hAnsi="Arial Unicode MS" w:eastAsia="Arial Unicode MS"/>
+        </w:rPr>
+        <w:t>长难句 6</w:t>
+      </w:r>
+    </w:p>
+    <w:tbl>
+      <w:tblPr>
+        <w:tblLook w:firstColumn="1" w:firstRow="1" w:lastColumn="0" w:lastRow="0" w:noHBand="0" w:noVBand="1" w:val="04A0"/>
+        <w:tblW w:w="9866" w:type="dxa"/>
+        <w:tblLayout w:type="fixed"/>
+      </w:tblPr>
+      <w:tblGrid>
+        <w:gridCol w:w="1700"/>
+        <w:gridCol w:w="8166"/>
+      </w:tblGrid>
+      <w:tr>
+        <w:trPr>
+          <w:cantSplit/>
+        </w:trPr>
+        <w:tc>
+          <w:tcPr>
+            <w:tcW w:type="dxa" w:w="1700"/>
+            <w:tcBorders>
+              <w:top w:val="single" w:color="E2E7EC" w:sz="2" w:space="0"/>
+              <w:left w:val="single" w:color="E2E7EC" w:sz="2" w:space="0"/>
+              <w:bottom w:val="single" w:color="E2E7EC" w:sz="2" w:space="0"/>
+              <w:right w:val="single" w:color="E2E7EC" w:sz="2" w:space="0"/>
+            </w:tcBorders>
+          </w:tcPr>
+          <w:p>
+            <w:pPr>
+              <w:spacing w:before="30" w:after="40"/>
+            </w:pPr>
+            <w:r/>
+            <w:r>
+              <w:rPr>
+                <w:rFonts w:ascii="Arial Unicode MS" w:hAnsi="Arial Unicode MS" w:eastAsia="Arial Unicode MS"/>
+                <w:b/>
+                <w:sz w:val="17"/>
+              </w:rPr>
+              <w:t>原句</w:t>
+            </w:r>
+          </w:p>
+        </w:tc>
+        <w:tc>
+          <w:tcPr>
+            <w:tcW w:type="dxa" w:w="8166"/>
+            <w:tcBorders>
+              <w:top w:val="single" w:color="E2E7EC" w:sz="2" w:space="0"/>
+              <w:left w:val="single" w:color="E2E7EC" w:sz="2" w:space="0"/>
+              <w:bottom w:val="single" w:color="E2E7EC" w:sz="2" w:space="0"/>
+              <w:right w:val="single" w:color="E2E7EC" w:sz="2" w:space="0"/>
+            </w:tcBorders>
+          </w:tcPr>
+          <w:p>
+            <w:pPr>
+              <w:spacing w:before="30" w:after="40"/>
+            </w:pPr>
+            <w:r/>
+            <w:r>
+              <w:rPr>
+                <w:rFonts w:ascii="Arial Unicode MS" w:hAnsi="Arial Unicode MS" w:eastAsia="Arial Unicode MS"/>
+                <w:b w:val="0"/>
+                <w:sz w:val="17"/>
+              </w:rPr>
+              <w:t>Nor is it very easy to recycle plastics, as different types of plastic are often found in the same items and call for different treatments.</w:t>
+            </w:r>
+          </w:p>
+        </w:tc>
+      </w:tr>
+      <w:tr>
+        <w:trPr>
+          <w:cantSplit/>
+        </w:trPr>
+        <w:tc>
+          <w:tcPr>
+            <w:tcW w:type="dxa" w:w="1700"/>
+            <w:tcBorders>
+              <w:top w:val="single" w:color="E2E7EC" w:sz="2" w:space="0"/>
+              <w:left w:val="single" w:color="E2E7EC" w:sz="2" w:space="0"/>
+              <w:bottom w:val="single" w:color="E2E7EC" w:sz="2" w:space="0"/>
+              <w:right w:val="single" w:color="E2E7EC" w:sz="2" w:space="0"/>
+            </w:tcBorders>
+          </w:tcPr>
+          <w:p>
+            <w:pPr>
+              <w:spacing w:before="30" w:after="40"/>
+            </w:pPr>
+            <w:r/>
+            <w:r>
+              <w:rPr>
+                <w:rFonts w:ascii="Arial Unicode MS" w:hAnsi="Arial Unicode MS" w:eastAsia="Arial Unicode MS"/>
+                <w:b/>
+                <w:sz w:val="17"/>
+              </w:rPr>
+              <w:t>原句理解翻译</w:t>
+            </w:r>
+          </w:p>
+        </w:tc>
+        <w:tc>
+          <w:tcPr>
+            <w:tcW w:type="dxa" w:w="8166"/>
+            <w:tcBorders>
+              <w:top w:val="single" w:color="E2E7EC" w:sz="2" w:space="0"/>
+              <w:left w:val="single" w:color="E2E7EC" w:sz="2" w:space="0"/>
+              <w:bottom w:val="single" w:color="E2E7EC" w:sz="2" w:space="0"/>
+              <w:right w:val="single" w:color="E2E7EC" w:sz="2" w:space="0"/>
+            </w:tcBorders>
+          </w:tcPr>
+          <w:p>
+            <w:pPr>
+              <w:spacing w:before="30" w:after="40"/>
+            </w:pPr>
+            <w:r/>
+            <w:r>
+              <w:rPr>
+                <w:rFonts w:ascii="Arial Unicode MS" w:hAnsi="Arial Unicode MS" w:eastAsia="Arial Unicode MS"/>
+                <w:b w:val="0"/>
+                <w:sz w:val="17"/>
+              </w:rPr>
+              <w:t>塑料也不太容易回收，因为同一件物品中往往含有不同种类的塑料，而它们需要不同的处理方式。</w:t>
+            </w:r>
+          </w:p>
+        </w:tc>
+      </w:tr>
+      <w:tr>
+        <w:trPr>
+          <w:cantSplit/>
+        </w:trPr>
+        <w:tc>
+          <w:tcPr>
+            <w:tcW w:type="dxa" w:w="1700"/>
+            <w:tcBorders>
+              <w:top w:val="single" w:color="E2E7EC" w:sz="2" w:space="0"/>
+              <w:left w:val="single" w:color="E2E7EC" w:sz="2" w:space="0"/>
+              <w:bottom w:val="single" w:color="E2E7EC" w:sz="2" w:space="0"/>
+              <w:right w:val="single" w:color="E2E7EC" w:sz="2" w:space="0"/>
+            </w:tcBorders>
+          </w:tcPr>
+          <w:p>
+            <w:pPr>
+              <w:spacing w:before="30" w:after="40"/>
+            </w:pPr>
+            <w:r/>
+            <w:r>
+              <w:rPr>
+                <w:rFonts w:ascii="Arial Unicode MS" w:hAnsi="Arial Unicode MS" w:eastAsia="Arial Unicode MS"/>
+                <w:b/>
+                <w:sz w:val="17"/>
+              </w:rPr>
+              <w:t>句子主干</w:t>
+            </w:r>
+          </w:p>
+        </w:tc>
+        <w:tc>
+          <w:tcPr>
+            <w:tcW w:type="dxa" w:w="8166"/>
+            <w:tcBorders>
+              <w:top w:val="single" w:color="E2E7EC" w:sz="2" w:space="0"/>
+              <w:left w:val="single" w:color="E2E7EC" w:sz="2" w:space="0"/>
+              <w:bottom w:val="single" w:color="E2E7EC" w:sz="2" w:space="0"/>
+              <w:right w:val="single" w:color="E2E7EC" w:sz="2" w:space="0"/>
+            </w:tcBorders>
+          </w:tcPr>
+          <w:p>
+            <w:pPr>
+              <w:spacing w:before="30" w:after="40"/>
+            </w:pPr>
+            <w:r/>
+            <w:r>
+              <w:rPr>
+                <w:rFonts w:ascii="Arial Unicode MS" w:hAnsi="Arial Unicode MS" w:eastAsia="Arial Unicode MS"/>
+                <w:b w:val="0"/>
+                <w:sz w:val="17"/>
+              </w:rPr>
+              <w:t>It is not very easy to recycle plastics.</w:t>
+            </w:r>
+          </w:p>
+        </w:tc>
+      </w:tr>
+      <w:tr>
+        <w:trPr>
+          <w:cantSplit/>
+        </w:trPr>
+        <w:tc>
+          <w:tcPr>
+            <w:tcW w:type="dxa" w:w="1700"/>
+            <w:tcBorders>
+              <w:top w:val="single" w:color="E2E7EC" w:sz="2" w:space="0"/>
+              <w:left w:val="single" w:color="E2E7EC" w:sz="2" w:space="0"/>
+              <w:bottom w:val="single" w:color="E2E7EC" w:sz="2" w:space="0"/>
+              <w:right w:val="single" w:color="E2E7EC" w:sz="2" w:space="0"/>
+            </w:tcBorders>
+          </w:tcPr>
+          <w:p>
+            <w:pPr>
+              <w:spacing w:before="30" w:after="40"/>
+            </w:pPr>
+            <w:r/>
+            <w:r>
+              <w:rPr>
+                <w:rFonts w:ascii="Arial Unicode MS" w:hAnsi="Arial Unicode MS" w:eastAsia="Arial Unicode MS"/>
+                <w:b/>
+                <w:sz w:val="17"/>
+              </w:rPr>
+              <w:t>简化后的主干意思</w:t>
+            </w:r>
+          </w:p>
+        </w:tc>
+        <w:tc>
+          <w:tcPr>
+            <w:tcW w:type="dxa" w:w="8166"/>
+            <w:tcBorders>
+              <w:top w:val="single" w:color="E2E7EC" w:sz="2" w:space="0"/>
+              <w:left w:val="single" w:color="E2E7EC" w:sz="2" w:space="0"/>
+              <w:bottom w:val="single" w:color="E2E7EC" w:sz="2" w:space="0"/>
+              <w:right w:val="single" w:color="E2E7EC" w:sz="2" w:space="0"/>
+            </w:tcBorders>
+          </w:tcPr>
+          <w:p>
+            <w:pPr>
+              <w:spacing w:before="30" w:after="40"/>
+            </w:pPr>
+            <w:r/>
+            <w:r>
+              <w:rPr>
+                <w:rFonts w:ascii="Arial Unicode MS" w:hAnsi="Arial Unicode MS" w:eastAsia="Arial Unicode MS"/>
+                <w:b w:val="0"/>
+                <w:sz w:val="17"/>
+              </w:rPr>
+              <w:t>塑料回收并不容易。</w:t>
+            </w:r>
+          </w:p>
+        </w:tc>
+      </w:tr>
+    </w:tbl>
+    <w:p>
+      <w:pPr>
+        <w:spacing w:after="60"/>
+      </w:pPr>
+    </w:p>
+    <w:p>
+      <w:pPr>
+        <w:pStyle w:val="6"/>
+      </w:pPr>
+      <w:r>
+        <w:rPr>
+          <w:rFonts w:ascii="Arial Unicode MS" w:hAnsi="Arial Unicode MS" w:eastAsia="Arial Unicode MS"/>
+        </w:rPr>
+        <w:t>长难句 7</w:t>
+      </w:r>
+    </w:p>
+    <w:tbl>
+      <w:tblPr>
+        <w:tblLook w:firstColumn="1" w:firstRow="1" w:lastColumn="0" w:lastRow="0" w:noHBand="0" w:noVBand="1" w:val="04A0"/>
+        <w:tblW w:w="9866" w:type="dxa"/>
+        <w:tblLayout w:type="fixed"/>
+      </w:tblPr>
+      <w:tblGrid>
+        <w:gridCol w:w="1700"/>
+        <w:gridCol w:w="8166"/>
+      </w:tblGrid>
+      <w:tr>
+        <w:trPr>
+          <w:cantSplit/>
+        </w:trPr>
+        <w:tc>
+          <w:tcPr>
+            <w:tcW w:type="dxa" w:w="1700"/>
+            <w:tcBorders>
+              <w:top w:val="single" w:color="E2E7EC" w:sz="2" w:space="0"/>
+              <w:left w:val="single" w:color="E2E7EC" w:sz="2" w:space="0"/>
+              <w:bottom w:val="single" w:color="E2E7EC" w:sz="2" w:space="0"/>
+              <w:right w:val="single" w:color="E2E7EC" w:sz="2" w:space="0"/>
+            </w:tcBorders>
+          </w:tcPr>
+          <w:p>
+            <w:pPr>
+              <w:spacing w:before="30" w:after="40"/>
+            </w:pPr>
+            <w:r/>
+            <w:r>
+              <w:rPr>
+                <w:rFonts w:ascii="Arial Unicode MS" w:hAnsi="Arial Unicode MS" w:eastAsia="Arial Unicode MS"/>
+                <w:b/>
+                <w:sz w:val="17"/>
+              </w:rPr>
+              <w:t>原句</w:t>
+            </w:r>
+          </w:p>
+        </w:tc>
+        <w:tc>
+          <w:tcPr>
+            <w:tcW w:type="dxa" w:w="8166"/>
+            <w:tcBorders>
+              <w:top w:val="single" w:color="E2E7EC" w:sz="2" w:space="0"/>
+              <w:left w:val="single" w:color="E2E7EC" w:sz="2" w:space="0"/>
+              <w:bottom w:val="single" w:color="E2E7EC" w:sz="2" w:space="0"/>
+              <w:right w:val="single" w:color="E2E7EC" w:sz="2" w:space="0"/>
+            </w:tcBorders>
+          </w:tcPr>
+          <w:p>
+            <w:pPr>
+              <w:spacing w:before="30" w:after="40"/>
+            </w:pPr>
+            <w:r/>
+            <w:r>
+              <w:rPr>
+                <w:rFonts w:ascii="Arial Unicode MS" w:hAnsi="Arial Unicode MS" w:eastAsia="Arial Unicode MS"/>
+                <w:b w:val="0"/>
+                <w:sz w:val="17"/>
+              </w:rPr>
+              <w:t>Plastics can be made biodegradable by incorporating into their structure a material such as starch, which is attacked by bacteria and causes the plastic to fall apart.</w:t>
+            </w:r>
+          </w:p>
+        </w:tc>
+      </w:tr>
+      <w:tr>
+        <w:trPr>
+          <w:cantSplit/>
+        </w:trPr>
+        <w:tc>
+          <w:tcPr>
+            <w:tcW w:type="dxa" w:w="1700"/>
+            <w:tcBorders>
+              <w:top w:val="single" w:color="E2E7EC" w:sz="2" w:space="0"/>
+              <w:left w:val="single" w:color="E2E7EC" w:sz="2" w:space="0"/>
+              <w:bottom w:val="single" w:color="E2E7EC" w:sz="2" w:space="0"/>
+              <w:right w:val="single" w:color="E2E7EC" w:sz="2" w:space="0"/>
+            </w:tcBorders>
+          </w:tcPr>
+          <w:p>
+            <w:pPr>
+              <w:spacing w:before="30" w:after="40"/>
+            </w:pPr>
+            <w:r/>
+            <w:r>
+              <w:rPr>
+                <w:rFonts w:ascii="Arial Unicode MS" w:hAnsi="Arial Unicode MS" w:eastAsia="Arial Unicode MS"/>
+                <w:b/>
+                <w:sz w:val="17"/>
+              </w:rPr>
+              <w:t>原句理解翻译</w:t>
+            </w:r>
+          </w:p>
+        </w:tc>
+        <w:tc>
+          <w:tcPr>
+            <w:tcW w:type="dxa" w:w="8166"/>
+            <w:tcBorders>
+              <w:top w:val="single" w:color="E2E7EC" w:sz="2" w:space="0"/>
+              <w:left w:val="single" w:color="E2E7EC" w:sz="2" w:space="0"/>
+              <w:bottom w:val="single" w:color="E2E7EC" w:sz="2" w:space="0"/>
+              <w:right w:val="single" w:color="E2E7EC" w:sz="2" w:space="0"/>
+            </w:tcBorders>
+          </w:tcPr>
+          <w:p>
+            <w:pPr>
+              <w:spacing w:before="30" w:after="40"/>
+            </w:pPr>
+            <w:r/>
+            <w:r>
+              <w:rPr>
+                <w:rFonts w:ascii="Arial Unicode MS" w:hAnsi="Arial Unicode MS" w:eastAsia="Arial Unicode MS"/>
+                <w:b w:val="0"/>
+                <w:sz w:val="17"/>
+              </w:rPr>
+              <w:t>通过在结构中加入淀粉之类的材料，可以使塑料变得可生物降解；这种材料会被细菌侵蚀，并使塑料散架。</w:t>
+            </w:r>
+          </w:p>
+        </w:tc>
+      </w:tr>
+      <w:tr>
+        <w:trPr>
+          <w:cantSplit/>
+        </w:trPr>
+        <w:tc>
+          <w:tcPr>
+            <w:tcW w:type="dxa" w:w="1700"/>
+            <w:tcBorders>
+              <w:top w:val="single" w:color="E2E7EC" w:sz="2" w:space="0"/>
+              <w:left w:val="single" w:color="E2E7EC" w:sz="2" w:space="0"/>
+              <w:bottom w:val="single" w:color="E2E7EC" w:sz="2" w:space="0"/>
+              <w:right w:val="single" w:color="E2E7EC" w:sz="2" w:space="0"/>
+            </w:tcBorders>
+          </w:tcPr>
+          <w:p>
+            <w:pPr>
+              <w:spacing w:before="30" w:after="40"/>
+            </w:pPr>
+            <w:r/>
+            <w:r>
+              <w:rPr>
+                <w:rFonts w:ascii="Arial Unicode MS" w:hAnsi="Arial Unicode MS" w:eastAsia="Arial Unicode MS"/>
+                <w:b/>
+                <w:sz w:val="17"/>
+              </w:rPr>
+              <w:t>句子主干</w:t>
+            </w:r>
+          </w:p>
+        </w:tc>
+        <w:tc>
+          <w:tcPr>
+            <w:tcW w:type="dxa" w:w="8166"/>
+            <w:tcBorders>
+              <w:top w:val="single" w:color="E2E7EC" w:sz="2" w:space="0"/>
+              <w:left w:val="single" w:color="E2E7EC" w:sz="2" w:space="0"/>
+              <w:bottom w:val="single" w:color="E2E7EC" w:sz="2" w:space="0"/>
+              <w:right w:val="single" w:color="E2E7EC" w:sz="2" w:space="0"/>
+            </w:tcBorders>
+          </w:tcPr>
+          <w:p>
+            <w:pPr>
+              <w:spacing w:before="30" w:after="40"/>
+            </w:pPr>
+            <w:r/>
+            <w:r>
+              <w:rPr>
+                <w:rFonts w:ascii="Arial Unicode MS" w:hAnsi="Arial Unicode MS" w:eastAsia="Arial Unicode MS"/>
+                <w:b w:val="0"/>
+                <w:sz w:val="17"/>
+              </w:rPr>
+              <w:t>Plastics can be made biodegradable by incorporating starch.</w:t>
+            </w:r>
+          </w:p>
+        </w:tc>
+      </w:tr>
+      <w:tr>
+        <w:trPr>
+          <w:cantSplit/>
+        </w:trPr>
+        <w:tc>
+          <w:tcPr>
+            <w:tcW w:type="dxa" w:w="1700"/>
+            <w:tcBorders>
+              <w:top w:val="single" w:color="E2E7EC" w:sz="2" w:space="0"/>
+              <w:left w:val="single" w:color="E2E7EC" w:sz="2" w:space="0"/>
+              <w:bottom w:val="single" w:color="E2E7EC" w:sz="2" w:space="0"/>
+              <w:right w:val="single" w:color="E2E7EC" w:sz="2" w:space="0"/>
+            </w:tcBorders>
+          </w:tcPr>
+          <w:p>
+            <w:pPr>
+              <w:spacing w:before="30" w:after="40"/>
+            </w:pPr>
+            <w:r/>
+            <w:r>
+              <w:rPr>
+                <w:rFonts w:ascii="Arial Unicode MS" w:hAnsi="Arial Unicode MS" w:eastAsia="Arial Unicode MS"/>
+                <w:b/>
+                <w:sz w:val="17"/>
+              </w:rPr>
+              <w:t>简化后的主干意思</w:t>
+            </w:r>
+          </w:p>
+        </w:tc>
+        <w:tc>
+          <w:tcPr>
+            <w:tcW w:type="dxa" w:w="8166"/>
+            <w:tcBorders>
+              <w:top w:val="single" w:color="E2E7EC" w:sz="2" w:space="0"/>
+              <w:left w:val="single" w:color="E2E7EC" w:sz="2" w:space="0"/>
+              <w:bottom w:val="single" w:color="E2E7EC" w:sz="2" w:space="0"/>
+              <w:right w:val="single" w:color="E2E7EC" w:sz="2" w:space="0"/>
+            </w:tcBorders>
+          </w:tcPr>
+          <w:p>
+            <w:pPr>
+              <w:spacing w:before="30" w:after="40"/>
+            </w:pPr>
+            <w:r/>
+            <w:r>
+              <w:rPr>
+                <w:rFonts w:ascii="Arial Unicode MS" w:hAnsi="Arial Unicode MS" w:eastAsia="Arial Unicode MS"/>
+                <w:b w:val="0"/>
+                <w:sz w:val="17"/>
+              </w:rPr>
+              <w:t>加入淀粉能让塑料降解。</w:t>
             </w:r>
           </w:p>
         </w:tc>
